--- a/zht/docx/171.content.docx
+++ b/zht/docx/171.content.docx
@@ -19,7 +19,7 @@
         <w:rPr>
           <w:lang w:val="zh_TW" w:bidi="zh_TW"/>
         </w:rPr>
-        <w:t>Resource: 聖經詞典 (Tyndale)</w:t>
+        <w:t>Resource: Tyndale Open Bible Dictionary</w:t>
       </w:r>
       <w:r>
         <w:rPr>
@@ -112,7 +112,7 @@
         <w:rPr>
           <w:lang w:val="zh_TW" w:bidi="zh_TW"/>
         </w:rPr>
-        <w:t>聖經詞典 (Tyndale)</w:t>
+        <w:t>Tyndale Open Bible Dictionary</w:t>
       </w:r>
     </w:p>
     <w:p>
@@ -149,7 +149,7 @@
         <w:rPr>
           <w:lang w:val="zh_TW" w:bidi="zh_TW"/>
         </w:rPr>
-        <w:t>zhong</w:t>
+        <w:t>yong</w:t>
       </w:r>
       <w:r>
         <w:rPr>
@@ -212,7 +212,7 @@
         <w:rPr>
           <w:lang w:val="zh_TW" w:bidi="zh_TW"/>
         </w:rPr>
-        <w:t>中間狀態</w:t>
+        <w:t>永生</w:t>
       </w:r>
       <w:r>
         <w:rPr>
@@ -231,36 +231,7 @@
         <w:rPr>
           <w:lang w:val="zh_TW" w:bidi="zh_TW"/>
         </w:rPr>
-        <w:t>這是人死後、最終復活之前的那段狀態。換句話說，一個人在死後但還未復活之前會發生什麼事？這方面的教導在新約聖經中比在舊約聖經中更為清楚。不過，若認為舊約聖經完全沒有提及這個問題，那是錯誤的（例如，</w:t>
-      </w:r>
-      <w:hyperlink r:id="rId13">
-        <w:r>
-          <w:rPr>
-            <w:lang w:val="zh_TW" w:bidi="zh_TW"/>
-          </w:rPr>
-          <w:rPr>
-            <w:color w:val="0000EE"/>
-            <w:u w:val="single"/>
-          </w:rPr>
-          <w:t>伯19:25</w:t>
-        </w:r>
-      </w:hyperlink>
-      <w:r>
-        <w:rPr>
-          <w:lang w:val="zh_TW" w:bidi="zh_TW"/>
-        </w:rPr>
-        <w:t>）。</w:t>
-      </w:r>
-    </w:p>
-    <w:p>
-      <w:pPr>
-        <w:pStyle w:val="Heading3"/>
-      </w:pPr>
-      <w:r>
-        <w:rPr>
-          <w:lang w:val="zh_TW" w:bidi="zh_TW"/>
-        </w:rPr>
-        <w:t>聖經對中間狀態的教導是甚麼？</w:t>
+        <w:t>聖經中所描述的一種存在模式，具有永恆或不朽的特性，是從神來並賜予信徒的生命。聖經作者認識到有一位活的神，在世界創造之前就存在，並當時間的終結來到時，祂仍然持續存在。神賜給那些順服並對祂負責之人的禮物被稱為「永生」或類似的同義詞。約翰福音提供了對永生最清楚的教導。</w:t>
       </w:r>
     </w:p>
     <w:p>
@@ -274,9 +245,9 @@
         <w:rPr>
           <w:lang w:val="zh_TW" w:bidi="zh_TW"/>
         </w:rPr>
-        <w:t>根據耶穌基督在</w:t>
-      </w:r>
-      <w:hyperlink r:id="rId14">
+        <w:t>「永生」這個詞在希臘文舊約中僅出現一次（</w:t>
+      </w:r>
+      <w:hyperlink r:id="rId13">
         <w:r>
           <w:rPr>
             <w:lang w:val="zh_TW" w:bidi="zh_TW"/>
@@ -285,68 +256,14 @@
             <w:color w:val="0000EE"/>
             <w:u w:val="single"/>
           </w:rPr>
-          <w:t>馬太福音二十二章32節</w:t>
+          <w:t>但12:2</w:t>
         </w:r>
       </w:hyperlink>
       <w:r>
         <w:rPr>
           <w:lang w:val="zh_TW" w:bidi="zh_TW"/>
         </w:rPr>
-        <w:t>的教導，如</w:t>
-      </w:r>
-      <w:hyperlink r:id="rId15">
-        <w:r>
-          <w:rPr>
-            <w:lang w:val="zh_TW" w:bidi="zh_TW"/>
-          </w:rPr>
-          <w:rPr>
-            <w:color w:val="0000EE"/>
-            <w:u w:val="single"/>
-          </w:rPr>
-          <w:t>出埃及記三章6節</w:t>
-        </w:r>
-      </w:hyperlink>
-      <w:r>
-        <w:rPr>
-          <w:lang w:val="zh_TW" w:bidi="zh_TW"/>
-        </w:rPr>
-        <w:t>這樣的經文提供了「中間狀態」存在的線索。即使在新約聖經中，有關中間狀態的說明也並不十分明確，只能從關於人（尤其是信徒）肉身死亡與復活的教導中，間接得知。這是基督自己在</w:t>
-      </w:r>
-      <w:hyperlink r:id="rId16">
-        <w:r>
-          <w:rPr>
-            <w:lang w:val="zh_TW" w:bidi="zh_TW"/>
-          </w:rPr>
-          <w:rPr>
-            <w:color w:val="0000EE"/>
-            <w:u w:val="single"/>
-          </w:rPr>
-          <w:t>馬太福音二十二章30至32節</w:t>
-        </w:r>
-      </w:hyperlink>
-      <w:r>
-        <w:rPr>
-          <w:lang w:val="zh_TW" w:bidi="zh_TW"/>
-        </w:rPr>
-        <w:t>中所教導的。使徒（特別是保羅）也同樣教導了這一點，如他在</w:t>
-      </w:r>
-      <w:hyperlink r:id="rId17">
-        <w:r>
-          <w:rPr>
-            <w:lang w:val="zh_TW" w:bidi="zh_TW"/>
-          </w:rPr>
-          <w:rPr>
-            <w:color w:val="0000EE"/>
-            <w:u w:val="single"/>
-          </w:rPr>
-          <w:t>哥林多前書十五章</w:t>
-        </w:r>
-      </w:hyperlink>
-      <w:r>
-        <w:rPr>
-          <w:lang w:val="zh_TW" w:bidi="zh_TW"/>
-        </w:rPr>
-        <w:t>所述。</w:t>
+        <w:t>，基本意思是「那個時代的生命（the life of the age）」，指的是超越死人復活時代的生命）。然而，舊約中「生命」的主要意義是地上生活的福祉。</w:t>
       </w:r>
     </w:p>
     <w:p>
@@ -360,101 +277,7 @@
         <w:rPr>
           <w:lang w:val="zh_TW" w:bidi="zh_TW"/>
         </w:rPr>
-        <w:t>此外，聖經教導人是由靈魂與身體組成的一個整體，而不是靈魂偶然有了身體（</w:t>
-      </w:r>
-      <w:hyperlink r:id="rId18">
-        <w:r>
-          <w:rPr>
-            <w:lang w:val="zh_TW" w:bidi="zh_TW"/>
-          </w:rPr>
-          <w:rPr>
-            <w:color w:val="0000EE"/>
-            <w:u w:val="single"/>
-          </w:rPr>
-          <w:t>創2:7</w:t>
-        </w:r>
-      </w:hyperlink>
-      <w:r>
-        <w:rPr>
-          <w:lang w:val="zh_TW" w:bidi="zh_TW"/>
-        </w:rPr>
-        <w:t>）。這一點讓我們得以窺見人死後的情況。根據這些經文的啟示，可以得出關於中間狀態的兩個結論。</w:t>
-      </w:r>
-    </w:p>
-    <w:p>
-      <w:pPr>
-        <w:pStyle w:val="ListNumber"/>
-        <w:numPr>
-          <w:ilvl w:val="0"/>
-          <w:numId w:val="14"/>
-        </w:numPr>
-        <w:spacing w:line="240" w:lineRule="auto"/>
-        <w:ind w:left="720"/>
-      </w:pPr>
-      <w:r>
-        <w:rPr>
-          <w:lang w:val="zh_TW" w:bidi="zh_TW"/>
-        </w:rPr>
-      </w:r>
-      <w:r>
-        <w:rPr>
-          <w:lang w:val="zh_TW" w:bidi="zh_TW"/>
-        </w:rPr>
-        <w:t>肉身的死亡並不是一個人生命的完全終結。人在死後仍繼續存在，這不僅是活在後人的記憶中，而是以一個有別於他人的獨立個體繼續存在。對信徒而言，他們在死後能意識到神慈愛的同在（</w:t>
-      </w:r>
-      <w:hyperlink r:id="rId19">
-        <w:r>
-          <w:rPr>
-            <w:lang w:val="zh_TW" w:bidi="zh_TW"/>
-          </w:rPr>
-          <w:rPr>
-            <w:color w:val="0000EE"/>
-            <w:u w:val="single"/>
-          </w:rPr>
-          <w:t>腓1:23</w:t>
-        </w:r>
-      </w:hyperlink>
-      <w:r>
-        <w:rPr>
-          <w:lang w:val="zh_TW" w:bidi="zh_TW"/>
-        </w:rPr>
-        <w:t>）。</w:t>
-      </w:r>
-    </w:p>
-    <w:p>
-      <w:pPr>
-        <w:pStyle w:val="ListNumber"/>
-        <w:spacing w:line="240" w:lineRule="auto"/>
-        <w:ind w:left="720"/>
-      </w:pPr>
-      <w:r>
-        <w:rPr>
-          <w:lang w:val="zh_TW" w:bidi="zh_TW"/>
-        </w:rPr>
-      </w:r>
-      <w:r>
-        <w:rPr>
-          <w:lang w:val="zh_TW" w:bidi="zh_TW"/>
-        </w:rPr>
-        <w:t>然而，這種存在並不是人原本被造時的樣式。這是一種不完全或非常態的狀態，因為擁有身體是人按神的形像被造的一個必要條件。人在經歷死亡之後，等待身體的復活。對基督徒而言，那時將經歷完全的救贖——在基督面前脫離罪惡，進入完全自由的狀態（</w:t>
-      </w:r>
-      <w:hyperlink r:id="rId20">
-        <w:r>
-          <w:rPr>
-            <w:lang w:val="zh_TW" w:bidi="zh_TW"/>
-          </w:rPr>
-          <w:rPr>
-            <w:color w:val="0000EE"/>
-            <w:u w:val="single"/>
-          </w:rPr>
-          <w:t>林前15:50–58</w:t>
-        </w:r>
-      </w:hyperlink>
-      <w:r>
-        <w:rPr>
-          <w:lang w:val="zh_TW" w:bidi="zh_TW"/>
-        </w:rPr>
-        <w:t>）。</w:t>
+        <w:t>在兩約之間的時期，猶太拉比清楚地區分了「今世」和「將來的世代」。他們強調，將來世代的生命不僅僅是在數量上的延續，而是質量上的區別。</w:t>
       </w:r>
     </w:p>
     <w:p>
@@ -468,36 +291,7 @@
         <w:rPr>
           <w:lang w:val="zh_TW" w:bidi="zh_TW"/>
         </w:rPr>
-        <w:t>聖經對非基督徒在中間狀態中的情形說得較不清楚。其中包括一段難解的經文，就是</w:t>
-      </w:r>
-      <w:hyperlink r:id="rId21">
-        <w:r>
-          <w:rPr>
-            <w:lang w:val="zh_TW" w:bidi="zh_TW"/>
-          </w:rPr>
-          <w:rPr>
-            <w:color w:val="0000EE"/>
-            <w:u w:val="single"/>
-          </w:rPr>
-          <w:t>彼得前書三章19至20節</w:t>
-        </w:r>
-      </w:hyperlink>
-      <w:r>
-        <w:rPr>
-          <w:lang w:val="zh_TW" w:bidi="zh_TW"/>
-        </w:rPr>
-        <w:t>所提到基督向「監獄裡的靈」傳道的事。</w:t>
-      </w:r>
-    </w:p>
-    <w:p>
-      <w:pPr>
-        <w:pStyle w:val="Heading3"/>
-      </w:pPr>
-      <w:r>
-        <w:rPr>
-          <w:lang w:val="zh_TW" w:bidi="zh_TW"/>
-        </w:rPr>
-        <w:t>中間狀態是怎樣的？</w:t>
+        <w:t>希臘文中「永恆」一詞的詞源與「世代」或「永遠」相關。將新約置於猶太教的背景下，結合永活神和「將來世代」的應許，使「永恆」這個形容詞具有更深的意義。耶穌基督作為神的最終啟示，使未來彌賽亞世代的生命品質在現在的現實中成為可能。</w:t>
       </w:r>
     </w:p>
     <w:p>
@@ -511,9 +305,9 @@
         <w:rPr>
           <w:lang w:val="zh_TW" w:bidi="zh_TW"/>
         </w:rPr>
-        <w:t>聖經對中間狀態中的生命狀況所揭示的內容十分有限。保羅在</w:t>
-      </w:r>
-      <w:hyperlink r:id="rId19">
+        <w:t>那位富有的年輕官員來到耶穌面前，詢問如何承受永生（</w:t>
+      </w:r>
+      <w:hyperlink r:id="rId14">
         <w:r>
           <w:rPr>
             <w:lang w:val="zh_TW" w:bidi="zh_TW"/>
@@ -522,16 +316,16 @@
             <w:color w:val="0000EE"/>
             <w:u w:val="single"/>
           </w:rPr>
-          <w:t>腓立比書一章23節</w:t>
+          <w:t>可10:17</w:t>
         </w:r>
       </w:hyperlink>
       <w:r>
         <w:rPr>
           <w:lang w:val="zh_TW" w:bidi="zh_TW"/>
         </w:rPr>
-        <w:t>提到，他離世以後要「與基督同在，因為這是好得無比的」，但他並沒有提供具體細節。至於掃羅與「隱‧多珥的交鬼婦人」（「交鬼婦人」是指與靈界溝通的人。）的事件（</w:t>
-      </w:r>
-      <w:hyperlink r:id="rId22">
+        <w:t>）。顯然，他想到的是將來世代的復活生命。耶穌的回答以相同的概念來應對（</w:t>
+      </w:r>
+      <w:hyperlink r:id="rId15">
         <w:r>
           <w:rPr>
             <w:lang w:val="zh_TW" w:bidi="zh_TW"/>
@@ -540,14 +334,14 @@
             <w:color w:val="0000EE"/>
             <w:u w:val="single"/>
           </w:rPr>
-          <w:t>撒上28:7</w:t>
+          <w:t>30</w:t>
         </w:r>
       </w:hyperlink>
       <w:r>
         <w:rPr>
           <w:lang w:val="zh_TW" w:bidi="zh_TW"/>
         </w:rPr>
-        <w:t>），也不宜用來推斷中間狀態的情形，因為對於這段經文的解釋存在許多不同看法。</w:t>
+        <w:t>節）。</w:t>
       </w:r>
     </w:p>
     <w:p>
@@ -561,9 +355,9 @@
         <w:rPr>
           <w:lang w:val="zh_TW" w:bidi="zh_TW"/>
         </w:rPr>
-        <w:t>基督在</w:t>
-      </w:r>
-      <w:hyperlink r:id="rId23">
+        <w:t>耶穌對富有年輕人的回答中，把接受永生等同於進入神的國（</w:t>
+      </w:r>
+      <w:hyperlink r:id="rId16">
         <w:r>
           <w:rPr>
             <w:lang w:val="zh_TW" w:bidi="zh_TW"/>
@@ -572,16 +366,16 @@
             <w:color w:val="0000EE"/>
             <w:u w:val="single"/>
           </w:rPr>
-          <w:t>路加福音十六章19至31節</w:t>
+          <w:t>可10:23–25</w:t>
         </w:r>
       </w:hyperlink>
       <w:r>
         <w:rPr>
           <w:lang w:val="zh_TW" w:bidi="zh_TW"/>
         </w:rPr>
-        <w:t>中所說「財主與拉撒路」的比喻，同樣難以直接用來描繪中間狀態，因為那是一個具有象徵性的比喻。其主要目的是教導人今生對永恆結局的重要性，因此必須謹慎看待。或許我們所能確定的只是：死在基督裡的人「立即與神同在」，他們在祂慈愛的同在中得享安息，直到復活之日；而未得救的人則處於沒有平安的狀態，等待復活受審判（</w:t>
-      </w:r>
-      <w:hyperlink r:id="rId24">
+        <w:t>）。神的國不僅僅是一個未來的事件，而是已經在耶穌的生命、事工和教導中開始實現。神的國是現在這個當下（present）生命的禮物，信徒在現今世代中便能領受。耶穌的許多比喻強調了這一點（例如，</w:t>
+      </w:r>
+      <w:hyperlink r:id="rId17">
         <w:r>
           <w:rPr>
             <w:lang w:val="zh_TW" w:bidi="zh_TW"/>
@@ -590,25 +384,32 @@
             <w:color w:val="0000EE"/>
             <w:u w:val="single"/>
           </w:rPr>
-          <w:t>約5:29</w:t>
+          <w:t>太13章</w:t>
         </w:r>
       </w:hyperlink>
       <w:r>
         <w:rPr>
           <w:lang w:val="zh_TW" w:bidi="zh_TW"/>
         </w:rPr>
-        <w:t>）。</w:t>
-      </w:r>
-    </w:p>
-    <w:p>
-      <w:pPr>
-        <w:pStyle w:val="Heading3"/>
-      </w:pPr>
-      <w:r>
-        <w:rPr>
-          <w:lang w:val="zh_TW" w:bidi="zh_TW"/>
-        </w:rPr>
-        <w:t>基督教思想中的中間狀態</w:t>
+        <w:t>中的比喻）。登山寶訓中的八福（</w:t>
+      </w:r>
+      <w:hyperlink r:id="rId18">
+        <w:r>
+          <w:rPr>
+            <w:lang w:val="zh_TW" w:bidi="zh_TW"/>
+          </w:rPr>
+          <w:rPr>
+            <w:color w:val="0000EE"/>
+            <w:u w:val="single"/>
+          </w:rPr>
+          <w:t>5:3–12</w:t>
+        </w:r>
+      </w:hyperlink>
+      <w:r>
+        <w:rPr>
+          <w:lang w:val="zh_TW" w:bidi="zh_TW"/>
+        </w:rPr>
+        <w:t>）進一步闡明了當下的祝福，包括救恩、赦罪和公義。因此，永生是一種現今的祝福，賜予那些順服神的統治並在這新救恩時代的祝福中生活的人，在現今世代結束之前，便能享受這恩典。</w:t>
       </w:r>
     </w:p>
     <w:p>
@@ -622,79 +423,43 @@
         <w:rPr>
           <w:lang w:val="zh_TW" w:bidi="zh_TW"/>
         </w:rPr>
-        <w:t>歷世歷代以來，基督徒為了更清楚地理解聖經對人死後至最後審判之間這段時間的教導，主要提出了三種觀點：</w:t>
-      </w:r>
-    </w:p>
-    <w:p>
-      <w:pPr>
-        <w:pStyle w:val="ListNumber"/>
-        <w:numPr>
-          <w:ilvl w:val="0"/>
-          <w:numId w:val="15"/>
-        </w:numPr>
-        <w:spacing w:line="240" w:lineRule="auto"/>
-        <w:ind w:left="720"/>
-      </w:pPr>
-      <w:r>
-        <w:rPr>
-          <w:lang w:val="zh_TW" w:bidi="zh_TW"/>
-        </w:rPr>
-      </w:r>
-      <w:r>
-        <w:rPr>
-          <w:lang w:val="zh_TW" w:bidi="zh_TW"/>
-        </w:rPr>
-        <w:t>希臘哲學家（特別是柏拉圖〔Plato〕）曾深刻影響部分基督徒對信仰的理解。這種影響在基督教歷史中多次出現。柏拉圖的思想把物質的身體（視為邪惡）與靈魂（視為良善）區分開來。</w:t>
-        <w:br/>
-      </w:r>
-      <w:r>
-        <w:rPr>
-          <w:lang w:val="zh_TW" w:bidi="zh_TW"/>
-        </w:rPr>
-        <w:t>在聖經中，保羅也教導了關於「肉體〔即身體〕」與「靈」之間的差別，但有些人誤解了保羅的意思，過分強調靈魂的重要，卻忽略了身體的價值。</w:t>
-        <w:br/>
-      </w:r>
-      <w:r>
-        <w:rPr>
-          <w:lang w:val="zh_TW" w:bidi="zh_TW"/>
-        </w:rPr>
-        <w:t>這種誤解導致兩個問題：</w:t>
-      </w:r>
-    </w:p>
-    <w:p>
-      <w:pPr>
-        <w:pStyle w:val="ListNumber"/>
-        <w:spacing w:line="240" w:lineRule="auto"/>
-        <w:ind w:left="1440"/>
-      </w:pPr>
-      <w:r>
-        <w:rPr>
-          <w:lang w:val="zh_TW" w:bidi="zh_TW"/>
-        </w:rPr>
-      </w:r>
-      <w:r>
-        <w:rPr>
-          <w:lang w:val="zh_TW" w:bidi="zh_TW"/>
-        </w:rPr>
-        <w:t>人們開始忽視聖經關於神要使死人復活的教導。</w:t>
-      </w:r>
-    </w:p>
-    <w:p>
-      <w:pPr>
-        <w:pStyle w:val="ListNumber"/>
-        <w:spacing w:line="240" w:lineRule="auto"/>
-        <w:ind w:left="1440"/>
-      </w:pPr>
-      <w:r>
-        <w:rPr>
-          <w:lang w:val="zh_TW" w:bidi="zh_TW"/>
-        </w:rPr>
-      </w:r>
-      <w:r>
-        <w:rPr>
-          <w:lang w:val="zh_TW" w:bidi="zh_TW"/>
-        </w:rPr>
-        <w:t>有些人甚至完全忽視復活將在末日時發生的這一真理。</w:t>
+        <w:t>關於永生最全面的討論出現在約翰福音。約翰的目是突出這一概念的關鍵重要性：「但記這些事要叫你們信耶穌是基督，是神的兒子，並且叫你們信了他，就可以因他的名得生命。」（</w:t>
+      </w:r>
+      <w:hyperlink r:id="rId19">
+        <w:r>
+          <w:rPr>
+            <w:lang w:val="zh_TW" w:bidi="zh_TW"/>
+          </w:rPr>
+          <w:rPr>
+            <w:color w:val="0000EE"/>
+            <w:u w:val="single"/>
+          </w:rPr>
+          <w:t>約20:31</w:t>
+        </w:r>
+      </w:hyperlink>
+      <w:r>
+        <w:rPr>
+          <w:lang w:val="zh_TW" w:bidi="zh_TW"/>
+        </w:rPr>
+        <w:t>）。約翰中最早提及永生見於</w:t>
+      </w:r>
+      <w:hyperlink r:id="rId20">
+        <w:r>
+          <w:rPr>
+            <w:lang w:val="zh_TW" w:bidi="zh_TW"/>
+          </w:rPr>
+          <w:rPr>
+            <w:color w:val="0000EE"/>
+            <w:u w:val="single"/>
+          </w:rPr>
+          <w:t>約翰福音三章15節</w:t>
+        </w:r>
+      </w:hyperlink>
+      <w:r>
+        <w:rPr>
+          <w:lang w:val="zh_TW" w:bidi="zh_TW"/>
+        </w:rPr>
+        <w:t>。</w:t>
       </w:r>
     </w:p>
     <w:p>
@@ -708,61 +473,127 @@
         <w:rPr>
           <w:lang w:val="zh_TW" w:bidi="zh_TW"/>
         </w:rPr>
-        <w:t>持柏拉圖思想的人認為：</w:t>
-      </w:r>
-    </w:p>
-    <w:p>
-      <w:pPr>
-        <w:pStyle w:val="ListBullet"/>
-        <w:spacing w:line="240" w:lineRule="auto"/>
-        <w:ind w:left="1440"/>
-      </w:pPr>
-      <w:r>
-        <w:rPr>
-          <w:lang w:val="zh_TW" w:bidi="zh_TW"/>
-        </w:rPr>
-      </w:r>
-      <w:r>
-        <w:rPr>
-          <w:lang w:val="zh_TW" w:bidi="zh_TW"/>
-        </w:rPr>
-        <w:t>屬物質的事物不如屬靈的事物重要</w:t>
-      </w:r>
-    </w:p>
-    <w:p>
-      <w:pPr>
-        <w:pStyle w:val="ListBullet"/>
-        <w:spacing w:line="240" w:lineRule="auto"/>
-        <w:ind w:left="1440"/>
-      </w:pPr>
-      <w:r>
-        <w:rPr>
-          <w:lang w:val="zh_TW" w:bidi="zh_TW"/>
-        </w:rPr>
-      </w:r>
-      <w:r>
-        <w:rPr>
-          <w:lang w:val="zh_TW" w:bidi="zh_TW"/>
-        </w:rPr>
-        <w:t>靈魂比身體更重要</w:t>
-      </w:r>
-    </w:p>
-    <w:p>
-      <w:pPr>
-        <w:pStyle w:val="ListBullet"/>
-        <w:spacing w:line="240" w:lineRule="auto"/>
-        <w:ind w:left="1440"/>
-      </w:pPr>
-      <w:r>
-        <w:rPr>
-          <w:lang w:val="zh_TW" w:bidi="zh_TW"/>
-        </w:rPr>
-      </w:r>
-      <w:r>
-        <w:rPr>
-          <w:lang w:val="zh_TW" w:bidi="zh_TW"/>
-        </w:rPr>
-        <w:t>肉身的復活顯得微不足道</w:t>
+        <w:t>約翰明顯地認同猶太人對將來世代及其祝福的期盼（例如，</w:t>
+      </w:r>
+      <w:hyperlink r:id="rId21">
+        <w:r>
+          <w:rPr>
+            <w:lang w:val="zh_TW" w:bidi="zh_TW"/>
+          </w:rPr>
+          <w:rPr>
+            <w:color w:val="0000EE"/>
+            <w:u w:val="single"/>
+          </w:rPr>
+          <w:t>約3:36，</w:t>
+        </w:r>
+      </w:hyperlink>
+      <w:hyperlink r:id="rId22">
+        <w:r>
+          <w:rPr>
+            <w:lang w:val="zh_TW" w:bidi="zh_TW"/>
+          </w:rPr>
+          <w:rPr>
+            <w:color w:val="0000EE"/>
+            <w:u w:val="single"/>
+          </w:rPr>
+          <w:t>4:14，</w:t>
+        </w:r>
+      </w:hyperlink>
+      <w:hyperlink r:id="rId23">
+        <w:r>
+          <w:rPr>
+            <w:lang w:val="zh_TW" w:bidi="zh_TW"/>
+          </w:rPr>
+          <w:rPr>
+            <w:color w:val="0000EE"/>
+            <w:u w:val="single"/>
+          </w:rPr>
+          <w:t>5:29、39，</w:t>
+        </w:r>
+      </w:hyperlink>
+      <w:hyperlink r:id="rId24">
+        <w:r>
+          <w:rPr>
+            <w:lang w:val="zh_TW" w:bidi="zh_TW"/>
+          </w:rPr>
+          <w:rPr>
+            <w:color w:val="0000EE"/>
+            <w:u w:val="single"/>
+          </w:rPr>
+          <w:t>6:27，</w:t>
+        </w:r>
+      </w:hyperlink>
+      <w:hyperlink r:id="rId25">
+        <w:r>
+          <w:rPr>
+            <w:lang w:val="zh_TW" w:bidi="zh_TW"/>
+          </w:rPr>
+          <w:rPr>
+            <w:color w:val="0000EE"/>
+            <w:u w:val="single"/>
+          </w:rPr>
+          <w:t>12:25</w:t>
+        </w:r>
+      </w:hyperlink>
+      <w:r>
+        <w:rPr>
+          <w:lang w:val="zh_TW" w:bidi="zh_TW"/>
+        </w:rPr>
+        <w:t>）。永生被定義為彌賽亞世代到來時，所賜予的特別恩典。拉撒路的復活（</w:t>
+      </w:r>
+      <w:hyperlink r:id="rId26">
+        <w:r>
+          <w:rPr>
+            <w:lang w:val="zh_TW" w:bidi="zh_TW"/>
+          </w:rPr>
+          <w:rPr>
+            <w:color w:val="0000EE"/>
+            <w:u w:val="single"/>
+          </w:rPr>
+          <w:t>11</w:t>
+        </w:r>
+      </w:hyperlink>
+      <w:r>
+        <w:rPr>
+          <w:lang w:val="zh_TW" w:bidi="zh_TW"/>
+        </w:rPr>
+        <w:t>章）是一個活生生的比喻，顯明那些相信基督之人將來可以享有的生命。在拉撒路復活之前，馬大表明了她對拉撒路將會在末日復活的信心（</w:t>
+      </w:r>
+      <w:hyperlink r:id="rId27">
+        <w:r>
+          <w:rPr>
+            <w:lang w:val="zh_TW" w:bidi="zh_TW"/>
+          </w:rPr>
+          <w:rPr>
+            <w:color w:val="0000EE"/>
+            <w:u w:val="single"/>
+          </w:rPr>
+          <w:t>24</w:t>
+        </w:r>
+      </w:hyperlink>
+      <w:r>
+        <w:rPr>
+          <w:lang w:val="zh_TW" w:bidi="zh_TW"/>
+        </w:rPr>
+        <w:t>節）。耶穌回應她，表明祂自己就是復活和生命，並宣告相信祂的人雖然死了也必復活（</w:t>
+      </w:r>
+      <w:hyperlink r:id="rId28">
+        <w:r>
+          <w:rPr>
+            <w:lang w:val="zh_TW" w:bidi="zh_TW"/>
+          </w:rPr>
+          <w:rPr>
+            <w:color w:val="0000EE"/>
+            <w:u w:val="single"/>
+          </w:rPr>
+          <w:t>25–26</w:t>
+        </w:r>
+      </w:hyperlink>
+      <w:r>
+        <w:rPr>
+          <w:lang w:val="zh_TW" w:bidi="zh_TW"/>
+        </w:rPr>
+        <w:t>節）。</w:t>
       </w:r>
     </w:p>
     <w:p>
@@ -776,33 +607,9 @@
         <w:rPr>
           <w:lang w:val="zh_TW" w:bidi="zh_TW"/>
         </w:rPr>
-        <w:t>有時，人們用靈魂在死後脫離身體仍然繼續存在的信念，來取代在復活前有一個暫時狀態的觀念。然而，聖經並沒有明確地支持這種信念。在現代神學中，出現了一種傾向</w:t>
-      </w:r>
-      <w:r>
-        <w:rPr>
-          <w:lang w:val="zh_TW" w:bidi="zh_TW"/>
-        </w:rPr>
-        <w:t>——</w:t>
-      </w:r>
-      <w:r>
-        <w:rPr>
-          <w:lang w:val="zh_TW" w:bidi="zh_TW"/>
-        </w:rPr>
-        <w:t>就是像過去有人貶低身體的重要性一樣</w:t>
-      </w:r>
-      <w:r>
-        <w:rPr>
-          <w:lang w:val="zh_TW" w:bidi="zh_TW"/>
-        </w:rPr>
-        <w:t>——</w:t>
-      </w:r>
-      <w:r>
-        <w:rPr>
-          <w:lang w:val="zh_TW" w:bidi="zh_TW"/>
-        </w:rPr>
-        <w:t>現在有人淡化信仰的歷史層面。這樣的傾向往往導致兩種結果：將死後的生命看成純粹屬靈的存在，或是乾脆否認它的存在。然而，聖經明確地指出，中間狀態是介於兩種「有身體的存在」之間的一段時期：一是我們現在的肉身，二是那「屬靈的身體」（</w:t>
-      </w:r>
-      <w:hyperlink r:id="rId25">
+        <w:t>然而，約翰福音的主要焦點並不在於對未來生命的期待，而在於當下就能經歷這未來的生命。在基督裡，信徒已經可以獲得那屬於將來世代的生命。耶穌用來定義祂使命的比喻，強調了這新的生命已然開始：活水，如泉源直湧到永生（</w:t>
+      </w:r>
+      <w:hyperlink r:id="rId29">
         <w:r>
           <w:rPr>
             <w:lang w:val="zh_TW" w:bidi="zh_TW"/>
@@ -811,16 +618,16 @@
             <w:color w:val="0000EE"/>
             <w:u w:val="single"/>
           </w:rPr>
-          <w:t>林前15:44</w:t>
+          <w:t>約4:10–14</w:t>
         </w:r>
       </w:hyperlink>
       <w:r>
         <w:rPr>
           <w:lang w:val="zh_TW" w:bidi="zh_TW"/>
         </w:rPr>
-        <w:t>）。第二種身體將在基督再來時出現（</w:t>
-      </w:r>
-      <w:hyperlink r:id="rId26">
+        <w:t>）；生命的糧，滿足世人靈性的飢渴（</w:t>
+      </w:r>
+      <w:hyperlink r:id="rId30">
         <w:r>
           <w:rPr>
             <w:lang w:val="zh_TW" w:bidi="zh_TW"/>
@@ -829,38 +636,16 @@
             <w:color w:val="0000EE"/>
             <w:u w:val="single"/>
           </w:rPr>
-          <w:t>15:23</w:t>
+          <w:t>6:35–40</w:t>
         </w:r>
       </w:hyperlink>
       <w:r>
         <w:rPr>
           <w:lang w:val="zh_TW" w:bidi="zh_TW"/>
         </w:rPr>
-        <w:t>）。</w:t>
-      </w:r>
-    </w:p>
-    <w:p>
-      <w:pPr>
-        <w:pStyle w:val="ListNumber"/>
-        <w:numPr>
-          <w:ilvl w:val="0"/>
-          <w:numId w:val="16"/>
-        </w:numPr>
-        <w:spacing w:line="240" w:lineRule="auto"/>
-        <w:ind w:left="720"/>
-      </w:pPr>
-      <w:r>
-        <w:rPr>
-          <w:lang w:val="zh_TW" w:bidi="zh_TW"/>
-        </w:rPr>
-      </w:r>
-      <w:r>
-        <w:rPr>
-          <w:lang w:val="zh_TW" w:bidi="zh_TW"/>
-        </w:rPr>
-        <w:t>在宗教改革期間，約翰‧加爾文（John Calvin）與一些重洗派（Anabaptists）之間就「靈魂沉睡（soul sleep）」的教義產生了爭論。加爾文堅信，中間狀態是信徒在有意識的情況下經歷神同在的狀態，而他的反對者則否認這一點。加爾文認為，否認這一真理等同於主張靈魂在死亡時被消滅，也等於否認基督在死人復活之前掌管著死人。加爾文的觀點得到保羅教導的支持——沒有任何事能使信徒與神的愛隔絕，「任何事」當然也包括死亡（</w:t>
-      </w:r>
-      <w:hyperlink r:id="rId27">
+        <w:t>）；世界的光，引領跟隨者進入生命的光中（</w:t>
+      </w:r>
+      <w:hyperlink r:id="rId31">
         <w:r>
           <w:rPr>
             <w:lang w:val="zh_TW" w:bidi="zh_TW"/>
@@ -869,23 +654,16 @@
             <w:color w:val="0000EE"/>
             <w:u w:val="single"/>
           </w:rPr>
-          <w:t>羅8:35–39</w:t>
+          <w:t>8:12</w:t>
         </w:r>
       </w:hyperlink>
       <w:r>
         <w:rPr>
           <w:lang w:val="zh_TW" w:bidi="zh_TW"/>
         </w:rPr>
-        <w:t>）。</w:t>
-        <w:br/>
-      </w:r>
-      <w:r>
-        <w:rPr>
-          <w:lang w:val="zh_TW" w:bidi="zh_TW"/>
-        </w:rPr>
-        <w:t>聖經教導信徒在死後「睡了」（</w:t>
-      </w:r>
-      <w:hyperlink r:id="rId28">
+        <w:t>）；好牧人，賜給豐盛的生命（</w:t>
+      </w:r>
+      <w:hyperlink r:id="rId32">
         <w:r>
           <w:rPr>
             <w:lang w:val="zh_TW" w:bidi="zh_TW"/>
@@ -894,86 +672,68 @@
             <w:color w:val="0000EE"/>
             <w:u w:val="single"/>
           </w:rPr>
-          <w:t>帖前4:14</w:t>
+          <w:t>10:10</w:t>
         </w:r>
       </w:hyperlink>
       <w:r>
         <w:rPr>
           <w:lang w:val="zh_TW" w:bidi="zh_TW"/>
         </w:rPr>
-        <w:t>），這被理解為死者不再與世上的活人交流，也不再從事勞作，而是在一種安息的狀態中。「在耶穌裡睡了」意指在沒有身體的狀態下，享受與耶穌同在。最接近的比喻是作夢的人——他或許有意識，卻不依靠身體任何感官的作用。</w:t>
-      </w:r>
-    </w:p>
-    <w:p>
-      <w:pPr>
-        <w:pStyle w:val="ListNumber"/>
-        <w:spacing w:line="240" w:lineRule="auto"/>
-        <w:ind w:left="720"/>
-      </w:pPr>
-      <w:r>
-        <w:rPr>
-          <w:lang w:val="zh_TW" w:bidi="zh_TW"/>
-        </w:rPr>
-      </w:r>
-      <w:r>
-        <w:rPr>
-          <w:lang w:val="zh_TW" w:bidi="zh_TW"/>
-        </w:rPr>
-        <w:t>人在死後還能有屬靈上的改變嗎？或者說，他們的屬靈狀態在死亡時就成為永久的嗎？這個問題主要包括三個方面：</w:t>
-      </w:r>
-    </w:p>
-    <w:p>
-      <w:pPr>
-        <w:pStyle w:val="ListBullet"/>
-        <w:spacing w:line="240" w:lineRule="auto"/>
-        <w:ind w:left="1440"/>
-      </w:pPr>
-      <w:r>
-        <w:rPr>
-          <w:lang w:val="zh_TW" w:bidi="zh_TW"/>
-        </w:rPr>
-      </w:r>
-      <w:r>
-        <w:rPr>
-          <w:lang w:val="zh_TW" w:bidi="zh_TW"/>
-        </w:rPr>
-        <w:t>人在死後還能離棄自己的罪（悔改）嗎？</w:t>
-      </w:r>
-    </w:p>
-    <w:p>
-      <w:pPr>
-        <w:pStyle w:val="ListBullet"/>
-        <w:spacing w:line="240" w:lineRule="auto"/>
-        <w:ind w:left="1440"/>
-      </w:pPr>
-      <w:r>
-        <w:rPr>
-          <w:lang w:val="zh_TW" w:bidi="zh_TW"/>
-        </w:rPr>
-      </w:r>
-      <w:r>
-        <w:rPr>
-          <w:lang w:val="zh_TW" w:bidi="zh_TW"/>
-        </w:rPr>
-        <w:t>人在死後還能與神更加親近嗎？</w:t>
-      </w:r>
-    </w:p>
-    <w:p>
-      <w:pPr>
-        <w:pStyle w:val="ListBullet"/>
-        <w:spacing w:line="240" w:lineRule="auto"/>
-        <w:ind w:left="1440"/>
-      </w:pPr>
-      <w:r>
-        <w:rPr>
-          <w:lang w:val="zh_TW" w:bidi="zh_TW"/>
-        </w:rPr>
-      </w:r>
-      <w:r>
-        <w:rPr>
-          <w:lang w:val="zh_TW" w:bidi="zh_TW"/>
-        </w:rPr>
-        <w:t>人在死後還能被潔淨脫離罪嗎？</w:t>
+        <w:t>）；生命之主，使死人復活（</w:t>
+      </w:r>
+      <w:hyperlink r:id="rId33">
+        <w:r>
+          <w:rPr>
+            <w:lang w:val="zh_TW" w:bidi="zh_TW"/>
+          </w:rPr>
+          <w:rPr>
+            <w:color w:val="0000EE"/>
+            <w:u w:val="single"/>
+          </w:rPr>
+          <w:t>11:25</w:t>
+        </w:r>
+      </w:hyperlink>
+      <w:r>
+        <w:rPr>
+          <w:lang w:val="zh_TW" w:bidi="zh_TW"/>
+        </w:rPr>
+        <w:t>）；道路、真理、生命（</w:t>
+      </w:r>
+      <w:hyperlink r:id="rId34">
+        <w:r>
+          <w:rPr>
+            <w:lang w:val="zh_TW" w:bidi="zh_TW"/>
+          </w:rPr>
+          <w:rPr>
+            <w:color w:val="0000EE"/>
+            <w:u w:val="single"/>
+          </w:rPr>
+          <w:t>14:6</w:t>
+        </w:r>
+      </w:hyperlink>
+      <w:r>
+        <w:rPr>
+          <w:lang w:val="zh_TW" w:bidi="zh_TW"/>
+        </w:rPr>
+        <w:t>）；真葡萄樹，使住在祂裡面的枝子得以維持生命（</w:t>
+      </w:r>
+      <w:hyperlink r:id="rId35">
+        <w:r>
+          <w:rPr>
+            <w:lang w:val="zh_TW" w:bidi="zh_TW"/>
+          </w:rPr>
+          <w:rPr>
+            <w:color w:val="0000EE"/>
+            <w:u w:val="single"/>
+          </w:rPr>
+          <w:t>5:5</w:t>
+        </w:r>
+      </w:hyperlink>
+      <w:r>
+        <w:rPr>
+          <w:lang w:val="zh_TW" w:bidi="zh_TW"/>
+        </w:rPr>
+        <w:t>）。</w:t>
       </w:r>
     </w:p>
     <w:p>
@@ -987,7 +747,43 @@
         <w:rPr>
           <w:lang w:val="zh_TW" w:bidi="zh_TW"/>
         </w:rPr>
-        <w:t>羅馬天主教會的教導是：凡仍不完全的人在死後都要經過煉獄。在煉獄中，靈魂會被潔淨，脫離罪的殘餘。這段煉淨的時期可以因著活著的人所獻上的奉獻、禱告與彌撒而縮短。</w:t>
+        <w:t>耶穌特別指出，祂使命的成就並非憑靠祂自己的本性或大能，而是藉著差祂來的父。耶穌對父的順服再次表明生命是神的恩賜。相信神兒子的人就是那接受神所賜生命——永生——的人。因此，所有信徒得享復活的應許，乃是神恩賜的自然結果（</w:t>
+      </w:r>
+      <w:hyperlink r:id="rId36">
+        <w:r>
+          <w:rPr>
+            <w:lang w:val="zh_TW" w:bidi="zh_TW"/>
+          </w:rPr>
+          <w:rPr>
+            <w:color w:val="0000EE"/>
+            <w:u w:val="single"/>
+          </w:rPr>
+          <w:t>約5:26–29</w:t>
+        </w:r>
+      </w:hyperlink>
+      <w:r>
+        <w:rPr>
+          <w:lang w:val="zh_TW" w:bidi="zh_TW"/>
+        </w:rPr>
+        <w:t>）。這在拉撒路的復活中得以明示，也因基督的復活作為「初熟的果子」（用保羅的術語，</w:t>
+      </w:r>
+      <w:hyperlink r:id="rId37">
+        <w:r>
+          <w:rPr>
+            <w:lang w:val="zh_TW" w:bidi="zh_TW"/>
+          </w:rPr>
+          <w:rPr>
+            <w:color w:val="0000EE"/>
+            <w:u w:val="single"/>
+          </w:rPr>
+          <w:t>林前15:23</w:t>
+        </w:r>
+      </w:hyperlink>
+      <w:r>
+        <w:rPr>
+          <w:lang w:val="zh_TW" w:bidi="zh_TW"/>
+        </w:rPr>
+        <w:t>）而得到保證。</w:t>
       </w:r>
     </w:p>
     <w:p>
@@ -1001,31 +797,9 @@
         <w:rPr>
           <w:lang w:val="zh_TW" w:bidi="zh_TW"/>
         </w:rPr>
-        <w:t>大多數新教徒拒絕這種觀點，認為它與聖經的教導不符。主要有三個理由：</w:t>
-      </w:r>
-    </w:p>
-    <w:p>
-      <w:pPr>
-        <w:pStyle w:val="ListNumber"/>
-        <w:numPr>
-          <w:ilvl w:val="0"/>
-          <w:numId w:val="17"/>
-        </w:numPr>
-        <w:spacing w:line="240" w:lineRule="auto"/>
-        <w:ind w:left="1440"/>
-      </w:pPr>
-      <w:r>
-        <w:rPr>
-          <w:lang w:val="zh_TW" w:bidi="zh_TW"/>
-        </w:rPr>
-      </w:r>
-      <w:r>
-        <w:rPr>
-          <w:lang w:val="zh_TW" w:bidi="zh_TW"/>
-        </w:rPr>
-        <w:t>基督的救贖工作已經完全成就（</w:t>
-      </w:r>
-      <w:hyperlink r:id="rId29">
+        <w:t>耶穌為永生的概念添加了進一步的內容，將其與認識真神聯繫起來（</w:t>
+      </w:r>
+      <w:hyperlink r:id="rId38">
         <w:r>
           <w:rPr>
             <w:lang w:val="zh_TW" w:bidi="zh_TW"/>
@@ -1034,34 +808,16 @@
             <w:color w:val="0000EE"/>
             <w:u w:val="single"/>
           </w:rPr>
-          <w:t>來9:28</w:t>
+          <w:t>約17:3</w:t>
         </w:r>
       </w:hyperlink>
       <w:r>
         <w:rPr>
           <w:lang w:val="zh_TW" w:bidi="zh_TW"/>
         </w:rPr>
-        <w:t>）。</w:t>
-      </w:r>
-    </w:p>
-    <w:p>
-      <w:pPr>
-        <w:pStyle w:val="ListNumber"/>
-        <w:spacing w:line="240" w:lineRule="auto"/>
-        <w:ind w:left="1440"/>
-      </w:pPr>
-      <w:r>
-        <w:rPr>
-          <w:lang w:val="zh_TW" w:bidi="zh_TW"/>
-        </w:rPr>
-      </w:r>
-      <w:r>
-        <w:rPr>
-          <w:lang w:val="zh_TW" w:bidi="zh_TW"/>
-        </w:rPr>
-        <w:t>一個人不可能為另一個人賺取或獲得恩典（</w:t>
-      </w:r>
-      <w:hyperlink r:id="rId30">
+        <w:t>）。在希臘思想中，知識指的是經由沉思或神秘入神經驗（mystical ecstasy）所達成的結果。然而，在舊約中，知識意指經歷、關係、相交（fellowship）和關懷（參</w:t>
+      </w:r>
+      <w:hyperlink r:id="rId39">
         <w:r>
           <w:rPr>
             <w:lang w:val="zh_TW" w:bidi="zh_TW"/>
@@ -1070,34 +826,16 @@
             <w:color w:val="0000EE"/>
             <w:u w:val="single"/>
           </w:rPr>
-          <w:t>路17:10</w:t>
+          <w:t>耶31:34</w:t>
         </w:r>
       </w:hyperlink>
       <w:r>
         <w:rPr>
           <w:lang w:val="zh_TW" w:bidi="zh_TW"/>
         </w:rPr>
-        <w:t>）。</w:t>
-      </w:r>
-    </w:p>
-    <w:p>
-      <w:pPr>
-        <w:pStyle w:val="ListNumber"/>
-        <w:spacing w:line="240" w:lineRule="auto"/>
-        <w:ind w:left="1440"/>
-      </w:pPr>
-      <w:r>
-        <w:rPr>
-          <w:lang w:val="zh_TW" w:bidi="zh_TW"/>
-        </w:rPr>
-      </w:r>
-      <w:r>
-        <w:rPr>
-          <w:lang w:val="zh_TW" w:bidi="zh_TW"/>
-        </w:rPr>
-        <w:t>聖經教導靈魂的永恆狀態是由其死時的屬靈情況所決定的（</w:t>
-      </w:r>
-      <w:hyperlink r:id="rId31">
+        <w:t>）。這種將知識視同為親密關係的含義，從其動詞形式的用法中得到強調，因其用來指男性與女性之間親密的性關係（參</w:t>
+      </w:r>
+      <w:hyperlink r:id="rId40">
         <w:r>
           <w:rPr>
             <w:lang w:val="zh_TW" w:bidi="zh_TW"/>
@@ -1106,7 +844,61 @@
             <w:color w:val="0000EE"/>
             <w:u w:val="single"/>
           </w:rPr>
-          <w:t>來9:27</w:t>
+          <w:t>創4:1</w:t>
+        </w:r>
+      </w:hyperlink>
+      <w:r>
+        <w:rPr>
+          <w:lang w:val="zh_TW" w:bidi="zh_TW"/>
+        </w:rPr>
+        <w:t>）。耶穌說：「我是好牧人；我認識我的羊，我的羊也認識我，正如父認識我，我也認識父一樣」（</w:t>
+      </w:r>
+      <w:hyperlink r:id="rId41">
+        <w:r>
+          <w:rPr>
+            <w:lang w:val="zh_TW" w:bidi="zh_TW"/>
+          </w:rPr>
+          <w:rPr>
+            <w:color w:val="0000EE"/>
+            <w:u w:val="single"/>
+          </w:rPr>
+          <w:t>約10:14–15</w:t>
+        </w:r>
+      </w:hyperlink>
+      <w:r>
+        <w:rPr>
+          <w:lang w:val="zh_TW" w:bidi="zh_TW"/>
+        </w:rPr>
+        <w:t>）。父與子的親密互動，成為子與其門徒之間關係的典範。這種知識並非藉由教育或思維操縱而來，而是藉著子啟示而來（</w:t>
+      </w:r>
+      <w:hyperlink r:id="rId42">
+        <w:r>
+          <w:rPr>
+            <w:lang w:val="zh_TW" w:bidi="zh_TW"/>
+          </w:rPr>
+          <w:rPr>
+            <w:color w:val="0000EE"/>
+            <w:u w:val="single"/>
+          </w:rPr>
+          <w:t>1:18，</w:t>
+        </w:r>
+      </w:hyperlink>
+      <w:r>
+        <w:rPr>
+          <w:lang w:val="zh_TW" w:bidi="zh_TW"/>
+        </w:rPr>
+        <w:t>參</w:t>
+      </w:r>
+      <w:hyperlink r:id="rId43">
+        <w:r>
+          <w:rPr>
+            <w:lang w:val="zh_TW" w:bidi="zh_TW"/>
+          </w:rPr>
+          <w:rPr>
+            <w:color w:val="0000EE"/>
+            <w:u w:val="single"/>
+          </w:rPr>
+          <w:t>14:7</w:t>
         </w:r>
       </w:hyperlink>
       <w:r>
@@ -1125,98 +917,9 @@
       </w:r>
       <w:r>
         <w:rPr>
-          <w:i/>
-          <w:lang w:val="zh_TW" w:bidi="zh_TW"/>
-        </w:rPr>
-        <w:t>另見</w:t>
-      </w:r>
-      <w:r>
-        <w:rPr>
-          <w:lang w:val="zh_TW" w:bidi="zh_TW"/>
-        </w:rPr>
-        <w:t xml:space="preserve"> </w:t>
-      </w:r>
-      <w:r>
-        <w:rPr>
-          <w:lang w:val="zh_TW" w:bidi="zh_TW"/>
-        </w:rPr>
-        <w:t>死者之地</w:t>
-      </w:r>
-      <w:r>
-        <w:rPr>
-          <w:lang w:val="zh_TW" w:bidi="zh_TW"/>
-        </w:rPr>
-        <w:t>；</w:t>
-      </w:r>
-      <w:r>
-        <w:rPr>
-          <w:lang w:val="zh_TW" w:bidi="zh_TW"/>
-        </w:rPr>
-        <w:t>陰間</w:t>
-      </w:r>
-      <w:r>
-        <w:rPr>
-          <w:lang w:val="zh_TW" w:bidi="zh_TW"/>
-        </w:rPr>
-        <w:t>；</w:t>
-      </w:r>
-      <w:r>
-        <w:rPr>
-          <w:lang w:val="zh_TW" w:bidi="zh_TW"/>
-        </w:rPr>
-        <w:t>天（天堂）</w:t>
-      </w:r>
-      <w:r>
-        <w:rPr>
-          <w:lang w:val="zh_TW" w:bidi="zh_TW"/>
-        </w:rPr>
-        <w:t>；</w:t>
-      </w:r>
-      <w:r>
-        <w:rPr>
-          <w:lang w:val="zh_TW" w:bidi="zh_TW"/>
-        </w:rPr>
-        <w:t>地獄</w:t>
-      </w:r>
-      <w:r>
-        <w:rPr>
-          <w:lang w:val="zh_TW" w:bidi="zh_TW"/>
-        </w:rPr>
-        <w:t>；</w:t>
-      </w:r>
-      <w:r>
-        <w:rPr>
-          <w:lang w:val="zh_TW" w:bidi="zh_TW"/>
-        </w:rPr>
-        <w:t>樂園</w:t>
-      </w:r>
-      <w:r>
-        <w:rPr>
-          <w:lang w:val="zh_TW" w:bidi="zh_TW"/>
-        </w:rPr>
-        <w:t>；</w:t>
-      </w:r>
-      <w:r>
-        <w:rPr>
-          <w:lang w:val="zh_TW" w:bidi="zh_TW"/>
-        </w:rPr>
-        <w:t>陰間</w:t>
-      </w:r>
-      <w:r>
-        <w:rPr>
-          <w:lang w:val="zh_TW" w:bidi="zh_TW"/>
-        </w:rPr>
-        <w:t>。</w:t>
-      </w:r>
-      <w:r>
-        <w:rPr>
-          <w:lang w:val="zh_TW" w:bidi="zh_TW"/>
-        </w:rPr>
-      </w:r>
-      <w:r>
-        <w:rPr>
-          <w:lang w:val="zh_TW" w:bidi="zh_TW"/>
-        </w:rPr>
+          <w:lang w:val="zh_TW" w:bidi="zh_TW"/>
+        </w:rPr>
+        <w:t>對永生概念中的主要元素進行簡要回顧，清楚地表明永生並不僅僅是無盡或永恆的生命。儘管永生沒有終極的界限，但聖經的重點主要是放在生命的質量上，特別是其神聖的屬性。永生是透過在基督裡啟示一位實的神，把將來世代的屬性引入當下，並帶來對神的認識以及其與神的關係。</w:t>
       </w:r>
     </w:p>
     <w:p>
@@ -1226,898 +929,48 @@
           <w:lang w:val="zh_TW" w:bidi="zh_TW"/>
         </w:rPr>
       </w:r>
-    </w:p>
-    <w:p>
-      <w:pPr>
-        <w:pStyle w:val="Heading2"/>
-      </w:pPr>
-      <w:r>
-        <w:rPr>
-          <w:lang w:val="zh_TW" w:bidi="zh_TW"/>
-        </w:rPr>
-        <w:t>中介、中保</w:t>
-      </w:r>
-      <w:r>
-        <w:rPr>
-          <w:lang w:val="zh_TW" w:bidi="zh_TW"/>
-        </w:rPr>
-      </w:r>
-    </w:p>
-    <w:p>
-      <w:pPr/>
-      <w:r>
-        <w:rPr>
-          <w:lang w:val="zh_TW" w:bidi="zh_TW"/>
-        </w:rPr>
-      </w:r>
-      <w:r>
-        <w:rPr>
-          <w:lang w:val="zh_TW" w:bidi="zh_TW"/>
-        </w:rPr>
-        <w:t>中保或作神聖事物的中間人，不是為了協商或妥協，而是作為他人的代表來接近神，從而以神所賜的權柄來傳達所需的知識與保證。</w:t>
-      </w:r>
-    </w:p>
-    <w:p>
-      <w:pPr>
-        <w:pStyle w:val="Heading3"/>
-      </w:pPr>
-      <w:r>
-        <w:rPr>
-          <w:lang w:val="zh_TW" w:bidi="zh_TW"/>
-        </w:rPr>
-        <w:t>在舊約聖經中</w:t>
-      </w:r>
-    </w:p>
-    <w:p>
-      <w:pPr/>
-      <w:r>
-        <w:rPr>
-          <w:lang w:val="zh_TW" w:bidi="zh_TW"/>
-        </w:rPr>
-      </w:r>
-      <w:r>
-        <w:rPr>
-          <w:lang w:val="zh_TW" w:bidi="zh_TW"/>
-        </w:rPr>
-        <w:t>約伯表達了對這樣一位中保的渴望（此處從七十士譯本翻譯，而非和合本）：「神不是像我這樣的凡人，所以我無法與他爭辯或將他告上法庭。要是有一位中保能使我們和好就好了，但卻沒有。中保可以使神停止懲罰我，我就不再因他的懲罰而活在恐懼戰</w:t>
-      </w:r>
-      <w:r>
-        <w:rPr>
-          <w:lang w:val="zh_TW" w:bidi="zh_TW"/>
-        </w:rPr>
-        <w:t>兢</w:t>
-      </w:r>
-      <w:r>
-        <w:rPr>
-          <w:lang w:val="zh_TW" w:bidi="zh_TW"/>
-        </w:rPr>
-        <w:t>中。然後我便可以無懼地與他交談，但我無法靠自己的力量做到這一點」(</w:t>
-      </w:r>
-      <w:hyperlink r:id="rId32">
-        <w:r>
-          <w:rPr>
-            <w:lang w:val="zh_TW" w:bidi="zh_TW"/>
-          </w:rPr>
-          <w:rPr>
-            <w:color w:val="0000EE"/>
-            <w:u w:val="single"/>
-          </w:rPr>
-          <w:t>伯9:32–35</w:t>
-        </w:r>
-      </w:hyperlink>
-      <w:r>
-        <w:rPr>
-          <w:lang w:val="zh_TW" w:bidi="zh_TW"/>
-        </w:rPr>
-        <w:t>)。</w:t>
-      </w:r>
-    </w:p>
-    <w:p>
-      <w:pPr/>
-      <w:r>
-        <w:rPr>
-          <w:lang w:val="zh_TW" w:bidi="zh_TW"/>
-        </w:rPr>
-      </w:r>
-      <w:r>
-        <w:rPr>
-          <w:lang w:val="zh_TW" w:bidi="zh_TW"/>
-        </w:rPr>
-        <w:t>更為人熟悉的是關於神的性情和旨意的調解（meditation，又譯：中介、中保）的教導。摩西的盟約是透過天使和摩西的調解而來的（</w:t>
-      </w:r>
-      <w:hyperlink r:id="rId33">
-        <w:r>
-          <w:rPr>
-            <w:lang w:val="zh_TW" w:bidi="zh_TW"/>
-          </w:rPr>
-          <w:rPr>
-            <w:color w:val="0000EE"/>
-            <w:u w:val="single"/>
-          </w:rPr>
-          <w:t>出20:18–21</w:t>
-        </w:r>
-      </w:hyperlink>
+      <w:r>
+        <w:rPr>
+          <w:i/>
+          <w:lang w:val="zh_TW" w:bidi="zh_TW"/>
+        </w:rPr>
+        <w:t>另見</w:t>
+      </w:r>
+      <w:r>
+        <w:rPr>
+          <w:lang w:val="zh_TW" w:bidi="zh_TW"/>
+        </w:rPr>
+        <w:t xml:space="preserve"> </w:t>
+      </w:r>
+      <w:r>
+        <w:rPr>
+          <w:lang w:val="zh_TW" w:bidi="zh_TW"/>
+        </w:rPr>
+        <w:t>生命</w:t>
+      </w:r>
       <w:r>
         <w:rPr>
           <w:lang w:val="zh_TW" w:bidi="zh_TW"/>
         </w:rPr>
         <w:t>；</w:t>
       </w:r>
-      <w:hyperlink r:id="rId34">
-        <w:r>
-          <w:rPr>
-            <w:lang w:val="zh_TW" w:bidi="zh_TW"/>
-          </w:rPr>
-          <w:rPr>
-            <w:color w:val="0000EE"/>
-            <w:u w:val="single"/>
-          </w:rPr>
-          <w:t>申33:2</w:t>
-        </w:r>
-      </w:hyperlink>
+      <w:r>
+        <w:rPr>
+          <w:lang w:val="zh_TW" w:bidi="zh_TW"/>
+        </w:rPr>
+        <w:t>新的創造，新的受造物</w:t>
+      </w:r>
       <w:r>
         <w:rPr>
           <w:lang w:val="zh_TW" w:bidi="zh_TW"/>
         </w:rPr>
         <w:t>；</w:t>
       </w:r>
-      <w:hyperlink r:id="rId35">
-        <w:r>
-          <w:rPr>
-            <w:lang w:val="zh_TW" w:bidi="zh_TW"/>
-          </w:rPr>
-          <w:rPr>
-            <w:color w:val="0000EE"/>
-            <w:u w:val="single"/>
-          </w:rPr>
-          <w:t>徒7:53</w:t>
-        </w:r>
-      </w:hyperlink>
-      <w:r>
-        <w:rPr>
-          <w:lang w:val="zh_TW" w:bidi="zh_TW"/>
-        </w:rPr>
-        <w:t>；</w:t>
-      </w:r>
-      <w:hyperlink r:id="rId36">
-        <w:r>
-          <w:rPr>
-            <w:lang w:val="zh_TW" w:bidi="zh_TW"/>
-          </w:rPr>
-          <w:rPr>
-            <w:color w:val="0000EE"/>
-            <w:u w:val="single"/>
-          </w:rPr>
-          <w:t>加3:19</w:t>
-        </w:r>
-      </w:hyperlink>
-      <w:r>
-        <w:rPr>
-          <w:lang w:val="zh_TW" w:bidi="zh_TW"/>
-        </w:rPr>
-        <w:t>；對比：</w:t>
-      </w:r>
-      <w:hyperlink r:id="rId37">
-        <w:r>
-          <w:rPr>
-            <w:lang w:val="zh_TW" w:bidi="zh_TW"/>
-          </w:rPr>
-          <w:rPr>
-            <w:color w:val="0000EE"/>
-            <w:u w:val="single"/>
-          </w:rPr>
-          <w:t>來6:13–17</w:t>
-        </w:r>
-      </w:hyperlink>
-      <w:r>
-        <w:rPr>
-          <w:lang w:val="zh_TW" w:bidi="zh_TW"/>
-        </w:rPr>
-        <w:t>，其中神獨自轉述了一個誓言）。盟約律法的條款由「</w:t>
-      </w:r>
-      <w:r>
-        <w:rPr>
-          <w:lang w:val="zh_TW" w:bidi="zh_TW"/>
-        </w:rPr>
-        <w:t>侍立在耶和華面前</w:t>
-      </w:r>
-      <w:r>
-        <w:rPr>
-          <w:lang w:val="zh_TW" w:bidi="zh_TW"/>
-        </w:rPr>
-        <w:t>」的先知闡述，由祭司通過神諭和簽傳達神的旨意，並宣告神的祝福（</w:t>
-      </w:r>
-      <w:hyperlink r:id="rId38">
-        <w:r>
-          <w:rPr>
-            <w:lang w:val="zh_TW" w:bidi="zh_TW"/>
-          </w:rPr>
-          <w:rPr>
-            <w:color w:val="0000EE"/>
-            <w:u w:val="single"/>
-          </w:rPr>
-          <w:t>申10:8</w:t>
-        </w:r>
-      </w:hyperlink>
-      <w:r>
-        <w:rPr>
-          <w:lang w:val="zh_TW" w:bidi="zh_TW"/>
-        </w:rPr>
-        <w:t>，</w:t>
-      </w:r>
-      <w:hyperlink r:id="rId39">
-        <w:r>
-          <w:rPr>
-            <w:lang w:val="zh_TW" w:bidi="zh_TW"/>
-          </w:rPr>
-          <w:rPr>
-            <w:color w:val="0000EE"/>
-            <w:u w:val="single"/>
-          </w:rPr>
-          <w:t>33:8–10</w:t>
-        </w:r>
-      </w:hyperlink>
-      <w:r>
-        <w:rPr>
-          <w:lang w:val="zh_TW" w:bidi="zh_TW"/>
-        </w:rPr>
-        <w:t>；</w:t>
-      </w:r>
-      <w:hyperlink r:id="rId40">
-        <w:r>
-          <w:rPr>
-            <w:lang w:val="zh_TW" w:bidi="zh_TW"/>
-          </w:rPr>
-          <w:rPr>
-            <w:color w:val="0000EE"/>
-            <w:u w:val="single"/>
-          </w:rPr>
-          <w:t>代下15:3</w:t>
-        </w:r>
-      </w:hyperlink>
-      <w:r>
-        <w:rPr>
-          <w:lang w:val="zh_TW" w:bidi="zh_TW"/>
-        </w:rPr>
-        <w:t>；</w:t>
-      </w:r>
-      <w:hyperlink r:id="rId41">
-        <w:r>
-          <w:rPr>
-            <w:lang w:val="zh_TW" w:bidi="zh_TW"/>
-          </w:rPr>
-          <w:rPr>
-            <w:color w:val="0000EE"/>
-            <w:u w:val="single"/>
-          </w:rPr>
-          <w:t>耶23:10–11、18–22、31–34</w:t>
-        </w:r>
-      </w:hyperlink>
-      <w:r>
-        <w:rPr>
-          <w:lang w:val="zh_TW" w:bidi="zh_TW"/>
-        </w:rPr>
-        <w:t>；</w:t>
-      </w:r>
-      <w:hyperlink r:id="rId42">
-        <w:r>
-          <w:rPr>
-            <w:lang w:val="zh_TW" w:bidi="zh_TW"/>
-          </w:rPr>
-          <w:rPr>
-            <w:color w:val="0000EE"/>
-            <w:u w:val="single"/>
-          </w:rPr>
-          <w:t>彌3:11</w:t>
-        </w:r>
-      </w:hyperlink>
-      <w:r>
-        <w:rPr>
-          <w:lang w:val="zh_TW" w:bidi="zh_TW"/>
-        </w:rPr>
-        <w:t>；</w:t>
-      </w:r>
-      <w:hyperlink r:id="rId43">
-        <w:r>
-          <w:rPr>
-            <w:lang w:val="zh_TW" w:bidi="zh_TW"/>
-          </w:rPr>
-          <w:rPr>
-            <w:color w:val="0000EE"/>
-            <w:u w:val="single"/>
-          </w:rPr>
-          <w:t>瑪2:7</w:t>
-        </w:r>
-      </w:hyperlink>
-      <w:r>
-        <w:rPr>
-          <w:lang w:val="zh_TW" w:bidi="zh_TW"/>
-        </w:rPr>
-        <w:t>）。</w:t>
-      </w:r>
-    </w:p>
-    <w:p>
-      <w:pPr/>
-      <w:r>
-        <w:rPr>
-          <w:lang w:val="zh_TW" w:bidi="zh_TW"/>
-        </w:rPr>
-      </w:r>
-      <w:r>
-        <w:rPr>
-          <w:lang w:val="zh_TW" w:bidi="zh_TW"/>
-        </w:rPr>
-        <w:t>最為人熟悉的莫過於祭司在禮儀中扮演的中介（meditation）角色，無論是由摩西（</w:t>
-      </w:r>
-      <w:hyperlink r:id="rId44">
-        <w:r>
-          <w:rPr>
-            <w:lang w:val="zh_TW" w:bidi="zh_TW"/>
-          </w:rPr>
-          <w:rPr>
-            <w:color w:val="0000EE"/>
-            <w:u w:val="single"/>
-          </w:rPr>
-          <w:t>出24:4–8</w:t>
-        </w:r>
-      </w:hyperlink>
-      <w:r>
-        <w:rPr>
-          <w:lang w:val="zh_TW" w:bidi="zh_TW"/>
-        </w:rPr>
-        <w:t>）或是由受過崇拜儀式訓練的指定人員（</w:t>
-      </w:r>
-      <w:hyperlink r:id="rId45">
-        <w:r>
-          <w:rPr>
-            <w:lang w:val="zh_TW" w:bidi="zh_TW"/>
-          </w:rPr>
-          <w:rPr>
-            <w:color w:val="0000EE"/>
-            <w:u w:val="single"/>
-          </w:rPr>
-          <w:t>28:1</w:t>
-        </w:r>
-      </w:hyperlink>
-      <w:r>
-        <w:rPr>
-          <w:lang w:val="zh_TW" w:bidi="zh_TW"/>
-        </w:rPr>
-        <w:t>）來進行。由於以色列強調神的聖潔，祭祀贖罪或「遮蓋」罪在祭司作為中介中佔有重要地位。祭司在神面前代表人民表達悔罪、認罪和祈求寬恕，肩負著、胸前佩戴著各支派的名字，並反過來代表神，保證祂的恩惠、寬恕和保護（見</w:t>
-      </w:r>
-      <w:hyperlink r:id="rId46">
-        <w:r>
-          <w:rPr>
-            <w:lang w:val="zh_TW" w:bidi="zh_TW"/>
-          </w:rPr>
-          <w:rPr>
-            <w:color w:val="0000EE"/>
-            <w:u w:val="single"/>
-          </w:rPr>
-          <w:t>來5:1–4</w:t>
-        </w:r>
-      </w:hyperlink>
-      <w:r>
-        <w:rPr>
-          <w:lang w:val="zh_TW" w:bidi="zh_TW"/>
-        </w:rPr>
-        <w:t>，</w:t>
-      </w:r>
-      <w:hyperlink r:id="rId47">
-        <w:r>
-          <w:rPr>
-            <w:lang w:val="zh_TW" w:bidi="zh_TW"/>
-          </w:rPr>
-          <w:rPr>
-            <w:color w:val="0000EE"/>
-            <w:u w:val="single"/>
-          </w:rPr>
-          <w:t>7:27–10:11</w:t>
-        </w:r>
-      </w:hyperlink>
-      <w:r>
-        <w:rPr>
-          <w:lang w:val="zh_TW" w:bidi="zh_TW"/>
-        </w:rPr>
-        <w:t>）。</w:t>
-      </w:r>
-    </w:p>
-    <w:p>
-      <w:pPr>
-        <w:pStyle w:val="Heading3"/>
-      </w:pPr>
-      <w:r>
-        <w:rPr>
-          <w:lang w:val="zh_TW" w:bidi="zh_TW"/>
-        </w:rPr>
-        <w:t>在新約聖經中</w:t>
-      </w:r>
-    </w:p>
-    <w:p>
-      <w:pPr/>
-      <w:r>
-        <w:rPr>
-          <w:lang w:val="zh_TW" w:bidi="zh_TW"/>
-        </w:rPr>
-      </w:r>
-      <w:r>
-        <w:rPr>
-          <w:lang w:val="zh_TW" w:bidi="zh_TW"/>
-        </w:rPr>
-        <w:t>耶穌的使命自然地以中保的方式來描述，首先是作為一位先知，為神向人說話，使神被人所認識（</w:t>
-      </w:r>
-      <w:hyperlink r:id="rId48">
-        <w:r>
-          <w:rPr>
-            <w:lang w:val="zh_TW" w:bidi="zh_TW"/>
-          </w:rPr>
-          <w:rPr>
-            <w:color w:val="0000EE"/>
-            <w:u w:val="single"/>
-          </w:rPr>
-          <w:t>可6:15</w:t>
-        </w:r>
-      </w:hyperlink>
-      <w:r>
-        <w:rPr>
-          <w:lang w:val="zh_TW" w:bidi="zh_TW"/>
-        </w:rPr>
-        <w:t>，</w:t>
-      </w:r>
-      <w:hyperlink r:id="rId49">
-        <w:r>
-          <w:rPr>
-            <w:lang w:val="zh_TW" w:bidi="zh_TW"/>
-          </w:rPr>
-          <w:rPr>
-            <w:color w:val="0000EE"/>
-            <w:u w:val="single"/>
-          </w:rPr>
-          <w:t>8:28</w:t>
-        </w:r>
-      </w:hyperlink>
-      <w:r>
-        <w:rPr>
-          <w:lang w:val="zh_TW" w:bidi="zh_TW"/>
-        </w:rPr>
-        <w:t>）。當應用於耶穌時，實際上的「中保」頭銜主要指的是祂建立了一個新約，確立了神與人之間的新關係（</w:t>
-      </w:r>
-      <w:hyperlink r:id="rId50">
-        <w:r>
-          <w:rPr>
-            <w:lang w:val="zh_TW" w:bidi="zh_TW"/>
-          </w:rPr>
-          <w:rPr>
-            <w:color w:val="0000EE"/>
-            <w:u w:val="single"/>
-          </w:rPr>
-          <w:t>來8:6</w:t>
-        </w:r>
-      </w:hyperlink>
-      <w:r>
-        <w:rPr>
-          <w:lang w:val="zh_TW" w:bidi="zh_TW"/>
-        </w:rPr>
-        <w:t>，</w:t>
-      </w:r>
-      <w:hyperlink r:id="rId51">
-        <w:r>
-          <w:rPr>
-            <w:lang w:val="zh_TW" w:bidi="zh_TW"/>
-          </w:rPr>
-          <w:rPr>
-            <w:color w:val="0000EE"/>
-            <w:u w:val="single"/>
-          </w:rPr>
-          <w:t>9:15</w:t>
-        </w:r>
-      </w:hyperlink>
-      <w:r>
-        <w:rPr>
-          <w:lang w:val="zh_TW" w:bidi="zh_TW"/>
-        </w:rPr>
-        <w:t>，</w:t>
-      </w:r>
-      <w:hyperlink r:id="rId52">
-        <w:r>
-          <w:rPr>
-            <w:lang w:val="zh_TW" w:bidi="zh_TW"/>
-          </w:rPr>
-          <w:rPr>
-            <w:color w:val="0000EE"/>
-            <w:u w:val="single"/>
-          </w:rPr>
-          <w:t>12:24</w:t>
-        </w:r>
-      </w:hyperlink>
-      <w:r>
-        <w:rPr>
-          <w:lang w:val="zh_TW" w:bidi="zh_TW"/>
-        </w:rPr>
-        <w:t>）。另一個例子是</w:t>
-      </w:r>
-      <w:hyperlink r:id="rId53">
-        <w:r>
-          <w:rPr>
-            <w:lang w:val="zh_TW" w:bidi="zh_TW"/>
-          </w:rPr>
-          <w:rPr>
-            <w:color w:val="0000EE"/>
-            <w:u w:val="single"/>
-          </w:rPr>
-          <w:t>提摩太前書二章5節</w:t>
-        </w:r>
-      </w:hyperlink>
-      <w:r>
-        <w:rPr>
-          <w:lang w:val="zh_TW" w:bidi="zh_TW"/>
-        </w:rPr>
-        <w:t>，其中神合一性的要求一位唯一無可匹敵的中保——基督。</w:t>
-      </w:r>
-    </w:p>
-    <w:p>
-      <w:pPr/>
-      <w:r>
-        <w:rPr>
-          <w:lang w:val="zh_TW" w:bidi="zh_TW"/>
-        </w:rPr>
-      </w:r>
-      <w:r>
-        <w:rPr>
-          <w:lang w:val="zh_TW" w:bidi="zh_TW"/>
-        </w:rPr>
-        <w:t>這最後的參考提到基督將自己作為「萬人的贖價」。這本質上是祭司的功能，亦是希伯來書的主題。基督作為神的兒子，神聖地被任命、無罪、受苦、受試探、同情並且順服，祂是獨有資格成為祂子民的大祭司。作為祭司，祂獻上一個完全的祭，並永遠活著為那些透過祂接近神的人代求。這種中保的職事使耶穌位於「神的右邊」。祂為人代求也在</w:t>
-      </w:r>
-      <w:hyperlink r:id="rId54">
-        <w:r>
-          <w:rPr>
-            <w:lang w:val="zh_TW" w:bidi="zh_TW"/>
-          </w:rPr>
-          <w:rPr>
-            <w:color w:val="0000EE"/>
-            <w:u w:val="single"/>
-          </w:rPr>
-          <w:t>羅馬書八章34節</w:t>
-        </w:r>
-      </w:hyperlink>
-      <w:r>
-        <w:rPr>
-          <w:lang w:val="zh_TW" w:bidi="zh_TW"/>
-        </w:rPr>
-        <w:t>中提到，可能也在</w:t>
-      </w:r>
-      <w:hyperlink r:id="rId55">
-        <w:r>
-          <w:rPr>
-            <w:lang w:val="zh_TW" w:bidi="zh_TW"/>
-          </w:rPr>
-          <w:rPr>
-            <w:color w:val="0000EE"/>
-            <w:u w:val="single"/>
-          </w:rPr>
-          <w:t>約翰一書二章1節</w:t>
-        </w:r>
-      </w:hyperlink>
-      <w:r>
-        <w:rPr>
-          <w:lang w:val="zh_TW" w:bidi="zh_TW"/>
-        </w:rPr>
-        <w:t>中提到，古希臘評論家和其他權威資料如此理解這裡應用於耶穌的「保惠師（希臘文：paraclete）」。祂成為中保獻祭在馬太福音（</w:t>
-      </w:r>
-      <w:hyperlink r:id="rId56">
-        <w:r>
-          <w:rPr>
-            <w:lang w:val="zh_TW" w:bidi="zh_TW"/>
-          </w:rPr>
-          <w:rPr>
-            <w:color w:val="0000EE"/>
-            <w:u w:val="single"/>
-          </w:rPr>
-          <w:t>太26:28</w:t>
-        </w:r>
-      </w:hyperlink>
-      <w:r>
-        <w:rPr>
-          <w:lang w:val="zh_TW" w:bidi="zh_TW"/>
-        </w:rPr>
-        <w:t>）、約翰福音（</w:t>
-      </w:r>
-      <w:hyperlink r:id="rId57">
-        <w:r>
-          <w:rPr>
-            <w:lang w:val="zh_TW" w:bidi="zh_TW"/>
-          </w:rPr>
-          <w:rPr>
-            <w:color w:val="0000EE"/>
-            <w:u w:val="single"/>
-          </w:rPr>
-          <w:t>約1:29</w:t>
-        </w:r>
-      </w:hyperlink>
-      <w:r>
-        <w:rPr>
-          <w:lang w:val="zh_TW" w:bidi="zh_TW"/>
-        </w:rPr>
-        <w:t>）、羅馬書（</w:t>
-      </w:r>
-      <w:hyperlink r:id="rId58">
-        <w:r>
-          <w:rPr>
-            <w:lang w:val="zh_TW" w:bidi="zh_TW"/>
-          </w:rPr>
-          <w:rPr>
-            <w:color w:val="0000EE"/>
-            <w:u w:val="single"/>
-          </w:rPr>
-          <w:t>羅3:25</w:t>
-        </w:r>
-      </w:hyperlink>
-      <w:r>
-        <w:rPr>
-          <w:lang w:val="zh_TW" w:bidi="zh_TW"/>
-        </w:rPr>
-        <w:t>）和約翰一書（</w:t>
-      </w:r>
-      <w:hyperlink r:id="rId59">
-        <w:r>
-          <w:rPr>
-            <w:lang w:val="zh_TW" w:bidi="zh_TW"/>
-          </w:rPr>
-          <w:rPr>
-            <w:color w:val="0000EE"/>
-            <w:u w:val="single"/>
-          </w:rPr>
-          <w:t>約壹1:7</w:t>
-        </w:r>
-      </w:hyperlink>
-      <w:r>
-        <w:rPr>
-          <w:lang w:val="zh_TW" w:bidi="zh_TW"/>
-        </w:rPr>
-        <w:t>，</w:t>
-      </w:r>
-      <w:hyperlink r:id="rId60">
-        <w:r>
-          <w:rPr>
-            <w:lang w:val="zh_TW" w:bidi="zh_TW"/>
-          </w:rPr>
-          <w:rPr>
-            <w:color w:val="0000EE"/>
-            <w:u w:val="single"/>
-          </w:rPr>
-          <w:t>2:2</w:t>
-        </w:r>
-      </w:hyperlink>
-      <w:r>
-        <w:rPr>
-          <w:lang w:val="zh_TW" w:bidi="zh_TW"/>
-        </w:rPr>
-        <w:t>，</w:t>
-      </w:r>
-      <w:hyperlink r:id="rId61">
-        <w:r>
-          <w:rPr>
-            <w:lang w:val="zh_TW" w:bidi="zh_TW"/>
-          </w:rPr>
-          <w:rPr>
-            <w:color w:val="0000EE"/>
-            <w:u w:val="single"/>
-          </w:rPr>
-          <w:t>4:10</w:t>
-        </w:r>
-      </w:hyperlink>
-      <w:r>
-        <w:rPr>
-          <w:lang w:val="zh_TW" w:bidi="zh_TW"/>
-        </w:rPr>
-        <w:t>）中提到。</w:t>
-      </w:r>
-    </w:p>
-    <w:p>
-      <w:pPr/>
-      <w:r>
-        <w:rPr>
-          <w:lang w:val="zh_TW" w:bidi="zh_TW"/>
-        </w:rPr>
-      </w:r>
-      <w:r>
-        <w:rPr>
-          <w:lang w:val="zh_TW" w:bidi="zh_TW"/>
-        </w:rPr>
-        <w:t>更重要的是，新約中到處都強調，人對於神、救恩和盼望的認識僅通過基督而來。為了我們的緣故，祂成為卑賤，為我們死而復活；我們的平安、通往神的途徑、和好、罪的得贖、恩典、真理、禱告和「</w:t>
-      </w:r>
-      <w:r>
-        <w:rPr>
-          <w:lang w:val="zh_TW" w:bidi="zh_TW"/>
-        </w:rPr>
-        <w:t>天上各樣屬靈的福氣</w:t>
-      </w:r>
-      <w:r>
-        <w:rPr>
-          <w:lang w:val="zh_TW" w:bidi="zh_TW"/>
-        </w:rPr>
-        <w:t>」都是「通過他」、「在他裡面」、「通過他的血」，以及「在他的名字裡」。神的目的在祂身上；祂在創造和救贖中作中保（</w:t>
-      </w:r>
-      <w:hyperlink r:id="rId62">
-        <w:r>
-          <w:rPr>
-            <w:lang w:val="zh_TW" w:bidi="zh_TW"/>
-          </w:rPr>
-          <w:rPr>
-            <w:color w:val="0000EE"/>
-            <w:u w:val="single"/>
-          </w:rPr>
-          <w:t>西1:15、22</w:t>
-        </w:r>
-      </w:hyperlink>
-      <w:r>
-        <w:rPr>
-          <w:lang w:val="zh_TW" w:bidi="zh_TW"/>
-        </w:rPr>
-        <w:t>）；神的一切豐足都在祂裡面，基督的面容揭示了神的榮耀。除了子和那些子向他們啟示的人，沒有人認識父；沒有人能到父那裡去，除非通過祂；也沒有在其他任何人裡有救恩。</w:t>
-      </w:r>
-    </w:p>
-    <w:p>
-      <w:pPr/>
-      <w:r>
-        <w:rPr>
-          <w:lang w:val="zh_TW" w:bidi="zh_TW"/>
-        </w:rPr>
-      </w:r>
-      <w:r>
-        <w:rPr>
-          <w:lang w:val="zh_TW" w:bidi="zh_TW"/>
-        </w:rPr>
-        <w:t>基督為中保是所有在神與人之間的中保的成全與終結。希伯來書開始即宣告基督超越所有其他中保——天使、摩西、亞倫的祭司職份。祂的祭司職份是永恆的，如同麥基洗德一樣。祂的獻祭是無法重複的，「一次獻上」，藉此，我們已被分別為聖永遠歸於神。他在神與人之間所建立的盟約提供了更好的應許、獻祭、聖所和盼望（</w:t>
-      </w:r>
-      <w:hyperlink r:id="rId63">
-        <w:r>
-          <w:rPr>
-            <w:lang w:val="zh_TW" w:bidi="zh_TW"/>
-          </w:rPr>
-          <w:rPr>
-            <w:color w:val="0000EE"/>
-            <w:u w:val="single"/>
-          </w:rPr>
-          <w:t>來7:19</w:t>
-        </w:r>
-      </w:hyperlink>
-      <w:r>
-        <w:rPr>
-          <w:lang w:val="zh_TW" w:bidi="zh_TW"/>
-        </w:rPr>
-        <w:t>，</w:t>
-      </w:r>
-      <w:hyperlink r:id="rId50">
-        <w:r>
-          <w:rPr>
-            <w:lang w:val="zh_TW" w:bidi="zh_TW"/>
-          </w:rPr>
-          <w:rPr>
-            <w:color w:val="0000EE"/>
-            <w:u w:val="single"/>
-          </w:rPr>
-          <w:t>8:6</w:t>
-        </w:r>
-      </w:hyperlink>
-      <w:r>
-        <w:rPr>
-          <w:lang w:val="zh_TW" w:bidi="zh_TW"/>
-        </w:rPr>
-        <w:t>，</w:t>
-      </w:r>
-      <w:hyperlink r:id="rId64">
-        <w:r>
-          <w:rPr>
-            <w:lang w:val="zh_TW" w:bidi="zh_TW"/>
-          </w:rPr>
-          <w:rPr>
-            <w:color w:val="0000EE"/>
-            <w:u w:val="single"/>
-          </w:rPr>
-          <w:t>9:1、11–15</w:t>
-        </w:r>
-      </w:hyperlink>
-      <w:r>
-        <w:rPr>
-          <w:lang w:val="zh_TW" w:bidi="zh_TW"/>
-        </w:rPr>
-        <w:t>）。基督作為中保遠遠超過所有其他的中介，無可取代；祂是無與倫比且永遠的祭司（參：</w:t>
-      </w:r>
-      <w:hyperlink r:id="rId53">
-        <w:r>
-          <w:rPr>
-            <w:lang w:val="zh_TW" w:bidi="zh_TW"/>
-          </w:rPr>
-          <w:rPr>
-            <w:color w:val="0000EE"/>
-            <w:u w:val="single"/>
-          </w:rPr>
-          <w:t>提前2:5</w:t>
-        </w:r>
-      </w:hyperlink>
-      <w:r>
-        <w:rPr>
-          <w:lang w:val="zh_TW" w:bidi="zh_TW"/>
-        </w:rPr>
-        <w:t>）。</w:t>
-      </w:r>
-    </w:p>
-    <w:p>
-      <w:pPr/>
-      <w:r>
-        <w:rPr>
-          <w:lang w:val="zh_TW" w:bidi="zh_TW"/>
-        </w:rPr>
-      </w:r>
-      <w:r>
-        <w:rPr>
-          <w:lang w:val="zh_TW" w:bidi="zh_TW"/>
-        </w:rPr>
-        <w:t>雖然約翰沒有使用祭司的類比，但卻強調了同樣的真理。神聖與人類之間的鴻溝已被道成肉身決定性地跨越。基督不是站在神與人之間，而是通過成為人來將兩者結合在自己裡面。基督在創造之初就是神與人之間的中介，祂本身就是道，從神的角度來說，祂傳達神的心意，體現神的信息，並傳遞神的力量。從來沒有人見過神，但作為獨特的子和神聖的神，耶穌「表明」神出來（</w:t>
-      </w:r>
-      <w:hyperlink r:id="rId65">
-        <w:r>
-          <w:rPr>
-            <w:lang w:val="zh_TW" w:bidi="zh_TW"/>
-          </w:rPr>
-          <w:rPr>
-            <w:color w:val="0000EE"/>
-            <w:u w:val="single"/>
-          </w:rPr>
-          <w:t>約1:18</w:t>
-        </w:r>
-      </w:hyperlink>
-      <w:r>
-        <w:rPr>
-          <w:lang w:val="zh_TW" w:bidi="zh_TW"/>
-        </w:rPr>
-        <w:t>）。從人的角度來看，耶穌為門徒祈禱（</w:t>
-      </w:r>
-      <w:hyperlink r:id="rId66">
-        <w:r>
-          <w:rPr>
-            <w:lang w:val="zh_TW" w:bidi="zh_TW"/>
-          </w:rPr>
-          <w:rPr>
-            <w:color w:val="0000EE"/>
-            <w:u w:val="single"/>
-          </w:rPr>
-          <w:t>17</w:t>
-        </w:r>
-      </w:hyperlink>
-      <w:r>
-        <w:rPr>
-          <w:lang w:val="zh_TW" w:bidi="zh_TW"/>
-        </w:rPr>
-        <w:t>章），提供完全的順服，為祂的羊群捨命，作無瑕疵的獻祭，承擔世界的罪。</w:t>
-      </w:r>
-    </w:p>
-    <w:p>
-      <w:pPr/>
-      <w:r>
-        <w:rPr>
-          <w:lang w:val="zh_TW" w:bidi="zh_TW"/>
-        </w:rPr>
-      </w:r>
-      <w:r>
-        <w:rPr>
-          <w:i/>
-          <w:lang w:val="zh_TW" w:bidi="zh_TW"/>
-        </w:rPr>
-        <w:t>另見</w:t>
-      </w:r>
-      <w:r>
-        <w:rPr>
-          <w:lang w:val="zh_TW" w:bidi="zh_TW"/>
-        </w:rPr>
-        <w:t xml:space="preserve"> </w:t>
-      </w:r>
-      <w:r>
-        <w:rPr>
-          <w:lang w:val="zh_TW" w:bidi="zh_TW"/>
-        </w:rPr>
-        <w:t>和好</w:t>
+      <w:r>
+        <w:rPr>
+          <w:lang w:val="zh_TW" w:bidi="zh_TW"/>
+        </w:rPr>
+        <w:t>重生</w:t>
       </w:r>
       <w:r>
         <w:rPr>
@@ -4025,30 +2878,6 @@
   </w:num>
   <w:num w:numId="13" w16cid:durableId="592781308">
     <w:abstractNumId w:val="11"/>
-  </w:num>
-  <w:num w:numId="14">
-    <w:abstractNumId w:val="3"/>
-    <w:lvlOverride w:ilvl="0">
-      <w:startOverride w:val="1"/>
-    </w:lvlOverride>
-  </w:num>
-  <w:num w:numId="15">
-    <w:abstractNumId w:val="3"/>
-    <w:lvlOverride w:ilvl="0">
-      <w:startOverride w:val="1"/>
-    </w:lvlOverride>
-  </w:num>
-  <w:num w:numId="16">
-    <w:abstractNumId w:val="3"/>
-    <w:lvlOverride w:ilvl="0">
-      <w:startOverride w:val="1"/>
-    </w:lvlOverride>
-  </w:num>
-  <w:num w:numId="17">
-    <w:abstractNumId w:val="3"/>
-    <w:lvlOverride w:ilvl="0">
-      <w:startOverride w:val="1"/>
-    </w:lvlOverride>
   </w:num>
   <w:numIdMacAtCleanup w:val="10"/>
 </w:numbering>

--- a/zht/docx/171.content.docx
+++ b/zht/docx/171.content.docx
@@ -149,7 +149,7 @@
         <w:rPr>
           <w:lang w:val="zh_TW" w:bidi="zh_TW"/>
         </w:rPr>
-        <w:t>tui</w:t>
+        <w:t>tong</w:t>
       </w:r>
       <w:r>
         <w:rPr>
@@ -212,7 +212,7 @@
         <w:rPr>
           <w:lang w:val="zh_TW" w:bidi="zh_TW"/>
         </w:rPr>
-        <w:t>推基古</w:t>
+        <w:t>通姦</w:t>
       </w:r>
       <w:r>
         <w:rPr>
@@ -231,25 +231,7 @@
         <w:rPr>
           <w:lang w:val="zh_TW" w:bidi="zh_TW"/>
         </w:rPr>
-        <w:t>在保羅為耶路撒冷教會收集和送交奉獻的旅行中，隨行保羅的信徒之一（</w:t>
-      </w:r>
-      <w:hyperlink r:id="rId13">
-        <w:r>
-          <w:rPr>
-            <w:lang w:val="zh_TW" w:bidi="zh_TW"/>
-          </w:rPr>
-          <w:rPr>
-            <w:color w:val="0000EE"/>
-            <w:u w:val="single"/>
-          </w:rPr>
-          <w:t>徒20:4</w:t>
-        </w:r>
-      </w:hyperlink>
-      <w:r>
-        <w:rPr>
-          <w:lang w:val="zh_TW" w:bidi="zh_TW"/>
-        </w:rPr>
-        <w:t>）。由於他經常與以弗所的特羅非摩一同被提及，推基古很可能也是以弗所人。</w:t>
+        <w:t>不貞、性方面的不道德（簡稱：性不道德）。「淫亂（fornication）」一詞在聖經中有幾種不同的意思。</w:t>
       </w:r>
     </w:p>
     <w:p>
@@ -263,7 +245,25 @@
         <w:rPr>
           <w:lang w:val="zh_TW" w:bidi="zh_TW"/>
         </w:rPr>
-        <w:t>推基古負責送達保羅寫給以弗所教會的書信（</w:t>
+        <w:t>它的廣義含義是指所有非法的性行為，也就是除丈夫和妻子之間的性行為外的任何性行為。例如，在</w:t>
+      </w:r>
+      <w:hyperlink r:id="rId13">
+        <w:r>
+          <w:rPr>
+            <w:lang w:val="zh_TW" w:bidi="zh_TW"/>
+          </w:rPr>
+          <w:rPr>
+            <w:color w:val="0000EE"/>
+            <w:u w:val="single"/>
+          </w:rPr>
+          <w:t>哥林多前書五章1節</w:t>
+        </w:r>
+      </w:hyperlink>
+      <w:r>
+        <w:rPr>
+          <w:lang w:val="zh_TW" w:bidi="zh_TW"/>
+        </w:rPr>
+        <w:t>中，這個詞被用於指當地教會所容忍的一種罪：有一個人顯然與他的繼母同居。在</w:t>
       </w:r>
       <w:hyperlink r:id="rId14">
         <w:r>
@@ -274,14 +274,14 @@
             <w:color w:val="0000EE"/>
             <w:u w:val="single"/>
           </w:rPr>
-          <w:t>弗6:21</w:t>
+          <w:t>羅馬書一章29節</w:t>
         </w:r>
       </w:hyperlink>
       <w:r>
         <w:rPr>
           <w:lang w:val="zh_TW" w:bidi="zh_TW"/>
         </w:rPr>
-        <w:t>），以及保羅寫給腓利門和歌羅西教會的書信（</w:t>
+        <w:t>的一系列可怕的罪行中，使徒保羅將「淫亂」列入其中，似乎意在將其涵蓋所有形式的性方面不道德的行為。在哥林多前書中，保羅在上下文中暗示這個詞指各種非法的性活動（</w:t>
       </w:r>
       <w:hyperlink r:id="rId15">
         <w:r>
@@ -292,14 +292,14 @@
             <w:color w:val="0000EE"/>
             <w:u w:val="single"/>
           </w:rPr>
-          <w:t>西4:7</w:t>
+          <w:t>6:13、18</w:t>
         </w:r>
       </w:hyperlink>
       <w:r>
         <w:rPr>
           <w:lang w:val="zh_TW" w:bidi="zh_TW"/>
         </w:rPr>
-        <w:t>）。大多數人認為他也是隨同提多送達哥林多後書的兩位基督徒之一（另一位是特羅非摩）（</w:t>
+        <w:t>）。在</w:t>
       </w:r>
       <w:hyperlink r:id="rId16">
         <w:r>
@@ -310,14 +310,14 @@
             <w:color w:val="0000EE"/>
             <w:u w:val="single"/>
           </w:rPr>
-          <w:t>林後8:16–24</w:t>
+          <w:t>哥林多前書七章2節</w:t>
         </w:r>
       </w:hyperlink>
       <w:r>
         <w:rPr>
           <w:lang w:val="zh_TW" w:bidi="zh_TW"/>
         </w:rPr>
-        <w:t>）。</w:t>
+        <w:t>中，保羅使用了「淫亂」的希臘文複數形式，暗示這種罪行可能以多種形式表現出來。他因此指出，哥林多人應該結婚並合宜地共同生活。「淫亂」廣義含義中的一種罪行是姦淫。</w:t>
       </w:r>
     </w:p>
     <w:p>
@@ -331,7 +331,7 @@
         <w:rPr>
           <w:lang w:val="zh_TW" w:bidi="zh_TW"/>
         </w:rPr>
-        <w:t>保羅在後來的書信中兩次提到推基古。第一次是保羅派他到克里特與提多在一起（</w:t>
+        <w:t>「淫亂」也有一種更為狹義的含義，指未婚之間的性不道德行為。在那些將「淫亂」和「姦淫」並列的聖經清單中，暗示了這種含義。耶穌所列的出於人心中的污穢罪行包括「淫亂（譯註：和合本譯為苟合）」和「姦淫」（</w:t>
       </w:r>
       <w:hyperlink r:id="rId17">
         <w:r>
@@ -342,14 +342,14 @@
             <w:color w:val="0000EE"/>
             <w:u w:val="single"/>
           </w:rPr>
-          <w:t>多3:12</w:t>
+          <w:t>太15:19</w:t>
         </w:r>
       </w:hyperlink>
       <w:r>
         <w:rPr>
           <w:lang w:val="zh_TW" w:bidi="zh_TW"/>
         </w:rPr>
-        <w:t>）。後來保羅告訴提摩太，他已經派推基古到以弗所（</w:t>
+        <w:t>；</w:t>
       </w:r>
       <w:hyperlink r:id="rId18">
         <w:r>
@@ -360,14 +360,728 @@
             <w:color w:val="0000EE"/>
             <w:u w:val="single"/>
           </w:rPr>
-          <w:t>提後4:12</w:t>
+          <w:t>可7:21–22</w:t>
         </w:r>
       </w:hyperlink>
       <w:r>
         <w:rPr>
           <w:lang w:val="zh_TW" w:bidi="zh_TW"/>
         </w:rPr>
-        <w:t>）。顯然，推基古和保羅是親密的朋友和同工，因為保羅經常稱推基古為「親愛的兄弟」。</w:t>
+        <w:t>）。保羅列出的那些不能承受神的國的罪人中也包括淫亂的和姦淫的（</w:t>
+      </w:r>
+      <w:hyperlink r:id="rId19">
+        <w:r>
+          <w:rPr>
+            <w:lang w:val="zh_TW" w:bidi="zh_TW"/>
+          </w:rPr>
+          <w:rPr>
+            <w:color w:val="0000EE"/>
+            <w:u w:val="single"/>
+          </w:rPr>
+          <w:t>林前6:9</w:t>
+        </w:r>
+      </w:hyperlink>
+      <w:r>
+        <w:rPr>
+          <w:lang w:val="zh_TW" w:bidi="zh_TW"/>
+        </w:rPr>
+        <w:t>）。</w:t>
+      </w:r>
+    </w:p>
+    <w:p>
+      <w:pPr/>
+      <w:r>
+        <w:rPr>
+          <w:lang w:val="zh_TW" w:bidi="zh_TW"/>
+        </w:rPr>
+      </w:r>
+      <w:r>
+        <w:rPr>
+          <w:lang w:val="zh_TW" w:bidi="zh_TW"/>
+        </w:rPr>
+        <w:t>「淫亂」在</w:t>
+      </w:r>
+      <w:hyperlink r:id="rId20">
+        <w:r>
+          <w:rPr>
+            <w:lang w:val="zh_TW" w:bidi="zh_TW"/>
+          </w:rPr>
+          <w:rPr>
+            <w:color w:val="0000EE"/>
+            <w:u w:val="single"/>
+          </w:rPr>
+          <w:t>馬太福音五章32節</w:t>
+        </w:r>
+      </w:hyperlink>
+      <w:r>
+        <w:rPr>
+          <w:lang w:val="zh_TW" w:bidi="zh_TW"/>
+        </w:rPr>
+        <w:t>和</w:t>
+      </w:r>
+      <w:hyperlink r:id="rId21">
+        <w:r>
+          <w:rPr>
+            <w:lang w:val="zh_TW" w:bidi="zh_TW"/>
+          </w:rPr>
+          <w:rPr>
+            <w:color w:val="0000EE"/>
+            <w:u w:val="single"/>
+          </w:rPr>
+          <w:t>十九章9節</w:t>
+        </w:r>
+      </w:hyperlink>
+      <w:r>
+        <w:rPr>
+          <w:lang w:val="zh_TW" w:bidi="zh_TW"/>
+        </w:rPr>
+        <w:t>通常被現今的聖經學者理解為專指姦淫。對於希臘文porneia的翻譯涉及解釋而非純翻譯。學者們對耶穌關於休妻的例外說法是否指淫亂的廣義或狹義含義存在分歧。他可能僅指姦淫，也可能將它與其它性罪一併包括在內。</w:t>
+      </w:r>
+    </w:p>
+    <w:p>
+      <w:pPr/>
+      <w:r>
+        <w:rPr>
+          <w:lang w:val="zh_TW" w:bidi="zh_TW"/>
+        </w:rPr>
+      </w:r>
+      <w:r>
+        <w:rPr>
+          <w:lang w:val="zh_TW" w:bidi="zh_TW"/>
+        </w:rPr>
+        <w:t>「淫亂」一詞在舊約和新約中也有比喻性的用法。起源於以色列和教會作為主的妻子或新娘的描述，背離神和拜偶像被稱為淫亂（例如，見</w:t>
+      </w:r>
+      <w:hyperlink r:id="rId22">
+        <w:r>
+          <w:rPr>
+            <w:lang w:val="zh_TW" w:bidi="zh_TW"/>
+          </w:rPr>
+          <w:rPr>
+            <w:color w:val="0000EE"/>
+            <w:u w:val="single"/>
+          </w:rPr>
+          <w:t>耶2章</w:t>
+        </w:r>
+      </w:hyperlink>
+      <w:r>
+        <w:rPr>
+          <w:lang w:val="zh_TW" w:bidi="zh_TW"/>
+        </w:rPr>
+        <w:t>）。</w:t>
+      </w:r>
+      <w:hyperlink r:id="rId23">
+        <w:r>
+          <w:rPr>
+            <w:lang w:val="zh_TW" w:bidi="zh_TW"/>
+          </w:rPr>
+          <w:rPr>
+            <w:color w:val="0000EE"/>
+            <w:u w:val="single"/>
+          </w:rPr>
+          <w:t>以西結書第十六章</w:t>
+        </w:r>
+      </w:hyperlink>
+      <w:r>
+        <w:rPr>
+          <w:lang w:val="zh_TW" w:bidi="zh_TW"/>
+        </w:rPr>
+        <w:t>用對婚姻誓言的不忠來象徵耶路撒冷與神之間偏離正道的關係。耶路撒冷對神而言成了一個「行淫的妻」。何西阿書的前三章使用先知何西阿與其淫亂的妻子歌篾的關係，來比喻以色列民族如何對其「丈夫」（神）犯下淫亂之罪，轉而追求其它神。在啟示錄中，「淫亂」和「邪淫」的比喻用法用於大巴比倫——大淫婦（</w:t>
+      </w:r>
+      <w:hyperlink r:id="rId24">
+        <w:r>
+          <w:rPr>
+            <w:lang w:val="zh_TW" w:bidi="zh_TW"/>
+          </w:rPr>
+          <w:rPr>
+            <w:color w:val="0000EE"/>
+            <w:u w:val="single"/>
+          </w:rPr>
+          <w:t>啟14:8，</w:t>
+        </w:r>
+      </w:hyperlink>
+      <w:hyperlink r:id="rId25">
+        <w:r>
+          <w:rPr>
+            <w:lang w:val="zh_TW" w:bidi="zh_TW"/>
+          </w:rPr>
+          <w:rPr>
+            <w:color w:val="0000EE"/>
+            <w:u w:val="single"/>
+          </w:rPr>
+          <w:t>17:2–4，</w:t>
+        </w:r>
+      </w:hyperlink>
+      <w:hyperlink r:id="rId26">
+        <w:r>
+          <w:rPr>
+            <w:lang w:val="zh_TW" w:bidi="zh_TW"/>
+          </w:rPr>
+          <w:rPr>
+            <w:color w:val="0000EE"/>
+            <w:u w:val="single"/>
+          </w:rPr>
+          <w:t>18:3，</w:t>
+        </w:r>
+      </w:hyperlink>
+      <w:hyperlink r:id="rId27">
+        <w:r>
+          <w:rPr>
+            <w:lang w:val="zh_TW" w:bidi="zh_TW"/>
+          </w:rPr>
+          <w:rPr>
+            <w:color w:val="0000EE"/>
+            <w:u w:val="single"/>
+          </w:rPr>
+          <w:t>19:2</w:t>
+        </w:r>
+      </w:hyperlink>
+      <w:r>
+        <w:rPr>
+          <w:lang w:val="zh_TW" w:bidi="zh_TW"/>
+        </w:rPr>
+        <w:t>）。</w:t>
+      </w:r>
+    </w:p>
+    <w:p>
+      <w:pPr/>
+      <w:r>
+        <w:rPr>
+          <w:lang w:val="zh_TW" w:bidi="zh_TW"/>
+        </w:rPr>
+      </w:r>
+      <w:r>
+        <w:rPr>
+          <w:i/>
+          <w:lang w:val="zh_TW" w:bidi="zh_TW"/>
+        </w:rPr>
+        <w:t>另見</w:t>
+      </w:r>
+      <w:r>
+        <w:rPr>
+          <w:lang w:val="zh_TW" w:bidi="zh_TW"/>
+        </w:rPr>
+        <w:t xml:space="preserve"> </w:t>
+      </w:r>
+      <w:r>
+        <w:rPr>
+          <w:lang w:val="zh_TW" w:bidi="zh_TW"/>
+        </w:rPr>
+        <w:t>姦淫</w:t>
+      </w:r>
+      <w:r>
+        <w:rPr>
+          <w:lang w:val="zh_TW" w:bidi="zh_TW"/>
+        </w:rPr>
+        <w:t>。</w:t>
+      </w:r>
+      <w:r>
+        <w:rPr>
+          <w:lang w:val="zh_TW" w:bidi="zh_TW"/>
+        </w:rPr>
+      </w:r>
+      <w:r>
+        <w:rPr>
+          <w:lang w:val="zh_TW" w:bidi="zh_TW"/>
+        </w:rPr>
+      </w:r>
+    </w:p>
+    <w:p>
+      <w:pPr/>
+      <w:r>
+        <w:rPr>
+          <w:lang w:val="zh_TW" w:bidi="zh_TW"/>
+        </w:rPr>
+      </w:r>
+    </w:p>
+    <w:p>
+      <w:pPr>
+        <w:pStyle w:val="Heading2"/>
+      </w:pPr>
+      <w:r>
+        <w:rPr>
+          <w:lang w:val="zh_TW" w:bidi="zh_TW"/>
+        </w:rPr>
+        <w:t>童貞女</w:t>
+      </w:r>
+      <w:r>
+        <w:rPr>
+          <w:lang w:val="zh_TW" w:bidi="zh_TW"/>
+        </w:rPr>
+      </w:r>
+    </w:p>
+    <w:p>
+      <w:pPr/>
+      <w:r>
+        <w:rPr>
+          <w:lang w:val="zh_TW" w:bidi="zh_TW"/>
+        </w:rPr>
+      </w:r>
+      <w:r>
+        <w:rPr>
+          <w:lang w:val="zh_TW" w:bidi="zh_TW"/>
+        </w:rPr>
+        <w:t>這是用來描述女性，或用來比喻地方、國家和教會的詞。該詞是在描述一位性徵成熟但尚未發生性行為的女性。耶穌的母親馬利亞就是一個明顯的例子（</w:t>
+      </w:r>
+      <w:hyperlink r:id="rId28">
+        <w:r>
+          <w:rPr>
+            <w:lang w:val="zh_TW" w:bidi="zh_TW"/>
+          </w:rPr>
+          <w:rPr>
+            <w:color w:val="0000EE"/>
+            <w:u w:val="single"/>
+          </w:rPr>
+          <w:t>太1:18–25</w:t>
+        </w:r>
+      </w:hyperlink>
+      <w:r>
+        <w:rPr>
+          <w:lang w:val="zh_TW" w:bidi="zh_TW"/>
+        </w:rPr>
+        <w:t>）。</w:t>
+      </w:r>
+    </w:p>
+    <w:p>
+      <w:pPr/>
+      <w:r>
+        <w:rPr>
+          <w:lang w:val="zh_TW" w:bidi="zh_TW"/>
+        </w:rPr>
+      </w:r>
+      <w:r>
+        <w:rPr>
+          <w:lang w:val="zh_TW" w:bidi="zh_TW"/>
+        </w:rPr>
+        <w:t>舊約聖經非常重視在婚姻前保持貞潔。利百加成為適合以撒的新娘，其中一個特質就是她的貞潔（</w:t>
+      </w:r>
+      <w:hyperlink r:id="rId29">
+        <w:r>
+          <w:rPr>
+            <w:lang w:val="zh_TW" w:bidi="zh_TW"/>
+          </w:rPr>
+          <w:rPr>
+            <w:color w:val="0000EE"/>
+            <w:u w:val="single"/>
+          </w:rPr>
+          <w:t>創24:16</w:t>
+        </w:r>
+      </w:hyperlink>
+      <w:r>
+        <w:rPr>
+          <w:lang w:val="zh_TW" w:bidi="zh_TW"/>
+        </w:rPr>
+        <w:t>）。律法規定祭司只能娶貞潔的女子為妻（</w:t>
+      </w:r>
+      <w:hyperlink r:id="rId30">
+        <w:r>
+          <w:rPr>
+            <w:lang w:val="zh_TW" w:bidi="zh_TW"/>
+          </w:rPr>
+          <w:rPr>
+            <w:color w:val="0000EE"/>
+            <w:u w:val="single"/>
+          </w:rPr>
+          <w:t>利21:7</w:t>
+        </w:r>
+      </w:hyperlink>
+      <w:r>
+        <w:rPr>
+          <w:lang w:val="zh_TW" w:bidi="zh_TW"/>
+        </w:rPr>
+        <w:t>、</w:t>
+      </w:r>
+      <w:hyperlink r:id="rId30">
+        <w:r>
+          <w:rPr>
+            <w:lang w:val="zh_TW" w:bidi="zh_TW"/>
+          </w:rPr>
+          <w:rPr>
+            <w:color w:val="0000EE"/>
+            <w:u w:val="single"/>
+          </w:rPr>
+          <w:t>13</w:t>
+        </w:r>
+      </w:hyperlink>
+      <w:hyperlink r:id="rId31">
+        <w:r>
+          <w:rPr>
+            <w:lang w:val="zh_TW" w:bidi="zh_TW"/>
+          </w:rPr>
+          <w:rPr>
+            <w:color w:val="0000EE"/>
+            <w:u w:val="single"/>
+          </w:rPr>
+          <w:t>–</w:t>
+        </w:r>
+      </w:hyperlink>
+      <w:hyperlink r:id="rId30">
+        <w:r>
+          <w:rPr>
+            <w:lang w:val="zh_TW" w:bidi="zh_TW"/>
+          </w:rPr>
+          <w:rPr>
+            <w:color w:val="0000EE"/>
+            <w:u w:val="single"/>
+          </w:rPr>
+          <w:t>14</w:t>
+        </w:r>
+      </w:hyperlink>
+      <w:r>
+        <w:rPr>
+          <w:lang w:val="zh_TW" w:bidi="zh_TW"/>
+        </w:rPr>
+        <w:t>）。而祭司應該是那些生活最符合神標準的人。</w:t>
+      </w:r>
+    </w:p>
+    <w:p>
+      <w:pPr/>
+      <w:r>
+        <w:rPr>
+          <w:lang w:val="zh_TW" w:bidi="zh_TW"/>
+        </w:rPr>
+      </w:r>
+      <w:r>
+        <w:rPr>
+          <w:lang w:val="zh_TW" w:bidi="zh_TW"/>
+        </w:rPr>
+        <w:t>這反映了聖經對婚姻的教導，也使專一的忠誠成為婚姻的理想。新約聖經禁止婚前性行為，表達了這一理想（</w:t>
+      </w:r>
+      <w:hyperlink r:id="rId15">
+        <w:r>
+          <w:rPr>
+            <w:lang w:val="zh_TW" w:bidi="zh_TW"/>
+          </w:rPr>
+          <w:rPr>
+            <w:color w:val="0000EE"/>
+            <w:u w:val="single"/>
+          </w:rPr>
+          <w:t>林前6:13</w:t>
+        </w:r>
+      </w:hyperlink>
+      <w:r>
+        <w:rPr>
+          <w:lang w:val="zh_TW" w:bidi="zh_TW"/>
+        </w:rPr>
+        <w:t>、</w:t>
+      </w:r>
+      <w:hyperlink r:id="rId15">
+        <w:r>
+          <w:rPr>
+            <w:lang w:val="zh_TW" w:bidi="zh_TW"/>
+          </w:rPr>
+          <w:rPr>
+            <w:color w:val="0000EE"/>
+            <w:u w:val="single"/>
+          </w:rPr>
+          <w:t>18</w:t>
+        </w:r>
+      </w:hyperlink>
+      <w:r>
+        <w:rPr>
+          <w:lang w:val="zh_TW" w:bidi="zh_TW"/>
+        </w:rPr>
+        <w:t>）。新約聖經使用「童女（或童身）」來描述對神忠心的基督徒（</w:t>
+      </w:r>
+      <w:hyperlink r:id="rId32">
+        <w:r>
+          <w:rPr>
+            <w:lang w:val="zh_TW" w:bidi="zh_TW"/>
+          </w:rPr>
+          <w:rPr>
+            <w:color w:val="0000EE"/>
+            <w:u w:val="single"/>
+          </w:rPr>
+          <w:t>啟14:4</w:t>
+        </w:r>
+      </w:hyperlink>
+      <w:r>
+        <w:rPr>
+          <w:lang w:val="zh_TW" w:bidi="zh_TW"/>
+        </w:rPr>
+        <w:t>；參</w:t>
+      </w:r>
+      <w:hyperlink r:id="rId33">
+        <w:r>
+          <w:rPr>
+            <w:lang w:val="zh_TW" w:bidi="zh_TW"/>
+          </w:rPr>
+          <w:rPr>
+            <w:color w:val="0000EE"/>
+            <w:u w:val="single"/>
+          </w:rPr>
+          <w:t>林後11:2</w:t>
+        </w:r>
+      </w:hyperlink>
+      <w:r>
+        <w:rPr>
+          <w:lang w:val="zh_TW" w:bidi="zh_TW"/>
+        </w:rPr>
+        <w:t>）。</w:t>
+      </w:r>
+    </w:p>
+    <w:p>
+      <w:pPr/>
+      <w:r>
+        <w:rPr>
+          <w:lang w:val="zh_TW" w:bidi="zh_TW"/>
+        </w:rPr>
+      </w:r>
+      <w:r>
+        <w:rPr>
+          <w:lang w:val="zh_TW" w:bidi="zh_TW"/>
+        </w:rPr>
+        <w:t>從負面的角度來看，舊約聖經在處罰失去貞潔的問題上強調了相同的原則。如果男人在道德上負有責任，那麼他必須娶女子為妻或賠償女子的父親（</w:t>
+      </w:r>
+      <w:hyperlink r:id="rId34">
+        <w:r>
+          <w:rPr>
+            <w:lang w:val="zh_TW" w:bidi="zh_TW"/>
+          </w:rPr>
+          <w:rPr>
+            <w:color w:val="0000EE"/>
+            <w:u w:val="single"/>
+          </w:rPr>
+          <w:t>出22:16–17</w:t>
+        </w:r>
+      </w:hyperlink>
+      <w:r>
+        <w:rPr>
+          <w:lang w:val="zh_TW" w:bidi="zh_TW"/>
+        </w:rPr>
+        <w:t>）。如果女性自己有責任，其懲罰就是死刑（</w:t>
+      </w:r>
+      <w:hyperlink r:id="rId35">
+        <w:r>
+          <w:rPr>
+            <w:lang w:val="zh_TW" w:bidi="zh_TW"/>
+          </w:rPr>
+          <w:rPr>
+            <w:color w:val="0000EE"/>
+            <w:u w:val="single"/>
+          </w:rPr>
+          <w:t>申22:20–21</w:t>
+        </w:r>
+      </w:hyperlink>
+      <w:r>
+        <w:rPr>
+          <w:lang w:val="zh_TW" w:bidi="zh_TW"/>
+        </w:rPr>
+        <w:t>）。然而，舊約聖經中很少提及對於終生守貞的讚美。耶利米被吩咐不要娶妻，僅僅是為了強調神對即將到來的審判的警告（</w:t>
+      </w:r>
+      <w:hyperlink r:id="rId36">
+        <w:r>
+          <w:rPr>
+            <w:lang w:val="zh_TW" w:bidi="zh_TW"/>
+          </w:rPr>
+          <w:rPr>
+            <w:color w:val="0000EE"/>
+            <w:u w:val="single"/>
+          </w:rPr>
+          <w:t>耶16:2</w:t>
+        </w:r>
+      </w:hyperlink>
+      <w:r>
+        <w:rPr>
+          <w:lang w:val="zh_TW" w:bidi="zh_TW"/>
+        </w:rPr>
+        <w:t>）。從女性的角度來看，終生保持未婚貞潔和沒有子女是一種悲劇（參</w:t>
+      </w:r>
+      <w:hyperlink r:id="rId37">
+        <w:r>
+          <w:rPr>
+            <w:lang w:val="zh_TW" w:bidi="zh_TW"/>
+          </w:rPr>
+          <w:rPr>
+            <w:color w:val="0000EE"/>
+            <w:u w:val="single"/>
+          </w:rPr>
+          <w:t>士11:37</w:t>
+        </w:r>
+      </w:hyperlink>
+      <w:r>
+        <w:rPr>
+          <w:lang w:val="zh_TW" w:bidi="zh_TW"/>
+        </w:rPr>
+        <w:t>）。</w:t>
+      </w:r>
+    </w:p>
+    <w:p>
+      <w:pPr/>
+      <w:r>
+        <w:rPr>
+          <w:lang w:val="zh_TW" w:bidi="zh_TW"/>
+        </w:rPr>
+      </w:r>
+      <w:r>
+        <w:rPr>
+          <w:lang w:val="zh_TW" w:bidi="zh_TW"/>
+        </w:rPr>
+        <w:t>新約聖經重視婚姻，但更清楚地顯明基督徒男女保持貞潔的益處。保羅宣稱，獨身對某些人來說是神的恩賜，因為其對基督徒的事奉有正面的果效（</w:t>
+      </w:r>
+      <w:hyperlink r:id="rId38">
+        <w:r>
+          <w:rPr>
+            <w:lang w:val="zh_TW" w:bidi="zh_TW"/>
+          </w:rPr>
+          <w:rPr>
+            <w:color w:val="0000EE"/>
+            <w:u w:val="single"/>
+          </w:rPr>
+          <w:t>林前7:7</w:t>
+        </w:r>
+      </w:hyperlink>
+      <w:r>
+        <w:rPr>
+          <w:lang w:val="zh_TW" w:bidi="zh_TW"/>
+        </w:rPr>
+        <w:t>、</w:t>
+      </w:r>
+      <w:hyperlink r:id="rId38">
+        <w:r>
+          <w:rPr>
+            <w:lang w:val="zh_TW" w:bidi="zh_TW"/>
+          </w:rPr>
+          <w:rPr>
+            <w:color w:val="0000EE"/>
+            <w:u w:val="single"/>
+          </w:rPr>
+          <w:t>25</w:t>
+        </w:r>
+      </w:hyperlink>
+      <w:hyperlink r:id="rId39">
+        <w:r>
+          <w:rPr>
+            <w:lang w:val="zh_TW" w:bidi="zh_TW"/>
+          </w:rPr>
+          <w:rPr>
+            <w:color w:val="0000EE"/>
+            <w:u w:val="single"/>
+          </w:rPr>
+          <w:t>–</w:t>
+        </w:r>
+      </w:hyperlink>
+      <w:hyperlink r:id="rId38">
+        <w:r>
+          <w:rPr>
+            <w:lang w:val="zh_TW" w:bidi="zh_TW"/>
+          </w:rPr>
+          <w:rPr>
+            <w:color w:val="0000EE"/>
+            <w:u w:val="single"/>
+          </w:rPr>
+          <w:t>38</w:t>
+        </w:r>
+      </w:hyperlink>
+      <w:r>
+        <w:rPr>
+          <w:lang w:val="zh_TW" w:bidi="zh_TW"/>
+        </w:rPr>
+        <w:t>）。耶穌讚揚那些為了天國而「</w:t>
+      </w:r>
+      <w:r>
+        <w:rPr>
+          <w:lang w:val="zh_TW" w:bidi="zh_TW"/>
+        </w:rPr>
+        <w:t>自閹</w:t>
+      </w:r>
+      <w:r>
+        <w:rPr>
+          <w:lang w:val="zh_TW" w:bidi="zh_TW"/>
+        </w:rPr>
+        <w:t>」的人（</w:t>
+      </w:r>
+      <w:hyperlink r:id="rId40">
+        <w:r>
+          <w:rPr>
+            <w:lang w:val="zh_TW" w:bidi="zh_TW"/>
+          </w:rPr>
+          <w:rPr>
+            <w:color w:val="0000EE"/>
+            <w:u w:val="single"/>
+          </w:rPr>
+          <w:t>太19:12</w:t>
+        </w:r>
+      </w:hyperlink>
+      <w:r>
+        <w:rPr>
+          <w:lang w:val="zh_TW" w:bidi="zh_TW"/>
+        </w:rPr>
+        <w:t>）。</w:t>
+      </w:r>
+    </w:p>
+    <w:p>
+      <w:pPr/>
+      <w:r>
+        <w:rPr>
+          <w:lang w:val="zh_TW" w:bidi="zh_TW"/>
+        </w:rPr>
+      </w:r>
+      <w:r>
+        <w:rPr>
+          <w:i/>
+          <w:lang w:val="zh_TW" w:bidi="zh_TW"/>
+        </w:rPr>
+        <w:t xml:space="preserve">另見 </w:t>
+      </w:r>
+      <w:r>
+        <w:rPr>
+          <w:lang w:val="zh_TW" w:bidi="zh_TW"/>
+        </w:rPr>
+        <w:t>家庭生活與關係</w:t>
+      </w:r>
+      <w:r>
+        <w:rPr>
+          <w:lang w:val="zh_TW" w:bidi="zh_TW"/>
+        </w:rPr>
+        <w:t>；</w:t>
+      </w:r>
+      <w:r>
+        <w:rPr>
+          <w:lang w:val="zh_TW" w:bidi="zh_TW"/>
+        </w:rPr>
+        <w:t>婚姻，婚姻習俗</w:t>
+      </w:r>
+      <w:r>
+        <w:rPr>
+          <w:lang w:val="zh_TW" w:bidi="zh_TW"/>
+        </w:rPr>
+        <w:t>；</w:t>
+      </w:r>
+      <w:r>
+        <w:rPr>
+          <w:lang w:val="zh_TW" w:bidi="zh_TW"/>
+        </w:rPr>
+        <w:t>性，性別</w:t>
+      </w:r>
+      <w:r>
+        <w:rPr>
+          <w:lang w:val="zh_TW" w:bidi="zh_TW"/>
+        </w:rPr>
+        <w:t>；</w:t>
+      </w:r>
+      <w:r>
+        <w:rPr>
+          <w:lang w:val="zh_TW" w:bidi="zh_TW"/>
+        </w:rPr>
+        <w:t>耶穌由童貞女所生</w:t>
+      </w:r>
+      <w:r>
+        <w:rPr>
+          <w:lang w:val="zh_TW" w:bidi="zh_TW"/>
+        </w:rPr>
+        <w:t>；</w:t>
+      </w:r>
+      <w:r>
+        <w:rPr>
+          <w:lang w:val="zh_TW" w:bidi="zh_TW"/>
+        </w:rPr>
+        <w:t>婦女</w:t>
+      </w:r>
+      <w:r>
+        <w:rPr>
+          <w:lang w:val="zh_TW" w:bidi="zh_TW"/>
+        </w:rPr>
+        <w:t>。</w:t>
       </w:r>
       <w:r>
         <w:rPr>

--- a/zht/docx/171.content.docx
+++ b/zht/docx/171.content.docx
@@ -149,7 +149,7 @@
         <w:rPr>
           <w:lang w:val="zh_TW" w:bidi="zh_TW"/>
         </w:rPr>
-        <w:t>tong</w:t>
+        <w:t>tian</w:t>
       </w:r>
       <w:r>
         <w:rPr>
@@ -212,7 +212,7 @@
         <w:rPr>
           <w:lang w:val="zh_TW" w:bidi="zh_TW"/>
         </w:rPr>
-        <w:t>通姦</w:t>
+        <w:t>天</w:t>
       </w:r>
       <w:r>
         <w:rPr>
@@ -231,7 +231,7 @@
         <w:rPr>
           <w:lang w:val="zh_TW" w:bidi="zh_TW"/>
         </w:rPr>
-        <w:t>不貞、性方面的不道德（簡稱：性不道德）。「淫亂（fornication）」一詞在聖經中有幾種不同的意思。</w:t>
+        <w:t>在聖經中，天可以有兩種不同的意思。第一，它可以指我們頭上的天空，那裡有雲彩、飛鳥和星辰。第二，它可以指神特別的居所（神所居住的屬靈之處）。</w:t>
       </w:r>
     </w:p>
     <w:p>
@@ -245,7 +245,43 @@
         <w:rPr>
           <w:lang w:val="zh_TW" w:bidi="zh_TW"/>
         </w:rPr>
-        <w:t>它的廣義含義是指所有非法的性行為，也就是除丈夫和妻子之間的性行為外的任何性行為。例如，在</w:t>
+        <w:t>原本用來描述「天」的希伯來文詞語頗有意思，因為它是雙數形式，似乎暗示有兩個天的存在。有些學者認為，這正好對應我們剛提到的兩種不同意思，就是物質的天（天空）和屬靈的天（神所在之處）。然而，也有學者認為，這種雙數形式只是古老的表達方式，用來表示不止一樣東西而已。</w:t>
+      </w:r>
+    </w:p>
+    <w:p>
+      <w:pPr>
+        <w:pStyle w:val="Heading3"/>
+      </w:pPr>
+      <w:r>
+        <w:rPr>
+          <w:lang w:val="zh_TW" w:bidi="zh_TW"/>
+        </w:rPr>
+        <w:t>舊約聖經中的天</w:t>
+      </w:r>
+    </w:p>
+    <w:p>
+      <w:pPr>
+        <w:pStyle w:val="Heading4"/>
+      </w:pPr>
+      <w:r>
+        <w:rPr>
+          <w:lang w:val="zh_TW" w:bidi="zh_TW"/>
+        </w:rPr>
+        <w:t>天空與天氣</w:t>
+      </w:r>
+    </w:p>
+    <w:p>
+      <w:pPr/>
+      <w:r>
+        <w:rPr>
+          <w:lang w:val="zh_TW" w:bidi="zh_TW"/>
+        </w:rPr>
+      </w:r>
+      <w:r>
+        <w:rPr>
+          <w:lang w:val="zh_TW" w:bidi="zh_TW"/>
+        </w:rPr>
+        <w:t>舊約聖經的作者將物理上的天（天空）視為「穹蒼」，像拱形般覆蓋在地之上，由根基和柱子支撐（</w:t>
       </w:r>
       <w:hyperlink r:id="rId13">
         <w:r>
@@ -256,14 +292,14 @@
             <w:color w:val="0000EE"/>
             <w:u w:val="single"/>
           </w:rPr>
-          <w:t>哥林多前書五章1節</w:t>
-        </w:r>
-      </w:hyperlink>
-      <w:r>
-        <w:rPr>
-          <w:lang w:val="zh_TW" w:bidi="zh_TW"/>
-        </w:rPr>
-        <w:t>中，這個詞被用於指當地教會所容忍的一種罪：有一個人顯然與他的繼母同居。在</w:t>
+          <w:t>撒下22:8</w:t>
+        </w:r>
+      </w:hyperlink>
+      <w:r>
+        <w:rPr>
+          <w:lang w:val="zh_TW" w:bidi="zh_TW"/>
+        </w:rPr>
+        <w:t>）。雨水是從天上的門降下來的（</w:t>
       </w:r>
       <w:hyperlink r:id="rId14">
         <w:r>
@@ -274,14 +310,22 @@
             <w:color w:val="0000EE"/>
             <w:u w:val="single"/>
           </w:rPr>
-          <w:t>羅馬書一章29節</w:t>
-        </w:r>
-      </w:hyperlink>
-      <w:r>
-        <w:rPr>
-          <w:lang w:val="zh_TW" w:bidi="zh_TW"/>
-        </w:rPr>
-        <w:t>的一系列可怕的罪行中，使徒保羅將「淫亂」列入其中，似乎意在將其涵蓋所有形式的性方面不道德的行為。在哥林多前書中，保羅在上下文中暗示這個詞指各種非法的性活動（</w:t>
+          <w:t>詩78:23</w:t>
+        </w:r>
+      </w:hyperlink>
+      <w:r>
+        <w:rPr>
+          <w:lang w:val="zh_TW" w:bidi="zh_TW"/>
+        </w:rPr>
+        <w:t>）。</w:t>
+      </w:r>
+    </w:p>
+    <w:p>
+      <w:pPr/>
+      <w:r>
+        <w:rPr>
+          <w:lang w:val="zh_TW" w:bidi="zh_TW"/>
+        </w:rPr>
       </w:r>
       <w:hyperlink r:id="rId15">
         <w:r>
@@ -292,14 +336,14 @@
             <w:color w:val="0000EE"/>
             <w:u w:val="single"/>
           </w:rPr>
-          <w:t>6:13、18</w:t>
-        </w:r>
-      </w:hyperlink>
-      <w:r>
-        <w:rPr>
-          <w:lang w:val="zh_TW" w:bidi="zh_TW"/>
-        </w:rPr>
-        <w:t>）。在</w:t>
+          <w:t>詩篇八篇</w:t>
+        </w:r>
+      </w:hyperlink>
+      <w:r>
+        <w:rPr>
+          <w:lang w:val="zh_TW" w:bidi="zh_TW"/>
+        </w:rPr>
+        <w:t>和</w:t>
       </w:r>
       <w:hyperlink r:id="rId16">
         <w:r>
@@ -310,14 +354,266 @@
             <w:color w:val="0000EE"/>
             <w:u w:val="single"/>
           </w:rPr>
-          <w:t>哥林多前書七章2節</w:t>
-        </w:r>
-      </w:hyperlink>
-      <w:r>
-        <w:rPr>
-          <w:lang w:val="zh_TW" w:bidi="zh_TW"/>
-        </w:rPr>
-        <w:t>中，保羅使用了「淫亂」的希臘文複數形式，暗示這種罪行可能以多種形式表現出來。他因此指出，哥林多人應該結婚並合宜地共同生活。「淫亂」廣義含義中的一種罪行是姦淫。</w:t>
+          <w:t>十九篇1至6節</w:t>
+        </w:r>
+      </w:hyperlink>
+      <w:r>
+        <w:rPr>
+          <w:lang w:val="zh_TW" w:bidi="zh_TW"/>
+        </w:rPr>
+        <w:t>都有描述天。舊約聖經將天描述為以下自然現象的所在：</w:t>
+      </w:r>
+    </w:p>
+    <w:p>
+      <w:pPr>
+        <w:pStyle w:val="ListBullet"/>
+        <w:spacing w:line="240" w:lineRule="auto"/>
+        <w:ind w:left="720"/>
+      </w:pPr>
+      <w:r>
+        <w:rPr>
+          <w:lang w:val="zh_TW" w:bidi="zh_TW"/>
+        </w:rPr>
+      </w:r>
+      <w:r>
+        <w:rPr>
+          <w:lang w:val="zh_TW" w:bidi="zh_TW"/>
+        </w:rPr>
+        <w:t>雲（</w:t>
+      </w:r>
+      <w:hyperlink r:id="rId17">
+        <w:r>
+          <w:rPr>
+            <w:lang w:val="zh_TW" w:bidi="zh_TW"/>
+          </w:rPr>
+          <w:rPr>
+            <w:color w:val="0000EE"/>
+            <w:u w:val="single"/>
+          </w:rPr>
+          <w:t>詩147:8</w:t>
+        </w:r>
+      </w:hyperlink>
+      <w:r>
+        <w:rPr>
+          <w:lang w:val="zh_TW" w:bidi="zh_TW"/>
+        </w:rPr>
+        <w:t>）</w:t>
+      </w:r>
+    </w:p>
+    <w:p>
+      <w:pPr>
+        <w:pStyle w:val="ListBullet"/>
+        <w:spacing w:line="240" w:lineRule="auto"/>
+        <w:ind w:left="720"/>
+      </w:pPr>
+      <w:r>
+        <w:rPr>
+          <w:lang w:val="zh_TW" w:bidi="zh_TW"/>
+        </w:rPr>
+      </w:r>
+      <w:r>
+        <w:rPr>
+          <w:lang w:val="zh_TW" w:bidi="zh_TW"/>
+        </w:rPr>
+        <w:t>風（</w:t>
+      </w:r>
+      <w:hyperlink r:id="rId18">
+        <w:r>
+          <w:rPr>
+            <w:lang w:val="zh_TW" w:bidi="zh_TW"/>
+          </w:rPr>
+          <w:rPr>
+            <w:color w:val="0000EE"/>
+            <w:u w:val="single"/>
+          </w:rPr>
+          <w:t>亞2:6</w:t>
+        </w:r>
+      </w:hyperlink>
+      <w:r>
+        <w:rPr>
+          <w:lang w:val="zh_TW" w:bidi="zh_TW"/>
+        </w:rPr>
+        <w:t>，譯註：和合本譯為四方）</w:t>
+      </w:r>
+    </w:p>
+    <w:p>
+      <w:pPr>
+        <w:pStyle w:val="ListBullet"/>
+        <w:spacing w:line="240" w:lineRule="auto"/>
+        <w:ind w:left="720"/>
+      </w:pPr>
+      <w:r>
+        <w:rPr>
+          <w:lang w:val="zh_TW" w:bidi="zh_TW"/>
+        </w:rPr>
+      </w:r>
+      <w:r>
+        <w:rPr>
+          <w:lang w:val="zh_TW" w:bidi="zh_TW"/>
+        </w:rPr>
+        <w:t>雨水（</w:t>
+      </w:r>
+      <w:hyperlink r:id="rId19">
+        <w:r>
+          <w:rPr>
+            <w:lang w:val="zh_TW" w:bidi="zh_TW"/>
+          </w:rPr>
+          <w:rPr>
+            <w:color w:val="0000EE"/>
+            <w:u w:val="single"/>
+          </w:rPr>
+          <w:t>申11:11</w:t>
+        </w:r>
+      </w:hyperlink>
+      <w:r>
+        <w:rPr>
+          <w:lang w:val="zh_TW" w:bidi="zh_TW"/>
+        </w:rPr>
+        <w:t>）</w:t>
+      </w:r>
+    </w:p>
+    <w:p>
+      <w:pPr>
+        <w:pStyle w:val="ListBullet"/>
+        <w:spacing w:line="240" w:lineRule="auto"/>
+        <w:ind w:left="720"/>
+      </w:pPr>
+      <w:r>
+        <w:rPr>
+          <w:lang w:val="zh_TW" w:bidi="zh_TW"/>
+        </w:rPr>
+      </w:r>
+      <w:r>
+        <w:rPr>
+          <w:lang w:val="zh_TW" w:bidi="zh_TW"/>
+        </w:rPr>
+        <w:t>雷（</w:t>
+      </w:r>
+      <w:hyperlink r:id="rId20">
+        <w:r>
+          <w:rPr>
+            <w:lang w:val="zh_TW" w:bidi="zh_TW"/>
+          </w:rPr>
+          <w:rPr>
+            <w:color w:val="0000EE"/>
+            <w:u w:val="single"/>
+          </w:rPr>
+          <w:t>撒上2:10</w:t>
+        </w:r>
+      </w:hyperlink>
+      <w:r>
+        <w:rPr>
+          <w:lang w:val="zh_TW" w:bidi="zh_TW"/>
+        </w:rPr>
+        <w:t>）</w:t>
+      </w:r>
+    </w:p>
+    <w:p>
+      <w:pPr>
+        <w:pStyle w:val="ListBullet"/>
+        <w:spacing w:line="240" w:lineRule="auto"/>
+        <w:ind w:left="720"/>
+      </w:pPr>
+      <w:r>
+        <w:rPr>
+          <w:lang w:val="zh_TW" w:bidi="zh_TW"/>
+        </w:rPr>
+      </w:r>
+      <w:r>
+        <w:rPr>
+          <w:lang w:val="zh_TW" w:bidi="zh_TW"/>
+        </w:rPr>
+        <w:t>甘露（</w:t>
+      </w:r>
+      <w:hyperlink r:id="rId21">
+        <w:r>
+          <w:rPr>
+            <w:lang w:val="zh_TW" w:bidi="zh_TW"/>
+          </w:rPr>
+          <w:rPr>
+            <w:color w:val="0000EE"/>
+            <w:u w:val="single"/>
+          </w:rPr>
+          <w:t>申33:13</w:t>
+        </w:r>
+      </w:hyperlink>
+      <w:r>
+        <w:rPr>
+          <w:lang w:val="zh_TW" w:bidi="zh_TW"/>
+        </w:rPr>
+        <w:t>）</w:t>
+      </w:r>
+    </w:p>
+    <w:p>
+      <w:pPr>
+        <w:pStyle w:val="ListBullet"/>
+        <w:spacing w:line="240" w:lineRule="auto"/>
+        <w:ind w:left="720"/>
+      </w:pPr>
+      <w:r>
+        <w:rPr>
+          <w:lang w:val="zh_TW" w:bidi="zh_TW"/>
+        </w:rPr>
+      </w:r>
+      <w:r>
+        <w:rPr>
+          <w:lang w:val="zh_TW" w:bidi="zh_TW"/>
+        </w:rPr>
+        <w:t>霜（</w:t>
+      </w:r>
+      <w:hyperlink r:id="rId22">
+        <w:r>
+          <w:rPr>
+            <w:lang w:val="zh_TW" w:bidi="zh_TW"/>
+          </w:rPr>
+          <w:rPr>
+            <w:color w:val="0000EE"/>
+            <w:u w:val="single"/>
+          </w:rPr>
+          <w:t>伯38:29</w:t>
+        </w:r>
+      </w:hyperlink>
+      <w:r>
+        <w:rPr>
+          <w:lang w:val="zh_TW" w:bidi="zh_TW"/>
+        </w:rPr>
+        <w:t>）</w:t>
+      </w:r>
+    </w:p>
+    <w:p>
+      <w:pPr>
+        <w:pStyle w:val="ListBullet"/>
+        <w:spacing w:line="240" w:lineRule="auto"/>
+        <w:ind w:left="720"/>
+      </w:pPr>
+      <w:r>
+        <w:rPr>
+          <w:lang w:val="zh_TW" w:bidi="zh_TW"/>
+        </w:rPr>
+      </w:r>
+      <w:r>
+        <w:rPr>
+          <w:lang w:val="zh_TW" w:bidi="zh_TW"/>
+        </w:rPr>
+        <w:t>飛鳥（</w:t>
+      </w:r>
+      <w:hyperlink r:id="rId23">
+        <w:r>
+          <w:rPr>
+            <w:lang w:val="zh_TW" w:bidi="zh_TW"/>
+          </w:rPr>
+          <w:rPr>
+            <w:color w:val="0000EE"/>
+            <w:u w:val="single"/>
+          </w:rPr>
+          <w:t>創1:26、30</w:t>
+        </w:r>
+      </w:hyperlink>
+      <w:r>
+        <w:rPr>
+          <w:lang w:val="zh_TW" w:bidi="zh_TW"/>
+        </w:rPr>
+        <w:t>）</w:t>
       </w:r>
     </w:p>
     <w:p>
@@ -331,18 +627,104 @@
         <w:rPr>
           <w:lang w:val="zh_TW" w:bidi="zh_TW"/>
         </w:rPr>
-        <w:t>「淫亂」也有一種更為狹義的含義，指未婚之間的性不道德行為。在那些將「淫亂」和「姦淫」並列的聖經清單中，暗示了這種含義。耶穌所列的出於人心中的污穢罪行包括「淫亂（譯註：和合本譯為苟合）」和「姦淫」（</w:t>
-      </w:r>
-      <w:hyperlink r:id="rId17">
-        <w:r>
-          <w:rPr>
-            <w:lang w:val="zh_TW" w:bidi="zh_TW"/>
-          </w:rPr>
-          <w:rPr>
-            <w:color w:val="0000EE"/>
-            <w:u w:val="single"/>
-          </w:rPr>
-          <w:t>太15:19</w:t>
+        <w:t>天也是毀滅性力量的來源：</w:t>
+      </w:r>
+    </w:p>
+    <w:p>
+      <w:pPr>
+        <w:pStyle w:val="ListBullet"/>
+        <w:spacing w:line="240" w:lineRule="auto"/>
+        <w:ind w:left="720"/>
+      </w:pPr>
+      <w:r>
+        <w:rPr>
+          <w:lang w:val="zh_TW" w:bidi="zh_TW"/>
+        </w:rPr>
+      </w:r>
+      <w:r>
+        <w:rPr>
+          <w:lang w:val="zh_TW" w:bidi="zh_TW"/>
+        </w:rPr>
+        <w:t>冰雹（</w:t>
+      </w:r>
+      <w:hyperlink r:id="rId24">
+        <w:r>
+          <w:rPr>
+            <w:lang w:val="zh_TW" w:bidi="zh_TW"/>
+          </w:rPr>
+          <w:rPr>
+            <w:color w:val="0000EE"/>
+            <w:u w:val="single"/>
+          </w:rPr>
+          <w:t>書10:11</w:t>
+        </w:r>
+      </w:hyperlink>
+      <w:r>
+        <w:rPr>
+          <w:lang w:val="zh_TW" w:bidi="zh_TW"/>
+        </w:rPr>
+        <w:t>）</w:t>
+      </w:r>
+    </w:p>
+    <w:p>
+      <w:pPr>
+        <w:pStyle w:val="ListBullet"/>
+        <w:spacing w:line="240" w:lineRule="auto"/>
+        <w:ind w:left="720"/>
+      </w:pPr>
+      <w:r>
+        <w:rPr>
+          <w:lang w:val="zh_TW" w:bidi="zh_TW"/>
+        </w:rPr>
+      </w:r>
+      <w:r>
+        <w:rPr>
+          <w:lang w:val="zh_TW" w:bidi="zh_TW"/>
+        </w:rPr>
+        <w:t>火與硫磺（</w:t>
+      </w:r>
+      <w:hyperlink r:id="rId25">
+        <w:r>
+          <w:rPr>
+            <w:lang w:val="zh_TW" w:bidi="zh_TW"/>
+          </w:rPr>
+          <w:rPr>
+            <w:color w:val="0000EE"/>
+            <w:u w:val="single"/>
+          </w:rPr>
+          <w:t>創19:24</w:t>
+        </w:r>
+      </w:hyperlink>
+      <w:r>
+        <w:rPr>
+          <w:lang w:val="zh_TW" w:bidi="zh_TW"/>
+        </w:rPr>
+        <w:t>）。</w:t>
+      </w:r>
+    </w:p>
+    <w:p>
+      <w:pPr/>
+      <w:r>
+        <w:rPr>
+          <w:lang w:val="zh_TW" w:bidi="zh_TW"/>
+        </w:rPr>
+      </w:r>
+      <w:r>
+        <w:rPr>
+          <w:lang w:val="zh_TW" w:bidi="zh_TW"/>
+        </w:rPr>
+        <w:t>新約聖經延續了這種描寫，把天空看作天氣發生之處，有雲彩與風暴（</w:t>
+      </w:r>
+      <w:hyperlink r:id="rId26">
+        <w:r>
+          <w:rPr>
+            <w:lang w:val="zh_TW" w:bidi="zh_TW"/>
+          </w:rPr>
+          <w:rPr>
+            <w:color w:val="0000EE"/>
+            <w:u w:val="single"/>
+          </w:rPr>
+          <w:t>太16:2</w:t>
         </w:r>
       </w:hyperlink>
       <w:r>
@@ -351,34 +733,34 @@
         </w:rPr>
         <w:t>；</w:t>
       </w:r>
-      <w:hyperlink r:id="rId18">
-        <w:r>
-          <w:rPr>
-            <w:lang w:val="zh_TW" w:bidi="zh_TW"/>
-          </w:rPr>
-          <w:rPr>
-            <w:color w:val="0000EE"/>
-            <w:u w:val="single"/>
-          </w:rPr>
-          <w:t>可7:21–22</w:t>
-        </w:r>
-      </w:hyperlink>
-      <w:r>
-        <w:rPr>
-          <w:lang w:val="zh_TW" w:bidi="zh_TW"/>
-        </w:rPr>
-        <w:t>）。保羅列出的那些不能承受神的國的罪人中也包括淫亂的和姦淫的（</w:t>
-      </w:r>
-      <w:hyperlink r:id="rId19">
-        <w:r>
-          <w:rPr>
-            <w:lang w:val="zh_TW" w:bidi="zh_TW"/>
-          </w:rPr>
-          <w:rPr>
-            <w:color w:val="0000EE"/>
-            <w:u w:val="single"/>
-          </w:rPr>
-          <w:t>林前6:9</w:t>
+      <w:hyperlink r:id="rId27">
+        <w:r>
+          <w:rPr>
+            <w:lang w:val="zh_TW" w:bidi="zh_TW"/>
+          </w:rPr>
+          <w:rPr>
+            <w:color w:val="0000EE"/>
+            <w:u w:val="single"/>
+          </w:rPr>
+          <w:t>路4:25</w:t>
+        </w:r>
+      </w:hyperlink>
+      <w:r>
+        <w:rPr>
+          <w:lang w:val="zh_TW" w:bidi="zh_TW"/>
+        </w:rPr>
+        <w:t>）。天空同時也是飛鳥飛翔的地方（</w:t>
+      </w:r>
+      <w:hyperlink r:id="rId28">
+        <w:r>
+          <w:rPr>
+            <w:lang w:val="zh_TW" w:bidi="zh_TW"/>
+          </w:rPr>
+          <w:rPr>
+            <w:color w:val="0000EE"/>
+            <w:u w:val="single"/>
+          </w:rPr>
+          <w:t>路9:58</w:t>
         </w:r>
       </w:hyperlink>
       <w:r>
@@ -389,6 +771,17 @@
       </w:r>
     </w:p>
     <w:p>
+      <w:pPr>
+        <w:pStyle w:val="Heading4"/>
+      </w:pPr>
+      <w:r>
+        <w:rPr>
+          <w:lang w:val="zh_TW" w:bidi="zh_TW"/>
+        </w:rPr>
+        <w:t>太空與天體</w:t>
+      </w:r>
+    </w:p>
+    <w:p>
       <w:pPr/>
       <w:r>
         <w:rPr>
@@ -399,18 +792,2888 @@
         <w:rPr>
           <w:lang w:val="zh_TW" w:bidi="zh_TW"/>
         </w:rPr>
-        <w:t>「淫亂」在</w:t>
-      </w:r>
-      <w:hyperlink r:id="rId20">
-        <w:r>
-          <w:rPr>
-            <w:lang w:val="zh_TW" w:bidi="zh_TW"/>
-          </w:rPr>
-          <w:rPr>
-            <w:color w:val="0000EE"/>
-            <w:u w:val="single"/>
-          </w:rPr>
-          <w:t>馬太福音五章32節</w:t>
+        <w:t>以色列人對天的理解還包括太空，即整個宇宙。天上的星體被看作神的創造物，並不具有自主的能力。這些星體包括：</w:t>
+      </w:r>
+    </w:p>
+    <w:p>
+      <w:pPr>
+        <w:pStyle w:val="ListBullet"/>
+        <w:spacing w:line="240" w:lineRule="auto"/>
+        <w:ind w:left="720"/>
+      </w:pPr>
+      <w:r>
+        <w:rPr>
+          <w:lang w:val="zh_TW" w:bidi="zh_TW"/>
+        </w:rPr>
+      </w:r>
+      <w:r>
+        <w:rPr>
+          <w:lang w:val="zh_TW" w:bidi="zh_TW"/>
+        </w:rPr>
+        <w:t>太陽</w:t>
+      </w:r>
+    </w:p>
+    <w:p>
+      <w:pPr>
+        <w:pStyle w:val="ListBullet"/>
+        <w:spacing w:line="240" w:lineRule="auto"/>
+        <w:ind w:left="720"/>
+      </w:pPr>
+      <w:r>
+        <w:rPr>
+          <w:lang w:val="zh_TW" w:bidi="zh_TW"/>
+        </w:rPr>
+      </w:r>
+      <w:r>
+        <w:rPr>
+          <w:lang w:val="zh_TW" w:bidi="zh_TW"/>
+        </w:rPr>
+        <w:t>月亮</w:t>
+      </w:r>
+    </w:p>
+    <w:p>
+      <w:pPr>
+        <w:pStyle w:val="ListBullet"/>
+        <w:spacing w:line="240" w:lineRule="auto"/>
+        <w:ind w:left="720"/>
+      </w:pPr>
+      <w:r>
+        <w:rPr>
+          <w:lang w:val="zh_TW" w:bidi="zh_TW"/>
+        </w:rPr>
+      </w:r>
+      <w:r>
+        <w:rPr>
+          <w:lang w:val="zh_TW" w:bidi="zh_TW"/>
+        </w:rPr>
+        <w:t>行星</w:t>
+      </w:r>
+    </w:p>
+    <w:p>
+      <w:pPr>
+        <w:pStyle w:val="ListBullet"/>
+        <w:spacing w:line="240" w:lineRule="auto"/>
+        <w:ind w:left="720"/>
+      </w:pPr>
+      <w:r>
+        <w:rPr>
+          <w:lang w:val="zh_TW" w:bidi="zh_TW"/>
+        </w:rPr>
+      </w:r>
+      <w:r>
+        <w:rPr>
+          <w:lang w:val="zh_TW" w:bidi="zh_TW"/>
+        </w:rPr>
+        <w:t>星星（被視為天空穹蒼中的光體；</w:t>
+      </w:r>
+      <w:hyperlink r:id="rId29">
+        <w:r>
+          <w:rPr>
+            <w:lang w:val="zh_TW" w:bidi="zh_TW"/>
+          </w:rPr>
+          <w:rPr>
+            <w:color w:val="0000EE"/>
+            <w:u w:val="single"/>
+          </w:rPr>
+          <w:t>創1:14，</w:t>
+        </w:r>
+      </w:hyperlink>
+      <w:hyperlink r:id="rId30">
+        <w:r>
+          <w:rPr>
+            <w:lang w:val="zh_TW" w:bidi="zh_TW"/>
+          </w:rPr>
+          <w:rPr>
+            <w:color w:val="0000EE"/>
+            <w:u w:val="single"/>
+          </w:rPr>
+          <w:t>15:5</w:t>
+        </w:r>
+      </w:hyperlink>
+      <w:r>
+        <w:rPr>
+          <w:lang w:val="zh_TW" w:bidi="zh_TW"/>
+        </w:rPr>
+        <w:t>）</w:t>
+      </w:r>
+    </w:p>
+    <w:p>
+      <w:pPr/>
+      <w:r>
+        <w:rPr>
+          <w:lang w:val="zh_TW" w:bidi="zh_TW"/>
+        </w:rPr>
+      </w:r>
+      <w:r>
+        <w:rPr>
+          <w:lang w:val="zh_TW" w:bidi="zh_TW"/>
+        </w:rPr>
+        <w:t>它們不配受敬拜，因為神使人的地位超過它們。以色列人不可敬拜這些天體（</w:t>
+      </w:r>
+      <w:hyperlink r:id="rId31">
+        <w:r>
+          <w:rPr>
+            <w:lang w:val="zh_TW" w:bidi="zh_TW"/>
+          </w:rPr>
+          <w:rPr>
+            <w:color w:val="0000EE"/>
+            <w:u w:val="single"/>
+          </w:rPr>
+          <w:t>出20:4</w:t>
+        </w:r>
+      </w:hyperlink>
+      <w:r>
+        <w:rPr>
+          <w:lang w:val="zh_TW" w:bidi="zh_TW"/>
+        </w:rPr>
+        <w:t>），也不可敬拜代表這些天體的神（</w:t>
+      </w:r>
+      <w:hyperlink r:id="rId32">
+        <w:r>
+          <w:rPr>
+            <w:lang w:val="zh_TW" w:bidi="zh_TW"/>
+          </w:rPr>
+          <w:rPr>
+            <w:color w:val="0000EE"/>
+            <w:u w:val="single"/>
+          </w:rPr>
+          <w:t>耶44:17–25</w:t>
+        </w:r>
+      </w:hyperlink>
+      <w:r>
+        <w:rPr>
+          <w:lang w:val="zh_TW" w:bidi="zh_TW"/>
+        </w:rPr>
+        <w:t>）。他們也不可藉星宿來占卜未來（</w:t>
+      </w:r>
+      <w:hyperlink r:id="rId33">
+        <w:r>
+          <w:rPr>
+            <w:lang w:val="zh_TW" w:bidi="zh_TW"/>
+          </w:rPr>
+          <w:rPr>
+            <w:color w:val="0000EE"/>
+            <w:u w:val="single"/>
+          </w:rPr>
+          <w:t>賽47:13</w:t>
+        </w:r>
+      </w:hyperlink>
+      <w:r>
+        <w:rPr>
+          <w:lang w:val="zh_TW" w:bidi="zh_TW"/>
+        </w:rPr>
+        <w:t>）。這種不信奉星體的態度，使以色列人有別於其它民族。以色列人相信天體是神所造的，其它民族卻把它們當作神來敬拜。</w:t>
+      </w:r>
+    </w:p>
+    <w:p>
+      <w:pPr>
+        <w:pStyle w:val="Heading4"/>
+      </w:pPr>
+      <w:r>
+        <w:rPr>
+          <w:lang w:val="zh_TW" w:bidi="zh_TW"/>
+        </w:rPr>
+        <w:t>三層天</w:t>
+      </w:r>
+    </w:p>
+    <w:p>
+      <w:pPr/>
+      <w:r>
+        <w:rPr>
+          <w:lang w:val="zh_TW" w:bidi="zh_TW"/>
+        </w:rPr>
+      </w:r>
+      <w:r>
+        <w:rPr>
+          <w:lang w:val="zh_TW" w:bidi="zh_TW"/>
+        </w:rPr>
+        <w:t>聖經提到「天上的天」（</w:t>
+      </w:r>
+      <w:hyperlink r:id="rId34">
+        <w:r>
+          <w:rPr>
+            <w:lang w:val="zh_TW" w:bidi="zh_TW"/>
+          </w:rPr>
+          <w:rPr>
+            <w:color w:val="0000EE"/>
+            <w:u w:val="single"/>
+          </w:rPr>
+          <w:t>申10:14</w:t>
+        </w:r>
+      </w:hyperlink>
+      <w:r>
+        <w:rPr>
+          <w:lang w:val="zh_TW" w:bidi="zh_TW"/>
+        </w:rPr>
+        <w:t>；另見</w:t>
+      </w:r>
+      <w:hyperlink r:id="rId35">
+        <w:r>
+          <w:rPr>
+            <w:lang w:val="zh_TW" w:bidi="zh_TW"/>
+          </w:rPr>
+          <w:rPr>
+            <w:color w:val="0000EE"/>
+            <w:u w:val="single"/>
+          </w:rPr>
+          <w:t>王上8:27；</w:t>
+        </w:r>
+      </w:hyperlink>
+      <w:hyperlink r:id="rId36">
+        <w:r>
+          <w:rPr>
+            <w:lang w:val="zh_TW" w:bidi="zh_TW"/>
+          </w:rPr>
+          <w:rPr>
+            <w:color w:val="0000EE"/>
+            <w:u w:val="single"/>
+          </w:rPr>
+          <w:t>詩68:33</w:t>
+        </w:r>
+      </w:hyperlink>
+      <w:r>
+        <w:rPr>
+          <w:lang w:val="zh_TW" w:bidi="zh_TW"/>
+        </w:rPr>
+        <w:t>，</w:t>
+      </w:r>
+      <w:hyperlink r:id="rId37">
+        <w:r>
+          <w:rPr>
+            <w:lang w:val="zh_TW" w:bidi="zh_TW"/>
+          </w:rPr>
+          <w:rPr>
+            <w:color w:val="0000EE"/>
+            <w:u w:val="single"/>
+          </w:rPr>
+          <w:t>148:4</w:t>
+        </w:r>
+      </w:hyperlink>
+      <w:r>
+        <w:rPr>
+          <w:lang w:val="zh_TW" w:bidi="zh_TW"/>
+        </w:rPr>
+        <w:t>）。一些較早期的英文譯本譯作「諸天之天」這個片語，這是翻譯古希伯來文的一種方式，用來強調那最重要的天，即神的居所。</w:t>
+      </w:r>
+    </w:p>
+    <w:p>
+      <w:pPr/>
+      <w:r>
+        <w:rPr>
+          <w:lang w:val="zh_TW" w:bidi="zh_TW"/>
+        </w:rPr>
+      </w:r>
+      <w:r>
+        <w:rPr>
+          <w:lang w:val="zh_TW" w:bidi="zh_TW"/>
+        </w:rPr>
+        <w:t>保羅在一封書信中提到自己被提到「第三層天」（</w:t>
+      </w:r>
+      <w:hyperlink r:id="rId38">
+        <w:r>
+          <w:rPr>
+            <w:lang w:val="zh_TW" w:bidi="zh_TW"/>
+          </w:rPr>
+          <w:rPr>
+            <w:color w:val="0000EE"/>
+            <w:u w:val="single"/>
+          </w:rPr>
+          <w:t>林後12:2</w:t>
+        </w:r>
+      </w:hyperlink>
+      <w:r>
+        <w:rPr>
+          <w:lang w:val="zh_TW" w:bidi="zh_TW"/>
+        </w:rPr>
+        <w:t>）。有人將此聯繫到古希臘的思想，認為天分為三層。中世紀的羅馬天主教也教導過「三層天」的觀念：</w:t>
+      </w:r>
+    </w:p>
+    <w:p>
+      <w:pPr>
+        <w:pStyle w:val="ListNumber"/>
+        <w:numPr>
+          <w:ilvl w:val="0"/>
+          <w:numId w:val="14"/>
+        </w:numPr>
+        <w:spacing w:line="240" w:lineRule="auto"/>
+        <w:ind w:left="720"/>
+      </w:pPr>
+      <w:r>
+        <w:rPr>
+          <w:lang w:val="zh_TW" w:bidi="zh_TW"/>
+        </w:rPr>
+      </w:r>
+      <w:r>
+        <w:rPr>
+          <w:lang w:val="zh_TW" w:bidi="zh_TW"/>
+        </w:rPr>
+        <w:t>水與空氣的天（拉丁文稱為</w:t>
+      </w:r>
+      <w:r>
+        <w:rPr>
+          <w:i/>
+          <w:lang w:val="zh_TW" w:bidi="zh_TW"/>
+        </w:rPr>
+        <w:t>Coelum Aqueum</w:t>
+      </w:r>
+      <w:r>
+        <w:rPr>
+          <w:lang w:val="zh_TW" w:bidi="zh_TW"/>
+        </w:rPr>
+        <w:t>）</w:t>
+      </w:r>
+    </w:p>
+    <w:p>
+      <w:pPr>
+        <w:pStyle w:val="ListNumber"/>
+        <w:spacing w:line="240" w:lineRule="auto"/>
+        <w:ind w:left="720"/>
+      </w:pPr>
+      <w:r>
+        <w:rPr>
+          <w:lang w:val="zh_TW" w:bidi="zh_TW"/>
+        </w:rPr>
+      </w:r>
+      <w:r>
+        <w:rPr>
+          <w:lang w:val="zh_TW" w:bidi="zh_TW"/>
+        </w:rPr>
+        <w:t>星辰的天（拉丁文稱為</w:t>
+      </w:r>
+      <w:r>
+        <w:rPr>
+          <w:i/>
+          <w:lang w:val="zh_TW" w:bidi="zh_TW"/>
+        </w:rPr>
+        <w:t>Coelum Sidereum</w:t>
+      </w:r>
+      <w:r>
+        <w:rPr>
+          <w:lang w:val="zh_TW" w:bidi="zh_TW"/>
+        </w:rPr>
+        <w:t>）</w:t>
+      </w:r>
+    </w:p>
+    <w:p>
+      <w:pPr>
+        <w:pStyle w:val="ListNumber"/>
+        <w:spacing w:line="240" w:lineRule="auto"/>
+        <w:ind w:left="720"/>
+      </w:pPr>
+      <w:r>
+        <w:rPr>
+          <w:lang w:val="zh_TW" w:bidi="zh_TW"/>
+        </w:rPr>
+      </w:r>
+      <w:r>
+        <w:rPr>
+          <w:lang w:val="zh_TW" w:bidi="zh_TW"/>
+        </w:rPr>
+        <w:t>神寶座的天（拉丁文稱為</w:t>
+      </w:r>
+      <w:r>
+        <w:rPr>
+          <w:i/>
+          <w:lang w:val="zh_TW" w:bidi="zh_TW"/>
+        </w:rPr>
+        <w:t>Coelum Empyreum</w:t>
+      </w:r>
+      <w:r>
+        <w:rPr>
+          <w:lang w:val="zh_TW" w:bidi="zh_TW"/>
+        </w:rPr>
+        <w:t>）</w:t>
+      </w:r>
+    </w:p>
+    <w:p>
+      <w:pPr/>
+      <w:r>
+        <w:rPr>
+          <w:lang w:val="zh_TW" w:bidi="zh_TW"/>
+        </w:rPr>
+      </w:r>
+      <w:r>
+        <w:rPr>
+          <w:lang w:val="zh_TW" w:bidi="zh_TW"/>
+        </w:rPr>
+        <w:t>持這種看法的人一般理解「三層天」為：</w:t>
+      </w:r>
+    </w:p>
+    <w:p>
+      <w:pPr>
+        <w:pStyle w:val="ListNumber"/>
+        <w:numPr>
+          <w:ilvl w:val="0"/>
+          <w:numId w:val="15"/>
+        </w:numPr>
+        <w:spacing w:line="240" w:lineRule="auto"/>
+        <w:ind w:left="720"/>
+      </w:pPr>
+      <w:r>
+        <w:rPr>
+          <w:lang w:val="zh_TW" w:bidi="zh_TW"/>
+        </w:rPr>
+      </w:r>
+      <w:r>
+        <w:rPr>
+          <w:lang w:val="zh_TW" w:bidi="zh_TW"/>
+        </w:rPr>
+        <w:t>天空——飛鳥飛翔、雲彩聚集之處</w:t>
+      </w:r>
+    </w:p>
+    <w:p>
+      <w:pPr>
+        <w:pStyle w:val="ListNumber"/>
+        <w:spacing w:line="240" w:lineRule="auto"/>
+        <w:ind w:left="720"/>
+      </w:pPr>
+      <w:r>
+        <w:rPr>
+          <w:lang w:val="zh_TW" w:bidi="zh_TW"/>
+        </w:rPr>
+      </w:r>
+      <w:r>
+        <w:rPr>
+          <w:lang w:val="zh_TW" w:bidi="zh_TW"/>
+        </w:rPr>
+        <w:t>太空——太陽、月亮與星辰所在之處</w:t>
+      </w:r>
+    </w:p>
+    <w:p>
+      <w:pPr>
+        <w:pStyle w:val="ListNumber"/>
+        <w:spacing w:line="240" w:lineRule="auto"/>
+        <w:ind w:left="720"/>
+      </w:pPr>
+      <w:r>
+        <w:rPr>
+          <w:lang w:val="zh_TW" w:bidi="zh_TW"/>
+        </w:rPr>
+      </w:r>
+      <w:r>
+        <w:rPr>
+          <w:lang w:val="zh_TW" w:bidi="zh_TW"/>
+        </w:rPr>
+        <w:t>至高的天——神的居所，並且是信徒死後歸去之處</w:t>
+      </w:r>
+    </w:p>
+    <w:p>
+      <w:pPr>
+        <w:pStyle w:val="Heading3"/>
+      </w:pPr>
+      <w:r>
+        <w:rPr>
+          <w:lang w:val="zh_TW" w:bidi="zh_TW"/>
+        </w:rPr>
+        <w:t>新約聖經中的天</w:t>
+      </w:r>
+    </w:p>
+    <w:p>
+      <w:pPr>
+        <w:pStyle w:val="Heading4"/>
+      </w:pPr>
+      <w:r>
+        <w:rPr>
+          <w:lang w:val="zh_TW" w:bidi="zh_TW"/>
+        </w:rPr>
+        <w:t>耶穌與天</w:t>
+      </w:r>
+    </w:p>
+    <w:p>
+      <w:pPr/>
+      <w:r>
+        <w:rPr>
+          <w:lang w:val="zh_TW" w:bidi="zh_TW"/>
+        </w:rPr>
+      </w:r>
+      <w:r>
+        <w:rPr>
+          <w:lang w:val="zh_TW" w:bidi="zh_TW"/>
+        </w:rPr>
+        <w:t>耶穌教導說，天是神的居所（</w:t>
+      </w:r>
+      <w:hyperlink r:id="rId39">
+        <w:r>
+          <w:rPr>
+            <w:lang w:val="zh_TW" w:bidi="zh_TW"/>
+          </w:rPr>
+          <w:rPr>
+            <w:color w:val="0000EE"/>
+            <w:u w:val="single"/>
+          </w:rPr>
+          <w:t>太6:9</w:t>
+        </w:r>
+      </w:hyperlink>
+      <w:r>
+        <w:rPr>
+          <w:lang w:val="zh_TW" w:bidi="zh_TW"/>
+        </w:rPr>
+        <w:t>）。當耶穌在地上的時候，祂常說自己是從天降下來的（</w:t>
+      </w:r>
+      <w:hyperlink r:id="rId40">
+        <w:r>
+          <w:rPr>
+            <w:lang w:val="zh_TW" w:bidi="zh_TW"/>
+          </w:rPr>
+          <w:rPr>
+            <w:color w:val="0000EE"/>
+            <w:u w:val="single"/>
+          </w:rPr>
+          <w:t>約3:13，</w:t>
+        </w:r>
+      </w:hyperlink>
+      <w:hyperlink r:id="rId41">
+        <w:r>
+          <w:rPr>
+            <w:lang w:val="zh_TW" w:bidi="zh_TW"/>
+          </w:rPr>
+          <w:rPr>
+            <w:color w:val="0000EE"/>
+            <w:u w:val="single"/>
+          </w:rPr>
+          <w:t>6:33–51</w:t>
+        </w:r>
+      </w:hyperlink>
+      <w:r>
+        <w:rPr>
+          <w:lang w:val="zh_TW" w:bidi="zh_TW"/>
+        </w:rPr>
+        <w:t>）。神曾三次從天上發出聲音，確認耶穌所說的話（</w:t>
+      </w:r>
+      <w:hyperlink r:id="rId42">
+        <w:r>
+          <w:rPr>
+            <w:lang w:val="zh_TW" w:bidi="zh_TW"/>
+          </w:rPr>
+          <w:rPr>
+            <w:color w:val="0000EE"/>
+            <w:u w:val="single"/>
+          </w:rPr>
+          <w:t>太3:16–17，</w:t>
+        </w:r>
+      </w:hyperlink>
+      <w:hyperlink r:id="rId43">
+        <w:r>
+          <w:rPr>
+            <w:lang w:val="zh_TW" w:bidi="zh_TW"/>
+          </w:rPr>
+          <w:rPr>
+            <w:color w:val="0000EE"/>
+            <w:u w:val="single"/>
+          </w:rPr>
+          <w:t>17:5</w:t>
+        </w:r>
+      </w:hyperlink>
+      <w:r>
+        <w:rPr>
+          <w:lang w:val="zh_TW" w:bidi="zh_TW"/>
+        </w:rPr>
+        <w:t>；</w:t>
+      </w:r>
+      <w:hyperlink r:id="rId44">
+        <w:r>
+          <w:rPr>
+            <w:lang w:val="zh_TW" w:bidi="zh_TW"/>
+          </w:rPr>
+          <w:rPr>
+            <w:color w:val="0000EE"/>
+            <w:u w:val="single"/>
+          </w:rPr>
+          <w:t>約12:28</w:t>
+        </w:r>
+      </w:hyperlink>
+      <w:r>
+        <w:rPr>
+          <w:lang w:val="zh_TW" w:bidi="zh_TW"/>
+        </w:rPr>
+        <w:t>）。</w:t>
+      </w:r>
+    </w:p>
+    <w:p>
+      <w:pPr>
+        <w:pStyle w:val="Heading4"/>
+      </w:pPr>
+      <w:r>
+        <w:rPr>
+          <w:lang w:val="zh_TW" w:bidi="zh_TW"/>
+        </w:rPr>
+        <w:t>天上的敬拜</w:t>
+      </w:r>
+    </w:p>
+    <w:p>
+      <w:pPr/>
+      <w:r>
+        <w:rPr>
+          <w:lang w:val="zh_TW" w:bidi="zh_TW"/>
+        </w:rPr>
+      </w:r>
+      <w:r>
+        <w:rPr>
+          <w:lang w:val="zh_TW" w:bidi="zh_TW"/>
+        </w:rPr>
+        <w:t>天堂是真正聖所的所在。地上的會幕只是那屬天聖所的影子（</w:t>
+      </w:r>
+      <w:hyperlink r:id="rId45">
+        <w:r>
+          <w:rPr>
+            <w:lang w:val="zh_TW" w:bidi="zh_TW"/>
+          </w:rPr>
+          <w:rPr>
+            <w:color w:val="0000EE"/>
+            <w:u w:val="single"/>
+          </w:rPr>
+          <w:t>來8:1–5</w:t>
+        </w:r>
+      </w:hyperlink>
+      <w:r>
+        <w:rPr>
+          <w:lang w:val="zh_TW" w:bidi="zh_TW"/>
+        </w:rPr>
+        <w:t>）。這正是保羅所提到的「第三層天」（</w:t>
+      </w:r>
+      <w:hyperlink r:id="rId38">
+        <w:r>
+          <w:rPr>
+            <w:lang w:val="zh_TW" w:bidi="zh_TW"/>
+          </w:rPr>
+          <w:rPr>
+            <w:color w:val="0000EE"/>
+            <w:u w:val="single"/>
+          </w:rPr>
+          <w:t>林後12:2</w:t>
+        </w:r>
+      </w:hyperlink>
+      <w:r>
+        <w:rPr>
+          <w:lang w:val="zh_TW" w:bidi="zh_TW"/>
+        </w:rPr>
+        <w:t>）。有時聖經使用「天」一詞，其實是指神自己（參</w:t>
+      </w:r>
+      <w:hyperlink r:id="rId46">
+        <w:r>
+          <w:rPr>
+            <w:lang w:val="zh_TW" w:bidi="zh_TW"/>
+          </w:rPr>
+          <w:rPr>
+            <w:color w:val="0000EE"/>
+            <w:u w:val="single"/>
+          </w:rPr>
+          <w:t>太23:22</w:t>
+        </w:r>
+      </w:hyperlink>
+      <w:r>
+        <w:rPr>
+          <w:lang w:val="zh_TW" w:bidi="zh_TW"/>
+        </w:rPr>
+        <w:t>；</w:t>
+      </w:r>
+      <w:hyperlink r:id="rId47">
+        <w:r>
+          <w:rPr>
+            <w:lang w:val="zh_TW" w:bidi="zh_TW"/>
+          </w:rPr>
+          <w:rPr>
+            <w:color w:val="0000EE"/>
+            <w:u w:val="single"/>
+          </w:rPr>
+          <w:t>路15:18</w:t>
+        </w:r>
+      </w:hyperlink>
+      <w:r>
+        <w:rPr>
+          <w:lang w:val="zh_TW" w:bidi="zh_TW"/>
+        </w:rPr>
+        <w:t>）。</w:t>
+      </w:r>
+    </w:p>
+    <w:p>
+      <w:pPr>
+        <w:pStyle w:val="Heading4"/>
+      </w:pPr>
+      <w:r>
+        <w:rPr>
+          <w:lang w:val="zh_TW" w:bidi="zh_TW"/>
+        </w:rPr>
+        <w:t>耶穌從天上再來</w:t>
+      </w:r>
+    </w:p>
+    <w:p>
+      <w:pPr/>
+      <w:r>
+        <w:rPr>
+          <w:lang w:val="zh_TW" w:bidi="zh_TW"/>
+        </w:rPr>
+      </w:r>
+      <w:r>
+        <w:rPr>
+          <w:lang w:val="zh_TW" w:bidi="zh_TW"/>
+        </w:rPr>
+        <w:t>耶穌升天之後，天使告訴祂的門徒，祂有一天要從天上再來（</w:t>
+      </w:r>
+      <w:hyperlink r:id="rId48">
+        <w:r>
+          <w:rPr>
+            <w:lang w:val="zh_TW" w:bidi="zh_TW"/>
+          </w:rPr>
+          <w:rPr>
+            <w:color w:val="0000EE"/>
+            <w:u w:val="single"/>
+          </w:rPr>
+          <w:t>徒1:6–11</w:t>
+        </w:r>
+      </w:hyperlink>
+      <w:r>
+        <w:rPr>
+          <w:lang w:val="zh_TW" w:bidi="zh_TW"/>
+        </w:rPr>
+        <w:t>）。後來使徒保羅在書信中也寫到這件事（</w:t>
+      </w:r>
+      <w:hyperlink r:id="rId49">
+        <w:r>
+          <w:rPr>
+            <w:lang w:val="zh_TW" w:bidi="zh_TW"/>
+          </w:rPr>
+          <w:rPr>
+            <w:color w:val="0000EE"/>
+            <w:u w:val="single"/>
+          </w:rPr>
+          <w:t>林前15:1–11</w:t>
+        </w:r>
+      </w:hyperlink>
+      <w:r>
+        <w:rPr>
+          <w:lang w:val="zh_TW" w:bidi="zh_TW"/>
+        </w:rPr>
+        <w:t>；</w:t>
+      </w:r>
+      <w:hyperlink r:id="rId50">
+        <w:r>
+          <w:rPr>
+            <w:lang w:val="zh_TW" w:bidi="zh_TW"/>
+          </w:rPr>
+          <w:rPr>
+            <w:color w:val="0000EE"/>
+            <w:u w:val="single"/>
+          </w:rPr>
+          <w:t>弗4:7–16</w:t>
+        </w:r>
+      </w:hyperlink>
+      <w:r>
+        <w:rPr>
+          <w:lang w:val="zh_TW" w:bidi="zh_TW"/>
+        </w:rPr>
+        <w:t>；</w:t>
+      </w:r>
+      <w:hyperlink r:id="rId51">
+        <w:r>
+          <w:rPr>
+            <w:lang w:val="zh_TW" w:bidi="zh_TW"/>
+          </w:rPr>
+          <w:rPr>
+            <w:color w:val="0000EE"/>
+            <w:u w:val="single"/>
+          </w:rPr>
+          <w:t>提前3:16</w:t>
+        </w:r>
+      </w:hyperlink>
+      <w:r>
+        <w:rPr>
+          <w:lang w:val="zh_TW" w:bidi="zh_TW"/>
+        </w:rPr>
+        <w:t>）。這教導成為基督徒信仰中的重要部分，如使徒信經所述（Apostles' Creed，早期的基督教認信）。</w:t>
+      </w:r>
+    </w:p>
+    <w:p>
+      <w:pPr/>
+      <w:r>
+        <w:rPr>
+          <w:lang w:val="zh_TW" w:bidi="zh_TW"/>
+        </w:rPr>
+      </w:r>
+      <w:r>
+        <w:rPr>
+          <w:lang w:val="zh_TW" w:bidi="zh_TW"/>
+        </w:rPr>
+        <w:t>新約聖經常提到耶穌與神同在天上。這是有關耶穌福音的核心之一。聖經教導說，耶穌如今坐在神的右邊（至高榮耀之處），為信靠祂的人代求（</w:t>
+      </w:r>
+      <w:hyperlink r:id="rId52">
+        <w:r>
+          <w:rPr>
+            <w:lang w:val="zh_TW" w:bidi="zh_TW"/>
+          </w:rPr>
+          <w:rPr>
+            <w:color w:val="0000EE"/>
+            <w:u w:val="single"/>
+          </w:rPr>
+          <w:t>來7:25</w:t>
+        </w:r>
+      </w:hyperlink>
+      <w:r>
+        <w:rPr>
+          <w:lang w:val="zh_TW" w:bidi="zh_TW"/>
+        </w:rPr>
+        <w:t>；參</w:t>
+      </w:r>
+      <w:hyperlink r:id="rId53">
+        <w:r>
+          <w:rPr>
+            <w:lang w:val="zh_TW" w:bidi="zh_TW"/>
+          </w:rPr>
+          <w:rPr>
+            <w:color w:val="0000EE"/>
+            <w:u w:val="single"/>
+          </w:rPr>
+          <w:t>可14:62</w:t>
+        </w:r>
+      </w:hyperlink>
+      <w:r>
+        <w:rPr>
+          <w:lang w:val="zh_TW" w:bidi="zh_TW"/>
+        </w:rPr>
+        <w:t>）。</w:t>
+      </w:r>
+    </w:p>
+    <w:p>
+      <w:pPr>
+        <w:pStyle w:val="Heading4"/>
+      </w:pPr>
+      <w:r>
+        <w:rPr>
+          <w:lang w:val="zh_TW" w:bidi="zh_TW"/>
+        </w:rPr>
+        <w:t>天上的國民</w:t>
+      </w:r>
+    </w:p>
+    <w:p>
+      <w:pPr/>
+      <w:r>
+        <w:rPr>
+          <w:lang w:val="zh_TW" w:bidi="zh_TW"/>
+        </w:rPr>
+      </w:r>
+      <w:r>
+        <w:rPr>
+          <w:lang w:val="zh_TW" w:bidi="zh_TW"/>
+        </w:rPr>
+        <w:t>保羅教導說，當耶穌從天上再來時，祂要將信徒的身體改變，與祂榮耀的身體相似（</w:t>
+      </w:r>
+      <w:hyperlink r:id="rId54">
+        <w:r>
+          <w:rPr>
+            <w:lang w:val="zh_TW" w:bidi="zh_TW"/>
+          </w:rPr>
+          <w:rPr>
+            <w:color w:val="0000EE"/>
+            <w:u w:val="single"/>
+          </w:rPr>
+          <w:t>腓3:20–21</w:t>
+        </w:r>
+      </w:hyperlink>
+      <w:r>
+        <w:rPr>
+          <w:lang w:val="zh_TW" w:bidi="zh_TW"/>
+        </w:rPr>
+        <w:t>）。信徒需要這樣屬天的身體，因為他們是天上的國民。</w:t>
+      </w:r>
+    </w:p>
+    <w:p>
+      <w:pPr/>
+      <w:r>
+        <w:rPr>
+          <w:lang w:val="zh_TW" w:bidi="zh_TW"/>
+        </w:rPr>
+      </w:r>
+      <w:r>
+        <w:rPr>
+          <w:lang w:val="zh_TW" w:bidi="zh_TW"/>
+        </w:rPr>
+        <w:t>聖經所說的「天上的國民」，意思就像一個人雖然生活在某個國度，卻遵行自己本國的律例（</w:t>
+      </w:r>
+      <w:hyperlink r:id="rId55">
+        <w:r>
+          <w:rPr>
+            <w:lang w:val="zh_TW" w:bidi="zh_TW"/>
+          </w:rPr>
+          <w:rPr>
+            <w:color w:val="0000EE"/>
+            <w:u w:val="single"/>
+          </w:rPr>
+          <w:t>徒22:28</w:t>
+        </w:r>
+      </w:hyperlink>
+      <w:r>
+        <w:rPr>
+          <w:lang w:val="zh_TW" w:bidi="zh_TW"/>
+        </w:rPr>
+        <w:t>）。這表示基督徒即使活在世上，也當遵行聖經中神的道路，不隨從世界的標準。</w:t>
+      </w:r>
+    </w:p>
+    <w:p>
+      <w:pPr>
+        <w:pStyle w:val="Heading4"/>
+      </w:pPr>
+      <w:r>
+        <w:rPr>
+          <w:lang w:val="zh_TW" w:bidi="zh_TW"/>
+        </w:rPr>
+        <w:t>屬天的福分</w:t>
+      </w:r>
+    </w:p>
+    <w:p>
+      <w:pPr/>
+      <w:r>
+        <w:rPr>
+          <w:lang w:val="zh_TW" w:bidi="zh_TW"/>
+        </w:rPr>
+      </w:r>
+      <w:r>
+        <w:rPr>
+          <w:lang w:val="zh_TW" w:bidi="zh_TW"/>
+        </w:rPr>
+        <w:t>神已經使信徒與基督聯合，並吩咐他們「就當求在上面的事；那裡有基督坐在神的右邊」（</w:t>
+      </w:r>
+      <w:hyperlink r:id="rId56">
+        <w:r>
+          <w:rPr>
+            <w:lang w:val="zh_TW" w:bidi="zh_TW"/>
+          </w:rPr>
+          <w:rPr>
+            <w:color w:val="0000EE"/>
+            <w:u w:val="single"/>
+          </w:rPr>
+          <w:t>西3:1</w:t>
+        </w:r>
+      </w:hyperlink>
+      <w:r>
+        <w:rPr>
+          <w:lang w:val="zh_TW" w:bidi="zh_TW"/>
+        </w:rPr>
+        <w:t>）。基督從天上賜給跟隨祂的人「天上各樣屬靈的福氣」（</w:t>
+      </w:r>
+      <w:hyperlink r:id="rId57">
+        <w:r>
+          <w:rPr>
+            <w:lang w:val="zh_TW" w:bidi="zh_TW"/>
+          </w:rPr>
+          <w:rPr>
+            <w:color w:val="0000EE"/>
+            <w:u w:val="single"/>
+          </w:rPr>
+          <w:t>弗1:3</w:t>
+        </w:r>
+      </w:hyperlink>
+      <w:r>
+        <w:rPr>
+          <w:lang w:val="zh_TW" w:bidi="zh_TW"/>
+        </w:rPr>
+        <w:t>）。「天上」這個表達只出現在以弗所書（</w:t>
+      </w:r>
+      <w:hyperlink r:id="rId58">
+        <w:r>
+          <w:rPr>
+            <w:lang w:val="zh_TW" w:bidi="zh_TW"/>
+          </w:rPr>
+          <w:rPr>
+            <w:color w:val="0000EE"/>
+            <w:u w:val="single"/>
+          </w:rPr>
+          <w:t>弗1:3、20，</w:t>
+        </w:r>
+      </w:hyperlink>
+      <w:hyperlink r:id="rId59">
+        <w:r>
+          <w:rPr>
+            <w:lang w:val="zh_TW" w:bidi="zh_TW"/>
+          </w:rPr>
+          <w:rPr>
+            <w:color w:val="0000EE"/>
+            <w:u w:val="single"/>
+          </w:rPr>
+          <w:t>2:6，</w:t>
+        </w:r>
+      </w:hyperlink>
+      <w:hyperlink r:id="rId60">
+        <w:r>
+          <w:rPr>
+            <w:lang w:val="zh_TW" w:bidi="zh_TW"/>
+          </w:rPr>
+          <w:rPr>
+            <w:color w:val="0000EE"/>
+            <w:u w:val="single"/>
+          </w:rPr>
+          <w:t>3:10，</w:t>
+        </w:r>
+      </w:hyperlink>
+      <w:hyperlink r:id="rId61">
+        <w:r>
+          <w:rPr>
+            <w:lang w:val="zh_TW" w:bidi="zh_TW"/>
+          </w:rPr>
+          <w:rPr>
+            <w:color w:val="0000EE"/>
+            <w:u w:val="single"/>
+          </w:rPr>
+          <w:t>6:12</w:t>
+        </w:r>
+      </w:hyperlink>
+      <w:r>
+        <w:rPr>
+          <w:lang w:val="zh_TW" w:bidi="zh_TW"/>
+        </w:rPr>
+        <w:t>）。這教導我們，屬靈的福分不僅僅屬於將來，信徒如今也能憑信心經歷。因此，聖經說信徒已經有分於「天召」（</w:t>
+      </w:r>
+      <w:hyperlink r:id="rId62">
+        <w:r>
+          <w:rPr>
+            <w:lang w:val="zh_TW" w:bidi="zh_TW"/>
+          </w:rPr>
+          <w:rPr>
+            <w:color w:val="0000EE"/>
+            <w:u w:val="single"/>
+          </w:rPr>
+          <w:t>來3:1，</w:t>
+        </w:r>
+      </w:hyperlink>
+      <w:hyperlink r:id="rId63">
+        <w:r>
+          <w:rPr>
+            <w:lang w:val="zh_TW" w:bidi="zh_TW"/>
+          </w:rPr>
+          <w:rPr>
+            <w:color w:val="0000EE"/>
+            <w:u w:val="single"/>
+          </w:rPr>
+          <w:t>6:4</w:t>
+        </w:r>
+      </w:hyperlink>
+      <w:r>
+        <w:rPr>
+          <w:lang w:val="zh_TW" w:bidi="zh_TW"/>
+        </w:rPr>
+        <w:t>）。</w:t>
+      </w:r>
+    </w:p>
+    <w:p>
+      <w:pPr>
+        <w:pStyle w:val="Heading4"/>
+      </w:pPr>
+      <w:r>
+        <w:rPr>
+          <w:lang w:val="zh_TW" w:bidi="zh_TW"/>
+        </w:rPr>
+        <w:t>天國的未來</w:t>
+      </w:r>
+    </w:p>
+    <w:p>
+      <w:pPr/>
+      <w:r>
+        <w:rPr>
+          <w:lang w:val="zh_TW" w:bidi="zh_TW"/>
+        </w:rPr>
+      </w:r>
+      <w:r>
+        <w:rPr>
+          <w:lang w:val="zh_TW" w:bidi="zh_TW"/>
+        </w:rPr>
+        <w:t>信徒等候耶穌再來的時候，會盼望有新天新地，並有新耶路撒冷。聖經說，那將是一個奇妙的地方，不再有眼淚、憂傷、痛苦、死亡或黑暗，因為神的兒子耶穌就在那裡（</w:t>
+      </w:r>
+      <w:hyperlink r:id="rId64">
+        <w:r>
+          <w:rPr>
+            <w:lang w:val="zh_TW" w:bidi="zh_TW"/>
+          </w:rPr>
+          <w:rPr>
+            <w:color w:val="0000EE"/>
+            <w:u w:val="single"/>
+          </w:rPr>
+          <w:t>啟21:1–4、27，</w:t>
+        </w:r>
+      </w:hyperlink>
+      <w:hyperlink r:id="rId65">
+        <w:r>
+          <w:rPr>
+            <w:lang w:val="zh_TW" w:bidi="zh_TW"/>
+          </w:rPr>
+          <w:rPr>
+            <w:color w:val="0000EE"/>
+            <w:u w:val="single"/>
+          </w:rPr>
+          <w:t>22:1–5</w:t>
+        </w:r>
+      </w:hyperlink>
+      <w:r>
+        <w:rPr>
+          <w:lang w:val="zh_TW" w:bidi="zh_TW"/>
+        </w:rPr>
+        <w:t>）。在那死後的新生命中，也不再有婚姻（</w:t>
+      </w:r>
+      <w:hyperlink r:id="rId66">
+        <w:r>
+          <w:rPr>
+            <w:lang w:val="zh_TW" w:bidi="zh_TW"/>
+          </w:rPr>
+          <w:rPr>
+            <w:color w:val="0000EE"/>
+            <w:u w:val="single"/>
+          </w:rPr>
+          <w:t>路20:27–38</w:t>
+        </w:r>
+      </w:hyperlink>
+      <w:r>
+        <w:rPr>
+          <w:lang w:val="zh_TW" w:bidi="zh_TW"/>
+        </w:rPr>
+        <w:t>）。</w:t>
+      </w:r>
+    </w:p>
+    <w:p>
+      <w:pPr/>
+      <w:r>
+        <w:rPr>
+          <w:lang w:val="zh_TW" w:bidi="zh_TW"/>
+        </w:rPr>
+      </w:r>
+      <w:r>
+        <w:rPr>
+          <w:lang w:val="zh_TW" w:bidi="zh_TW"/>
+        </w:rPr>
+        <w:t>在舊約聖經裡，有兩個人未經死亡便直接被接到天上：</w:t>
+      </w:r>
+    </w:p>
+    <w:p>
+      <w:pPr>
+        <w:pStyle w:val="ListBullet"/>
+        <w:spacing w:line="240" w:lineRule="auto"/>
+        <w:ind w:left="720"/>
+      </w:pPr>
+      <w:r>
+        <w:rPr>
+          <w:lang w:val="zh_TW" w:bidi="zh_TW"/>
+        </w:rPr>
+      </w:r>
+      <w:r>
+        <w:rPr>
+          <w:lang w:val="zh_TW" w:bidi="zh_TW"/>
+        </w:rPr>
+        <w:t>以諾（</w:t>
+      </w:r>
+      <w:hyperlink r:id="rId67">
+        <w:r>
+          <w:rPr>
+            <w:lang w:val="zh_TW" w:bidi="zh_TW"/>
+          </w:rPr>
+          <w:rPr>
+            <w:color w:val="0000EE"/>
+            <w:u w:val="single"/>
+          </w:rPr>
+          <w:t>創5:22–24</w:t>
+        </w:r>
+      </w:hyperlink>
+      <w:r>
+        <w:rPr>
+          <w:lang w:val="zh_TW" w:bidi="zh_TW"/>
+        </w:rPr>
+        <w:t>；</w:t>
+      </w:r>
+      <w:hyperlink r:id="rId68">
+        <w:r>
+          <w:rPr>
+            <w:lang w:val="zh_TW" w:bidi="zh_TW"/>
+          </w:rPr>
+          <w:rPr>
+            <w:color w:val="0000EE"/>
+            <w:u w:val="single"/>
+          </w:rPr>
+          <w:t>來11:5</w:t>
+        </w:r>
+      </w:hyperlink>
+      <w:r>
+        <w:rPr>
+          <w:lang w:val="zh_TW" w:bidi="zh_TW"/>
+        </w:rPr>
+        <w:t>）和</w:t>
+      </w:r>
+    </w:p>
+    <w:p>
+      <w:pPr>
+        <w:pStyle w:val="ListBullet"/>
+        <w:spacing w:line="240" w:lineRule="auto"/>
+        <w:ind w:left="720"/>
+      </w:pPr>
+      <w:r>
+        <w:rPr>
+          <w:lang w:val="zh_TW" w:bidi="zh_TW"/>
+        </w:rPr>
+      </w:r>
+      <w:r>
+        <w:rPr>
+          <w:lang w:val="zh_TW" w:bidi="zh_TW"/>
+        </w:rPr>
+        <w:t>以利亞（</w:t>
+      </w:r>
+      <w:hyperlink r:id="rId69">
+        <w:r>
+          <w:rPr>
+            <w:lang w:val="zh_TW" w:bidi="zh_TW"/>
+          </w:rPr>
+          <w:rPr>
+            <w:color w:val="0000EE"/>
+            <w:u w:val="single"/>
+          </w:rPr>
+          <w:t>王下2:11</w:t>
+        </w:r>
+      </w:hyperlink>
+      <w:r>
+        <w:rPr>
+          <w:lang w:val="zh_TW" w:bidi="zh_TW"/>
+        </w:rPr>
+        <w:t>）</w:t>
+      </w:r>
+    </w:p>
+    <w:p>
+      <w:pPr/>
+      <w:r>
+        <w:rPr>
+          <w:lang w:val="zh_TW" w:bidi="zh_TW"/>
+        </w:rPr>
+      </w:r>
+      <w:r>
+        <w:rPr>
+          <w:lang w:val="zh_TW" w:bidi="zh_TW"/>
+        </w:rPr>
+        <w:t>後來，保羅也曾提到自己被提到第三層天，約翰也曾被召上天上（</w:t>
+      </w:r>
+      <w:hyperlink r:id="rId70">
+        <w:r>
+          <w:rPr>
+            <w:lang w:val="zh_TW" w:bidi="zh_TW"/>
+          </w:rPr>
+          <w:rPr>
+            <w:color w:val="0000EE"/>
+            <w:u w:val="single"/>
+          </w:rPr>
+          <w:t>啟4:1</w:t>
+        </w:r>
+      </w:hyperlink>
+      <w:r>
+        <w:rPr>
+          <w:lang w:val="zh_TW" w:bidi="zh_TW"/>
+        </w:rPr>
+        <w:t>），而神計劃要使天上充滿祂的百姓（參</w:t>
+      </w:r>
+      <w:hyperlink r:id="rId71">
+        <w:r>
+          <w:rPr>
+            <w:lang w:val="zh_TW" w:bidi="zh_TW"/>
+          </w:rPr>
+          <w:rPr>
+            <w:color w:val="0000EE"/>
+            <w:u w:val="single"/>
+          </w:rPr>
+          <w:t>啟19:1</w:t>
+        </w:r>
+      </w:hyperlink>
+      <w:r>
+        <w:rPr>
+          <w:lang w:val="zh_TW" w:bidi="zh_TW"/>
+        </w:rPr>
+        <w:t>）。最終，所有信徒都要在天上與神同住，並且得著新的復活身體。當耶穌再來接祂的百姓時，他們就要得著這些身體（</w:t>
+      </w:r>
+      <w:hyperlink r:id="rId72">
+        <w:r>
+          <w:rPr>
+            <w:lang w:val="zh_TW" w:bidi="zh_TW"/>
+          </w:rPr>
+          <w:rPr>
+            <w:color w:val="0000EE"/>
+            <w:u w:val="single"/>
+          </w:rPr>
+          <w:t>帖前4:16–17</w:t>
+        </w:r>
+      </w:hyperlink>
+      <w:r>
+        <w:rPr>
+          <w:lang w:val="zh_TW" w:bidi="zh_TW"/>
+        </w:rPr>
+        <w:t>；</w:t>
+      </w:r>
+      <w:hyperlink r:id="rId73">
+        <w:r>
+          <w:rPr>
+            <w:lang w:val="zh_TW" w:bidi="zh_TW"/>
+          </w:rPr>
+          <w:rPr>
+            <w:color w:val="0000EE"/>
+            <w:u w:val="single"/>
+          </w:rPr>
+          <w:t>啟19:1–4</w:t>
+        </w:r>
+      </w:hyperlink>
+      <w:r>
+        <w:rPr>
+          <w:lang w:val="zh_TW" w:bidi="zh_TW"/>
+        </w:rPr>
+        <w:t>）。那時，耶穌還要賜下特別的獎賞給祂的跟隨者（</w:t>
+      </w:r>
+      <w:hyperlink r:id="rId74">
+        <w:r>
+          <w:rPr>
+            <w:lang w:val="zh_TW" w:bidi="zh_TW"/>
+          </w:rPr>
+          <w:rPr>
+            <w:color w:val="0000EE"/>
+            <w:u w:val="single"/>
+          </w:rPr>
+          <w:t>太5:12</w:t>
+        </w:r>
+      </w:hyperlink>
+      <w:r>
+        <w:rPr>
+          <w:lang w:val="zh_TW" w:bidi="zh_TW"/>
+        </w:rPr>
+        <w:t>；</w:t>
+      </w:r>
+      <w:hyperlink r:id="rId75">
+        <w:r>
+          <w:rPr>
+            <w:lang w:val="zh_TW" w:bidi="zh_TW"/>
+          </w:rPr>
+          <w:rPr>
+            <w:color w:val="0000EE"/>
+            <w:u w:val="single"/>
+          </w:rPr>
+          <w:t>林前9:25</w:t>
+        </w:r>
+      </w:hyperlink>
+      <w:r>
+        <w:rPr>
+          <w:lang w:val="zh_TW" w:bidi="zh_TW"/>
+        </w:rPr>
+        <w:t>；</w:t>
+      </w:r>
+      <w:hyperlink r:id="rId76">
+        <w:r>
+          <w:rPr>
+            <w:lang w:val="zh_TW" w:bidi="zh_TW"/>
+          </w:rPr>
+          <w:rPr>
+            <w:color w:val="0000EE"/>
+            <w:u w:val="single"/>
+          </w:rPr>
+          <w:t>林後5:1</w:t>
+        </w:r>
+      </w:hyperlink>
+      <w:r>
+        <w:rPr>
+          <w:lang w:val="zh_TW" w:bidi="zh_TW"/>
+        </w:rPr>
+        <w:t>；</w:t>
+      </w:r>
+      <w:hyperlink r:id="rId77">
+        <w:r>
+          <w:rPr>
+            <w:lang w:val="zh_TW" w:bidi="zh_TW"/>
+          </w:rPr>
+          <w:rPr>
+            <w:color w:val="0000EE"/>
+            <w:u w:val="single"/>
+          </w:rPr>
+          <w:t>提後4:8</w:t>
+        </w:r>
+      </w:hyperlink>
+      <w:r>
+        <w:rPr>
+          <w:lang w:val="zh_TW" w:bidi="zh_TW"/>
+        </w:rPr>
+        <w:t>；</w:t>
+      </w:r>
+      <w:hyperlink r:id="rId78">
+        <w:r>
+          <w:rPr>
+            <w:lang w:val="zh_TW" w:bidi="zh_TW"/>
+          </w:rPr>
+          <w:rPr>
+            <w:color w:val="0000EE"/>
+            <w:u w:val="single"/>
+          </w:rPr>
+          <w:t>雅1:12</w:t>
+        </w:r>
+      </w:hyperlink>
+      <w:r>
+        <w:rPr>
+          <w:lang w:val="zh_TW" w:bidi="zh_TW"/>
+        </w:rPr>
+        <w:t>；</w:t>
+      </w:r>
+      <w:hyperlink r:id="rId79">
+        <w:r>
+          <w:rPr>
+            <w:lang w:val="zh_TW" w:bidi="zh_TW"/>
+          </w:rPr>
+          <w:rPr>
+            <w:color w:val="0000EE"/>
+            <w:u w:val="single"/>
+          </w:rPr>
+          <w:t>彼前1:4，</w:t>
+        </w:r>
+      </w:hyperlink>
+      <w:hyperlink r:id="rId80">
+        <w:r>
+          <w:rPr>
+            <w:lang w:val="zh_TW" w:bidi="zh_TW"/>
+          </w:rPr>
+          <w:rPr>
+            <w:color w:val="0000EE"/>
+            <w:u w:val="single"/>
+          </w:rPr>
+          <w:t>5:4</w:t>
+        </w:r>
+      </w:hyperlink>
+      <w:r>
+        <w:rPr>
+          <w:lang w:val="zh_TW" w:bidi="zh_TW"/>
+        </w:rPr>
+        <w:t>；</w:t>
+      </w:r>
+      <w:hyperlink r:id="rId81">
+        <w:r>
+          <w:rPr>
+            <w:lang w:val="zh_TW" w:bidi="zh_TW"/>
+          </w:rPr>
+          <w:rPr>
+            <w:color w:val="0000EE"/>
+            <w:u w:val="single"/>
+          </w:rPr>
+          <w:t>啟2:10，</w:t>
+        </w:r>
+      </w:hyperlink>
+      <w:hyperlink r:id="rId82">
+        <w:r>
+          <w:rPr>
+            <w:lang w:val="zh_TW" w:bidi="zh_TW"/>
+          </w:rPr>
+          <w:rPr>
+            <w:color w:val="0000EE"/>
+            <w:u w:val="single"/>
+          </w:rPr>
+          <w:t>4:10</w:t>
+        </w:r>
+      </w:hyperlink>
+      <w:r>
+        <w:rPr>
+          <w:lang w:val="zh_TW" w:bidi="zh_TW"/>
+        </w:rPr>
+        <w:t>）。</w:t>
+      </w:r>
+    </w:p>
+    <w:p>
+      <w:pPr/>
+      <w:r>
+        <w:rPr>
+          <w:lang w:val="zh_TW" w:bidi="zh_TW"/>
+        </w:rPr>
+      </w:r>
+      <w:r>
+        <w:rPr>
+          <w:i/>
+          <w:lang w:val="zh_TW" w:bidi="zh_TW"/>
+        </w:rPr>
+        <w:t>另見</w:t>
+      </w:r>
+      <w:r>
+        <w:rPr>
+          <w:lang w:val="zh_TW" w:bidi="zh_TW"/>
+        </w:rPr>
+        <w:t xml:space="preserve"> </w:t>
+      </w:r>
+      <w:r>
+        <w:rPr>
+          <w:lang w:val="zh_TW" w:bidi="zh_TW"/>
+        </w:rPr>
+        <w:t>亞伯拉罕的懷抱；</w:t>
+      </w:r>
+      <w:r>
+        <w:rPr>
+          <w:lang w:val="zh_TW" w:bidi="zh_TW"/>
+        </w:rPr>
+        <w:t>新天新地；</w:t>
+      </w:r>
+      <w:r>
+        <w:rPr>
+          <w:lang w:val="zh_TW" w:bidi="zh_TW"/>
+        </w:rPr>
+        <w:t>樂園</w:t>
+      </w:r>
+      <w:r>
+        <w:rPr>
+          <w:lang w:val="zh_TW" w:bidi="zh_TW"/>
+        </w:rPr>
+        <w:t>。</w:t>
+      </w:r>
+      <w:r>
+        <w:rPr>
+          <w:lang w:val="zh_TW" w:bidi="zh_TW"/>
+        </w:rPr>
+      </w:r>
+      <w:r>
+        <w:rPr>
+          <w:lang w:val="zh_TW" w:bidi="zh_TW"/>
+        </w:rPr>
+      </w:r>
+    </w:p>
+    <w:p>
+      <w:pPr/>
+      <w:r>
+        <w:rPr>
+          <w:lang w:val="zh_TW" w:bidi="zh_TW"/>
+        </w:rPr>
+      </w:r>
+    </w:p>
+    <w:p>
+      <w:pPr>
+        <w:pStyle w:val="Heading2"/>
+      </w:pPr>
+      <w:r>
+        <w:rPr>
+          <w:lang w:val="zh_TW" w:bidi="zh_TW"/>
+        </w:rPr>
+        <w:t>天啟</w:t>
+      </w:r>
+      <w:r>
+        <w:rPr>
+          <w:lang w:val="zh_TW" w:bidi="zh_TW"/>
+        </w:rPr>
+      </w:r>
+    </w:p>
+    <w:p>
+      <w:pPr/>
+      <w:r>
+        <w:rPr>
+          <w:lang w:val="zh_TW" w:bidi="zh_TW"/>
+        </w:rPr>
+      </w:r>
+      <w:r>
+        <w:rPr>
+          <w:lang w:val="zh_TW" w:bidi="zh_TW"/>
+        </w:rPr>
+        <w:t>這個詞源自希臘文，意思是「啟示」（揭示先前隱藏的事物）。它既指一種思維方式，也指一種文學類型。這兩者都涉及未來的事情，特別是有關審判的內容（這在神學上稱為「末世論」，即對末世的研究）。</w:t>
+      </w:r>
+    </w:p>
+    <w:p>
+      <w:pPr>
+        <w:pStyle w:val="Heading3"/>
+      </w:pPr>
+      <w:r>
+        <w:rPr>
+          <w:lang w:val="zh_TW" w:bidi="zh_TW"/>
+        </w:rPr>
+        <w:t>什麼是天啟文學？</w:t>
+      </w:r>
+    </w:p>
+    <w:p>
+      <w:pPr/>
+      <w:r>
+        <w:rPr>
+          <w:lang w:val="zh_TW" w:bidi="zh_TW"/>
+        </w:rPr>
+      </w:r>
+      <w:r>
+        <w:rPr>
+          <w:lang w:val="zh_TW" w:bidi="zh_TW"/>
+        </w:rPr>
+        <w:t>「天啟」文學作品是自稱是來自神的訊息的故事。作者表示這些信息是通常是透過異象所得到的。這類文學通常有兩部分：</w:t>
+      </w:r>
+    </w:p>
+    <w:p>
+      <w:pPr>
+        <w:pStyle w:val="ListNumber"/>
+        <w:numPr>
+          <w:ilvl w:val="0"/>
+          <w:numId w:val="16"/>
+        </w:numPr>
+        <w:spacing w:line="240" w:lineRule="auto"/>
+        <w:ind w:left="720"/>
+      </w:pPr>
+      <w:r>
+        <w:rPr>
+          <w:lang w:val="zh_TW" w:bidi="zh_TW"/>
+        </w:rPr>
+      </w:r>
+      <w:r>
+        <w:rPr>
+          <w:lang w:val="zh_TW" w:bidi="zh_TW"/>
+        </w:rPr>
+        <w:t>對異象的詳細描述</w:t>
+      </w:r>
+    </w:p>
+    <w:p>
+      <w:pPr>
+        <w:pStyle w:val="ListNumber"/>
+        <w:spacing w:line="240" w:lineRule="auto"/>
+        <w:ind w:left="720"/>
+      </w:pPr>
+      <w:r>
+        <w:rPr>
+          <w:lang w:val="zh_TW" w:bidi="zh_TW"/>
+        </w:rPr>
+      </w:r>
+      <w:r>
+        <w:rPr>
+          <w:lang w:val="zh_TW" w:bidi="zh_TW"/>
+        </w:rPr>
+        <w:t>有關異象意義的解釋</w:t>
+      </w:r>
+    </w:p>
+    <w:p>
+      <w:pPr/>
+      <w:r>
+        <w:rPr>
+          <w:lang w:val="zh_TW" w:bidi="zh_TW"/>
+        </w:rPr>
+      </w:r>
+      <w:r>
+        <w:rPr>
+          <w:lang w:val="zh_TW" w:bidi="zh_TW"/>
+        </w:rPr>
+        <w:t>但以理書後半部分記述了許多這類異象（</w:t>
+      </w:r>
+      <w:hyperlink r:id="rId83">
+        <w:r>
+          <w:rPr>
+            <w:lang w:val="zh_TW" w:bidi="zh_TW"/>
+          </w:rPr>
+          <w:rPr>
+            <w:color w:val="0000EE"/>
+            <w:u w:val="single"/>
+          </w:rPr>
+          <w:t>但7–12章</w:t>
+        </w:r>
+      </w:hyperlink>
+      <w:r>
+        <w:rPr>
+          <w:lang w:val="zh_TW" w:bidi="zh_TW"/>
+        </w:rPr>
+        <w:t>）。整卷啟示錄也是如此。此外，舊約先知書中也經常出現啟示性的異象（例如，</w:t>
+      </w:r>
+      <w:hyperlink r:id="rId84">
+        <w:r>
+          <w:rPr>
+            <w:lang w:val="zh_TW" w:bidi="zh_TW"/>
+          </w:rPr>
+          <w:rPr>
+            <w:color w:val="0000EE"/>
+            <w:u w:val="single"/>
+          </w:rPr>
+          <w:t>賽6章</w:t>
+        </w:r>
+      </w:hyperlink>
+      <w:r>
+        <w:rPr>
+          <w:lang w:val="zh_TW" w:bidi="zh_TW"/>
+        </w:rPr>
+        <w:t>；</w:t>
+      </w:r>
+      <w:hyperlink r:id="rId85">
+        <w:r>
+          <w:rPr>
+            <w:lang w:val="zh_TW" w:bidi="zh_TW"/>
+          </w:rPr>
+          <w:rPr>
+            <w:color w:val="0000EE"/>
+            <w:u w:val="single"/>
+          </w:rPr>
+          <w:t>摩7–9章</w:t>
+        </w:r>
+      </w:hyperlink>
+      <w:r>
+        <w:rPr>
+          <w:lang w:val="zh_TW" w:bidi="zh_TW"/>
+        </w:rPr>
+        <w:t>；</w:t>
+      </w:r>
+      <w:hyperlink r:id="rId86">
+        <w:r>
+          <w:rPr>
+            <w:lang w:val="zh_TW" w:bidi="zh_TW"/>
+          </w:rPr>
+          <w:rPr>
+            <w:color w:val="0000EE"/>
+            <w:u w:val="single"/>
+          </w:rPr>
+          <w:t>亞1–6章</w:t>
+        </w:r>
+      </w:hyperlink>
+      <w:r>
+        <w:rPr>
+          <w:lang w:val="zh_TW" w:bidi="zh_TW"/>
+        </w:rPr>
+        <w:t>）。這些異象在天啟文學中特別突出，並決定了這類文學的基本文學形式和結構。有時候，如在但以理書中記載，天啟的先知（apocalyptic seer）通過異夢領受啟示信息。</w:t>
+      </w:r>
+    </w:p>
+    <w:p>
+      <w:pPr/>
+      <w:r>
+        <w:rPr>
+          <w:lang w:val="zh_TW" w:bidi="zh_TW"/>
+        </w:rPr>
+      </w:r>
+      <w:r>
+        <w:rPr>
+          <w:lang w:val="zh_TW" w:bidi="zh_TW"/>
+        </w:rPr>
+        <w:t>而在另一類異象中，如啟示錄，天啟的先知被提到天上。在天上，作者看到並聽到了要傳達給世人的信息（參保羅在</w:t>
+      </w:r>
+      <w:hyperlink r:id="rId87">
+        <w:r>
+          <w:rPr>
+            <w:lang w:val="zh_TW" w:bidi="zh_TW"/>
+          </w:rPr>
+          <w:rPr>
+            <w:color w:val="0000EE"/>
+            <w:u w:val="single"/>
+          </w:rPr>
+          <w:t>林後12:1–4</w:t>
+        </w:r>
+      </w:hyperlink>
+      <w:r>
+        <w:rPr>
+          <w:lang w:val="zh_TW" w:bidi="zh_TW"/>
+        </w:rPr>
+        <w:t>中的經歷）。天啟先知往往無法理解所領受的異象的含義。在這種情況下，一位「解釋的天使」會闡明異象的意義（</w:t>
+      </w:r>
+      <w:hyperlink r:id="rId88">
+        <w:r>
+          <w:rPr>
+            <w:lang w:val="zh_TW" w:bidi="zh_TW"/>
+          </w:rPr>
+          <w:rPr>
+            <w:color w:val="0000EE"/>
+            <w:u w:val="single"/>
+          </w:rPr>
+          <w:t>但8:15–26，</w:t>
+        </w:r>
+      </w:hyperlink>
+      <w:hyperlink r:id="rId89">
+        <w:r>
+          <w:rPr>
+            <w:lang w:val="zh_TW" w:bidi="zh_TW"/>
+          </w:rPr>
+          <w:rPr>
+            <w:color w:val="0000EE"/>
+            <w:u w:val="single"/>
+          </w:rPr>
+          <w:t>9:20–27，</w:t>
+        </w:r>
+      </w:hyperlink>
+      <w:hyperlink r:id="rId90">
+        <w:r>
+          <w:rPr>
+            <w:lang w:val="zh_TW" w:bidi="zh_TW"/>
+          </w:rPr>
+          <w:rPr>
+            <w:color w:val="0000EE"/>
+            <w:u w:val="single"/>
+          </w:rPr>
+          <w:t>10:18–12:4</w:t>
+        </w:r>
+      </w:hyperlink>
+      <w:r>
+        <w:rPr>
+          <w:lang w:val="zh_TW" w:bidi="zh_TW"/>
+        </w:rPr>
+        <w:t>；</w:t>
+      </w:r>
+      <w:hyperlink r:id="rId91">
+        <w:r>
+          <w:rPr>
+            <w:lang w:val="zh_TW" w:bidi="zh_TW"/>
+          </w:rPr>
+          <w:rPr>
+            <w:color w:val="0000EE"/>
+            <w:u w:val="single"/>
+          </w:rPr>
+          <w:t>啟7:13–17，</w:t>
+        </w:r>
+      </w:hyperlink>
+      <w:hyperlink r:id="rId92">
+        <w:r>
+          <w:rPr>
+            <w:lang w:val="zh_TW" w:bidi="zh_TW"/>
+          </w:rPr>
+          <w:rPr>
+            <w:color w:val="0000EE"/>
+            <w:u w:val="single"/>
+          </w:rPr>
+          <w:t>17:7–18</w:t>
+        </w:r>
+      </w:hyperlink>
+      <w:r>
+        <w:rPr>
+          <w:lang w:val="zh_TW" w:bidi="zh_TW"/>
+        </w:rPr>
+        <w:t>）。</w:t>
+      </w:r>
+    </w:p>
+    <w:p>
+      <w:pPr>
+        <w:pStyle w:val="Heading3"/>
+      </w:pPr>
+      <w:r>
+        <w:rPr>
+          <w:lang w:val="zh_TW" w:bidi="zh_TW"/>
+        </w:rPr>
+        <w:t>聖經中關於末世的兩種思維方式</w:t>
+      </w:r>
+    </w:p>
+    <w:p>
+      <w:pPr/>
+      <w:r>
+        <w:rPr>
+          <w:lang w:val="zh_TW" w:bidi="zh_TW"/>
+        </w:rPr>
+      </w:r>
+      <w:r>
+        <w:rPr>
+          <w:lang w:val="zh_TW" w:bidi="zh_TW"/>
+        </w:rPr>
+        <w:t>聖經中有兩種主要的末世（末世論）思維</w:t>
+      </w:r>
+      <w:r>
+        <w:rPr>
+          <w:lang w:val="zh_TW" w:bidi="zh_TW"/>
+        </w:rPr>
+        <w:t>方式</w:t>
+      </w:r>
+      <w:r>
+        <w:rPr>
+          <w:lang w:val="zh_TW" w:bidi="zh_TW"/>
+        </w:rPr>
+        <w:t>：</w:t>
+      </w:r>
+    </w:p>
+    <w:p>
+      <w:pPr>
+        <w:pStyle w:val="ListNumber"/>
+        <w:numPr>
+          <w:ilvl w:val="0"/>
+          <w:numId w:val="17"/>
+        </w:numPr>
+        <w:spacing w:line="240" w:lineRule="auto"/>
+        <w:ind w:left="720"/>
+      </w:pPr>
+      <w:r>
+        <w:rPr>
+          <w:lang w:val="zh_TW" w:bidi="zh_TW"/>
+        </w:rPr>
+      </w:r>
+      <w:r>
+        <w:rPr>
+          <w:lang w:val="zh_TW" w:bidi="zh_TW"/>
+        </w:rPr>
+        <w:t>預言性末世論（舊約中的主要類型）認為：</w:t>
+      </w:r>
+    </w:p>
+    <w:p>
+      <w:pPr>
+        <w:pStyle w:val="ListBullet"/>
+        <w:spacing w:line="240" w:lineRule="auto"/>
+        <w:ind w:left="1440"/>
+      </w:pPr>
+      <w:r>
+        <w:rPr>
+          <w:lang w:val="zh_TW" w:bidi="zh_TW"/>
+        </w:rPr>
+      </w:r>
+      <w:r>
+        <w:rPr>
+          <w:lang w:val="zh_TW" w:bidi="zh_TW"/>
+        </w:rPr>
+        <w:t>神會在</w:t>
+      </w:r>
+      <w:r>
+        <w:rPr>
+          <w:lang w:val="zh_TW" w:bidi="zh_TW"/>
+        </w:rPr>
+        <w:t>人類</w:t>
+      </w:r>
+      <w:r>
+        <w:rPr>
+          <w:lang w:val="zh_TW" w:bidi="zh_TW"/>
+        </w:rPr>
+        <w:t>歷史中介入行動。</w:t>
+      </w:r>
+    </w:p>
+    <w:p>
+      <w:pPr>
+        <w:pStyle w:val="ListBullet"/>
+        <w:spacing w:line="240" w:lineRule="auto"/>
+        <w:ind w:left="1440"/>
+      </w:pPr>
+      <w:r>
+        <w:rPr>
+          <w:lang w:val="zh_TW" w:bidi="zh_TW"/>
+        </w:rPr>
+      </w:r>
+      <w:r>
+        <w:rPr>
+          <w:lang w:val="zh_TW" w:bidi="zh_TW"/>
+        </w:rPr>
+        <w:t>神會將人類和大自然恢復到人類首次違背神之前的完美狀態</w:t>
+      </w:r>
+      <w:r>
+        <w:rPr>
+          <w:lang w:val="zh_TW" w:bidi="zh_TW"/>
+        </w:rPr>
+        <w:t>。</w:t>
+      </w:r>
+    </w:p>
+    <w:p>
+      <w:pPr>
+        <w:pStyle w:val="ListNumber"/>
+        <w:numPr>
+          <w:ilvl w:val="0"/>
+          <w:numId w:val="18"/>
+        </w:numPr>
+        <w:spacing w:line="240" w:lineRule="auto"/>
+        <w:ind w:left="720"/>
+      </w:pPr>
+      <w:r>
+        <w:rPr>
+          <w:lang w:val="zh_TW" w:bidi="zh_TW"/>
+        </w:rPr>
+      </w:r>
+      <w:r>
+        <w:rPr>
+          <w:lang w:val="zh_TW" w:bidi="zh_TW"/>
+        </w:rPr>
+        <w:t>天啟末世論認為：</w:t>
+      </w:r>
+    </w:p>
+    <w:p>
+      <w:pPr>
+        <w:pStyle w:val="ListBullet"/>
+        <w:spacing w:line="240" w:lineRule="auto"/>
+        <w:ind w:left="1440"/>
+      </w:pPr>
+      <w:r>
+        <w:rPr>
+          <w:lang w:val="zh_TW" w:bidi="zh_TW"/>
+        </w:rPr>
+      </w:r>
+      <w:r>
+        <w:rPr>
+          <w:lang w:val="zh_TW" w:bidi="zh_TW"/>
+        </w:rPr>
+        <w:t>神將摧毀當前這個不完美的世界。</w:t>
+      </w:r>
+    </w:p>
+    <w:p>
+      <w:pPr>
+        <w:pStyle w:val="ListBullet"/>
+        <w:spacing w:line="240" w:lineRule="auto"/>
+        <w:ind w:left="1440"/>
+      </w:pPr>
+      <w:r>
+        <w:rPr>
+          <w:lang w:val="zh_TW" w:bidi="zh_TW"/>
+        </w:rPr>
+      </w:r>
+      <w:r>
+        <w:rPr>
+          <w:lang w:val="zh_TW" w:bidi="zh_TW"/>
+        </w:rPr>
+        <w:t>神將會創造一個全新的完美世界（通常稱為</w:t>
+      </w:r>
+      <w:r>
+        <w:rPr>
+          <w:lang w:val="zh_TW" w:bidi="zh_TW"/>
+        </w:rPr>
+        <w:t>樂園</w:t>
+      </w:r>
+      <w:r>
+        <w:rPr>
+          <w:lang w:val="zh_TW" w:bidi="zh_TW"/>
+        </w:rPr>
+        <w:t>）。</w:t>
+      </w:r>
+    </w:p>
+    <w:p>
+      <w:pPr/>
+      <w:r>
+        <w:rPr>
+          <w:lang w:val="zh_TW" w:bidi="zh_TW"/>
+        </w:rPr>
+      </w:r>
+      <w:r>
+        <w:rPr>
+          <w:lang w:val="zh_TW" w:bidi="zh_TW"/>
+        </w:rPr>
+        <w:t>這兩種觀點都有一個核心信念：神將很快行動，拯救祂的百姓，並懲罰那些傷害他們的人。</w:t>
+      </w:r>
+    </w:p>
+    <w:p>
+      <w:pPr/>
+      <w:r>
+        <w:rPr>
+          <w:lang w:val="zh_TW" w:bidi="zh_TW"/>
+        </w:rPr>
+      </w:r>
+      <w:r>
+        <w:rPr>
+          <w:lang w:val="zh_TW" w:bidi="zh_TW"/>
+        </w:rPr>
+        <w:t>在以色列，天啟末世思想</w:t>
+      </w:r>
+      <w:r>
+        <w:rPr>
+          <w:lang w:val="zh_TW" w:bidi="zh_TW"/>
+        </w:rPr>
+        <w:t>在外邦統治時期</w:t>
+      </w:r>
+      <w:r>
+        <w:rPr>
+          <w:lang w:val="zh_TW" w:bidi="zh_TW"/>
+        </w:rPr>
+        <w:t>變得流行。這一變化始於公元前6世紀初。在此期間，預言性的末世思想開始衰退，而天啟末世思想變得逐漸盛行。</w:t>
+      </w:r>
+    </w:p>
+    <w:p>
+      <w:pPr/>
+      <w:r>
+        <w:rPr>
+          <w:lang w:val="zh_TW" w:bidi="zh_TW"/>
+        </w:rPr>
+      </w:r>
+      <w:r>
+        <w:rPr>
+          <w:lang w:val="zh_TW" w:bidi="zh_TW"/>
+        </w:rPr>
+        <w:t>但以理書是已知最古老的天啟文學範例，寫於公元前6世紀。後來，在公元前5世紀，瑪拉基書</w:t>
+      </w:r>
+      <w:r>
+        <w:rPr>
+          <w:lang w:val="zh_TW" w:bidi="zh_TW"/>
+        </w:rPr>
+        <w:t>被寫成</w:t>
+      </w:r>
+      <w:r>
+        <w:rPr>
+          <w:lang w:val="zh_TW" w:bidi="zh_TW"/>
+        </w:rPr>
+        <w:t>，</w:t>
+      </w:r>
+      <w:r>
+        <w:rPr>
+          <w:lang w:val="zh_TW" w:bidi="zh_TW"/>
+        </w:rPr>
+        <w:t>這</w:t>
+      </w:r>
+      <w:r>
+        <w:rPr>
+          <w:lang w:val="zh_TW" w:bidi="zh_TW"/>
+        </w:rPr>
+        <w:t>是古代以色列最後一卷先知書。在瑪拉基書之後，直到基督教興起，以色列再沒有新的預言書寫成。除了《但以理書》之外，現今仍存留的猶太天啟文學，都是寫於公元前第三世紀至主後第二世紀初之間。</w:t>
+      </w:r>
+    </w:p>
+    <w:p>
+      <w:pPr>
+        <w:pStyle w:val="Heading3"/>
+      </w:pPr>
+      <w:r>
+        <w:rPr>
+          <w:lang w:val="zh_TW" w:bidi="zh_TW"/>
+        </w:rPr>
+        <w:t>天啟思維的主要特點</w:t>
+      </w:r>
+    </w:p>
+    <w:p>
+      <w:pPr/>
+      <w:r>
+        <w:rPr>
+          <w:lang w:val="zh_TW" w:bidi="zh_TW"/>
+        </w:rPr>
+      </w:r>
+      <w:r>
+        <w:rPr>
+          <w:lang w:val="zh_TW" w:bidi="zh_TW"/>
+        </w:rPr>
+        <w:t>天啟文學強調神與撒但之間的衝突，將所有人和事分為兩組：站在神這邊的和站在撒但那邊的。這包括：</w:t>
+      </w:r>
+    </w:p>
+    <w:p>
+      <w:pPr>
+        <w:pStyle w:val="ListBullet"/>
+        <w:spacing w:line="240" w:lineRule="auto"/>
+        <w:ind w:left="720"/>
+      </w:pPr>
+      <w:r>
+        <w:rPr>
+          <w:lang w:val="zh_TW" w:bidi="zh_TW"/>
+        </w:rPr>
+      </w:r>
+      <w:r>
+        <w:rPr>
+          <w:lang w:val="zh_TW" w:bidi="zh_TW"/>
+        </w:rPr>
+        <w:t>人</w:t>
+      </w:r>
+    </w:p>
+    <w:p>
+      <w:pPr>
+        <w:pStyle w:val="ListBullet"/>
+        <w:spacing w:line="240" w:lineRule="auto"/>
+        <w:ind w:left="720"/>
+      </w:pPr>
+      <w:r>
+        <w:rPr>
+          <w:lang w:val="zh_TW" w:bidi="zh_TW"/>
+        </w:rPr>
+      </w:r>
+      <w:r>
+        <w:rPr>
+          <w:lang w:val="zh_TW" w:bidi="zh_TW"/>
+        </w:rPr>
+        <w:t>民族</w:t>
+      </w:r>
+    </w:p>
+    <w:p>
+      <w:pPr>
+        <w:pStyle w:val="ListBullet"/>
+        <w:spacing w:line="240" w:lineRule="auto"/>
+        <w:ind w:left="720"/>
+      </w:pPr>
+      <w:r>
+        <w:rPr>
+          <w:lang w:val="zh_TW" w:bidi="zh_TW"/>
+        </w:rPr>
+      </w:r>
+      <w:r>
+        <w:rPr>
+          <w:lang w:val="zh_TW" w:bidi="zh_TW"/>
+        </w:rPr>
+        <w:t>超自然存在（如天使和鬼魔）</w:t>
+      </w:r>
+    </w:p>
+    <w:p>
+      <w:pPr/>
+      <w:r>
+        <w:rPr>
+          <w:lang w:val="zh_TW" w:bidi="zh_TW"/>
+        </w:rPr>
+      </w:r>
+      <w:r>
+        <w:rPr>
+          <w:lang w:val="zh_TW" w:bidi="zh_TW"/>
+        </w:rPr>
+        <w:t>聖經一直將撒但描述為神和人類的敵人。我們可以在以下故事中看到這一點：</w:t>
+      </w:r>
+    </w:p>
+    <w:p>
+      <w:pPr>
+        <w:pStyle w:val="ListBullet"/>
+        <w:spacing w:line="240" w:lineRule="auto"/>
+        <w:ind w:left="720"/>
+      </w:pPr>
+      <w:r>
+        <w:rPr>
+          <w:lang w:val="zh_TW" w:bidi="zh_TW"/>
+        </w:rPr>
+      </w:r>
+      <w:r>
+        <w:rPr>
+          <w:lang w:val="zh_TW" w:bidi="zh_TW"/>
+        </w:rPr>
+        <w:t>在園中的亞當和夏娃（</w:t>
+      </w:r>
+      <w:hyperlink r:id="rId93">
+        <w:r>
+          <w:rPr>
+            <w:lang w:val="zh_TW" w:bidi="zh_TW"/>
+          </w:rPr>
+          <w:rPr>
+            <w:color w:val="0000EE"/>
+            <w:u w:val="single"/>
+          </w:rPr>
+          <w:t>創3:1–19</w:t>
+        </w:r>
+      </w:hyperlink>
+      <w:r>
+        <w:rPr>
+          <w:lang w:val="zh_TW" w:bidi="zh_TW"/>
+        </w:rPr>
+        <w:t>）</w:t>
+      </w:r>
+    </w:p>
+    <w:p>
+      <w:pPr>
+        <w:pStyle w:val="ListBullet"/>
+        <w:spacing w:line="240" w:lineRule="auto"/>
+        <w:ind w:left="720"/>
+      </w:pPr>
+      <w:r>
+        <w:rPr>
+          <w:lang w:val="zh_TW" w:bidi="zh_TW"/>
+        </w:rPr>
+      </w:r>
+      <w:r>
+        <w:rPr>
+          <w:lang w:val="zh_TW" w:bidi="zh_TW"/>
+        </w:rPr>
+        <w:t>撒但挑戰神關於約伯的事（</w:t>
+      </w:r>
+      <w:hyperlink r:id="rId94">
+        <w:r>
+          <w:rPr>
+            <w:lang w:val="zh_TW" w:bidi="zh_TW"/>
+          </w:rPr>
+          <w:rPr>
+            <w:color w:val="0000EE"/>
+            <w:u w:val="single"/>
+          </w:rPr>
+          <w:t>伯1:6–12，</w:t>
+        </w:r>
+      </w:hyperlink>
+      <w:hyperlink r:id="rId95">
+        <w:r>
+          <w:rPr>
+            <w:lang w:val="zh_TW" w:bidi="zh_TW"/>
+          </w:rPr>
+          <w:rPr>
+            <w:color w:val="0000EE"/>
+            <w:u w:val="single"/>
+          </w:rPr>
+          <w:t>2:1–8</w:t>
+        </w:r>
+      </w:hyperlink>
+      <w:r>
+        <w:rPr>
+          <w:lang w:val="zh_TW" w:bidi="zh_TW"/>
+        </w:rPr>
+        <w:t>）</w:t>
+      </w:r>
+    </w:p>
+    <w:p>
+      <w:pPr/>
+      <w:r>
+        <w:rPr>
+          <w:lang w:val="zh_TW" w:bidi="zh_TW"/>
+        </w:rPr>
+      </w:r>
+      <w:r>
+        <w:rPr>
+          <w:lang w:val="zh_TW" w:bidi="zh_TW"/>
+        </w:rPr>
+        <w:t>然而，天啟文學的作者相信，只要以色列百姓忠實遵循神的律法，撒但的力量就會受到限制。</w:t>
+      </w:r>
+    </w:p>
+    <w:p>
+      <w:pPr/>
+      <w:r>
+        <w:rPr>
+          <w:lang w:val="zh_TW" w:bidi="zh_TW"/>
+        </w:rPr>
+      </w:r>
+      <w:r>
+        <w:rPr>
+          <w:lang w:val="zh_TW" w:bidi="zh_TW"/>
+        </w:rPr>
+        <w:t>以色列長期被外邦統治，這讓猶太人覺得撒但暫時掌控世界的想法非常真實。天啟文學的作者提到歷史上不同時期統治以色列的外邦民族。他們認為這些民族是為撒但效力，是與神和祂的百姓作對的。這些作者相信，因為這些民族敵對神，所以他們最終會被神擊敗。</w:t>
+      </w:r>
+    </w:p>
+    <w:p>
+      <w:pPr/>
+      <w:r>
+        <w:rPr>
+          <w:lang w:val="zh_TW" w:bidi="zh_TW"/>
+        </w:rPr>
+      </w:r>
+      <w:r>
+        <w:rPr>
+          <w:lang w:val="zh_TW" w:bidi="zh_TW"/>
+        </w:rPr>
+        <w:t>天啟文學中最重要的信念是：即使情況看似非常糟糕，神的百姓仍相信他們最終會得勝。這並不等於相信任何事情都無法改變。相反，他們堅信神掌管一切，並會幫助祂的百姓戰勝所有敵人，無論是地上的或是屬靈世界中的敵人。</w:t>
+      </w:r>
+    </w:p>
+    <w:p>
+      <w:pPr/>
+      <w:r>
+        <w:rPr>
+          <w:lang w:val="zh_TW" w:bidi="zh_TW"/>
+        </w:rPr>
+      </w:r>
+      <w:r>
+        <w:rPr>
+          <w:lang w:val="zh_TW" w:bidi="zh_TW"/>
+        </w:rPr>
+        <w:t>許多天啟文學描述了以色列（或基督教會）未來將發生的事情。這些故事總是以神和祂的百姓最終的偉大得勝作結。例如，在但以理書中，神向尼布甲尼撒王展示了一個夢，並由但以理解釋這個夢的含義。</w:t>
+      </w:r>
+      <w:r>
+        <w:rPr>
+          <w:lang w:val="zh_TW" w:bidi="zh_TW"/>
+        </w:rPr>
+        <w:t>夢中有一座</w:t>
+      </w:r>
+      <w:r>
+        <w:rPr>
+          <w:lang w:val="zh_TW" w:bidi="zh_TW"/>
+        </w:rPr>
+        <w:t>由不同材料組成的巨大雕像，每個部分代表不同的王國，這些王國將先後統治其它民族。最後，一塊不是人手鑿出的石頭</w:t>
+      </w:r>
+      <w:r>
+        <w:rPr>
+          <w:lang w:val="zh_TW" w:bidi="zh_TW"/>
+        </w:rPr>
+        <w:t>從山而出</w:t>
+      </w:r>
+      <w:r>
+        <w:rPr>
+          <w:lang w:val="zh_TW" w:bidi="zh_TW"/>
+        </w:rPr>
+        <w:t>，摧毀了整座雕像。這塊石頭象徵神的國度（</w:t>
+      </w:r>
+      <w:hyperlink r:id="rId96">
+        <w:r>
+          <w:rPr>
+            <w:lang w:val="zh_TW" w:bidi="zh_TW"/>
+          </w:rPr>
+          <w:rPr>
+            <w:color w:val="0000EE"/>
+            <w:u w:val="single"/>
+          </w:rPr>
+          <w:t>但2:31–45）</w:t>
+        </w:r>
+      </w:hyperlink>
+      <w:r>
+        <w:rPr>
+          <w:lang w:val="zh_TW" w:bidi="zh_TW"/>
+        </w:rPr>
+        <w:t>。</w:t>
+      </w:r>
+    </w:p>
+    <w:p>
+      <w:pPr>
+        <w:pStyle w:val="Heading3"/>
+      </w:pPr>
+      <w:r>
+        <w:rPr>
+          <w:lang w:val="zh_TW" w:bidi="zh_TW"/>
+        </w:rPr>
+        <w:t>預言性與天啟性思維之間的差異</w:t>
+      </w:r>
+    </w:p>
+    <w:p>
+      <w:pPr/>
+      <w:r>
+        <w:rPr>
+          <w:lang w:val="zh_TW" w:bidi="zh_TW"/>
+        </w:rPr>
+      </w:r>
+      <w:r>
+        <w:rPr>
+          <w:lang w:val="zh_TW" w:bidi="zh_TW"/>
+        </w:rPr>
+        <w:t>關於末日的兩種思維方式（預言性和天啟性）在</w:t>
+      </w:r>
+      <w:r>
+        <w:rPr>
+          <w:lang w:val="zh_TW" w:bidi="zh_TW"/>
+        </w:rPr>
+        <w:t>幾個方面有所不同。</w:t>
+      </w:r>
+      <w:r>
+        <w:rPr>
+          <w:lang w:val="zh_TW" w:bidi="zh_TW"/>
+        </w:rPr>
+        <w:t>其中一個主要區別是神如何實現祂最終的勝利。</w:t>
+      </w:r>
+    </w:p>
+    <w:p>
+      <w:pPr/>
+      <w:r>
+        <w:rPr>
+          <w:lang w:val="zh_TW" w:bidi="zh_TW"/>
+        </w:rPr>
+      </w:r>
+      <w:r>
+        <w:rPr>
+          <w:lang w:val="zh_TW" w:bidi="zh_TW"/>
+        </w:rPr>
+        <w:t>在天啟文學中，大多數作者認為，神會在最終得勝之前引發一場影響全世界的大災難。不同的書卷對此有不同的描述：</w:t>
+      </w:r>
+    </w:p>
+    <w:p>
+      <w:pPr>
+        <w:pStyle w:val="ListBullet"/>
+        <w:spacing w:line="240" w:lineRule="auto"/>
+        <w:ind w:left="720"/>
+      </w:pPr>
+      <w:r>
+        <w:rPr>
+          <w:lang w:val="zh_TW" w:bidi="zh_TW"/>
+        </w:rPr>
+      </w:r>
+      <w:r>
+        <w:rPr>
+          <w:lang w:val="zh_TW" w:bidi="zh_TW"/>
+        </w:rPr>
+        <w:t>在但以理書中，神將介入人類歷史，擊敗邪惡，並建立祂的國度。</w:t>
+      </w:r>
+    </w:p>
+    <w:p>
+      <w:pPr>
+        <w:pStyle w:val="ListBullet"/>
+        <w:spacing w:line="240" w:lineRule="auto"/>
+        <w:ind w:left="720"/>
+      </w:pPr>
+      <w:r>
+        <w:rPr>
+          <w:lang w:val="zh_TW" w:bidi="zh_TW"/>
+        </w:rPr>
+      </w:r>
+      <w:r>
+        <w:rPr>
+          <w:lang w:val="zh_TW" w:bidi="zh_TW"/>
+        </w:rPr>
+        <w:t>在啟示錄中，神會先徹底毀滅舊世界，然後創造一個全新的世界（</w:t>
+      </w:r>
+      <w:hyperlink r:id="rId97">
+        <w:r>
+          <w:rPr>
+            <w:lang w:val="zh_TW" w:bidi="zh_TW"/>
+          </w:rPr>
+          <w:rPr>
+            <w:color w:val="0000EE"/>
+            <w:u w:val="single"/>
+          </w:rPr>
+          <w:t>啟21:1</w:t>
+        </w:r>
+      </w:hyperlink>
+      <w:r>
+        <w:rPr>
+          <w:lang w:val="zh_TW" w:bidi="zh_TW"/>
+        </w:rPr>
+        <w:t>；參</w:t>
+      </w:r>
+      <w:hyperlink r:id="rId98">
+        <w:r>
+          <w:rPr>
+            <w:lang w:val="zh_TW" w:bidi="zh_TW"/>
+          </w:rPr>
+          <w:rPr>
+            <w:color w:val="0000EE"/>
+            <w:u w:val="single"/>
+          </w:rPr>
+          <w:t>彼後3:10</w:t>
+        </w:r>
+      </w:hyperlink>
+      <w:r>
+        <w:rPr>
+          <w:lang w:val="zh_TW" w:bidi="zh_TW"/>
+        </w:rPr>
+        <w:t>）。</w:t>
+      </w:r>
+    </w:p>
+    <w:p>
+      <w:pPr/>
+      <w:r>
+        <w:rPr>
+          <w:lang w:val="zh_TW" w:bidi="zh_TW"/>
+        </w:rPr>
+      </w:r>
+      <w:r>
+        <w:rPr>
+          <w:lang w:val="zh_TW" w:bidi="zh_TW"/>
+        </w:rPr>
+        <w:t>天啟文學的普遍觀點是：情況</w:t>
+      </w:r>
+      <w:r>
+        <w:rPr>
+          <w:lang w:val="zh_TW" w:bidi="zh_TW"/>
+        </w:rPr>
+        <w:t>在好轉</w:t>
+      </w:r>
+      <w:r>
+        <w:rPr>
+          <w:lang w:val="zh_TW" w:bidi="zh_TW"/>
+        </w:rPr>
+        <w:t>之前會變得更糟。從大約公元前1000年到600年，以色列國力強盛而獨立。在這段和平時期，百姓不太擔心未來的災難。但在公元前586年，巴比倫軍隊摧毀耶路撒冷後，</w:t>
+      </w:r>
+      <w:r>
+        <w:rPr>
+          <w:lang w:val="zh_TW" w:bidi="zh_TW"/>
+        </w:rPr>
+        <w:t>一切都改變了</w:t>
+      </w:r>
+      <w:r>
+        <w:rPr>
+          <w:lang w:val="zh_TW" w:bidi="zh_TW"/>
+        </w:rPr>
+        <w:t>。</w:t>
+      </w:r>
+    </w:p>
+    <w:p>
+      <w:pPr/>
+      <w:r>
+        <w:rPr>
+          <w:lang w:val="zh_TW" w:bidi="zh_TW"/>
+        </w:rPr>
+      </w:r>
+      <w:r>
+        <w:rPr>
+          <w:lang w:val="zh_TW" w:bidi="zh_TW"/>
+        </w:rPr>
+        <w:t>在此之後，許多猶太作家</w:t>
+      </w:r>
+      <w:r>
+        <w:rPr>
+          <w:lang w:val="zh_TW" w:bidi="zh_TW"/>
+        </w:rPr>
+        <w:t>相信</w:t>
+      </w:r>
+      <w:r>
+        <w:rPr>
+          <w:lang w:val="zh_TW" w:bidi="zh_TW"/>
+        </w:rPr>
+        <w:t>只有神才能解決他們的問題。他們</w:t>
+      </w:r>
+      <w:r>
+        <w:rPr>
+          <w:lang w:val="zh_TW" w:bidi="zh_TW"/>
+        </w:rPr>
+        <w:t>認為</w:t>
+      </w:r>
+      <w:r>
+        <w:rPr>
+          <w:lang w:val="zh_TW" w:bidi="zh_TW"/>
+        </w:rPr>
+        <w:t>神必須親自介入，並直接掌管世界，以幫助祂的百姓。</w:t>
+      </w:r>
+    </w:p>
+    <w:p>
+      <w:pPr/>
+      <w:r>
+        <w:rPr>
+          <w:lang w:val="zh_TW" w:bidi="zh_TW"/>
+        </w:rPr>
+      </w:r>
+      <w:r>
+        <w:rPr>
+          <w:lang w:val="zh_TW" w:bidi="zh_TW"/>
+        </w:rPr>
+        <w:t>預言將來的作者持有一個重要信念：</w:t>
+      </w:r>
+      <w:r>
+        <w:rPr>
+          <w:lang w:val="zh_TW" w:bidi="zh_TW"/>
+        </w:rPr>
+        <w:t>他們將世界的時間分為兩個不同的時期</w:t>
+      </w:r>
+      <w:r>
+        <w:rPr>
+          <w:lang w:val="zh_TW" w:bidi="zh_TW"/>
+        </w:rPr>
+        <w:t>。他們相信</w:t>
+      </w:r>
+      <w:r>
+        <w:rPr>
+          <w:lang w:val="zh_TW" w:bidi="zh_TW"/>
+        </w:rPr>
+        <w:t>當前</w:t>
+      </w:r>
+      <w:r>
+        <w:rPr>
+          <w:lang w:val="zh_TW" w:bidi="zh_TW"/>
+        </w:rPr>
+        <w:t>的時代是邪惡的，</w:t>
+      </w:r>
+      <w:r>
+        <w:rPr>
+          <w:lang w:val="zh_TW" w:bidi="zh_TW"/>
+        </w:rPr>
+        <w:t>但更好的時代即將到來</w:t>
+      </w:r>
+      <w:r>
+        <w:rPr>
+          <w:lang w:val="zh_TW" w:bidi="zh_TW"/>
+        </w:rPr>
+        <w:t>。「</w:t>
+      </w:r>
+      <w:r>
+        <w:rPr>
+          <w:lang w:val="zh_TW" w:bidi="zh_TW"/>
+        </w:rPr>
+        <w:t>這世代</w:t>
+      </w:r>
+      <w:r>
+        <w:rPr>
+          <w:lang w:val="zh_TW" w:bidi="zh_TW"/>
+        </w:rPr>
+        <w:t>」是</w:t>
+      </w:r>
+      <w:r>
+        <w:rPr>
+          <w:lang w:val="zh_TW" w:bidi="zh_TW"/>
+        </w:rPr>
+        <w:t>當前邪惡</w:t>
+      </w:r>
+      <w:r>
+        <w:rPr>
+          <w:lang w:val="zh_TW" w:bidi="zh_TW"/>
+        </w:rPr>
+        <w:t>的</w:t>
+      </w:r>
+      <w:r>
+        <w:rPr>
+          <w:lang w:val="zh_TW" w:bidi="zh_TW"/>
+        </w:rPr>
+        <w:t>時代</w:t>
+      </w:r>
+      <w:r>
+        <w:rPr>
+          <w:lang w:val="zh_TW" w:bidi="zh_TW"/>
+        </w:rPr>
+        <w:t>，由撒但及其爪牙所支配。「</w:t>
+      </w:r>
+      <w:r>
+        <w:rPr>
+          <w:lang w:val="zh_TW" w:bidi="zh_TW"/>
+        </w:rPr>
+        <w:t>將來的世代</w:t>
+      </w:r>
+      <w:r>
+        <w:rPr>
+          <w:lang w:val="zh_TW" w:bidi="zh_TW"/>
+        </w:rPr>
+        <w:t>」將帶來神國的祝福。</w:t>
+      </w:r>
+    </w:p>
+    <w:p>
+      <w:pPr/>
+      <w:r>
+        <w:rPr>
+          <w:lang w:val="zh_TW" w:bidi="zh_TW"/>
+        </w:rPr>
+      </w:r>
+      <w:r>
+        <w:rPr>
+          <w:lang w:val="zh_TW" w:bidi="zh_TW"/>
+        </w:rPr>
+        <w:t>在新時代開始之前，許多重要事件將會發生。這些事件將結束當前的邪惡時代，並開始神的良善新時代。當保羅在</w:t>
+      </w:r>
+      <w:hyperlink r:id="rId99">
+        <w:r>
+          <w:rPr>
+            <w:lang w:val="zh_TW" w:bidi="zh_TW"/>
+          </w:rPr>
+          <w:rPr>
+            <w:color w:val="0000EE"/>
+            <w:u w:val="single"/>
+          </w:rPr>
+          <w:t>哥林多後書四章4節</w:t>
+        </w:r>
+      </w:hyperlink>
+      <w:r>
+        <w:rPr>
+          <w:lang w:val="zh_TW" w:bidi="zh_TW"/>
+        </w:rPr>
+        <w:t>中提到「這世界的神」時，他指的是撒但對「這世界」的統治。</w:t>
+      </w:r>
+    </w:p>
+    <w:p>
+      <w:pPr/>
+      <w:r>
+        <w:rPr>
+          <w:lang w:val="zh_TW" w:bidi="zh_TW"/>
+        </w:rPr>
+      </w:r>
+      <w:r>
+        <w:rPr>
+          <w:lang w:val="zh_TW" w:bidi="zh_TW"/>
+        </w:rPr>
+        <w:t>天啟主義的另一個特徵是渴望神縮短當前的邪惡日子。撰寫天啟文學的人希望神能迅速帶來神的國。正如但以理會問：「這奇異的事到幾時才應驗呢？」（</w:t>
+      </w:r>
+      <w:hyperlink r:id="rId100">
+        <w:r>
+          <w:rPr>
+            <w:lang w:val="zh_TW" w:bidi="zh_TW"/>
+          </w:rPr>
+          <w:rPr>
+            <w:color w:val="0000EE"/>
+            <w:u w:val="single"/>
+          </w:rPr>
+          <w:t>但12:6</w:t>
+        </w:r>
+      </w:hyperlink>
+      <w:r>
+        <w:rPr>
+          <w:lang w:val="zh_TW" w:bidi="zh_TW"/>
+        </w:rPr>
+        <w:t>），約翰也會呼喊：「主耶穌啊，我願你來！」（</w:t>
+      </w:r>
+      <w:hyperlink r:id="rId101">
+        <w:r>
+          <w:rPr>
+            <w:lang w:val="zh_TW" w:bidi="zh_TW"/>
+          </w:rPr>
+          <w:rPr>
+            <w:color w:val="0000EE"/>
+            <w:u w:val="single"/>
+          </w:rPr>
+          <w:t>啟22:20</w:t>
+        </w:r>
+      </w:hyperlink>
+      <w:r>
+        <w:rPr>
+          <w:lang w:val="zh_TW" w:bidi="zh_TW"/>
+        </w:rPr>
+        <w:t>）。渴慕神的迅速介入並帶來得勝，使人在困境中仍能持守盼望，並鼓勵神的百姓以與將來國度相稱的方式生活（</w:t>
+      </w:r>
+      <w:hyperlink r:id="rId102">
+        <w:r>
+          <w:rPr>
+            <w:lang w:val="zh_TW" w:bidi="zh_TW"/>
+          </w:rPr>
+          <w:rPr>
+            <w:color w:val="0000EE"/>
+            <w:u w:val="single"/>
+          </w:rPr>
+          <w:t>彼後3:11–13</w:t>
+        </w:r>
+      </w:hyperlink>
+      <w:r>
+        <w:rPr>
+          <w:lang w:val="zh_TW" w:bidi="zh_TW"/>
+        </w:rPr>
+        <w:t>；</w:t>
+      </w:r>
+      <w:hyperlink r:id="rId103">
+        <w:r>
+          <w:rPr>
+            <w:lang w:val="zh_TW" w:bidi="zh_TW"/>
+          </w:rPr>
+          <w:rPr>
+            <w:color w:val="0000EE"/>
+            <w:u w:val="single"/>
+          </w:rPr>
+          <w:t>啟21:5–8</w:t>
+        </w:r>
+      </w:hyperlink>
+      <w:r>
+        <w:rPr>
+          <w:lang w:val="zh_TW" w:bidi="zh_TW"/>
+        </w:rPr>
+        <w:t>）。</w:t>
+      </w:r>
+    </w:p>
+    <w:p>
+      <w:pPr>
+        <w:pStyle w:val="Heading3"/>
+      </w:pPr>
+      <w:r>
+        <w:rPr>
+          <w:lang w:val="zh_TW" w:bidi="zh_TW"/>
+        </w:rPr>
+        <w:t>重要的天啟文學</w:t>
+      </w:r>
+    </w:p>
+    <w:p>
+      <w:pPr/>
+      <w:r>
+        <w:rPr>
+          <w:lang w:val="zh_TW" w:bidi="zh_TW"/>
+        </w:rPr>
+      </w:r>
+      <w:r>
+        <w:rPr>
+          <w:lang w:val="zh_TW" w:bidi="zh_TW"/>
+        </w:rPr>
+        <w:t>但以理書是舊約聖經正典中唯一的天啟文學，而啟示錄是新約聖經正典中唯一的天啟文學。猶太教和基督教還有其它關於末世異象的書卷未被納入聖經正典中。</w:t>
+        <w:br/>
+      </w:r>
+      <w:r>
+        <w:rPr>
+          <w:lang w:val="zh_TW" w:bidi="zh_TW"/>
+        </w:rPr>
+        <w:t>這些其它書卷是在不同時期寫成的：</w:t>
+      </w:r>
+    </w:p>
+    <w:p>
+      <w:pPr>
+        <w:pStyle w:val="ListBullet"/>
+        <w:spacing w:line="240" w:lineRule="auto"/>
+        <w:ind w:left="720"/>
+      </w:pPr>
+      <w:r>
+        <w:rPr>
+          <w:lang w:val="zh_TW" w:bidi="zh_TW"/>
+        </w:rPr>
+      </w:r>
+      <w:r>
+        <w:rPr>
+          <w:lang w:val="zh_TW" w:bidi="zh_TW"/>
+        </w:rPr>
+        <w:t>猶太天啟書卷寫於大約公元前300年至公元150年間。</w:t>
+      </w:r>
+    </w:p>
+    <w:p>
+      <w:pPr>
+        <w:pStyle w:val="ListBullet"/>
+        <w:spacing w:line="240" w:lineRule="auto"/>
+        <w:ind w:left="720"/>
+      </w:pPr>
+      <w:r>
+        <w:rPr>
+          <w:lang w:val="zh_TW" w:bidi="zh_TW"/>
+        </w:rPr>
+      </w:r>
+      <w:r>
+        <w:rPr>
+          <w:lang w:val="zh_TW" w:bidi="zh_TW"/>
+        </w:rPr>
+        <w:t>基督教的天啟書卷寫於大約公元100年至公元400年之間。</w:t>
+      </w:r>
+    </w:p>
+    <w:p>
+      <w:pPr/>
+      <w:r>
+        <w:rPr>
+          <w:lang w:val="zh_TW" w:bidi="zh_TW"/>
+        </w:rPr>
+      </w:r>
+      <w:r>
+        <w:rPr>
+          <w:lang w:val="zh_TW" w:bidi="zh_TW"/>
+        </w:rPr>
+        <w:t>末世文學的風格也可以在聖經的其它部分找到，而不僅限於完全關於末世的書卷。例如，耶穌在橄欖山上講述了關於未來的重要教訓。這段教訓記錄在</w:t>
+      </w:r>
+      <w:hyperlink r:id="rId104">
+        <w:r>
+          <w:rPr>
+            <w:lang w:val="zh_TW" w:bidi="zh_TW"/>
+          </w:rPr>
+          <w:rPr>
+            <w:color w:val="0000EE"/>
+            <w:u w:val="single"/>
+          </w:rPr>
+          <w:t>馬可福音第十三章</w:t>
+        </w:r>
+      </w:hyperlink>
+      <w:r>
+        <w:rPr>
+          <w:lang w:val="zh_TW" w:bidi="zh_TW"/>
+        </w:rPr>
+        <w:t>、</w:t>
+      </w:r>
+      <w:hyperlink r:id="rId105">
+        <w:r>
+          <w:rPr>
+            <w:lang w:val="zh_TW" w:bidi="zh_TW"/>
+          </w:rPr>
+          <w:rPr>
+            <w:color w:val="0000EE"/>
+            <w:u w:val="single"/>
+          </w:rPr>
+          <w:t>馬太福音第二十四章</w:t>
         </w:r>
       </w:hyperlink>
       <w:r>
@@ -419,23 +3682,23 @@
         </w:rPr>
         <w:t>和</w:t>
       </w:r>
-      <w:hyperlink r:id="rId21">
-        <w:r>
-          <w:rPr>
-            <w:lang w:val="zh_TW" w:bidi="zh_TW"/>
-          </w:rPr>
-          <w:rPr>
-            <w:color w:val="0000EE"/>
-            <w:u w:val="single"/>
-          </w:rPr>
-          <w:t>十九章9節</w:t>
-        </w:r>
-      </w:hyperlink>
-      <w:r>
-        <w:rPr>
-          <w:lang w:val="zh_TW" w:bidi="zh_TW"/>
-        </w:rPr>
-        <w:t>通常被現今的聖經學者理解為專指姦淫。對於希臘文porneia的翻譯涉及解釋而非純翻譯。學者們對耶穌關於休妻的例外說法是否指淫亂的廣義或狹義含義存在分歧。他可能僅指姦淫，也可能將它與其它性罪一併包括在內。</w:t>
+      <w:hyperlink r:id="rId106">
+        <w:r>
+          <w:rPr>
+            <w:lang w:val="zh_TW" w:bidi="zh_TW"/>
+          </w:rPr>
+          <w:rPr>
+            <w:color w:val="0000EE"/>
+            <w:u w:val="single"/>
+          </w:rPr>
+          <w:t>路加福音第二十一章</w:t>
+        </w:r>
+      </w:hyperlink>
+      <w:r>
+        <w:rPr>
+          <w:lang w:val="zh_TW" w:bidi="zh_TW"/>
+        </w:rPr>
+        <w:t>。聖經學者常將這段教訓稱為「小啟示錄」，因為它以類似的方式談論末世。一卷書若要被視為真正的末世文學，它必須具備我們接下來要討論的大部分特徵。</w:t>
       </w:r>
     </w:p>
     <w:p>
@@ -449,18 +3712,326 @@
         <w:rPr>
           <w:lang w:val="zh_TW" w:bidi="zh_TW"/>
         </w:rPr>
-        <w:t>「淫亂」一詞在舊約和新約中也有比喻性的用法。起源於以色列和教會作為主的妻子或新娘的描述，背離神和拜偶像被稱為淫亂（例如，見</w:t>
-      </w:r>
-      <w:hyperlink r:id="rId22">
-        <w:r>
-          <w:rPr>
-            <w:lang w:val="zh_TW" w:bidi="zh_TW"/>
-          </w:rPr>
-          <w:rPr>
-            <w:color w:val="0000EE"/>
-            <w:u w:val="single"/>
-          </w:rPr>
-          <w:t>耶2章</w:t>
+        <w:t>除了但以理書和啟示錄外，大多數關於末世的書卷都是作者假借他人之名寫成的。他們常常使用聖經中重要人物的名字來使他們的書看起來更重要。</w:t>
+      </w:r>
+    </w:p>
+    <w:p>
+      <w:pPr/>
+      <w:r>
+        <w:rPr>
+          <w:lang w:val="zh_TW" w:bidi="zh_TW"/>
+        </w:rPr>
+      </w:r>
+      <w:r>
+        <w:rPr>
+          <w:lang w:val="zh_TW" w:bidi="zh_TW"/>
+        </w:rPr>
+        <w:t>其中一個例子就是「以諾一書（1 Enoch）」。在大約公元前200年至公元100年之間，有多位</w:t>
+      </w:r>
+      <w:r>
+        <w:rPr>
+          <w:lang w:val="zh_TW" w:bidi="zh_TW"/>
+        </w:rPr>
+        <w:t>匿名</w:t>
+      </w:r>
+      <w:r>
+        <w:rPr>
+          <w:lang w:val="zh_TW" w:bidi="zh_TW"/>
+        </w:rPr>
+        <w:t>作者撰寫了這卷書。他們聲稱這卷書是由亞當的早期後裔之一——以諾——所寫（</w:t>
+      </w:r>
+      <w:hyperlink r:id="rId107">
+        <w:r>
+          <w:rPr>
+            <w:lang w:val="zh_TW" w:bidi="zh_TW"/>
+          </w:rPr>
+          <w:rPr>
+            <w:color w:val="0000EE"/>
+            <w:u w:val="single"/>
+          </w:rPr>
+          <w:t>創5:21–24</w:t>
+        </w:r>
+      </w:hyperlink>
+      <w:r>
+        <w:rPr>
+          <w:lang w:val="zh_TW" w:bidi="zh_TW"/>
+        </w:rPr>
+        <w:t>）。但以諾的生活年代遠早於這本書實際寫成的時間。由於許多這</w:t>
+      </w:r>
+      <w:r>
+        <w:rPr>
+          <w:lang w:val="zh_TW" w:bidi="zh_TW"/>
+        </w:rPr>
+        <w:t>類</w:t>
+      </w:r>
+      <w:r>
+        <w:rPr>
+          <w:lang w:val="zh_TW" w:bidi="zh_TW"/>
+        </w:rPr>
+        <w:t>書卷使用了假名，學者們通常稱之為「偽經」。</w:t>
+      </w:r>
+    </w:p>
+    <w:p>
+      <w:pPr/>
+      <w:r>
+        <w:rPr>
+          <w:lang w:val="zh_TW" w:bidi="zh_TW"/>
+        </w:rPr>
+      </w:r>
+      <w:r>
+        <w:rPr>
+          <w:lang w:val="zh_TW" w:bidi="zh_TW"/>
+        </w:rPr>
+        <w:t>其他猶太作者也使用了舊約聖經中重要人物的名字來撰寫關於末世的書卷，例如：</w:t>
+      </w:r>
+    </w:p>
+    <w:p>
+      <w:pPr>
+        <w:pStyle w:val="ListBullet"/>
+        <w:spacing w:line="240" w:lineRule="auto"/>
+        <w:ind w:left="720"/>
+      </w:pPr>
+      <w:r>
+        <w:rPr>
+          <w:lang w:val="zh_TW" w:bidi="zh_TW"/>
+        </w:rPr>
+      </w:r>
+      <w:r>
+        <w:rPr>
+          <w:lang w:val="zh_TW" w:bidi="zh_TW"/>
+        </w:rPr>
+        <w:t>亞當與夏娃</w:t>
+      </w:r>
+    </w:p>
+    <w:p>
+      <w:pPr>
+        <w:pStyle w:val="ListBullet"/>
+        <w:spacing w:line="240" w:lineRule="auto"/>
+        <w:ind w:left="720"/>
+      </w:pPr>
+      <w:r>
+        <w:rPr>
+          <w:lang w:val="zh_TW" w:bidi="zh_TW"/>
+        </w:rPr>
+      </w:r>
+      <w:r>
+        <w:rPr>
+          <w:lang w:val="zh_TW" w:bidi="zh_TW"/>
+        </w:rPr>
+        <w:t>摩西</w:t>
+      </w:r>
+    </w:p>
+    <w:p>
+      <w:pPr>
+        <w:pStyle w:val="ListBullet"/>
+        <w:spacing w:line="240" w:lineRule="auto"/>
+        <w:ind w:left="720"/>
+      </w:pPr>
+      <w:r>
+        <w:rPr>
+          <w:lang w:val="zh_TW" w:bidi="zh_TW"/>
+        </w:rPr>
+      </w:r>
+      <w:r>
+        <w:rPr>
+          <w:lang w:val="zh_TW" w:bidi="zh_TW"/>
+        </w:rPr>
+        <w:t>以賽亞</w:t>
+      </w:r>
+    </w:p>
+    <w:p>
+      <w:pPr>
+        <w:pStyle w:val="ListBullet"/>
+        <w:spacing w:line="240" w:lineRule="auto"/>
+        <w:ind w:left="720"/>
+      </w:pPr>
+      <w:r>
+        <w:rPr>
+          <w:lang w:val="zh_TW" w:bidi="zh_TW"/>
+        </w:rPr>
+      </w:r>
+      <w:r>
+        <w:rPr>
+          <w:lang w:val="zh_TW" w:bidi="zh_TW"/>
+        </w:rPr>
+        <w:t>巴錄書</w:t>
+      </w:r>
+    </w:p>
+    <w:p>
+      <w:pPr>
+        <w:pStyle w:val="ListBullet"/>
+        <w:spacing w:line="240" w:lineRule="auto"/>
+        <w:ind w:left="720"/>
+      </w:pPr>
+      <w:r>
+        <w:rPr>
+          <w:lang w:val="zh_TW" w:bidi="zh_TW"/>
+        </w:rPr>
+      </w:r>
+      <w:r>
+        <w:rPr>
+          <w:lang w:val="zh_TW" w:bidi="zh_TW"/>
+        </w:rPr>
+        <w:t>所羅門</w:t>
+      </w:r>
+    </w:p>
+    <w:p>
+      <w:pPr>
+        <w:pStyle w:val="ListBullet"/>
+        <w:spacing w:line="240" w:lineRule="auto"/>
+        <w:ind w:left="720"/>
+      </w:pPr>
+      <w:r>
+        <w:rPr>
+          <w:lang w:val="zh_TW" w:bidi="zh_TW"/>
+        </w:rPr>
+      </w:r>
+      <w:r>
+        <w:rPr>
+          <w:lang w:val="zh_TW" w:bidi="zh_TW"/>
+        </w:rPr>
+        <w:t>以斯拉</w:t>
+      </w:r>
+    </w:p>
+    <w:p>
+      <w:pPr/>
+      <w:r>
+        <w:rPr>
+          <w:lang w:val="zh_TW" w:bidi="zh_TW"/>
+        </w:rPr>
+      </w:r>
+      <w:r>
+        <w:rPr>
+          <w:lang w:val="zh_TW" w:bidi="zh_TW"/>
+        </w:rPr>
+        <w:t>這些書卷是在舊約正典完成後寫成的。作者很可能借用這些知名人物的名號，以提升作品的可信度並吸引更多讀者。</w:t>
+      </w:r>
+    </w:p>
+    <w:p>
+      <w:pPr/>
+      <w:r>
+        <w:rPr>
+          <w:lang w:val="zh_TW" w:bidi="zh_TW"/>
+        </w:rPr>
+      </w:r>
+      <w:r>
+        <w:rPr>
+          <w:lang w:val="zh_TW" w:bidi="zh_TW"/>
+        </w:rPr>
+        <w:t>基督教作家也採用了類似的做法，他們撰寫書卷，並以彼得、保羅和多馬等重要基督教領袖的名字署名，以增加作品的權威性和影響力。</w:t>
+      </w:r>
+    </w:p>
+    <w:p>
+      <w:pPr/>
+      <w:r>
+        <w:rPr>
+          <w:lang w:val="zh_TW" w:bidi="zh_TW"/>
+        </w:rPr>
+      </w:r>
+      <w:r>
+        <w:rPr>
+          <w:i/>
+          <w:lang w:val="zh_TW" w:bidi="zh_TW"/>
+        </w:rPr>
+        <w:t>另見</w:t>
+      </w:r>
+      <w:r>
+        <w:rPr>
+          <w:lang w:val="zh_TW" w:bidi="zh_TW"/>
+        </w:rPr>
+        <w:t>次經</w:t>
+      </w:r>
+      <w:r>
+        <w:rPr>
+          <w:lang w:val="zh_TW" w:bidi="zh_TW"/>
+        </w:rPr>
+        <w:t>，以了解上述提到的每卷書的討論。</w:t>
+      </w:r>
+      <w:r>
+        <w:rPr>
+          <w:lang w:val="zh_TW" w:bidi="zh_TW"/>
+        </w:rPr>
+      </w:r>
+      <w:r>
+        <w:rPr>
+          <w:lang w:val="zh_TW" w:bidi="zh_TW"/>
+        </w:rPr>
+      </w:r>
+    </w:p>
+    <w:p>
+      <w:pPr/>
+      <w:r>
+        <w:rPr>
+          <w:lang w:val="zh_TW" w:bidi="zh_TW"/>
+        </w:rPr>
+      </w:r>
+    </w:p>
+    <w:p>
+      <w:pPr>
+        <w:pStyle w:val="Heading2"/>
+      </w:pPr>
+      <w:r>
+        <w:rPr>
+          <w:lang w:val="zh_TW" w:bidi="zh_TW"/>
+        </w:rPr>
+        <w:t>天使</w:t>
+      </w:r>
+      <w:r>
+        <w:rPr>
+          <w:lang w:val="zh_TW" w:bidi="zh_TW"/>
+        </w:rPr>
+      </w:r>
+    </w:p>
+    <w:p>
+      <w:pPr/>
+      <w:r>
+        <w:rPr>
+          <w:lang w:val="zh_TW" w:bidi="zh_TW"/>
+        </w:rPr>
+      </w:r>
+      <w:r>
+        <w:rPr>
+          <w:lang w:val="zh_TW" w:bidi="zh_TW"/>
+        </w:rPr>
+        <w:t>神的使者或超自然存在，可以是善，也可以是惡。聖經中的天使比人更有能力。</w:t>
+      </w:r>
+    </w:p>
+    <w:p>
+      <w:pPr/>
+      <w:r>
+        <w:rPr>
+          <w:lang w:val="zh_TW" w:bidi="zh_TW"/>
+        </w:rPr>
+      </w:r>
+      <w:r>
+        <w:rPr>
+          <w:lang w:val="zh_TW" w:bidi="zh_TW"/>
+        </w:rPr>
+        <w:t>聖經首先提到的天使類別是基路伯（cherubim，希伯來文詞語</w:t>
+      </w:r>
+      <w:r>
+        <w:rPr>
+          <w:i/>
+          <w:lang w:val="zh_TW" w:bidi="zh_TW"/>
+        </w:rPr>
+        <w:t>cherub</w:t>
+      </w:r>
+      <w:r>
+        <w:rPr>
+          <w:lang w:val="zh_TW" w:bidi="zh_TW"/>
+        </w:rPr>
+        <w:t>的複數）。他們是神差派的天上活物，在伊甸園看守生命樹（</w:t>
+      </w:r>
+      <w:hyperlink r:id="rId108">
+        <w:r>
+          <w:rPr>
+            <w:lang w:val="zh_TW" w:bidi="zh_TW"/>
+          </w:rPr>
+          <w:rPr>
+            <w:color w:val="0000EE"/>
+            <w:u w:val="single"/>
+          </w:rPr>
+          <w:t>創3:24</w:t>
         </w:r>
       </w:hyperlink>
       <w:r>
@@ -469,70 +4040,120 @@
         </w:rPr>
         <w:t>）。</w:t>
       </w:r>
-      <w:hyperlink r:id="rId23">
-        <w:r>
-          <w:rPr>
-            <w:lang w:val="zh_TW" w:bidi="zh_TW"/>
-          </w:rPr>
-          <w:rPr>
-            <w:color w:val="0000EE"/>
-            <w:u w:val="single"/>
-          </w:rPr>
-          <w:t>以西結書第十六章</w:t>
-        </w:r>
-      </w:hyperlink>
-      <w:r>
-        <w:rPr>
-          <w:lang w:val="zh_TW" w:bidi="zh_TW"/>
-        </w:rPr>
-        <w:t>用對婚姻誓言的不忠來象徵耶路撒冷與神之間偏離正道的關係。耶路撒冷對神而言成了一個「行淫的妻」。何西阿書的前三章使用先知何西阿與其淫亂的妻子歌篾的關係，來比喻以色列民族如何對其「丈夫」（神）犯下淫亂之罪，轉而追求其它神。在啟示錄中，「淫亂」和「邪淫」的比喻用法用於大巴比倫——大淫婦（</w:t>
-      </w:r>
-      <w:hyperlink r:id="rId24">
-        <w:r>
-          <w:rPr>
-            <w:lang w:val="zh_TW" w:bidi="zh_TW"/>
-          </w:rPr>
-          <w:rPr>
-            <w:color w:val="0000EE"/>
-            <w:u w:val="single"/>
-          </w:rPr>
-          <w:t>啟14:8，</w:t>
-        </w:r>
-      </w:hyperlink>
-      <w:hyperlink r:id="rId25">
-        <w:r>
-          <w:rPr>
-            <w:lang w:val="zh_TW" w:bidi="zh_TW"/>
-          </w:rPr>
-          <w:rPr>
-            <w:color w:val="0000EE"/>
-            <w:u w:val="single"/>
-          </w:rPr>
-          <w:t>17:2–4，</w:t>
-        </w:r>
-      </w:hyperlink>
-      <w:hyperlink r:id="rId26">
-        <w:r>
-          <w:rPr>
-            <w:lang w:val="zh_TW" w:bidi="zh_TW"/>
-          </w:rPr>
-          <w:rPr>
-            <w:color w:val="0000EE"/>
-            <w:u w:val="single"/>
-          </w:rPr>
-          <w:t>18:3，</w:t>
-        </w:r>
-      </w:hyperlink>
-      <w:hyperlink r:id="rId27">
-        <w:r>
-          <w:rPr>
-            <w:lang w:val="zh_TW" w:bidi="zh_TW"/>
-          </w:rPr>
-          <w:rPr>
-            <w:color w:val="0000EE"/>
-            <w:u w:val="single"/>
-          </w:rPr>
-          <w:t>19:2</w:t>
+    </w:p>
+    <w:p>
+      <w:pPr/>
+      <w:r>
+        <w:rPr>
+          <w:lang w:val="zh_TW" w:bidi="zh_TW"/>
+        </w:rPr>
+      </w:r>
+      <w:r>
+        <w:rPr>
+          <w:lang w:val="zh_TW" w:bidi="zh_TW"/>
+        </w:rPr>
+        <w:t>聖經作者也會以象徵描繪天使：</w:t>
+      </w:r>
+    </w:p>
+    <w:p>
+      <w:pPr>
+        <w:pStyle w:val="ListBullet"/>
+        <w:spacing w:line="240" w:lineRule="auto"/>
+        <w:ind w:left="720"/>
+      </w:pPr>
+      <w:r>
+        <w:rPr>
+          <w:lang w:val="zh_TW" w:bidi="zh_TW"/>
+        </w:rPr>
+      </w:r>
+      <w:r>
+        <w:rPr>
+          <w:lang w:val="zh_TW" w:bidi="zh_TW"/>
+        </w:rPr>
+        <w:t>約櫃上（</w:t>
+      </w:r>
+      <w:hyperlink r:id="rId109">
+        <w:r>
+          <w:rPr>
+            <w:lang w:val="zh_TW" w:bidi="zh_TW"/>
+          </w:rPr>
+          <w:rPr>
+            <w:color w:val="0000EE"/>
+            <w:u w:val="single"/>
+          </w:rPr>
+          <w:t>出25:18–22</w:t>
+        </w:r>
+      </w:hyperlink>
+      <w:r>
+        <w:rPr>
+          <w:lang w:val="zh_TW" w:bidi="zh_TW"/>
+        </w:rPr>
+        <w:t>），</w:t>
+      </w:r>
+    </w:p>
+    <w:p>
+      <w:pPr>
+        <w:pStyle w:val="ListBullet"/>
+        <w:spacing w:line="240" w:lineRule="auto"/>
+        <w:ind w:left="720"/>
+      </w:pPr>
+      <w:r>
+        <w:rPr>
+          <w:lang w:val="zh_TW" w:bidi="zh_TW"/>
+        </w:rPr>
+      </w:r>
+      <w:r>
+        <w:rPr>
+          <w:lang w:val="zh_TW" w:bidi="zh_TW"/>
+        </w:rPr>
+        <w:t>會幕中（</w:t>
+      </w:r>
+      <w:hyperlink r:id="rId110">
+        <w:r>
+          <w:rPr>
+            <w:lang w:val="zh_TW" w:bidi="zh_TW"/>
+          </w:rPr>
+          <w:rPr>
+            <w:color w:val="0000EE"/>
+            <w:u w:val="single"/>
+          </w:rPr>
+          <w:t>出26:31</w:t>
+        </w:r>
+      </w:hyperlink>
+      <w:r>
+        <w:rPr>
+          <w:lang w:val="zh_TW" w:bidi="zh_TW"/>
+        </w:rPr>
+        <w:t>），以及</w:t>
+      </w:r>
+    </w:p>
+    <w:p>
+      <w:pPr>
+        <w:pStyle w:val="ListBullet"/>
+        <w:spacing w:line="240" w:lineRule="auto"/>
+        <w:ind w:left="720"/>
+      </w:pPr>
+      <w:r>
+        <w:rPr>
+          <w:lang w:val="zh_TW" w:bidi="zh_TW"/>
+        </w:rPr>
+      </w:r>
+      <w:r>
+        <w:rPr>
+          <w:lang w:val="zh_TW" w:bidi="zh_TW"/>
+        </w:rPr>
+        <w:t>聖殿中（</w:t>
+      </w:r>
+      <w:hyperlink r:id="rId111">
+        <w:r>
+          <w:rPr>
+            <w:lang w:val="zh_TW" w:bidi="zh_TW"/>
+          </w:rPr>
+          <w:rPr>
+            <w:color w:val="0000EE"/>
+            <w:u w:val="single"/>
+          </w:rPr>
+          <w:t>代下3:7</w:t>
         </w:r>
       </w:hyperlink>
       <w:r>
@@ -551,9 +4172,2007 @@
       </w:r>
       <w:r>
         <w:rPr>
+          <w:lang w:val="zh_TW" w:bidi="zh_TW"/>
+        </w:rPr>
+        <w:t>先知以西結在異象中，看見天使出現在已經復興的耶路撒冷（</w:t>
+      </w:r>
+      <w:hyperlink r:id="rId112">
+        <w:r>
+          <w:rPr>
+            <w:lang w:val="zh_TW" w:bidi="zh_TW"/>
+          </w:rPr>
+          <w:rPr>
+            <w:color w:val="0000EE"/>
+            <w:u w:val="single"/>
+          </w:rPr>
+          <w:t>結41:18–20</w:t>
+        </w:r>
+      </w:hyperlink>
+      <w:r>
+        <w:rPr>
+          <w:lang w:val="zh_TW" w:bidi="zh_TW"/>
+        </w:rPr>
+        <w:t>）。聖經中提到有名字的天使有兩位：加百列與天使長（或為「首領」）米迦勒（</w:t>
+      </w:r>
+      <w:hyperlink r:id="rId113">
+        <w:r>
+          <w:rPr>
+            <w:lang w:val="zh_TW" w:bidi="zh_TW"/>
+          </w:rPr>
+          <w:rPr>
+            <w:color w:val="0000EE"/>
+            <w:u w:val="single"/>
+          </w:rPr>
+          <w:t>但8:16，</w:t>
+        </w:r>
+      </w:hyperlink>
+      <w:hyperlink r:id="rId114">
+        <w:r>
+          <w:rPr>
+            <w:lang w:val="zh_TW" w:bidi="zh_TW"/>
+          </w:rPr>
+          <w:rPr>
+            <w:color w:val="0000EE"/>
+            <w:u w:val="single"/>
+          </w:rPr>
+          <w:t>9:21，</w:t>
+        </w:r>
+      </w:hyperlink>
+      <w:hyperlink r:id="rId115">
+        <w:r>
+          <w:rPr>
+            <w:lang w:val="zh_TW" w:bidi="zh_TW"/>
+          </w:rPr>
+          <w:rPr>
+            <w:color w:val="0000EE"/>
+            <w:u w:val="single"/>
+          </w:rPr>
+          <w:t>10:13</w:t>
+        </w:r>
+      </w:hyperlink>
+      <w:r>
+        <w:rPr>
+          <w:lang w:val="zh_TW" w:bidi="zh_TW"/>
+        </w:rPr>
+        <w:t>；</w:t>
+      </w:r>
+      <w:hyperlink r:id="rId116">
+        <w:r>
+          <w:rPr>
+            <w:lang w:val="zh_TW" w:bidi="zh_TW"/>
+          </w:rPr>
+          <w:rPr>
+            <w:color w:val="0000EE"/>
+            <w:u w:val="single"/>
+          </w:rPr>
+          <w:t>路1:19、26</w:t>
+        </w:r>
+      </w:hyperlink>
+      <w:r>
+        <w:rPr>
+          <w:lang w:val="zh_TW" w:bidi="zh_TW"/>
+        </w:rPr>
+        <w:t>；</w:t>
+      </w:r>
+      <w:hyperlink r:id="rId117">
+        <w:r>
+          <w:rPr>
+            <w:lang w:val="zh_TW" w:bidi="zh_TW"/>
+          </w:rPr>
+          <w:rPr>
+            <w:color w:val="0000EE"/>
+            <w:u w:val="single"/>
+          </w:rPr>
+          <w:t>猶1:9</w:t>
+        </w:r>
+      </w:hyperlink>
+      <w:r>
+        <w:rPr>
+          <w:lang w:val="zh_TW" w:bidi="zh_TW"/>
+        </w:rPr>
+        <w:t>；</w:t>
+      </w:r>
+      <w:hyperlink r:id="rId118">
+        <w:r>
+          <w:rPr>
+            <w:lang w:val="zh_TW" w:bidi="zh_TW"/>
+          </w:rPr>
+          <w:rPr>
+            <w:color w:val="0000EE"/>
+            <w:u w:val="single"/>
+          </w:rPr>
+          <w:t>啟12:7–9</w:t>
+        </w:r>
+      </w:hyperlink>
+      <w:r>
+        <w:rPr>
+          <w:lang w:val="zh_TW" w:bidi="zh_TW"/>
+        </w:rPr>
+        <w:t>）。</w:t>
+      </w:r>
+    </w:p>
+    <w:p>
+      <w:pPr/>
+      <w:r>
+        <w:rPr>
+          <w:lang w:val="zh_TW" w:bidi="zh_TW"/>
+        </w:rPr>
+      </w:r>
+      <w:r>
+        <w:rPr>
+          <w:lang w:val="zh_TW" w:bidi="zh_TW"/>
+        </w:rPr>
+        <w:t>在聖經中，天使是屬靈的存在，常常擔任使者的角色。英文的angel一詞直接源自希臘文，意思就是「使者」。在</w:t>
+      </w:r>
+      <w:hyperlink r:id="rId119">
+        <w:r>
+          <w:rPr>
+            <w:lang w:val="zh_TW" w:bidi="zh_TW"/>
+          </w:rPr>
+          <w:rPr>
+            <w:color w:val="0000EE"/>
+            <w:u w:val="single"/>
+          </w:rPr>
+          <w:t>路加福音九章52節</w:t>
+        </w:r>
+      </w:hyperlink>
+      <w:r>
+        <w:rPr>
+          <w:lang w:val="zh_TW" w:bidi="zh_TW"/>
+        </w:rPr>
+        <w:t>中，耶穌差遣「使者」走在前面；大多數時候，這個詞語也譯為「天使」，指神所差派的屬靈使者。</w:t>
+      </w:r>
+    </w:p>
+    <w:p>
+      <w:pPr/>
+      <w:r>
+        <w:rPr>
+          <w:lang w:val="zh_TW" w:bidi="zh_TW"/>
+        </w:rPr>
+      </w:r>
+      <w:r>
+        <w:rPr>
+          <w:lang w:val="zh_TW" w:bidi="zh_TW"/>
+        </w:rPr>
+        <w:t>在舊約聖經中，希伯來文詞語既可指人間的使者，也可指屬靈的存在；我們未必能立即分辨該詞語指的是哪一種，尤其因為天使有時會以人的面貌出現。在某些經文中，「神的使者」或類似表達，可能指神親自傳達自己的信息（見</w:t>
+      </w:r>
+      <w:hyperlink r:id="rId120">
+        <w:r>
+          <w:rPr>
+            <w:lang w:val="zh_TW" w:bidi="zh_TW"/>
+          </w:rPr>
+          <w:rPr>
+            <w:color w:val="0000EE"/>
+            <w:u w:val="single"/>
+          </w:rPr>
+          <w:t>創18:2–15</w:t>
+        </w:r>
+      </w:hyperlink>
+      <w:r>
+        <w:rPr>
+          <w:lang w:val="zh_TW" w:bidi="zh_TW"/>
+        </w:rPr>
+        <w:t>）。</w:t>
+      </w:r>
+    </w:p>
+    <w:p>
+      <w:pPr>
+        <w:pStyle w:val="Heading3"/>
+      </w:pPr>
+      <w:r>
+        <w:rPr>
+          <w:lang w:val="zh_TW" w:bidi="zh_TW"/>
+        </w:rPr>
+        <w:t>聖經中天使的角色與職分</w:t>
+      </w:r>
+    </w:p>
+    <w:p>
+      <w:pPr/>
+      <w:r>
+        <w:rPr>
+          <w:lang w:val="zh_TW" w:bidi="zh_TW"/>
+        </w:rPr>
+      </w:r>
+      <w:r>
+        <w:rPr>
+          <w:lang w:val="zh_TW" w:bidi="zh_TW"/>
+        </w:rPr>
+        <w:t>天使在聖經裡向人顯現是為了：</w:t>
+      </w:r>
+    </w:p>
+    <w:p>
+      <w:pPr>
+        <w:pStyle w:val="ListBullet"/>
+        <w:spacing w:line="240" w:lineRule="auto"/>
+        <w:ind w:left="720"/>
+      </w:pPr>
+      <w:r>
+        <w:rPr>
+          <w:lang w:val="zh_TW" w:bidi="zh_TW"/>
+        </w:rPr>
+      </w:r>
+      <w:r>
+        <w:rPr>
+          <w:lang w:val="zh_TW" w:bidi="zh_TW"/>
+        </w:rPr>
+        <w:t>宣告好消息 （</w:t>
+      </w:r>
+      <w:hyperlink r:id="rId121">
+        <w:r>
+          <w:rPr>
+            <w:lang w:val="zh_TW" w:bidi="zh_TW"/>
+          </w:rPr>
+          <w:rPr>
+            <w:color w:val="0000EE"/>
+            <w:u w:val="single"/>
+          </w:rPr>
+          <w:t>士13:3</w:t>
+        </w:r>
+      </w:hyperlink>
+      <w:r>
+        <w:rPr>
+          <w:lang w:val="zh_TW" w:bidi="zh_TW"/>
+        </w:rPr>
+        <w:t>）</w:t>
+      </w:r>
+    </w:p>
+    <w:p>
+      <w:pPr>
+        <w:pStyle w:val="ListBullet"/>
+        <w:spacing w:line="240" w:lineRule="auto"/>
+        <w:ind w:left="720"/>
+      </w:pPr>
+      <w:r>
+        <w:rPr>
+          <w:lang w:val="zh_TW" w:bidi="zh_TW"/>
+        </w:rPr>
+      </w:r>
+      <w:r>
+        <w:rPr>
+          <w:lang w:val="zh_TW" w:bidi="zh_TW"/>
+        </w:rPr>
+        <w:t>警告危險（</w:t>
+      </w:r>
+      <w:hyperlink r:id="rId122">
+        <w:r>
+          <w:rPr>
+            <w:lang w:val="zh_TW" w:bidi="zh_TW"/>
+          </w:rPr>
+          <w:rPr>
+            <w:color w:val="0000EE"/>
+            <w:u w:val="single"/>
+          </w:rPr>
+          <w:t>創19:15</w:t>
+        </w:r>
+      </w:hyperlink>
+      <w:r>
+        <w:rPr>
+          <w:lang w:val="zh_TW" w:bidi="zh_TW"/>
+        </w:rPr>
+        <w:t>）</w:t>
+      </w:r>
+    </w:p>
+    <w:p>
+      <w:pPr>
+        <w:pStyle w:val="ListBullet"/>
+        <w:spacing w:line="240" w:lineRule="auto"/>
+        <w:ind w:left="720"/>
+      </w:pPr>
+      <w:r>
+        <w:rPr>
+          <w:lang w:val="zh_TW" w:bidi="zh_TW"/>
+        </w:rPr>
+      </w:r>
+      <w:r>
+        <w:rPr>
+          <w:lang w:val="zh_TW" w:bidi="zh_TW"/>
+        </w:rPr>
+        <w:t>保護人免受邪惡所害（</w:t>
+      </w:r>
+      <w:hyperlink r:id="rId123">
+        <w:r>
+          <w:rPr>
+            <w:lang w:val="zh_TW" w:bidi="zh_TW"/>
+          </w:rPr>
+          <w:rPr>
+            <w:color w:val="0000EE"/>
+            <w:u w:val="single"/>
+          </w:rPr>
+          <w:t>但3:28，</w:t>
+        </w:r>
+      </w:hyperlink>
+      <w:hyperlink r:id="rId124">
+        <w:r>
+          <w:rPr>
+            <w:lang w:val="zh_TW" w:bidi="zh_TW"/>
+          </w:rPr>
+          <w:rPr>
+            <w:color w:val="0000EE"/>
+            <w:u w:val="single"/>
+          </w:rPr>
+          <w:t>6:22</w:t>
+        </w:r>
+      </w:hyperlink>
+      <w:r>
+        <w:rPr>
+          <w:lang w:val="zh_TW" w:bidi="zh_TW"/>
+        </w:rPr>
+        <w:t>）</w:t>
+      </w:r>
+    </w:p>
+    <w:p>
+      <w:pPr>
+        <w:pStyle w:val="ListBullet"/>
+        <w:spacing w:line="240" w:lineRule="auto"/>
+        <w:ind w:left="720"/>
+      </w:pPr>
+      <w:r>
+        <w:rPr>
+          <w:lang w:val="zh_TW" w:bidi="zh_TW"/>
+        </w:rPr>
+      </w:r>
+      <w:r>
+        <w:rPr>
+          <w:lang w:val="zh_TW" w:bidi="zh_TW"/>
+        </w:rPr>
+        <w:t>引導和保護（</w:t>
+      </w:r>
+      <w:hyperlink r:id="rId125">
+        <w:r>
+          <w:rPr>
+            <w:lang w:val="zh_TW" w:bidi="zh_TW"/>
+          </w:rPr>
+          <w:rPr>
+            <w:color w:val="0000EE"/>
+            <w:u w:val="single"/>
+          </w:rPr>
+          <w:t>出14:19</w:t>
+        </w:r>
+      </w:hyperlink>
+      <w:r>
+        <w:rPr>
+          <w:lang w:val="zh_TW" w:bidi="zh_TW"/>
+        </w:rPr>
+        <w:t>）</w:t>
+      </w:r>
+    </w:p>
+    <w:p>
+      <w:pPr>
+        <w:pStyle w:val="ListBullet"/>
+        <w:spacing w:line="240" w:lineRule="auto"/>
+        <w:ind w:left="720"/>
+      </w:pPr>
+      <w:r>
+        <w:rPr>
+          <w:lang w:val="zh_TW" w:bidi="zh_TW"/>
+        </w:rPr>
+      </w:r>
+      <w:r>
+        <w:rPr>
+          <w:lang w:val="zh_TW" w:bidi="zh_TW"/>
+        </w:rPr>
+        <w:t>供應飲食（</w:t>
+      </w:r>
+      <w:hyperlink r:id="rId126">
+        <w:r>
+          <w:rPr>
+            <w:lang w:val="zh_TW" w:bidi="zh_TW"/>
+          </w:rPr>
+          <w:rPr>
+            <w:color w:val="0000EE"/>
+            <w:u w:val="single"/>
+          </w:rPr>
+          <w:t>創21:14–20</w:t>
+        </w:r>
+      </w:hyperlink>
+      <w:r>
+        <w:rPr>
+          <w:lang w:val="zh_TW" w:bidi="zh_TW"/>
+        </w:rPr>
+        <w:t>；</w:t>
+      </w:r>
+      <w:hyperlink r:id="rId127">
+        <w:r>
+          <w:rPr>
+            <w:lang w:val="zh_TW" w:bidi="zh_TW"/>
+          </w:rPr>
+          <w:rPr>
+            <w:color w:val="0000EE"/>
+            <w:u w:val="single"/>
+          </w:rPr>
+          <w:t>王上19:4–7</w:t>
+        </w:r>
+      </w:hyperlink>
+      <w:r>
+        <w:rPr>
+          <w:lang w:val="zh_TW" w:bidi="zh_TW"/>
+        </w:rPr>
+        <w:t>）</w:t>
+      </w:r>
+    </w:p>
+    <w:p>
+      <w:pPr>
+        <w:pStyle w:val="ListBullet"/>
+        <w:spacing w:line="240" w:lineRule="auto"/>
+        <w:ind w:left="720"/>
+      </w:pPr>
+      <w:r>
+        <w:rPr>
+          <w:lang w:val="zh_TW" w:bidi="zh_TW"/>
+        </w:rPr>
+      </w:r>
+      <w:r>
+        <w:rPr>
+          <w:lang w:val="zh_TW" w:bidi="zh_TW"/>
+        </w:rPr>
+        <w:t>教導（</w:t>
+      </w:r>
+      <w:hyperlink r:id="rId128">
+        <w:r>
+          <w:rPr>
+            <w:lang w:val="zh_TW" w:bidi="zh_TW"/>
+          </w:rPr>
+          <w:rPr>
+            <w:color w:val="0000EE"/>
+            <w:u w:val="single"/>
+          </w:rPr>
+          <w:t>徒7:38</w:t>
+        </w:r>
+      </w:hyperlink>
+      <w:r>
+        <w:rPr>
+          <w:lang w:val="zh_TW" w:bidi="zh_TW"/>
+        </w:rPr>
+        <w:t>；</w:t>
+      </w:r>
+      <w:hyperlink r:id="rId129">
+        <w:r>
+          <w:rPr>
+            <w:lang w:val="zh_TW" w:bidi="zh_TW"/>
+          </w:rPr>
+          <w:rPr>
+            <w:color w:val="0000EE"/>
+            <w:u w:val="single"/>
+          </w:rPr>
+          <w:t>加3:19</w:t>
+        </w:r>
+      </w:hyperlink>
+      <w:r>
+        <w:rPr>
+          <w:lang w:val="zh_TW" w:bidi="zh_TW"/>
+        </w:rPr>
+        <w:t>）</w:t>
+      </w:r>
+    </w:p>
+    <w:p>
+      <w:pPr/>
+      <w:r>
+        <w:rPr>
+          <w:lang w:val="zh_TW" w:bidi="zh_TW"/>
+        </w:rPr>
+      </w:r>
+      <w:r>
+        <w:rPr>
+          <w:lang w:val="zh_TW" w:bidi="zh_TW"/>
+        </w:rPr>
+        <w:t>當基督以救主的身分降生時，天使：</w:t>
+      </w:r>
+    </w:p>
+    <w:p>
+      <w:pPr>
+        <w:pStyle w:val="ListBullet"/>
+        <w:spacing w:line="240" w:lineRule="auto"/>
+        <w:ind w:left="720"/>
+      </w:pPr>
+      <w:r>
+        <w:rPr>
+          <w:lang w:val="zh_TW" w:bidi="zh_TW"/>
+        </w:rPr>
+      </w:r>
+      <w:r>
+        <w:rPr>
+          <w:lang w:val="zh_TW" w:bidi="zh_TW"/>
+        </w:rPr>
+        <w:t>宣告祂的降生（</w:t>
+      </w:r>
+      <w:hyperlink r:id="rId130">
+        <w:r>
+          <w:rPr>
+            <w:lang w:val="zh_TW" w:bidi="zh_TW"/>
+          </w:rPr>
+          <w:rPr>
+            <w:color w:val="0000EE"/>
+            <w:u w:val="single"/>
+          </w:rPr>
+          <w:t>路2:8–15</w:t>
+        </w:r>
+      </w:hyperlink>
+      <w:r>
+        <w:rPr>
+          <w:lang w:val="zh_TW" w:bidi="zh_TW"/>
+        </w:rPr>
+        <w:t>）</w:t>
+      </w:r>
+    </w:p>
+    <w:p>
+      <w:pPr>
+        <w:pStyle w:val="ListBullet"/>
+        <w:spacing w:line="240" w:lineRule="auto"/>
+        <w:ind w:left="720"/>
+      </w:pPr>
+      <w:r>
+        <w:rPr>
+          <w:lang w:val="zh_TW" w:bidi="zh_TW"/>
+        </w:rPr>
+      </w:r>
+      <w:r>
+        <w:rPr>
+          <w:lang w:val="zh_TW" w:bidi="zh_TW"/>
+        </w:rPr>
+        <w:t>引導並警告祂的父母（</w:t>
+      </w:r>
+      <w:hyperlink r:id="rId131">
+        <w:r>
+          <w:rPr>
+            <w:lang w:val="zh_TW" w:bidi="zh_TW"/>
+          </w:rPr>
+          <w:rPr>
+            <w:color w:val="0000EE"/>
+            <w:u w:val="single"/>
+          </w:rPr>
+          <w:t>太2:13</w:t>
+        </w:r>
+      </w:hyperlink>
+      <w:r>
+        <w:rPr>
+          <w:lang w:val="zh_TW" w:bidi="zh_TW"/>
+        </w:rPr>
+        <w:t>）</w:t>
+      </w:r>
+    </w:p>
+    <w:p>
+      <w:pPr>
+        <w:pStyle w:val="ListBullet"/>
+        <w:spacing w:line="240" w:lineRule="auto"/>
+        <w:ind w:left="720"/>
+      </w:pPr>
+      <w:r>
+        <w:rPr>
+          <w:lang w:val="zh_TW" w:bidi="zh_TW"/>
+        </w:rPr>
+      </w:r>
+      <w:r>
+        <w:rPr>
+          <w:lang w:val="zh_TW" w:bidi="zh_TW"/>
+        </w:rPr>
+        <w:t>當祂受到試探時為祂加力（</w:t>
+      </w:r>
+      <w:hyperlink r:id="rId132">
+        <w:r>
+          <w:rPr>
+            <w:lang w:val="zh_TW" w:bidi="zh_TW"/>
+          </w:rPr>
+          <w:rPr>
+            <w:color w:val="0000EE"/>
+            <w:u w:val="single"/>
+          </w:rPr>
+          <w:t>太4:11</w:t>
+        </w:r>
+      </w:hyperlink>
+      <w:r>
+        <w:rPr>
+          <w:lang w:val="zh_TW" w:bidi="zh_TW"/>
+        </w:rPr>
+        <w:t>）</w:t>
+      </w:r>
+    </w:p>
+    <w:p>
+      <w:pPr>
+        <w:pStyle w:val="ListBullet"/>
+        <w:spacing w:line="240" w:lineRule="auto"/>
+        <w:ind w:left="720"/>
+      </w:pPr>
+      <w:r>
+        <w:rPr>
+          <w:lang w:val="zh_TW" w:bidi="zh_TW"/>
+        </w:rPr>
+      </w:r>
+      <w:r>
+        <w:rPr>
+          <w:lang w:val="zh_TW" w:bidi="zh_TW"/>
+        </w:rPr>
+        <w:t>在祂最後的痛苦時刻中加添祂的力量（</w:t>
+      </w:r>
+      <w:hyperlink r:id="rId133">
+        <w:r>
+          <w:rPr>
+            <w:lang w:val="zh_TW" w:bidi="zh_TW"/>
+          </w:rPr>
+          <w:rPr>
+            <w:color w:val="0000EE"/>
+            <w:u w:val="single"/>
+          </w:rPr>
+          <w:t>路22:43–44</w:t>
+        </w:r>
+      </w:hyperlink>
+      <w:r>
+        <w:rPr>
+          <w:lang w:val="zh_TW" w:bidi="zh_TW"/>
+        </w:rPr>
+        <w:t>，見部分抄本）</w:t>
+      </w:r>
+    </w:p>
+    <w:p>
+      <w:pPr>
+        <w:pStyle w:val="ListBullet"/>
+        <w:spacing w:line="240" w:lineRule="auto"/>
+        <w:ind w:left="720"/>
+      </w:pPr>
+      <w:r>
+        <w:rPr>
+          <w:lang w:val="zh_TW" w:bidi="zh_TW"/>
+        </w:rPr>
+      </w:r>
+      <w:r>
+        <w:rPr>
+          <w:lang w:val="zh_TW" w:bidi="zh_TW"/>
+        </w:rPr>
+        <w:t>見證祂復活 （</w:t>
+      </w:r>
+      <w:hyperlink r:id="rId134">
+        <w:r>
+          <w:rPr>
+            <w:lang w:val="zh_TW" w:bidi="zh_TW"/>
+          </w:rPr>
+          <w:rPr>
+            <w:color w:val="0000EE"/>
+            <w:u w:val="single"/>
+          </w:rPr>
+          <w:t>太28:1–6</w:t>
+        </w:r>
+      </w:hyperlink>
+      <w:r>
+        <w:rPr>
+          <w:lang w:val="zh_TW" w:bidi="zh_TW"/>
+        </w:rPr>
+        <w:t>）</w:t>
+      </w:r>
+    </w:p>
+    <w:p>
+      <w:pPr/>
+      <w:r>
+        <w:rPr>
+          <w:lang w:val="zh_TW" w:bidi="zh_TW"/>
+        </w:rPr>
+      </w:r>
+      <w:r>
+        <w:rPr>
+          <w:lang w:val="zh_TW" w:bidi="zh_TW"/>
+        </w:rPr>
+        <w:t>新約聖經裡有幾個天使與人接觸的例子：</w:t>
+      </w:r>
+    </w:p>
+    <w:p>
+      <w:pPr>
+        <w:pStyle w:val="ListBullet"/>
+        <w:spacing w:line="240" w:lineRule="auto"/>
+        <w:ind w:left="720"/>
+      </w:pPr>
+      <w:r>
+        <w:rPr>
+          <w:lang w:val="zh_TW" w:bidi="zh_TW"/>
+        </w:rPr>
+      </w:r>
+      <w:r>
+        <w:rPr>
+          <w:lang w:val="zh_TW" w:bidi="zh_TW"/>
+        </w:rPr>
+        <w:t>耶穌談到孩子有天上的使者看顧他們（</w:t>
+      </w:r>
+      <w:hyperlink r:id="rId135">
+        <w:r>
+          <w:rPr>
+            <w:lang w:val="zh_TW" w:bidi="zh_TW"/>
+          </w:rPr>
+          <w:rPr>
+            <w:color w:val="0000EE"/>
+            <w:u w:val="single"/>
+          </w:rPr>
+          <w:t>太18:10</w:t>
+        </w:r>
+      </w:hyperlink>
+      <w:r>
+        <w:rPr>
+          <w:lang w:val="zh_TW" w:bidi="zh_TW"/>
+        </w:rPr>
+        <w:t>）。</w:t>
+      </w:r>
+    </w:p>
+    <w:p>
+      <w:pPr>
+        <w:pStyle w:val="ListBullet"/>
+        <w:spacing w:line="240" w:lineRule="auto"/>
+        <w:ind w:left="720"/>
+      </w:pPr>
+      <w:r>
+        <w:rPr>
+          <w:lang w:val="zh_TW" w:bidi="zh_TW"/>
+        </w:rPr>
+      </w:r>
+      <w:r>
+        <w:rPr>
+          <w:lang w:val="zh_TW" w:bidi="zh_TW"/>
+        </w:rPr>
+        <w:t>有天使引導腓利（</w:t>
+      </w:r>
+      <w:hyperlink r:id="rId136">
+        <w:r>
+          <w:rPr>
+            <w:lang w:val="zh_TW" w:bidi="zh_TW"/>
+          </w:rPr>
+          <w:rPr>
+            <w:color w:val="0000EE"/>
+            <w:u w:val="single"/>
+          </w:rPr>
+          <w:t>徒8:26</w:t>
+        </w:r>
+      </w:hyperlink>
+      <w:r>
+        <w:rPr>
+          <w:lang w:val="zh_TW" w:bidi="zh_TW"/>
+        </w:rPr>
+        <w:t>）。</w:t>
+      </w:r>
+    </w:p>
+    <w:p>
+      <w:pPr>
+        <w:pStyle w:val="ListBullet"/>
+        <w:spacing w:line="240" w:lineRule="auto"/>
+        <w:ind w:left="720"/>
+      </w:pPr>
+      <w:r>
+        <w:rPr>
+          <w:lang w:val="zh_TW" w:bidi="zh_TW"/>
+        </w:rPr>
+      </w:r>
+      <w:r>
+        <w:rPr>
+          <w:lang w:val="zh_TW" w:bidi="zh_TW"/>
+        </w:rPr>
+        <w:t>有天使把使徒從監裡救出來（</w:t>
+      </w:r>
+      <w:hyperlink r:id="rId137">
+        <w:r>
+          <w:rPr>
+            <w:lang w:val="zh_TW" w:bidi="zh_TW"/>
+          </w:rPr>
+          <w:rPr>
+            <w:color w:val="0000EE"/>
+            <w:u w:val="single"/>
+          </w:rPr>
+          <w:t>徒5:19，</w:t>
+        </w:r>
+      </w:hyperlink>
+      <w:hyperlink r:id="rId138">
+        <w:r>
+          <w:rPr>
+            <w:lang w:val="zh_TW" w:bidi="zh_TW"/>
+          </w:rPr>
+          <w:rPr>
+            <w:color w:val="0000EE"/>
+            <w:u w:val="single"/>
+          </w:rPr>
+          <w:t>12:7–11</w:t>
+        </w:r>
+      </w:hyperlink>
+      <w:r>
+        <w:rPr>
+          <w:lang w:val="zh_TW" w:bidi="zh_TW"/>
+        </w:rPr>
+        <w:t>）。</w:t>
+      </w:r>
+    </w:p>
+    <w:p>
+      <w:pPr>
+        <w:pStyle w:val="ListBullet"/>
+        <w:spacing w:line="240" w:lineRule="auto"/>
+        <w:ind w:left="720"/>
+      </w:pPr>
+      <w:r>
+        <w:rPr>
+          <w:lang w:val="zh_TW" w:bidi="zh_TW"/>
+        </w:rPr>
+      </w:r>
+      <w:r>
+        <w:rPr>
+          <w:lang w:val="zh_TW" w:bidi="zh_TW"/>
+        </w:rPr>
+        <w:t>保羅在可怕的處境中得到天使鼓勵（</w:t>
+      </w:r>
+      <w:hyperlink r:id="rId139">
+        <w:r>
+          <w:rPr>
+            <w:lang w:val="zh_TW" w:bidi="zh_TW"/>
+          </w:rPr>
+          <w:rPr>
+            <w:color w:val="0000EE"/>
+            <w:u w:val="single"/>
+          </w:rPr>
+          <w:t>徒27:21–25</w:t>
+        </w:r>
+      </w:hyperlink>
+      <w:r>
+        <w:rPr>
+          <w:lang w:val="zh_TW" w:bidi="zh_TW"/>
+        </w:rPr>
+        <w:t>）。</w:t>
+      </w:r>
+    </w:p>
+    <w:p>
+      <w:pPr>
+        <w:pStyle w:val="Heading3"/>
+      </w:pPr>
+      <w:r>
+        <w:rPr>
+          <w:lang w:val="zh_TW" w:bidi="zh_TW"/>
+        </w:rPr>
+        <w:t>天使的外貌與異象</w:t>
+      </w:r>
+    </w:p>
+    <w:p>
+      <w:pPr/>
+      <w:r>
+        <w:rPr>
+          <w:lang w:val="zh_TW" w:bidi="zh_TW"/>
+        </w:rPr>
+      </w:r>
+      <w:r>
+        <w:rPr>
+          <w:lang w:val="zh_TW" w:bidi="zh_TW"/>
+        </w:rPr>
+        <w:t>聖經對於天使外貌的描述，往往是指他們有別於常人。例如，把石頭從耶穌墳墓入口挪開的天使，相貌好像閃電，衣服潔白如雪（</w:t>
+      </w:r>
+      <w:hyperlink r:id="rId140">
+        <w:r>
+          <w:rPr>
+            <w:lang w:val="zh_TW" w:bidi="zh_TW"/>
+          </w:rPr>
+          <w:rPr>
+            <w:color w:val="0000EE"/>
+            <w:u w:val="single"/>
+          </w:rPr>
+          <w:t>太28:3</w:t>
+        </w:r>
+      </w:hyperlink>
+      <w:r>
+        <w:rPr>
+          <w:lang w:val="zh_TW" w:bidi="zh_TW"/>
+        </w:rPr>
+        <w:t>）。</w:t>
+      </w:r>
+    </w:p>
+    <w:p>
+      <w:pPr/>
+      <w:r>
+        <w:rPr>
+          <w:lang w:val="zh_TW" w:bidi="zh_TW"/>
+        </w:rPr>
+      </w:r>
+      <w:r>
+        <w:rPr>
+          <w:lang w:val="zh_TW" w:bidi="zh_TW"/>
+        </w:rPr>
+        <w:t>許多關於天使的經文，都是夢境或異象的描述。「雅各的梯子」上有天使上去下來（</w:t>
+      </w:r>
+      <w:hyperlink r:id="rId141">
+        <w:r>
+          <w:rPr>
+            <w:lang w:val="zh_TW" w:bidi="zh_TW"/>
+          </w:rPr>
+          <w:rPr>
+            <w:color w:val="0000EE"/>
+            <w:u w:val="single"/>
+          </w:rPr>
+          <w:t>創28:12</w:t>
+        </w:r>
+      </w:hyperlink>
+      <w:r>
+        <w:rPr>
+          <w:lang w:val="zh_TW" w:bidi="zh_TW"/>
+        </w:rPr>
+        <w:t>）便是一例。在另一個夢裡，天使對雅各說話（</w:t>
+      </w:r>
+      <w:hyperlink r:id="rId142">
+        <w:r>
+          <w:rPr>
+            <w:lang w:val="zh_TW" w:bidi="zh_TW"/>
+          </w:rPr>
+          <w:rPr>
+            <w:color w:val="0000EE"/>
+            <w:u w:val="single"/>
+          </w:rPr>
+          <w:t>創31:11</w:t>
+        </w:r>
+      </w:hyperlink>
+      <w:r>
+        <w:rPr>
+          <w:lang w:val="zh_TW" w:bidi="zh_TW"/>
+        </w:rPr>
+        <w:t>）。哥尼流在異象裡看見天使（</w:t>
+      </w:r>
+      <w:hyperlink r:id="rId143">
+        <w:r>
+          <w:rPr>
+            <w:lang w:val="zh_TW" w:bidi="zh_TW"/>
+          </w:rPr>
+          <w:rPr>
+            <w:color w:val="0000EE"/>
+            <w:u w:val="single"/>
+          </w:rPr>
+          <w:t>徒10:1–3</w:t>
+        </w:r>
+      </w:hyperlink>
+      <w:r>
+        <w:rPr>
+          <w:lang w:val="zh_TW" w:bidi="zh_TW"/>
+        </w:rPr>
+        <w:t>）。較重要的經文包括</w:t>
+      </w:r>
+      <w:hyperlink r:id="rId84">
+        <w:r>
+          <w:rPr>
+            <w:lang w:val="zh_TW" w:bidi="zh_TW"/>
+          </w:rPr>
+          <w:rPr>
+            <w:color w:val="0000EE"/>
+            <w:u w:val="single"/>
+          </w:rPr>
+          <w:t>以賽亞書六章</w:t>
+        </w:r>
+      </w:hyperlink>
+      <w:r>
+        <w:rPr>
+          <w:lang w:val="zh_TW" w:bidi="zh_TW"/>
+        </w:rPr>
+        <w:t>（撒拉弗），以西結書的大部分（基路伯），以及但以理書和撒迦利亞書的許多部分。</w:t>
+      </w:r>
+    </w:p>
+    <w:p>
+      <w:pPr/>
+      <w:r>
+        <w:rPr>
+          <w:lang w:val="zh_TW" w:bidi="zh_TW"/>
+        </w:rPr>
+      </w:r>
+      <w:r>
+        <w:rPr>
+          <w:lang w:val="zh_TW" w:bidi="zh_TW"/>
+        </w:rPr>
+        <w:t>在新約聖經中，三分之一以上提到天使的內容出現在啟示錄。大多數情況下，這些天使是在異象裡出現的榮耀或可畏的形象，不能誤以為他們是人。描述這些異象的語言往往帶著奧祕與隱喻的特質，也因此不容易解釋。</w:t>
+      </w:r>
+    </w:p>
+    <w:p>
+      <w:pPr>
+        <w:pStyle w:val="Heading3"/>
+      </w:pPr>
+      <w:r>
+        <w:rPr>
+          <w:lang w:val="zh_TW" w:bidi="zh_TW"/>
+        </w:rPr>
+        <w:t>基督教神學中的天使</w:t>
+      </w:r>
+    </w:p>
+    <w:p>
+      <w:pPr/>
+      <w:r>
+        <w:rPr>
+          <w:lang w:val="zh_TW" w:bidi="zh_TW"/>
+        </w:rPr>
+      </w:r>
+      <w:r>
+        <w:rPr>
+          <w:lang w:val="zh_TW" w:bidi="zh_TW"/>
+        </w:rPr>
+        <w:t>天使論（angelology）指對天使的教義研究，雖然聖經多次提到天使，但天使論在基督教神學中並不是主要主題。聖經把天使算在神的創造之中（</w:t>
+      </w:r>
+      <w:hyperlink r:id="rId144">
+        <w:r>
+          <w:rPr>
+            <w:lang w:val="zh_TW" w:bidi="zh_TW"/>
+          </w:rPr>
+          <w:rPr>
+            <w:color w:val="0000EE"/>
+            <w:u w:val="single"/>
+          </w:rPr>
+          <w:t>詩148:2</w:t>
+        </w:r>
+      </w:hyperlink>
+      <w:r>
+        <w:rPr>
+          <w:lang w:val="zh_TW" w:bidi="zh_TW"/>
+        </w:rPr>
+        <w:t>；</w:t>
+      </w:r>
+      <w:hyperlink r:id="rId145">
+        <w:r>
+          <w:rPr>
+            <w:lang w:val="zh_TW" w:bidi="zh_TW"/>
+          </w:rPr>
+          <w:rPr>
+            <w:color w:val="0000EE"/>
+            <w:u w:val="single"/>
+          </w:rPr>
+          <w:t>西1:16</w:t>
+        </w:r>
+      </w:hyperlink>
+      <w:r>
+        <w:rPr>
+          <w:lang w:val="zh_TW" w:bidi="zh_TW"/>
+        </w:rPr>
+        <w:t>），經文亦暗示他們見證神創造世界（</w:t>
+      </w:r>
+      <w:hyperlink r:id="rId146">
+        <w:r>
+          <w:rPr>
+            <w:lang w:val="zh_TW" w:bidi="zh_TW"/>
+          </w:rPr>
+          <w:rPr>
+            <w:color w:val="0000EE"/>
+            <w:u w:val="single"/>
+          </w:rPr>
+          <w:t>伯38:7</w:t>
+        </w:r>
+      </w:hyperlink>
+      <w:r>
+        <w:rPr>
+          <w:lang w:val="zh_TW" w:bidi="zh_TW"/>
+        </w:rPr>
+        <w:t>）。無論天使與神的關係多親近，他們和人類一樣，都是受造之物。</w:t>
+      </w:r>
+    </w:p>
+    <w:p>
+      <w:pPr/>
+      <w:r>
+        <w:rPr>
+          <w:lang w:val="zh_TW" w:bidi="zh_TW"/>
+        </w:rPr>
+      </w:r>
+      <w:r>
+        <w:rPr>
+          <w:lang w:val="zh_TW" w:bidi="zh_TW"/>
+        </w:rPr>
+        <w:t>天使是完全屬靈的存在，因此他們不受人類限制所限。他們不會死（</w:t>
+      </w:r>
+      <w:hyperlink r:id="rId147">
+        <w:r>
+          <w:rPr>
+            <w:lang w:val="zh_TW" w:bidi="zh_TW"/>
+          </w:rPr>
+          <w:rPr>
+            <w:color w:val="0000EE"/>
+            <w:u w:val="single"/>
+          </w:rPr>
+          <w:t>路20:36</w:t>
+        </w:r>
+      </w:hyperlink>
+      <w:r>
+        <w:rPr>
+          <w:lang w:val="zh_TW" w:bidi="zh_TW"/>
+        </w:rPr>
+        <w:t>），又不嫁不娶，因此可視為沒有性別（</w:t>
+      </w:r>
+      <w:hyperlink r:id="rId148">
+        <w:r>
+          <w:rPr>
+            <w:lang w:val="zh_TW" w:bidi="zh_TW"/>
+          </w:rPr>
+          <w:rPr>
+            <w:color w:val="0000EE"/>
+            <w:u w:val="single"/>
+          </w:rPr>
+          <w:t>太22:30</w:t>
+        </w:r>
+      </w:hyperlink>
+      <w:r>
+        <w:rPr>
+          <w:lang w:val="zh_TW" w:bidi="zh_TW"/>
+        </w:rPr>
+        <w:t>）。天使向人顯現，若以人的形象出現，人們都把他看作男人，而不是女人或孩子。天使可以用人的語言說話，也能以其它方式影響人的生命，而這能力正是他們在聖經中的基本角色。</w:t>
+      </w:r>
+    </w:p>
+    <w:p>
+      <w:pPr/>
+      <w:r>
+        <w:rPr>
+          <w:lang w:val="zh_TW" w:bidi="zh_TW"/>
+        </w:rPr>
+      </w:r>
+      <w:r>
+        <w:rPr>
+          <w:lang w:val="zh_TW" w:bidi="zh_TW"/>
+        </w:rPr>
+        <w:t>天使的能力與令人敬畏的外貌，有時令人感到害怕，甚至想敬拜他們（</w:t>
+      </w:r>
+      <w:hyperlink r:id="rId149">
+        <w:r>
+          <w:rPr>
+            <w:lang w:val="zh_TW" w:bidi="zh_TW"/>
+          </w:rPr>
+          <w:rPr>
+            <w:color w:val="0000EE"/>
+            <w:u w:val="single"/>
+          </w:rPr>
+          <w:t>太28:2–4</w:t>
+        </w:r>
+      </w:hyperlink>
+      <w:r>
+        <w:rPr>
+          <w:lang w:val="zh_TW" w:bidi="zh_TW"/>
+        </w:rPr>
+        <w:t>）。新約聖經並不認可敬拜天使（</w:t>
+      </w:r>
+      <w:hyperlink r:id="rId150">
+        <w:r>
+          <w:rPr>
+            <w:lang w:val="zh_TW" w:bidi="zh_TW"/>
+          </w:rPr>
+          <w:rPr>
+            <w:color w:val="0000EE"/>
+            <w:u w:val="single"/>
+          </w:rPr>
+          <w:t>西2:18</w:t>
+        </w:r>
+      </w:hyperlink>
+      <w:r>
+        <w:rPr>
+          <w:lang w:val="zh_TW" w:bidi="zh_TW"/>
+        </w:rPr>
+        <w:t>；</w:t>
+      </w:r>
+      <w:hyperlink r:id="rId151">
+        <w:r>
+          <w:rPr>
+            <w:lang w:val="zh_TW" w:bidi="zh_TW"/>
+          </w:rPr>
+          <w:rPr>
+            <w:color w:val="0000EE"/>
+            <w:u w:val="single"/>
+          </w:rPr>
+          <w:t>啟22:8–9</w:t>
+        </w:r>
+      </w:hyperlink>
+      <w:r>
+        <w:rPr>
+          <w:lang w:val="zh_TW" w:bidi="zh_TW"/>
+        </w:rPr>
+        <w:t>）。雖然天使比人強壯並且更有智慧，但他們的能力與知識都受神的限制（</w:t>
+      </w:r>
+      <w:hyperlink r:id="rId152">
+        <w:r>
+          <w:rPr>
+            <w:lang w:val="zh_TW" w:bidi="zh_TW"/>
+          </w:rPr>
+          <w:rPr>
+            <w:color w:val="0000EE"/>
+            <w:u w:val="single"/>
+          </w:rPr>
+          <w:t>詩103:20</w:t>
+        </w:r>
+      </w:hyperlink>
+      <w:r>
+        <w:rPr>
+          <w:lang w:val="zh_TW" w:bidi="zh_TW"/>
+        </w:rPr>
+        <w:t>；</w:t>
+      </w:r>
+      <w:hyperlink r:id="rId153">
+        <w:r>
+          <w:rPr>
+            <w:lang w:val="zh_TW" w:bidi="zh_TW"/>
+          </w:rPr>
+          <w:rPr>
+            <w:color w:val="0000EE"/>
+            <w:u w:val="single"/>
+          </w:rPr>
+          <w:t>太24:36</w:t>
+        </w:r>
+      </w:hyperlink>
+      <w:r>
+        <w:rPr>
+          <w:lang w:val="zh_TW" w:bidi="zh_TW"/>
+        </w:rPr>
+        <w:t>；</w:t>
+      </w:r>
+      <w:hyperlink r:id="rId154">
+        <w:r>
+          <w:rPr>
+            <w:lang w:val="zh_TW" w:bidi="zh_TW"/>
+          </w:rPr>
+          <w:rPr>
+            <w:color w:val="0000EE"/>
+            <w:u w:val="single"/>
+          </w:rPr>
+          <w:t>彼前1:11–12</w:t>
+        </w:r>
+      </w:hyperlink>
+      <w:r>
+        <w:rPr>
+          <w:lang w:val="zh_TW" w:bidi="zh_TW"/>
+        </w:rPr>
+        <w:t>；</w:t>
+      </w:r>
+      <w:hyperlink r:id="rId155">
+        <w:r>
+          <w:rPr>
+            <w:lang w:val="zh_TW" w:bidi="zh_TW"/>
+          </w:rPr>
+          <w:rPr>
+            <w:color w:val="0000EE"/>
+            <w:u w:val="single"/>
+          </w:rPr>
+          <w:t>彼後2:11</w:t>
+        </w:r>
+      </w:hyperlink>
+      <w:r>
+        <w:rPr>
+          <w:lang w:val="zh_TW" w:bidi="zh_TW"/>
+        </w:rPr>
+        <w:t>）。</w:t>
+      </w:r>
+      <w:r>
+        <w:rPr>
           <w:i/>
           <w:lang w:val="zh_TW" w:bidi="zh_TW"/>
         </w:rPr>
+        <w:t>見</w:t>
+      </w:r>
+      <w:r>
+        <w:rPr>
+          <w:lang w:val="zh_TW" w:bidi="zh_TW"/>
+        </w:rPr>
+        <w:t>基路伯，基路伯們</w:t>
+      </w:r>
+      <w:r>
+        <w:rPr>
+          <w:lang w:val="zh_TW" w:bidi="zh_TW"/>
+        </w:rPr>
+        <w:t>;；</w:t>
+      </w:r>
+      <w:r>
+        <w:rPr>
+          <w:lang w:val="zh_TW" w:bidi="zh_TW"/>
+        </w:rPr>
+        <w:t>撒拉弗， 撒拉弗們</w:t>
+      </w:r>
+      <w:r>
+        <w:rPr>
+          <w:lang w:val="zh_TW" w:bidi="zh_TW"/>
+        </w:rPr>
+        <w:t>；</w:t>
+      </w:r>
+      <w:r>
+        <w:rPr>
+          <w:lang w:val="zh_TW" w:bidi="zh_TW"/>
+        </w:rPr>
+        <w:t>鬼魔</w:t>
+      </w:r>
+      <w:r>
+        <w:rPr>
+          <w:lang w:val="zh_TW" w:bidi="zh_TW"/>
+        </w:rPr>
+        <w:t>；</w:t>
+      </w:r>
+      <w:r>
+        <w:rPr>
+          <w:lang w:val="zh_TW" w:bidi="zh_TW"/>
+        </w:rPr>
+        <w:t>鬼附</w:t>
+      </w:r>
+      <w:r>
+        <w:rPr>
+          <w:lang w:val="zh_TW" w:bidi="zh_TW"/>
+        </w:rPr>
+        <w:t>；</w:t>
+      </w:r>
+      <w:r>
+        <w:rPr>
+          <w:lang w:val="zh_TW" w:bidi="zh_TW"/>
+        </w:rPr>
+        <w:t>撒但</w:t>
+      </w:r>
+      <w:r>
+        <w:rPr>
+          <w:lang w:val="zh_TW" w:bidi="zh_TW"/>
+        </w:rPr>
+        <w:t>。</w:t>
+      </w:r>
+      <w:r>
+        <w:rPr>
+          <w:lang w:val="zh_TW" w:bidi="zh_TW"/>
+        </w:rPr>
+      </w:r>
+      <w:r>
+        <w:rPr>
+          <w:lang w:val="zh_TW" w:bidi="zh_TW"/>
+        </w:rPr>
+      </w:r>
+    </w:p>
+    <w:p>
+      <w:pPr/>
+      <w:r>
+        <w:rPr>
+          <w:lang w:val="zh_TW" w:bidi="zh_TW"/>
+        </w:rPr>
+      </w:r>
+    </w:p>
+    <w:p>
+      <w:pPr>
+        <w:pStyle w:val="Heading2"/>
+      </w:pPr>
+      <w:r>
+        <w:rPr>
+          <w:lang w:val="zh_TW" w:bidi="zh_TW"/>
+        </w:rPr>
+        <w:t>天使報喜</w:t>
+      </w:r>
+      <w:r>
+        <w:rPr>
+          <w:lang w:val="zh_TW" w:bidi="zh_TW"/>
+        </w:rPr>
+      </w:r>
+    </w:p>
+    <w:p>
+      <w:pPr/>
+      <w:r>
+        <w:rPr>
+          <w:lang w:val="zh_TW" w:bidi="zh_TW"/>
+        </w:rPr>
+      </w:r>
+      <w:r>
+        <w:rPr>
+          <w:lang w:val="zh_TW" w:bidi="zh_TW"/>
+        </w:rPr>
+        <w:t>天使報喜一詞是指基督教信仰中的一項重大事件：天使加百列奉差遣來到一位名叫馬利亞的年輕女子面前，向她宣告她將因神的聖靈感孕生子。加百列告訴馬利亞，這孩子將以奇妙的方式降生（</w:t>
+      </w:r>
+      <w:hyperlink r:id="rId156">
+        <w:r>
+          <w:rPr>
+            <w:lang w:val="zh_TW" w:bidi="zh_TW"/>
+          </w:rPr>
+          <w:rPr>
+            <w:color w:val="0000EE"/>
+            <w:u w:val="single"/>
+          </w:rPr>
+          <w:t>路1:26</w:t>
+        </w:r>
+      </w:hyperlink>
+      <w:hyperlink r:id="rId156">
+        <w:r>
+          <w:rPr>
+            <w:lang w:val="zh_TW" w:bidi="zh_TW"/>
+          </w:rPr>
+          <w:rPr>
+            <w:color w:val="0000EE"/>
+            <w:u w:val="single"/>
+          </w:rPr>
+          <w:t>-</w:t>
+        </w:r>
+      </w:hyperlink>
+      <w:r>
+        <w:rPr>
+          <w:lang w:val="zh_TW" w:bidi="zh_TW"/>
+        </w:rPr>
+        <w:t>38）。</w:t>
+      </w:r>
+    </w:p>
+    <w:p>
+      <w:pPr>
+        <w:pStyle w:val="Heading3"/>
+      </w:pPr>
+      <w:r>
+        <w:rPr>
+          <w:lang w:val="zh_TW" w:bidi="zh_TW"/>
+        </w:rPr>
+        <w:t>天使向馬利亞</w:t>
+      </w:r>
+      <w:r>
+        <w:rPr>
+          <w:b/>
+          <w:lang w:val="zh_TW" w:bidi="zh_TW"/>
+        </w:rPr>
+        <w:t>傳達的信息</w:t>
+      </w:r>
+    </w:p>
+    <w:p>
+      <w:pPr/>
+      <w:r>
+        <w:rPr>
+          <w:lang w:val="zh_TW" w:bidi="zh_TW"/>
+        </w:rPr>
+      </w:r>
+      <w:r>
+        <w:rPr>
+          <w:lang w:val="zh_TW" w:bidi="zh_TW"/>
+        </w:rPr>
+        <w:t>馬利亞因未婚而懷孕，將面臨許多困難。然而，天使加百列向她問安，並以特別的話語稱她為「蒙大恩的」或「極蒙祝福的」（</w:t>
+      </w:r>
+      <w:hyperlink r:id="rId157">
+        <w:r>
+          <w:rPr>
+            <w:lang w:val="zh_TW" w:bidi="zh_TW"/>
+          </w:rPr>
+          <w:rPr>
+            <w:color w:val="0000EE"/>
+            <w:u w:val="single"/>
+          </w:rPr>
+          <w:t>路1:28</w:t>
+        </w:r>
+      </w:hyperlink>
+      <w:r>
+        <w:rPr>
+          <w:lang w:val="zh_TW" w:bidi="zh_TW"/>
+        </w:rPr>
+        <w:t>）。正如聖經中所有遇見天使的人一樣，馬利亞見到加百列時感到害怕，心中思量：「這樣的問安是什麼意思呢？」（</w:t>
+      </w:r>
+      <w:hyperlink r:id="rId157">
+        <w:r>
+          <w:rPr>
+            <w:lang w:val="zh_TW" w:bidi="zh_TW"/>
+          </w:rPr>
+          <w:rPr>
+            <w:color w:val="0000EE"/>
+            <w:u w:val="single"/>
+          </w:rPr>
+          <w:t>路1:29</w:t>
+        </w:r>
+      </w:hyperlink>
+      <w:r>
+        <w:rPr>
+          <w:lang w:val="zh_TW" w:bidi="zh_TW"/>
+        </w:rPr>
+        <w:t>）。加百列安慰她，並告訴她，神已揀選她懷孕生子，並將孩子取名為耶穌。</w:t>
+      </w:r>
+    </w:p>
+    <w:p>
+      <w:pPr/>
+      <w:r>
+        <w:rPr>
+          <w:lang w:val="zh_TW" w:bidi="zh_TW"/>
+        </w:rPr>
+      </w:r>
+      <w:r>
+        <w:rPr>
+          <w:lang w:val="zh_TW" w:bidi="zh_TW"/>
+        </w:rPr>
+        <w:t>「耶穌」是希伯來名「約書亞」的希臘文形式，意為「耶和華是拯救」。馬太記載，天使向約瑟顯現，宣告馬利亞已因聖靈感孕懷了孩子。這位孩子將被稱為耶穌，「因他要將自己的百姓從罪惡中拯救出來」（</w:t>
+      </w:r>
+      <w:hyperlink r:id="rId158">
+        <w:r>
+          <w:rPr>
+            <w:lang w:val="zh_TW" w:bidi="zh_TW"/>
+          </w:rPr>
+          <w:rPr>
+            <w:color w:val="0000EE"/>
+            <w:u w:val="single"/>
+          </w:rPr>
+          <w:t>太1:18</w:t>
+        </w:r>
+      </w:hyperlink>
+      <w:hyperlink r:id="rId158">
+        <w:r>
+          <w:rPr>
+            <w:lang w:val="zh_TW" w:bidi="zh_TW"/>
+          </w:rPr>
+          <w:rPr>
+            <w:color w:val="0000EE"/>
+            <w:u w:val="single"/>
+          </w:rPr>
+          <w:t>-</w:t>
+        </w:r>
+      </w:hyperlink>
+      <w:r>
+        <w:rPr>
+          <w:lang w:val="zh_TW" w:bidi="zh_TW"/>
+        </w:rPr>
+        <w:t>21）。</w:t>
+      </w:r>
+    </w:p>
+    <w:p>
+      <w:pPr>
+        <w:pStyle w:val="Heading3"/>
+      </w:pPr>
+      <w:r>
+        <w:rPr>
+          <w:lang w:val="zh_TW" w:bidi="zh_TW"/>
+        </w:rPr>
+        <w:t>神關於耶穌的應許</w:t>
+      </w:r>
+    </w:p>
+    <w:p>
+      <w:pPr/>
+      <w:r>
+        <w:rPr>
+          <w:lang w:val="zh_TW" w:bidi="zh_TW"/>
+        </w:rPr>
+      </w:r>
+      <w:r>
+        <w:rPr>
+          <w:lang w:val="zh_TW" w:bidi="zh_TW"/>
+        </w:rPr>
+        <w:t>天使加百列引用了舊約聖經中的意象，預言馬利亞將要生的孩子（</w:t>
+      </w:r>
+      <w:hyperlink r:id="rId159">
+        <w:r>
+          <w:rPr>
+            <w:lang w:val="zh_TW" w:bidi="zh_TW"/>
+          </w:rPr>
+          <w:rPr>
+            <w:color w:val="0000EE"/>
+            <w:u w:val="single"/>
+          </w:rPr>
+          <w:t>路1:32</w:t>
+        </w:r>
+      </w:hyperlink>
+      <w:hyperlink r:id="rId156">
+        <w:r>
+          <w:rPr>
+            <w:lang w:val="zh_TW" w:bidi="zh_TW"/>
+          </w:rPr>
+          <w:rPr>
+            <w:color w:val="0000EE"/>
+            <w:u w:val="single"/>
+          </w:rPr>
+          <w:t>-</w:t>
+        </w:r>
+      </w:hyperlink>
+      <w:hyperlink r:id="rId159">
+        <w:r>
+          <w:rPr>
+            <w:lang w:val="zh_TW" w:bidi="zh_TW"/>
+          </w:rPr>
+          <w:rPr>
+            <w:color w:val="0000EE"/>
+            <w:u w:val="single"/>
+          </w:rPr>
+          <w:t>33</w:t>
+        </w:r>
+      </w:hyperlink>
+      <w:r>
+        <w:rPr>
+          <w:lang w:val="zh_TW" w:bidi="zh_TW"/>
+        </w:rPr>
+        <w:t>）。正如施洗約翰一樣，耶穌也將被稱為大；然而，耶穌的偉大卻具有截然不同的本質。施洗約翰是「在神面前為大」（</w:t>
+      </w:r>
+      <w:hyperlink r:id="rId160">
+        <w:r>
+          <w:rPr>
+            <w:lang w:val="zh_TW" w:bidi="zh_TW"/>
+          </w:rPr>
+          <w:rPr>
+            <w:color w:val="0000EE"/>
+            <w:u w:val="single"/>
+          </w:rPr>
+          <w:t>路1:15</w:t>
+        </w:r>
+      </w:hyperlink>
+      <w:r>
+        <w:rPr>
+          <w:lang w:val="zh_TW" w:bidi="zh_TW"/>
+        </w:rPr>
+        <w:t>），但耶穌卻要被稱為「至高者的兒子」（</w:t>
+      </w:r>
+      <w:hyperlink r:id="rId161">
+        <w:r>
+          <w:rPr>
+            <w:lang w:val="zh_TW" w:bidi="zh_TW"/>
+          </w:rPr>
+          <w:rPr>
+            <w:color w:val="0000EE"/>
+            <w:u w:val="single"/>
+          </w:rPr>
+          <w:t>路1:32</w:t>
+        </w:r>
+      </w:hyperlink>
+      <w:r>
+        <w:rPr>
+          <w:lang w:val="zh_TW" w:bidi="zh_TW"/>
+        </w:rPr>
+        <w:t>）。</w:t>
+      </w:r>
+    </w:p>
+    <w:p>
+      <w:pPr/>
+      <w:r>
+        <w:rPr>
+          <w:lang w:val="zh_TW" w:bidi="zh_TW"/>
+        </w:rPr>
+      </w:r>
+      <w:r>
+        <w:rPr>
+          <w:lang w:val="zh_TW" w:bidi="zh_TW"/>
+        </w:rPr>
+        <w:t>耶穌要承受祂祖大衛的寶座（</w:t>
+      </w:r>
+      <w:hyperlink r:id="rId161">
+        <w:r>
+          <w:rPr>
+            <w:lang w:val="zh_TW" w:bidi="zh_TW"/>
+          </w:rPr>
+          <w:rPr>
+            <w:color w:val="0000EE"/>
+            <w:u w:val="single"/>
+          </w:rPr>
+          <w:t>路1:32</w:t>
+        </w:r>
+      </w:hyperlink>
+      <w:r>
+        <w:rPr>
+          <w:lang w:val="zh_TW" w:bidi="zh_TW"/>
+        </w:rPr>
+        <w:t>），並得著舊約聖經中所應許、屬於大衛後裔之彌賽亞君王的權柄。彌賽亞，意即「受膏者」，是一位具有君王與祭司性質的人物。不同於大衛的是，耶穌將永遠掌權（</w:t>
+      </w:r>
+      <w:hyperlink r:id="rId162">
+        <w:r>
+          <w:rPr>
+            <w:lang w:val="zh_TW" w:bidi="zh_TW"/>
+          </w:rPr>
+          <w:rPr>
+            <w:color w:val="0000EE"/>
+            <w:u w:val="single"/>
+          </w:rPr>
+          <w:t>撒下7:12</w:t>
+        </w:r>
+      </w:hyperlink>
+      <w:hyperlink r:id="rId156">
+        <w:r>
+          <w:rPr>
+            <w:lang w:val="zh_TW" w:bidi="zh_TW"/>
+          </w:rPr>
+          <w:rPr>
+            <w:color w:val="0000EE"/>
+            <w:u w:val="single"/>
+          </w:rPr>
+          <w:t>-</w:t>
+        </w:r>
+      </w:hyperlink>
+      <w:hyperlink r:id="rId162">
+        <w:r>
+          <w:rPr>
+            <w:lang w:val="zh_TW" w:bidi="zh_TW"/>
+          </w:rPr>
+          <w:rPr>
+            <w:color w:val="0000EE"/>
+            <w:u w:val="single"/>
+          </w:rPr>
+          <w:t>16</w:t>
+        </w:r>
+      </w:hyperlink>
+      <w:r>
+        <w:rPr>
+          <w:lang w:val="zh_TW" w:bidi="zh_TW"/>
+        </w:rPr>
+        <w:t>；</w:t>
+      </w:r>
+      <w:hyperlink r:id="rId163">
+        <w:r>
+          <w:rPr>
+            <w:lang w:val="zh_TW" w:bidi="zh_TW"/>
+          </w:rPr>
+          <w:rPr>
+            <w:color w:val="0000EE"/>
+            <w:u w:val="single"/>
+          </w:rPr>
+          <w:t>詩2:7</w:t>
+        </w:r>
+      </w:hyperlink>
+      <w:r>
+        <w:rPr>
+          <w:lang w:val="zh_TW" w:bidi="zh_TW"/>
+        </w:rPr>
+        <w:t>，</w:t>
+      </w:r>
+      <w:hyperlink r:id="rId164">
+        <w:r>
+          <w:rPr>
+            <w:lang w:val="zh_TW" w:bidi="zh_TW"/>
+          </w:rPr>
+          <w:rPr>
+            <w:color w:val="0000EE"/>
+            <w:u w:val="single"/>
+          </w:rPr>
+          <w:t>89:26</w:t>
+        </w:r>
+      </w:hyperlink>
+      <w:hyperlink r:id="rId156">
+        <w:r>
+          <w:rPr>
+            <w:lang w:val="zh_TW" w:bidi="zh_TW"/>
+          </w:rPr>
+          <w:rPr>
+            <w:color w:val="0000EE"/>
+            <w:u w:val="single"/>
+          </w:rPr>
+          <w:t>-</w:t>
+        </w:r>
+      </w:hyperlink>
+      <w:hyperlink r:id="rId164">
+        <w:r>
+          <w:rPr>
+            <w:lang w:val="zh_TW" w:bidi="zh_TW"/>
+          </w:rPr>
+          <w:rPr>
+            <w:color w:val="0000EE"/>
+            <w:u w:val="single"/>
+          </w:rPr>
+          <w:t>29</w:t>
+        </w:r>
+      </w:hyperlink>
+      <w:r>
+        <w:rPr>
+          <w:lang w:val="zh_TW" w:bidi="zh_TW"/>
+        </w:rPr>
+        <w:t>）。</w:t>
+      </w:r>
+    </w:p>
+    <w:p>
+      <w:pPr/>
+      <w:r>
+        <w:rPr>
+          <w:lang w:val="zh_TW" w:bidi="zh_TW"/>
+        </w:rPr>
+      </w:r>
+      <w:r>
+        <w:rPr>
+          <w:lang w:val="zh_TW" w:bidi="zh_TW"/>
+        </w:rPr>
+        <w:t>馬利亞在</w:t>
+      </w:r>
+      <w:hyperlink r:id="rId165">
+        <w:r>
+          <w:rPr>
+            <w:lang w:val="zh_TW" w:bidi="zh_TW"/>
+          </w:rPr>
+          <w:rPr>
+            <w:color w:val="0000EE"/>
+            <w:u w:val="single"/>
+          </w:rPr>
+          <w:t>路加福音一章34節</w:t>
+        </w:r>
+      </w:hyperlink>
+      <w:r>
+        <w:rPr>
+          <w:lang w:val="zh_TW" w:bidi="zh_TW"/>
+        </w:rPr>
+        <w:t xml:space="preserve"> 所提出的問題：「我沒有出嫁，怎麼有這事呢？」並非出於懷疑，而是對事情將如何成就的好奇。加百列向她解釋說，「至高者的能力」——也就是聖靈——將要「蔭庇」她。這孩子的誕生是藉著神的大能受孕，前所未有。</w:t>
+      </w:r>
+    </w:p>
+    <w:p>
+      <w:pPr/>
+      <w:r>
+        <w:rPr>
+          <w:lang w:val="zh_TW" w:bidi="zh_TW"/>
+        </w:rPr>
+      </w:r>
+      <w:r>
+        <w:rPr>
+          <w:lang w:val="zh_TW" w:bidi="zh_TW"/>
+        </w:rPr>
+        <w:t>加百列又安慰馬利亞說：「因為，出於神的話，沒有一句不帶能力的。」這句話呼應了神昔日向撒拉宣告以撒出生時所說的應許（</w:t>
+      </w:r>
+      <w:hyperlink r:id="rId166">
+        <w:r>
+          <w:rPr>
+            <w:lang w:val="zh_TW" w:bidi="zh_TW"/>
+          </w:rPr>
+          <w:rPr>
+            <w:color w:val="0000EE"/>
+            <w:u w:val="single"/>
+          </w:rPr>
+          <w:t>創18:10</w:t>
+        </w:r>
+      </w:hyperlink>
+      <w:hyperlink r:id="rId166">
+        <w:r>
+          <w:rPr>
+            <w:lang w:val="zh_TW" w:bidi="zh_TW"/>
+          </w:rPr>
+          <w:rPr>
+            <w:color w:val="0000EE"/>
+            <w:u w:val="single"/>
+          </w:rPr>
+          <w:t>-</w:t>
+        </w:r>
+      </w:hyperlink>
+      <w:r>
+        <w:rPr>
+          <w:lang w:val="zh_TW" w:bidi="zh_TW"/>
+        </w:rPr>
+        <w:t>14）。正因耶穌是由聖靈感孕而生，祂將被稱為「聖者」，並被人認出為「神的兒子」（</w:t>
+      </w:r>
+      <w:hyperlink r:id="rId167">
+        <w:r>
+          <w:rPr>
+            <w:lang w:val="zh_TW" w:bidi="zh_TW"/>
+          </w:rPr>
+          <w:rPr>
+            <w:color w:val="0000EE"/>
+            <w:u w:val="single"/>
+          </w:rPr>
+          <w:t>路1:35</w:t>
+        </w:r>
+      </w:hyperlink>
+      <w:r>
+        <w:rPr>
+          <w:lang w:val="zh_TW" w:bidi="zh_TW"/>
+        </w:rPr>
+        <w:t>）。</w:t>
+      </w:r>
+    </w:p>
+    <w:p>
+      <w:pPr>
+        <w:pStyle w:val="Heading3"/>
+      </w:pPr>
+      <w:r>
+        <w:rPr>
+          <w:lang w:val="zh_TW" w:bidi="zh_TW"/>
+        </w:rPr>
+        <w:t>馬利亞的回應與傳承</w:t>
+      </w:r>
+    </w:p>
+    <w:p>
+      <w:pPr/>
+      <w:r>
+        <w:rPr>
+          <w:lang w:val="zh_TW" w:bidi="zh_TW"/>
+        </w:rPr>
+      </w:r>
+      <w:r>
+        <w:rPr>
+          <w:lang w:val="zh_TW" w:bidi="zh_TW"/>
+        </w:rPr>
+        <w:t>馬利亞回應天使加百列時所展現的，是極大的勇氣。她說：「我是主的使女」以及「情願照你的話成就在我身上」（</w:t>
+      </w:r>
+      <w:hyperlink r:id="rId168">
+        <w:r>
+          <w:rPr>
+            <w:lang w:val="zh_TW" w:bidi="zh_TW"/>
+          </w:rPr>
+          <w:rPr>
+            <w:color w:val="0000EE"/>
+            <w:u w:val="single"/>
+          </w:rPr>
+          <w:t>路1:38</w:t>
+        </w:r>
+      </w:hyperlink>
+      <w:r>
+        <w:rPr>
+          <w:lang w:val="zh_TW" w:bidi="zh_TW"/>
+        </w:rPr>
+        <w:t>）。作為一名使女，馬利亞理當順服主人的旨意。然而，作為一位尚未出嫁卻懷孕的女子，她必須面對蒙羞的可能（</w:t>
+      </w:r>
+      <w:hyperlink r:id="rId169">
+        <w:r>
+          <w:rPr>
+            <w:lang w:val="zh_TW" w:bidi="zh_TW"/>
+          </w:rPr>
+          <w:rPr>
+            <w:color w:val="0000EE"/>
+            <w:u w:val="single"/>
+          </w:rPr>
+          <w:t>太1:19</w:t>
+        </w:r>
+      </w:hyperlink>
+      <w:r>
+        <w:rPr>
+          <w:lang w:val="zh_TW" w:bidi="zh_TW"/>
+        </w:rPr>
+        <w:t>），甚至可能承擔死刑的危險（</w:t>
+      </w:r>
+      <w:hyperlink r:id="rId170">
+        <w:r>
+          <w:rPr>
+            <w:lang w:val="zh_TW" w:bidi="zh_TW"/>
+          </w:rPr>
+          <w:rPr>
+            <w:color w:val="0000EE"/>
+            <w:u w:val="single"/>
+          </w:rPr>
+          <w:t>申22:20</w:t>
+        </w:r>
+      </w:hyperlink>
+      <w:hyperlink r:id="rId170">
+        <w:r>
+          <w:rPr>
+            <w:lang w:val="zh_TW" w:bidi="zh_TW"/>
+          </w:rPr>
+          <w:rPr>
+            <w:color w:val="0000EE"/>
+            <w:u w:val="single"/>
+          </w:rPr>
+          <w:t>-</w:t>
+        </w:r>
+      </w:hyperlink>
+      <w:r>
+        <w:rPr>
+          <w:lang w:val="zh_TW" w:bidi="zh_TW"/>
+        </w:rPr>
+        <w:t>24；</w:t>
+      </w:r>
+      <w:hyperlink r:id="rId171">
+        <w:r>
+          <w:rPr>
+            <w:lang w:val="zh_TW" w:bidi="zh_TW"/>
+          </w:rPr>
+          <w:rPr>
+            <w:color w:val="0000EE"/>
+            <w:u w:val="single"/>
+          </w:rPr>
+          <w:t>約8:3</w:t>
+        </w:r>
+      </w:hyperlink>
+      <w:hyperlink r:id="rId171">
+        <w:r>
+          <w:rPr>
+            <w:lang w:val="zh_TW" w:bidi="zh_TW"/>
+          </w:rPr>
+          <w:rPr>
+            <w:color w:val="0000EE"/>
+            <w:u w:val="single"/>
+          </w:rPr>
+          <w:t>-</w:t>
+        </w:r>
+      </w:hyperlink>
+      <w:r>
+        <w:rPr>
+          <w:lang w:val="zh_TW" w:bidi="zh_TW"/>
+        </w:rPr>
+        <w:t>5）。即便如此，馬利亞深知，因著神要在她身上成就的偉大之事：「從今以後，萬代要稱我有福」（</w:t>
+      </w:r>
+      <w:hyperlink r:id="rId172">
+        <w:r>
+          <w:rPr>
+            <w:lang w:val="zh_TW" w:bidi="zh_TW"/>
+          </w:rPr>
+          <w:rPr>
+            <w:color w:val="0000EE"/>
+            <w:u w:val="single"/>
+          </w:rPr>
+          <w:t>路1:48</w:t>
+        </w:r>
+      </w:hyperlink>
+      <w:r>
+        <w:rPr>
+          <w:lang w:val="zh_TW" w:bidi="zh_TW"/>
+        </w:rPr>
+        <w:t>）。</w:t>
+      </w:r>
+    </w:p>
+    <w:p>
+      <w:pPr/>
+      <w:r>
+        <w:rPr>
+          <w:lang w:val="zh_TW" w:bidi="zh_TW"/>
+        </w:rPr>
+      </w:r>
+      <w:r>
+        <w:rPr>
+          <w:lang w:val="zh_TW" w:bidi="zh_TW"/>
+        </w:rPr>
+        <w:t>由於12月25日被視為基督降生的傳統日期，遵循教會年曆的教會，會在其前九個月，也就是3月25日，慶祝「報喜節」（又稱「道成肉身節」，以紀念天使向馬利亞宣告救主降生的時刻。</w:t>
+      </w:r>
+    </w:p>
+    <w:p>
+      <w:pPr/>
+      <w:r>
+        <w:rPr>
+          <w:lang w:val="zh_TW" w:bidi="zh_TW"/>
+        </w:rPr>
+      </w:r>
+      <w:r>
+        <w:rPr>
+          <w:i/>
+          <w:lang w:val="zh_TW" w:bidi="zh_TW"/>
+        </w:rPr>
         <w:t>另見</w:t>
       </w:r>
       <w:r>
@@ -566,7 +6185,7 @@
         <w:rPr>
           <w:lang w:val="zh_TW" w:bidi="zh_TW"/>
         </w:rPr>
-        <w:t>姦淫</w:t>
+        <w:t>耶穌由童貞女所生</w:t>
       </w:r>
       <w:r>
         <w:rPr>
@@ -601,7 +6220,7 @@
         <w:rPr>
           <w:lang w:val="zh_TW" w:bidi="zh_TW"/>
         </w:rPr>
-        <w:t>童貞女</w:t>
+        <w:t>天文學</w:t>
       </w:r>
       <w:r>
         <w:rPr>
@@ -620,18 +6239,186 @@
         <w:rPr>
           <w:lang w:val="zh_TW" w:bidi="zh_TW"/>
         </w:rPr>
-        <w:t>這是用來描述女性，或用來比喻地方、國家和教會的詞。該詞是在描述一位性徵成熟但尚未發生性行為的女性。耶穌的母親馬利亞就是一個明顯的例子（</w:t>
-      </w:r>
-      <w:hyperlink r:id="rId28">
-        <w:r>
-          <w:rPr>
-            <w:lang w:val="zh_TW" w:bidi="zh_TW"/>
-          </w:rPr>
-          <w:rPr>
-            <w:color w:val="0000EE"/>
-            <w:u w:val="single"/>
-          </w:rPr>
-          <w:t>太1:18–25</w:t>
+        <w:t>天文學（astronomy）是研究地球大氣層以外事物的學科，專注於天體在太空中的位置、運行以及特徵。「天文學」一詞來源自希臘文，意為「星辰的法則」。</w:t>
+      </w:r>
+    </w:p>
+    <w:p>
+      <w:pPr/>
+      <w:r>
+        <w:rPr>
+          <w:lang w:val="zh_TW" w:bidi="zh_TW"/>
+        </w:rPr>
+      </w:r>
+      <w:r>
+        <w:rPr>
+          <w:lang w:val="zh_TW" w:bidi="zh_TW"/>
+        </w:rPr>
+        <w:t>天文學並非現代科學的產物。自古以來，人類就對天空充滿好奇。早期文明夜觀天象，用於預知未來，即占星術（astrology），以及輔助航海導航。</w:t>
+      </w:r>
+    </w:p>
+    <w:p>
+      <w:pPr/>
+      <w:r>
+        <w:rPr>
+          <w:lang w:val="zh_TW" w:bidi="zh_TW"/>
+        </w:rPr>
+      </w:r>
+      <w:r>
+        <w:rPr>
+          <w:lang w:val="zh_TW" w:bidi="zh_TW"/>
+        </w:rPr>
+        <w:t>聖經對天文學也有一些有趣的記載。根據</w:t>
+      </w:r>
+      <w:hyperlink r:id="rId173">
+        <w:r>
+          <w:rPr>
+            <w:lang w:val="zh_TW" w:bidi="zh_TW"/>
+          </w:rPr>
+          <w:rPr>
+            <w:color w:val="0000EE"/>
+            <w:u w:val="single"/>
+          </w:rPr>
+          <w:t>創世記一章14至19節</w:t>
+        </w:r>
+      </w:hyperlink>
+      <w:r>
+        <w:rPr>
+          <w:lang w:val="zh_TW" w:bidi="zh_TW"/>
+        </w:rPr>
+        <w:t>，神創造了日月星辰以：</w:t>
+      </w:r>
+    </w:p>
+    <w:p>
+      <w:pPr>
+        <w:pStyle w:val="ListNumber"/>
+        <w:numPr>
+          <w:ilvl w:val="0"/>
+          <w:numId w:val="19"/>
+        </w:numPr>
+        <w:spacing w:line="240" w:lineRule="auto"/>
+        <w:ind w:left="720"/>
+      </w:pPr>
+      <w:r>
+        <w:rPr>
+          <w:lang w:val="zh_TW" w:bidi="zh_TW"/>
+        </w:rPr>
+      </w:r>
+      <w:r>
+        <w:rPr>
+          <w:lang w:val="zh_TW" w:bidi="zh_TW"/>
+        </w:rPr>
+        <w:t>照亮大地；</w:t>
+      </w:r>
+    </w:p>
+    <w:p>
+      <w:pPr>
+        <w:pStyle w:val="ListNumber"/>
+        <w:spacing w:line="240" w:lineRule="auto"/>
+        <w:ind w:left="720"/>
+      </w:pPr>
+      <w:r>
+        <w:rPr>
+          <w:lang w:val="zh_TW" w:bidi="zh_TW"/>
+        </w:rPr>
+      </w:r>
+      <w:r>
+        <w:rPr>
+          <w:lang w:val="zh_TW" w:bidi="zh_TW"/>
+        </w:rPr>
+        <w:t>訂立節令與節期；</w:t>
+      </w:r>
+    </w:p>
+    <w:p>
+      <w:pPr>
+        <w:pStyle w:val="ListNumber"/>
+        <w:spacing w:line="240" w:lineRule="auto"/>
+        <w:ind w:left="720"/>
+      </w:pPr>
+      <w:r>
+        <w:rPr>
+          <w:lang w:val="zh_TW" w:bidi="zh_TW"/>
+        </w:rPr>
+      </w:r>
+      <w:r>
+        <w:rPr>
+          <w:lang w:val="zh_TW" w:bidi="zh_TW"/>
+        </w:rPr>
+        <w:t>作為「記號」，助人辨識方向。</w:t>
+      </w:r>
+    </w:p>
+    <w:p>
+      <w:pPr/>
+      <w:r>
+        <w:rPr>
+          <w:lang w:val="zh_TW" w:bidi="zh_TW"/>
+        </w:rPr>
+      </w:r>
+      <w:r>
+        <w:rPr>
+          <w:lang w:val="zh_TW" w:bidi="zh_TW"/>
+        </w:rPr>
+        <w:t>「節令」一詞可能是指宗教節期或一年的季節。與巴比倫曆法類似，希伯來曆法是以陰曆為基礎。陰曆利用月亮環繞地球的週期來訂立宗教節期。恆星和行星作為記號的功能，則似乎有關它們如何勾勒天空的輪廓，使人在地上能辨識方向、航行與定位。</w:t>
+      </w:r>
+    </w:p>
+    <w:p>
+      <w:pPr/>
+      <w:r>
+        <w:rPr>
+          <w:lang w:val="zh_TW" w:bidi="zh_TW"/>
+        </w:rPr>
+      </w:r>
+      <w:r>
+        <w:rPr>
+          <w:lang w:val="zh_TW" w:bidi="zh_TW"/>
+        </w:rPr>
+        <w:t>聖經沒有直接提到日蝕或月蝕，但有些經文描述日月變暗，可能是在談論日蝕或月蝕（</w:t>
+      </w:r>
+      <w:hyperlink r:id="rId174">
+        <w:r>
+          <w:rPr>
+            <w:lang w:val="zh_TW" w:bidi="zh_TW"/>
+          </w:rPr>
+          <w:rPr>
+            <w:color w:val="0000EE"/>
+            <w:u w:val="single"/>
+          </w:rPr>
+          <w:t>珥2:31</w:t>
+        </w:r>
+      </w:hyperlink>
+      <w:r>
+        <w:rPr>
+          <w:lang w:val="zh_TW" w:bidi="zh_TW"/>
+        </w:rPr>
+        <w:t>；</w:t>
+      </w:r>
+      <w:hyperlink r:id="rId175">
+        <w:r>
+          <w:rPr>
+            <w:lang w:val="zh_TW" w:bidi="zh_TW"/>
+          </w:rPr>
+          <w:rPr>
+            <w:color w:val="0000EE"/>
+            <w:u w:val="single"/>
+          </w:rPr>
+          <w:t>摩8:9</w:t>
+        </w:r>
+      </w:hyperlink>
+      <w:r>
+        <w:rPr>
+          <w:lang w:val="zh_TW" w:bidi="zh_TW"/>
+        </w:rPr>
+        <w:t>；</w:t>
+      </w:r>
+      <w:hyperlink r:id="rId176">
+        <w:r>
+          <w:rPr>
+            <w:lang w:val="zh_TW" w:bidi="zh_TW"/>
+          </w:rPr>
+          <w:rPr>
+            <w:color w:val="0000EE"/>
+            <w:u w:val="single"/>
+          </w:rPr>
+          <w:t>太24:29</w:t>
         </w:r>
       </w:hyperlink>
       <w:r>
@@ -652,25 +6439,147 @@
         <w:rPr>
           <w:lang w:val="zh_TW" w:bidi="zh_TW"/>
         </w:rPr>
-        <w:t>舊約聖經非常重視在婚姻前保持貞潔。利百加成為適合以撒的新娘，其中一個特質就是她的貞潔（</w:t>
-      </w:r>
-      <w:hyperlink r:id="rId29">
-        <w:r>
-          <w:rPr>
-            <w:lang w:val="zh_TW" w:bidi="zh_TW"/>
-          </w:rPr>
-          <w:rPr>
-            <w:color w:val="0000EE"/>
-            <w:u w:val="single"/>
-          </w:rPr>
-          <w:t>創24:16</w:t>
-        </w:r>
-      </w:hyperlink>
-      <w:r>
-        <w:rPr>
-          <w:lang w:val="zh_TW" w:bidi="zh_TW"/>
-        </w:rPr>
-        <w:t>）。律法規定祭司只能娶貞潔的女子為妻（</w:t>
+        <w:t>舊約也有提及一些星座。然而，實在難以具體對應希伯來文與現今的星座名稱。翻譯為「</w:t>
+      </w:r>
+      <w:r>
+        <w:rPr>
+          <w:lang w:val="zh_TW" w:bidi="zh_TW"/>
+        </w:rPr>
+        <w:t>昴星</w:t>
+      </w:r>
+      <w:r>
+        <w:rPr>
+          <w:lang w:val="zh_TW" w:bidi="zh_TW"/>
+        </w:rPr>
+        <w:t>」（一些英文譯本為Pleiades）一詞意指「一團」或「一堆」，很可能指的是金牛座中最明顯的星團（</w:t>
+      </w:r>
+      <w:hyperlink r:id="rId177">
+        <w:r>
+          <w:rPr>
+            <w:lang w:val="zh_TW" w:bidi="zh_TW"/>
+          </w:rPr>
+          <w:rPr>
+            <w:color w:val="0000EE"/>
+            <w:u w:val="single"/>
+          </w:rPr>
+          <w:t>伯9:9</w:t>
+        </w:r>
+      </w:hyperlink>
+      <w:r>
+        <w:rPr>
+          <w:lang w:val="zh_TW" w:bidi="zh_TW"/>
+        </w:rPr>
+        <w:t>，</w:t>
+      </w:r>
+      <w:hyperlink r:id="rId178">
+        <w:r>
+          <w:rPr>
+            <w:lang w:val="zh_TW" w:bidi="zh_TW"/>
+          </w:rPr>
+          <w:rPr>
+            <w:color w:val="0000EE"/>
+            <w:u w:val="single"/>
+          </w:rPr>
+          <w:t>38:31</w:t>
+        </w:r>
+      </w:hyperlink>
+      <w:r>
+        <w:rPr>
+          <w:lang w:val="zh_TW" w:bidi="zh_TW"/>
+        </w:rPr>
+        <w:t>；</w:t>
+      </w:r>
+      <w:hyperlink r:id="rId179">
+        <w:r>
+          <w:rPr>
+            <w:lang w:val="zh_TW" w:bidi="zh_TW"/>
+          </w:rPr>
+          <w:rPr>
+            <w:color w:val="0000EE"/>
+            <w:u w:val="single"/>
+          </w:rPr>
+          <w:t>摩5:8</w:t>
+        </w:r>
+      </w:hyperlink>
+      <w:r>
+        <w:rPr>
+          <w:lang w:val="zh_TW" w:bidi="zh_TW"/>
+        </w:rPr>
+        <w:t>）。另一個希伯來文詞語可能與「愚頑人」相關，通常被理解為獵戶座（Orion；譯註：和合本譯為「參星」），但這詞與獵戶座的關聯原因不明。其他星座為「南方的</w:t>
+      </w:r>
+      <w:r>
+        <w:rPr>
+          <w:lang w:val="zh_TW" w:bidi="zh_TW"/>
+        </w:rPr>
+        <w:t>密宮</w:t>
+      </w:r>
+      <w:r>
+        <w:rPr>
+          <w:lang w:val="zh_TW" w:bidi="zh_TW"/>
+        </w:rPr>
+        <w:t>」和「大熊座（譯註：和合本譯為「</w:t>
+      </w:r>
+      <w:r>
+        <w:rPr>
+          <w:lang w:val="zh_TW" w:bidi="zh_TW"/>
+        </w:rPr>
+        <w:t>北斗</w:t>
+      </w:r>
+      <w:r>
+        <w:rPr>
+          <w:lang w:val="zh_TW" w:bidi="zh_TW"/>
+        </w:rPr>
+        <w:t>」）」（</w:t>
+      </w:r>
+      <w:hyperlink r:id="rId177">
+        <w:r>
+          <w:rPr>
+            <w:lang w:val="zh_TW" w:bidi="zh_TW"/>
+          </w:rPr>
+          <w:rPr>
+            <w:color w:val="0000EE"/>
+            <w:u w:val="single"/>
+          </w:rPr>
+          <w:t>伯9:9</w:t>
+        </w:r>
+      </w:hyperlink>
+      <w:r>
+        <w:rPr>
+          <w:lang w:val="zh_TW" w:bidi="zh_TW"/>
+        </w:rPr>
+        <w:t>，</w:t>
+      </w:r>
+      <w:hyperlink r:id="rId180">
+        <w:r>
+          <w:rPr>
+            <w:lang w:val="zh_TW" w:bidi="zh_TW"/>
+          </w:rPr>
+          <w:rPr>
+            <w:color w:val="0000EE"/>
+            <w:u w:val="single"/>
+          </w:rPr>
+          <w:t>38:32</w:t>
+        </w:r>
+      </w:hyperlink>
+      <w:r>
+        <w:rPr>
+          <w:lang w:val="zh_TW" w:bidi="zh_TW"/>
+        </w:rPr>
+        <w:t>），北斗可在北方天際出現。</w:t>
+      </w:r>
+    </w:p>
+    <w:p>
+      <w:pPr/>
+      <w:r>
+        <w:rPr>
+          <w:lang w:val="zh_TW" w:bidi="zh_TW"/>
+        </w:rPr>
+      </w:r>
+      <w:r>
+        <w:rPr>
+          <w:lang w:val="zh_TW" w:bidi="zh_TW"/>
+        </w:rPr>
+        <w:t>聖經常提到星辰。神曾應許亞伯拉罕，他的後裔將如天上的星那樣繁多（</w:t>
       </w:r>
       <w:hyperlink r:id="rId30">
         <w:r>
@@ -681,56 +6590,44 @@
             <w:color w:val="0000EE"/>
             <w:u w:val="single"/>
           </w:rPr>
-          <w:t>利21:7</w:t>
-        </w:r>
-      </w:hyperlink>
-      <w:r>
-        <w:rPr>
-          <w:lang w:val="zh_TW" w:bidi="zh_TW"/>
-        </w:rPr>
-        <w:t>、</w:t>
-      </w:r>
-      <w:hyperlink r:id="rId30">
-        <w:r>
-          <w:rPr>
-            <w:lang w:val="zh_TW" w:bidi="zh_TW"/>
-          </w:rPr>
-          <w:rPr>
-            <w:color w:val="0000EE"/>
-            <w:u w:val="single"/>
-          </w:rPr>
-          <w:t>13</w:t>
-        </w:r>
-      </w:hyperlink>
-      <w:hyperlink r:id="rId31">
-        <w:r>
-          <w:rPr>
-            <w:lang w:val="zh_TW" w:bidi="zh_TW"/>
-          </w:rPr>
-          <w:rPr>
-            <w:color w:val="0000EE"/>
-            <w:u w:val="single"/>
-          </w:rPr>
-          <w:t>–</w:t>
-        </w:r>
-      </w:hyperlink>
-      <w:hyperlink r:id="rId30">
-        <w:r>
-          <w:rPr>
-            <w:lang w:val="zh_TW" w:bidi="zh_TW"/>
-          </w:rPr>
-          <w:rPr>
-            <w:color w:val="0000EE"/>
-            <w:u w:val="single"/>
-          </w:rPr>
-          <w:t>14</w:t>
-        </w:r>
-      </w:hyperlink>
-      <w:r>
-        <w:rPr>
-          <w:lang w:val="zh_TW" w:bidi="zh_TW"/>
-        </w:rPr>
-        <w:t>）。而祭司應該是那些生活最符合神標準的人。</w:t>
+          <w:t>創15:5</w:t>
+        </w:r>
+      </w:hyperlink>
+      <w:r>
+        <w:rPr>
+          <w:lang w:val="zh_TW" w:bidi="zh_TW"/>
+        </w:rPr>
+        <w:t>）。保羅也曾寫道，</w:t>
+      </w:r>
+      <w:r>
+        <w:rPr>
+          <w:lang w:val="zh_TW" w:bidi="zh_TW"/>
+        </w:rPr>
+        <w:t>這星和那星的榮光</w:t>
+      </w:r>
+      <w:r>
+        <w:rPr>
+          <w:lang w:val="zh_TW" w:bidi="zh_TW"/>
+        </w:rPr>
+        <w:t>各有不同（</w:t>
+      </w:r>
+      <w:hyperlink r:id="rId181">
+        <w:r>
+          <w:rPr>
+            <w:lang w:val="zh_TW" w:bidi="zh_TW"/>
+          </w:rPr>
+          <w:rPr>
+            <w:color w:val="0000EE"/>
+            <w:u w:val="single"/>
+          </w:rPr>
+          <w:t>林前15:41</w:t>
+        </w:r>
+      </w:hyperlink>
+      <w:r>
+        <w:rPr>
+          <w:lang w:val="zh_TW" w:bidi="zh_TW"/>
+        </w:rPr>
+        <w:t>）。</w:t>
       </w:r>
     </w:p>
     <w:p>
@@ -740,83 +6637,35 @@
           <w:lang w:val="zh_TW" w:bidi="zh_TW"/>
         </w:rPr>
       </w:r>
-      <w:r>
-        <w:rPr>
-          <w:lang w:val="zh_TW" w:bidi="zh_TW"/>
-        </w:rPr>
-        <w:t>這反映了聖經對婚姻的教導，也使專一的忠誠成為婚姻的理想。新約聖經禁止婚前性行為，表達了這一理想（</w:t>
-      </w:r>
-      <w:hyperlink r:id="rId15">
-        <w:r>
-          <w:rPr>
-            <w:lang w:val="zh_TW" w:bidi="zh_TW"/>
-          </w:rPr>
-          <w:rPr>
-            <w:color w:val="0000EE"/>
-            <w:u w:val="single"/>
-          </w:rPr>
-          <w:t>林前6:13</w:t>
-        </w:r>
-      </w:hyperlink>
-      <w:r>
-        <w:rPr>
-          <w:lang w:val="zh_TW" w:bidi="zh_TW"/>
-        </w:rPr>
-        <w:t>、</w:t>
-      </w:r>
-      <w:hyperlink r:id="rId15">
-        <w:r>
-          <w:rPr>
-            <w:lang w:val="zh_TW" w:bidi="zh_TW"/>
-          </w:rPr>
-          <w:rPr>
-            <w:color w:val="0000EE"/>
-            <w:u w:val="single"/>
-          </w:rPr>
-          <w:t>18</w:t>
-        </w:r>
-      </w:hyperlink>
-      <w:r>
-        <w:rPr>
-          <w:lang w:val="zh_TW" w:bidi="zh_TW"/>
-        </w:rPr>
-        <w:t>）。新約聖經使用「童女（或童身）」來描述對神忠心的基督徒（</w:t>
-      </w:r>
-      <w:hyperlink r:id="rId32">
-        <w:r>
-          <w:rPr>
-            <w:lang w:val="zh_TW" w:bidi="zh_TW"/>
-          </w:rPr>
-          <w:rPr>
-            <w:color w:val="0000EE"/>
-            <w:u w:val="single"/>
-          </w:rPr>
-          <w:t>啟14:4</w:t>
-        </w:r>
-      </w:hyperlink>
-      <w:r>
-        <w:rPr>
-          <w:lang w:val="zh_TW" w:bidi="zh_TW"/>
-        </w:rPr>
-        <w:t>；參</w:t>
-      </w:r>
-      <w:hyperlink r:id="rId33">
-        <w:r>
-          <w:rPr>
-            <w:lang w:val="zh_TW" w:bidi="zh_TW"/>
-          </w:rPr>
-          <w:rPr>
-            <w:color w:val="0000EE"/>
-            <w:u w:val="single"/>
-          </w:rPr>
-          <w:t>林後11:2</w:t>
-        </w:r>
-      </w:hyperlink>
-      <w:r>
-        <w:rPr>
-          <w:lang w:val="zh_TW" w:bidi="zh_TW"/>
-        </w:rPr>
-        <w:t>）。</w:t>
+      <w:hyperlink r:id="rId182">
+        <w:r>
+          <w:rPr>
+            <w:lang w:val="zh_TW" w:bidi="zh_TW"/>
+          </w:rPr>
+          <w:rPr>
+            <w:color w:val="0000EE"/>
+            <w:u w:val="single"/>
+          </w:rPr>
+          <w:t>猶大書13節</w:t>
+        </w:r>
+      </w:hyperlink>
+      <w:r>
+        <w:rPr>
+          <w:lang w:val="zh_TW" w:bidi="zh_TW"/>
+        </w:rPr>
+        <w:t>將假教師比作「</w:t>
+      </w:r>
+      <w:r>
+        <w:rPr>
+          <w:lang w:val="zh_TW" w:bidi="zh_TW"/>
+        </w:rPr>
+        <w:t>流蕩的星</w:t>
+      </w:r>
+      <w:r>
+        <w:rPr>
+          <w:lang w:val="zh_TW" w:bidi="zh_TW"/>
+        </w:rPr>
+        <w:t>」。有人認為這個比喻來自星辰繞著極星（polestar，距離地極最近的恆星，看似固定不動）運行的觀察。極星因固定而成為航行定位的基準，而移動的星則是不可靠的嚮導，就如同假教師一樣。</w:t>
       </w:r>
     </w:p>
     <w:p>
@@ -830,79 +6679,7 @@
         <w:rPr>
           <w:lang w:val="zh_TW" w:bidi="zh_TW"/>
         </w:rPr>
-        <w:t>從負面的角度來看，舊約聖經在處罰失去貞潔的問題上強調了相同的原則。如果男人在道德上負有責任，那麼他必須娶女子為妻或賠償女子的父親（</w:t>
-      </w:r>
-      <w:hyperlink r:id="rId34">
-        <w:r>
-          <w:rPr>
-            <w:lang w:val="zh_TW" w:bidi="zh_TW"/>
-          </w:rPr>
-          <w:rPr>
-            <w:color w:val="0000EE"/>
-            <w:u w:val="single"/>
-          </w:rPr>
-          <w:t>出22:16–17</w:t>
-        </w:r>
-      </w:hyperlink>
-      <w:r>
-        <w:rPr>
-          <w:lang w:val="zh_TW" w:bidi="zh_TW"/>
-        </w:rPr>
-        <w:t>）。如果女性自己有責任，其懲罰就是死刑（</w:t>
-      </w:r>
-      <w:hyperlink r:id="rId35">
-        <w:r>
-          <w:rPr>
-            <w:lang w:val="zh_TW" w:bidi="zh_TW"/>
-          </w:rPr>
-          <w:rPr>
-            <w:color w:val="0000EE"/>
-            <w:u w:val="single"/>
-          </w:rPr>
-          <w:t>申22:20–21</w:t>
-        </w:r>
-      </w:hyperlink>
-      <w:r>
-        <w:rPr>
-          <w:lang w:val="zh_TW" w:bidi="zh_TW"/>
-        </w:rPr>
-        <w:t>）。然而，舊約聖經中很少提及對於終生守貞的讚美。耶利米被吩咐不要娶妻，僅僅是為了強調神對即將到來的審判的警告（</w:t>
-      </w:r>
-      <w:hyperlink r:id="rId36">
-        <w:r>
-          <w:rPr>
-            <w:lang w:val="zh_TW" w:bidi="zh_TW"/>
-          </w:rPr>
-          <w:rPr>
-            <w:color w:val="0000EE"/>
-            <w:u w:val="single"/>
-          </w:rPr>
-          <w:t>耶16:2</w:t>
-        </w:r>
-      </w:hyperlink>
-      <w:r>
-        <w:rPr>
-          <w:lang w:val="zh_TW" w:bidi="zh_TW"/>
-        </w:rPr>
-        <w:t>）。從女性的角度來看，終生保持未婚貞潔和沒有子女是一種悲劇（參</w:t>
-      </w:r>
-      <w:hyperlink r:id="rId37">
-        <w:r>
-          <w:rPr>
-            <w:lang w:val="zh_TW" w:bidi="zh_TW"/>
-          </w:rPr>
-          <w:rPr>
-            <w:color w:val="0000EE"/>
-            <w:u w:val="single"/>
-          </w:rPr>
-          <w:t>士11:37</w:t>
-        </w:r>
-      </w:hyperlink>
-      <w:r>
-        <w:rPr>
-          <w:lang w:val="zh_TW" w:bidi="zh_TW"/>
-        </w:rPr>
-        <w:t>）。</w:t>
+        <w:t>然而，更可能的解釋是，猶大所指的「流蕩的星」其實是行星。因為當時的人已知道星辰是規律地繞著極星而運行，所以不會把所有星辰（除了極星）都視為「流蕩的」。相反地，行星的運行軌跡看似不規則，與恆星的固定運轉不同。另一些註解者則認為，「流蕩的星」也可能指的是彗星（comet）。</w:t>
       </w:r>
     </w:p>
     <w:p>
@@ -914,168 +6691,22 @@
       </w:r>
       <w:r>
         <w:rPr>
-          <w:lang w:val="zh_TW" w:bidi="zh_TW"/>
-        </w:rPr>
-        <w:t>新約聖經重視婚姻，但更清楚地顯明基督徒男女保持貞潔的益處。保羅宣稱，獨身對某些人來說是神的恩賜，因為其對基督徒的事奉有正面的果效（</w:t>
-      </w:r>
-      <w:hyperlink r:id="rId38">
-        <w:r>
-          <w:rPr>
-            <w:lang w:val="zh_TW" w:bidi="zh_TW"/>
-          </w:rPr>
-          <w:rPr>
-            <w:color w:val="0000EE"/>
-            <w:u w:val="single"/>
-          </w:rPr>
-          <w:t>林前7:7</w:t>
-        </w:r>
-      </w:hyperlink>
-      <w:r>
-        <w:rPr>
-          <w:lang w:val="zh_TW" w:bidi="zh_TW"/>
-        </w:rPr>
-        <w:t>、</w:t>
-      </w:r>
-      <w:hyperlink r:id="rId38">
-        <w:r>
-          <w:rPr>
-            <w:lang w:val="zh_TW" w:bidi="zh_TW"/>
-          </w:rPr>
-          <w:rPr>
-            <w:color w:val="0000EE"/>
-            <w:u w:val="single"/>
-          </w:rPr>
-          <w:t>25</w:t>
-        </w:r>
-      </w:hyperlink>
-      <w:hyperlink r:id="rId39">
-        <w:r>
-          <w:rPr>
-            <w:lang w:val="zh_TW" w:bidi="zh_TW"/>
-          </w:rPr>
-          <w:rPr>
-            <w:color w:val="0000EE"/>
-            <w:u w:val="single"/>
-          </w:rPr>
-          <w:t>–</w:t>
-        </w:r>
-      </w:hyperlink>
-      <w:hyperlink r:id="rId38">
-        <w:r>
-          <w:rPr>
-            <w:lang w:val="zh_TW" w:bidi="zh_TW"/>
-          </w:rPr>
-          <w:rPr>
-            <w:color w:val="0000EE"/>
-            <w:u w:val="single"/>
-          </w:rPr>
-          <w:t>38</w:t>
-        </w:r>
-      </w:hyperlink>
-      <w:r>
-        <w:rPr>
-          <w:lang w:val="zh_TW" w:bidi="zh_TW"/>
-        </w:rPr>
-        <w:t>）。耶穌讚揚那些為了天國而「</w:t>
-      </w:r>
-      <w:r>
-        <w:rPr>
-          <w:lang w:val="zh_TW" w:bidi="zh_TW"/>
-        </w:rPr>
-        <w:t>自閹</w:t>
-      </w:r>
-      <w:r>
-        <w:rPr>
-          <w:lang w:val="zh_TW" w:bidi="zh_TW"/>
-        </w:rPr>
-        <w:t>」的人（</w:t>
-      </w:r>
-      <w:hyperlink r:id="rId40">
-        <w:r>
-          <w:rPr>
-            <w:lang w:val="zh_TW" w:bidi="zh_TW"/>
-          </w:rPr>
-          <w:rPr>
-            <w:color w:val="0000EE"/>
-            <w:u w:val="single"/>
-          </w:rPr>
-          <w:t>太19:12</w:t>
-        </w:r>
-      </w:hyperlink>
-      <w:r>
-        <w:rPr>
-          <w:lang w:val="zh_TW" w:bidi="zh_TW"/>
-        </w:rPr>
-        <w:t>）。</w:t>
-      </w:r>
-    </w:p>
-    <w:p>
-      <w:pPr/>
-      <w:r>
-        <w:rPr>
-          <w:lang w:val="zh_TW" w:bidi="zh_TW"/>
-        </w:rPr>
-      </w:r>
-      <w:r>
-        <w:rPr>
           <w:i/>
           <w:lang w:val="zh_TW" w:bidi="zh_TW"/>
         </w:rPr>
-        <w:t xml:space="preserve">另見 </w:t>
-      </w:r>
-      <w:r>
-        <w:rPr>
-          <w:lang w:val="zh_TW" w:bidi="zh_TW"/>
-        </w:rPr>
-        <w:t>家庭生活與關係</w:t>
-      </w:r>
-      <w:r>
-        <w:rPr>
-          <w:lang w:val="zh_TW" w:bidi="zh_TW"/>
-        </w:rPr>
-        <w:t>；</w:t>
-      </w:r>
-      <w:r>
-        <w:rPr>
-          <w:lang w:val="zh_TW" w:bidi="zh_TW"/>
-        </w:rPr>
-        <w:t>婚姻，婚姻習俗</w:t>
-      </w:r>
-      <w:r>
-        <w:rPr>
-          <w:lang w:val="zh_TW" w:bidi="zh_TW"/>
-        </w:rPr>
-        <w:t>；</w:t>
-      </w:r>
-      <w:r>
-        <w:rPr>
-          <w:lang w:val="zh_TW" w:bidi="zh_TW"/>
-        </w:rPr>
-        <w:t>性，性別</w:t>
-      </w:r>
-      <w:r>
-        <w:rPr>
-          <w:lang w:val="zh_TW" w:bidi="zh_TW"/>
-        </w:rPr>
-        <w:t>；</w:t>
-      </w:r>
-      <w:r>
-        <w:rPr>
-          <w:lang w:val="zh_TW" w:bidi="zh_TW"/>
-        </w:rPr>
-        <w:t>耶穌由童貞女所生</w:t>
-      </w:r>
-      <w:r>
-        <w:rPr>
-          <w:lang w:val="zh_TW" w:bidi="zh_TW"/>
-        </w:rPr>
-        <w:t>；</w:t>
-      </w:r>
-      <w:r>
-        <w:rPr>
-          <w:lang w:val="zh_TW" w:bidi="zh_TW"/>
-        </w:rPr>
-        <w:t>婦女</w:t>
+        <w:t>另見</w:t>
+      </w:r>
+      <w:r>
+        <w:rPr>
+          <w:lang w:val="zh_TW" w:bidi="zh_TW"/>
+        </w:rPr>
+        <w:t xml:space="preserve"> </w:t>
+      </w:r>
+      <w:r>
+        <w:rPr>
+          <w:lang w:val="zh_TW" w:bidi="zh_TW"/>
+        </w:rPr>
+        <w:t>占星術</w:t>
       </w:r>
       <w:r>
         <w:rPr>
@@ -2984,6 +8615,42 @@
   <w:num w:numId="13" w16cid:durableId="592781308">
     <w:abstractNumId w:val="11"/>
   </w:num>
+  <w:num w:numId="14">
+    <w:abstractNumId w:val="3"/>
+    <w:lvlOverride w:ilvl="0">
+      <w:startOverride w:val="1"/>
+    </w:lvlOverride>
+  </w:num>
+  <w:num w:numId="15">
+    <w:abstractNumId w:val="3"/>
+    <w:lvlOverride w:ilvl="0">
+      <w:startOverride w:val="1"/>
+    </w:lvlOverride>
+  </w:num>
+  <w:num w:numId="16">
+    <w:abstractNumId w:val="3"/>
+    <w:lvlOverride w:ilvl="0">
+      <w:startOverride w:val="1"/>
+    </w:lvlOverride>
+  </w:num>
+  <w:num w:numId="17">
+    <w:abstractNumId w:val="3"/>
+    <w:lvlOverride w:ilvl="0">
+      <w:startOverride w:val="1"/>
+    </w:lvlOverride>
+  </w:num>
+  <w:num w:numId="18">
+    <w:abstractNumId w:val="3"/>
+    <w:lvlOverride w:ilvl="0">
+      <w:startOverride w:val="1"/>
+    </w:lvlOverride>
+  </w:num>
+  <w:num w:numId="19">
+    <w:abstractNumId w:val="3"/>
+    <w:lvlOverride w:ilvl="0">
+      <w:startOverride w:val="1"/>
+    </w:lvlOverride>
+  </w:num>
   <w:numIdMacAtCleanup w:val="10"/>
 </w:numbering>
 </file>

--- a/zht/docx/171.content.docx
+++ b/zht/docx/171.content.docx
@@ -283,36 +283,24 @@
         </w:rPr>
         <w:t>舊約聖經的作者將物理上的天（天空）視為「穹蒼」，像拱形般覆蓋在地之上，由根基和柱子支撐（</w:t>
       </w:r>
-      <w:hyperlink r:id="rId13">
-        <w:r>
-          <w:rPr>
-            <w:lang w:val="zh_TW" w:bidi="zh_TW"/>
-          </w:rPr>
-          <w:rPr>
-            <w:color w:val="0000EE"/>
-            <w:u w:val="single"/>
-          </w:rPr>
-          <w:t>撒下22:8</w:t>
-        </w:r>
-      </w:hyperlink>
+      <w:r>
+        <w:rPr>
+          <w:lang w:val="zh_TW" w:bidi="zh_TW"/>
+        </w:rPr>
+        <w:t>撒下22:8</w:t>
+      </w:r>
       <w:r>
         <w:rPr>
           <w:lang w:val="zh_TW" w:bidi="zh_TW"/>
         </w:rPr>
         <w:t>）。雨水是從天上的門降下來的（</w:t>
       </w:r>
-      <w:hyperlink r:id="rId14">
-        <w:r>
-          <w:rPr>
-            <w:lang w:val="zh_TW" w:bidi="zh_TW"/>
-          </w:rPr>
-          <w:rPr>
-            <w:color w:val="0000EE"/>
-            <w:u w:val="single"/>
-          </w:rPr>
-          <w:t>詩78:23</w:t>
-        </w:r>
-      </w:hyperlink>
+      <w:r>
+        <w:rPr>
+          <w:lang w:val="zh_TW" w:bidi="zh_TW"/>
+        </w:rPr>
+        <w:t>詩78:23</w:t>
+      </w:r>
       <w:r>
         <w:rPr>
           <w:lang w:val="zh_TW" w:bidi="zh_TW"/>
@@ -327,36 +315,24 @@
           <w:lang w:val="zh_TW" w:bidi="zh_TW"/>
         </w:rPr>
       </w:r>
-      <w:hyperlink r:id="rId15">
-        <w:r>
-          <w:rPr>
-            <w:lang w:val="zh_TW" w:bidi="zh_TW"/>
-          </w:rPr>
-          <w:rPr>
-            <w:color w:val="0000EE"/>
-            <w:u w:val="single"/>
-          </w:rPr>
-          <w:t>詩篇八篇</w:t>
-        </w:r>
-      </w:hyperlink>
+      <w:r>
+        <w:rPr>
+          <w:lang w:val="zh_TW" w:bidi="zh_TW"/>
+        </w:rPr>
+        <w:t>詩篇八篇</w:t>
+      </w:r>
       <w:r>
         <w:rPr>
           <w:lang w:val="zh_TW" w:bidi="zh_TW"/>
         </w:rPr>
         <w:t>和</w:t>
       </w:r>
-      <w:hyperlink r:id="rId16">
-        <w:r>
-          <w:rPr>
-            <w:lang w:val="zh_TW" w:bidi="zh_TW"/>
-          </w:rPr>
-          <w:rPr>
-            <w:color w:val="0000EE"/>
-            <w:u w:val="single"/>
-          </w:rPr>
-          <w:t>十九篇1至6節</w:t>
-        </w:r>
-      </w:hyperlink>
+      <w:r>
+        <w:rPr>
+          <w:lang w:val="zh_TW" w:bidi="zh_TW"/>
+        </w:rPr>
+        <w:t>十九篇1至6節</w:t>
+      </w:r>
       <w:r>
         <w:rPr>
           <w:lang w:val="zh_TW" w:bidi="zh_TW"/>
@@ -381,18 +357,12 @@
         </w:rPr>
         <w:t>雲（</w:t>
       </w:r>
-      <w:hyperlink r:id="rId17">
-        <w:r>
-          <w:rPr>
-            <w:lang w:val="zh_TW" w:bidi="zh_TW"/>
-          </w:rPr>
-          <w:rPr>
-            <w:color w:val="0000EE"/>
-            <w:u w:val="single"/>
-          </w:rPr>
-          <w:t>詩147:8</w:t>
-        </w:r>
-      </w:hyperlink>
+      <w:r>
+        <w:rPr>
+          <w:lang w:val="zh_TW" w:bidi="zh_TW"/>
+        </w:rPr>
+        <w:t>詩147:8</w:t>
+      </w:r>
       <w:r>
         <w:rPr>
           <w:lang w:val="zh_TW" w:bidi="zh_TW"/>
@@ -417,18 +387,12 @@
         </w:rPr>
         <w:t>風（</w:t>
       </w:r>
-      <w:hyperlink r:id="rId18">
-        <w:r>
-          <w:rPr>
-            <w:lang w:val="zh_TW" w:bidi="zh_TW"/>
-          </w:rPr>
-          <w:rPr>
-            <w:color w:val="0000EE"/>
-            <w:u w:val="single"/>
-          </w:rPr>
-          <w:t>亞2:6</w:t>
-        </w:r>
-      </w:hyperlink>
+      <w:r>
+        <w:rPr>
+          <w:lang w:val="zh_TW" w:bidi="zh_TW"/>
+        </w:rPr>
+        <w:t>亞2:6</w:t>
+      </w:r>
       <w:r>
         <w:rPr>
           <w:lang w:val="zh_TW" w:bidi="zh_TW"/>
@@ -453,18 +417,12 @@
         </w:rPr>
         <w:t>雨水（</w:t>
       </w:r>
-      <w:hyperlink r:id="rId19">
-        <w:r>
-          <w:rPr>
-            <w:lang w:val="zh_TW" w:bidi="zh_TW"/>
-          </w:rPr>
-          <w:rPr>
-            <w:color w:val="0000EE"/>
-            <w:u w:val="single"/>
-          </w:rPr>
-          <w:t>申11:11</w:t>
-        </w:r>
-      </w:hyperlink>
+      <w:r>
+        <w:rPr>
+          <w:lang w:val="zh_TW" w:bidi="zh_TW"/>
+        </w:rPr>
+        <w:t>申11:11</w:t>
+      </w:r>
       <w:r>
         <w:rPr>
           <w:lang w:val="zh_TW" w:bidi="zh_TW"/>
@@ -489,18 +447,12 @@
         </w:rPr>
         <w:t>雷（</w:t>
       </w:r>
-      <w:hyperlink r:id="rId20">
-        <w:r>
-          <w:rPr>
-            <w:lang w:val="zh_TW" w:bidi="zh_TW"/>
-          </w:rPr>
-          <w:rPr>
-            <w:color w:val="0000EE"/>
-            <w:u w:val="single"/>
-          </w:rPr>
-          <w:t>撒上2:10</w:t>
-        </w:r>
-      </w:hyperlink>
+      <w:r>
+        <w:rPr>
+          <w:lang w:val="zh_TW" w:bidi="zh_TW"/>
+        </w:rPr>
+        <w:t>撒上2:10</w:t>
+      </w:r>
       <w:r>
         <w:rPr>
           <w:lang w:val="zh_TW" w:bidi="zh_TW"/>
@@ -525,18 +477,12 @@
         </w:rPr>
         <w:t>甘露（</w:t>
       </w:r>
-      <w:hyperlink r:id="rId21">
-        <w:r>
-          <w:rPr>
-            <w:lang w:val="zh_TW" w:bidi="zh_TW"/>
-          </w:rPr>
-          <w:rPr>
-            <w:color w:val="0000EE"/>
-            <w:u w:val="single"/>
-          </w:rPr>
-          <w:t>申33:13</w:t>
-        </w:r>
-      </w:hyperlink>
+      <w:r>
+        <w:rPr>
+          <w:lang w:val="zh_TW" w:bidi="zh_TW"/>
+        </w:rPr>
+        <w:t>申33:13</w:t>
+      </w:r>
       <w:r>
         <w:rPr>
           <w:lang w:val="zh_TW" w:bidi="zh_TW"/>
@@ -561,18 +507,12 @@
         </w:rPr>
         <w:t>霜（</w:t>
       </w:r>
-      <w:hyperlink r:id="rId22">
-        <w:r>
-          <w:rPr>
-            <w:lang w:val="zh_TW" w:bidi="zh_TW"/>
-          </w:rPr>
-          <w:rPr>
-            <w:color w:val="0000EE"/>
-            <w:u w:val="single"/>
-          </w:rPr>
-          <w:t>伯38:29</w:t>
-        </w:r>
-      </w:hyperlink>
+      <w:r>
+        <w:rPr>
+          <w:lang w:val="zh_TW" w:bidi="zh_TW"/>
+        </w:rPr>
+        <w:t>伯38:29</w:t>
+      </w:r>
       <w:r>
         <w:rPr>
           <w:lang w:val="zh_TW" w:bidi="zh_TW"/>
@@ -597,18 +537,12 @@
         </w:rPr>
         <w:t>飛鳥（</w:t>
       </w:r>
-      <w:hyperlink r:id="rId23">
-        <w:r>
-          <w:rPr>
-            <w:lang w:val="zh_TW" w:bidi="zh_TW"/>
-          </w:rPr>
-          <w:rPr>
-            <w:color w:val="0000EE"/>
-            <w:u w:val="single"/>
-          </w:rPr>
-          <w:t>創1:26、30</w:t>
-        </w:r>
-      </w:hyperlink>
+      <w:r>
+        <w:rPr>
+          <w:lang w:val="zh_TW" w:bidi="zh_TW"/>
+        </w:rPr>
+        <w:t>創1:26、30</w:t>
+      </w:r>
       <w:r>
         <w:rPr>
           <w:lang w:val="zh_TW" w:bidi="zh_TW"/>
@@ -647,18 +581,12 @@
         </w:rPr>
         <w:t>冰雹（</w:t>
       </w:r>
-      <w:hyperlink r:id="rId24">
-        <w:r>
-          <w:rPr>
-            <w:lang w:val="zh_TW" w:bidi="zh_TW"/>
-          </w:rPr>
-          <w:rPr>
-            <w:color w:val="0000EE"/>
-            <w:u w:val="single"/>
-          </w:rPr>
-          <w:t>書10:11</w:t>
-        </w:r>
-      </w:hyperlink>
+      <w:r>
+        <w:rPr>
+          <w:lang w:val="zh_TW" w:bidi="zh_TW"/>
+        </w:rPr>
+        <w:t>書10:11</w:t>
+      </w:r>
       <w:r>
         <w:rPr>
           <w:lang w:val="zh_TW" w:bidi="zh_TW"/>
@@ -683,18 +611,12 @@
         </w:rPr>
         <w:t>火與硫磺（</w:t>
       </w:r>
-      <w:hyperlink r:id="rId25">
-        <w:r>
-          <w:rPr>
-            <w:lang w:val="zh_TW" w:bidi="zh_TW"/>
-          </w:rPr>
-          <w:rPr>
-            <w:color w:val="0000EE"/>
-            <w:u w:val="single"/>
-          </w:rPr>
-          <w:t>創19:24</w:t>
-        </w:r>
-      </w:hyperlink>
+      <w:r>
+        <w:rPr>
+          <w:lang w:val="zh_TW" w:bidi="zh_TW"/>
+        </w:rPr>
+        <w:t>創19:24</w:t>
+      </w:r>
       <w:r>
         <w:rPr>
           <w:lang w:val="zh_TW" w:bidi="zh_TW"/>
@@ -715,54 +637,36 @@
         </w:rPr>
         <w:t>新約聖經延續了這種描寫，把天空看作天氣發生之處，有雲彩與風暴（</w:t>
       </w:r>
-      <w:hyperlink r:id="rId26">
-        <w:r>
-          <w:rPr>
-            <w:lang w:val="zh_TW" w:bidi="zh_TW"/>
-          </w:rPr>
-          <w:rPr>
-            <w:color w:val="0000EE"/>
-            <w:u w:val="single"/>
-          </w:rPr>
-          <w:t>太16:2</w:t>
-        </w:r>
-      </w:hyperlink>
+      <w:r>
+        <w:rPr>
+          <w:lang w:val="zh_TW" w:bidi="zh_TW"/>
+        </w:rPr>
+        <w:t>太16:2</w:t>
+      </w:r>
       <w:r>
         <w:rPr>
           <w:lang w:val="zh_TW" w:bidi="zh_TW"/>
         </w:rPr>
         <w:t>；</w:t>
       </w:r>
-      <w:hyperlink r:id="rId27">
-        <w:r>
-          <w:rPr>
-            <w:lang w:val="zh_TW" w:bidi="zh_TW"/>
-          </w:rPr>
-          <w:rPr>
-            <w:color w:val="0000EE"/>
-            <w:u w:val="single"/>
-          </w:rPr>
-          <w:t>路4:25</w:t>
-        </w:r>
-      </w:hyperlink>
+      <w:r>
+        <w:rPr>
+          <w:lang w:val="zh_TW" w:bidi="zh_TW"/>
+        </w:rPr>
+        <w:t>路4:25</w:t>
+      </w:r>
       <w:r>
         <w:rPr>
           <w:lang w:val="zh_TW" w:bidi="zh_TW"/>
         </w:rPr>
         <w:t>）。天空同時也是飛鳥飛翔的地方（</w:t>
       </w:r>
-      <w:hyperlink r:id="rId28">
-        <w:r>
-          <w:rPr>
-            <w:lang w:val="zh_TW" w:bidi="zh_TW"/>
-          </w:rPr>
-          <w:rPr>
-            <w:color w:val="0000EE"/>
-            <w:u w:val="single"/>
-          </w:rPr>
-          <w:t>路9:58</w:t>
-        </w:r>
-      </w:hyperlink>
+      <w:r>
+        <w:rPr>
+          <w:lang w:val="zh_TW" w:bidi="zh_TW"/>
+        </w:rPr>
+        <w:t>路9:58</w:t>
+      </w:r>
       <w:r>
         <w:rPr>
           <w:lang w:val="zh_TW" w:bidi="zh_TW"/>
@@ -866,30 +770,18 @@
         </w:rPr>
         <w:t>星星（被視為天空穹蒼中的光體；</w:t>
       </w:r>
-      <w:hyperlink r:id="rId29">
-        <w:r>
-          <w:rPr>
-            <w:lang w:val="zh_TW" w:bidi="zh_TW"/>
-          </w:rPr>
-          <w:rPr>
-            <w:color w:val="0000EE"/>
-            <w:u w:val="single"/>
-          </w:rPr>
-          <w:t>創1:14，</w:t>
-        </w:r>
-      </w:hyperlink>
-      <w:hyperlink r:id="rId30">
-        <w:r>
-          <w:rPr>
-            <w:lang w:val="zh_TW" w:bidi="zh_TW"/>
-          </w:rPr>
-          <w:rPr>
-            <w:color w:val="0000EE"/>
-            <w:u w:val="single"/>
-          </w:rPr>
-          <w:t>15:5</w:t>
-        </w:r>
-      </w:hyperlink>
+      <w:r>
+        <w:rPr>
+          <w:lang w:val="zh_TW" w:bidi="zh_TW"/>
+        </w:rPr>
+        <w:t>創1:14，</w:t>
+      </w:r>
+      <w:r>
+        <w:rPr>
+          <w:lang w:val="zh_TW" w:bidi="zh_TW"/>
+        </w:rPr>
+        <w:t>15:5</w:t>
+      </w:r>
       <w:r>
         <w:rPr>
           <w:lang w:val="zh_TW" w:bidi="zh_TW"/>
@@ -910,54 +802,36 @@
         </w:rPr>
         <w:t>它們不配受敬拜，因為神使人的地位超過它們。以色列人不可敬拜這些天體（</w:t>
       </w:r>
-      <w:hyperlink r:id="rId31">
-        <w:r>
-          <w:rPr>
-            <w:lang w:val="zh_TW" w:bidi="zh_TW"/>
-          </w:rPr>
-          <w:rPr>
-            <w:color w:val="0000EE"/>
-            <w:u w:val="single"/>
-          </w:rPr>
-          <w:t>出20:4</w:t>
-        </w:r>
-      </w:hyperlink>
+      <w:r>
+        <w:rPr>
+          <w:lang w:val="zh_TW" w:bidi="zh_TW"/>
+        </w:rPr>
+        <w:t>出20:4</w:t>
+      </w:r>
       <w:r>
         <w:rPr>
           <w:lang w:val="zh_TW" w:bidi="zh_TW"/>
         </w:rPr>
         <w:t>），也不可敬拜代表這些天體的神（</w:t>
       </w:r>
-      <w:hyperlink r:id="rId32">
-        <w:r>
-          <w:rPr>
-            <w:lang w:val="zh_TW" w:bidi="zh_TW"/>
-          </w:rPr>
-          <w:rPr>
-            <w:color w:val="0000EE"/>
-            <w:u w:val="single"/>
-          </w:rPr>
-          <w:t>耶44:17–25</w:t>
-        </w:r>
-      </w:hyperlink>
+      <w:r>
+        <w:rPr>
+          <w:lang w:val="zh_TW" w:bidi="zh_TW"/>
+        </w:rPr>
+        <w:t>耶44:17–25</w:t>
+      </w:r>
       <w:r>
         <w:rPr>
           <w:lang w:val="zh_TW" w:bidi="zh_TW"/>
         </w:rPr>
         <w:t>）。他們也不可藉星宿來占卜未來（</w:t>
       </w:r>
-      <w:hyperlink r:id="rId33">
-        <w:r>
-          <w:rPr>
-            <w:lang w:val="zh_TW" w:bidi="zh_TW"/>
-          </w:rPr>
-          <w:rPr>
-            <w:color w:val="0000EE"/>
-            <w:u w:val="single"/>
-          </w:rPr>
-          <w:t>賽47:13</w:t>
-        </w:r>
-      </w:hyperlink>
+      <w:r>
+        <w:rPr>
+          <w:lang w:val="zh_TW" w:bidi="zh_TW"/>
+        </w:rPr>
+        <w:t>賽47:13</w:t>
+      </w:r>
       <w:r>
         <w:rPr>
           <w:lang w:val="zh_TW" w:bidi="zh_TW"/>
@@ -989,66 +863,42 @@
         </w:rPr>
         <w:t>聖經提到「天上的天」（</w:t>
       </w:r>
-      <w:hyperlink r:id="rId34">
-        <w:r>
-          <w:rPr>
-            <w:lang w:val="zh_TW" w:bidi="zh_TW"/>
-          </w:rPr>
-          <w:rPr>
-            <w:color w:val="0000EE"/>
-            <w:u w:val="single"/>
-          </w:rPr>
-          <w:t>申10:14</w:t>
-        </w:r>
-      </w:hyperlink>
+      <w:r>
+        <w:rPr>
+          <w:lang w:val="zh_TW" w:bidi="zh_TW"/>
+        </w:rPr>
+        <w:t>申10:14</w:t>
+      </w:r>
       <w:r>
         <w:rPr>
           <w:lang w:val="zh_TW" w:bidi="zh_TW"/>
         </w:rPr>
         <w:t>；另見</w:t>
       </w:r>
-      <w:hyperlink r:id="rId35">
-        <w:r>
-          <w:rPr>
-            <w:lang w:val="zh_TW" w:bidi="zh_TW"/>
-          </w:rPr>
-          <w:rPr>
-            <w:color w:val="0000EE"/>
-            <w:u w:val="single"/>
-          </w:rPr>
-          <w:t>王上8:27；</w:t>
-        </w:r>
-      </w:hyperlink>
-      <w:hyperlink r:id="rId36">
-        <w:r>
-          <w:rPr>
-            <w:lang w:val="zh_TW" w:bidi="zh_TW"/>
-          </w:rPr>
-          <w:rPr>
-            <w:color w:val="0000EE"/>
-            <w:u w:val="single"/>
-          </w:rPr>
-          <w:t>詩68:33</w:t>
-        </w:r>
-      </w:hyperlink>
+      <w:r>
+        <w:rPr>
+          <w:lang w:val="zh_TW" w:bidi="zh_TW"/>
+        </w:rPr>
+        <w:t>王上8:27；</w:t>
+      </w:r>
+      <w:r>
+        <w:rPr>
+          <w:lang w:val="zh_TW" w:bidi="zh_TW"/>
+        </w:rPr>
+        <w:t>詩68:33</w:t>
+      </w:r>
       <w:r>
         <w:rPr>
           <w:lang w:val="zh_TW" w:bidi="zh_TW"/>
         </w:rPr>
         <w:t>，</w:t>
       </w:r>
-      <w:hyperlink r:id="rId37">
-        <w:r>
-          <w:rPr>
-            <w:lang w:val="zh_TW" w:bidi="zh_TW"/>
-          </w:rPr>
-          <w:rPr>
-            <w:color w:val="0000EE"/>
-            <w:u w:val="single"/>
-          </w:rPr>
-          <w:t>148:4</w:t>
-        </w:r>
-      </w:hyperlink>
+      <w:r>
+        <w:rPr>
+          <w:lang w:val="zh_TW" w:bidi="zh_TW"/>
+        </w:rPr>
+        <w:t>148:4</w:t>
+      </w:r>
       <w:r>
         <w:rPr>
           <w:lang w:val="zh_TW" w:bidi="zh_TW"/>
@@ -1069,18 +919,12 @@
         </w:rPr>
         <w:t>保羅在一封書信中提到自己被提到「第三層天」（</w:t>
       </w:r>
-      <w:hyperlink r:id="rId38">
-        <w:r>
-          <w:rPr>
-            <w:lang w:val="zh_TW" w:bidi="zh_TW"/>
-          </w:rPr>
-          <w:rPr>
-            <w:color w:val="0000EE"/>
-            <w:u w:val="single"/>
-          </w:rPr>
-          <w:t>林後12:2</w:t>
-        </w:r>
-      </w:hyperlink>
+      <w:r>
+        <w:rPr>
+          <w:lang w:val="zh_TW" w:bidi="zh_TW"/>
+        </w:rPr>
+        <w:t>林後12:2</w:t>
+      </w:r>
       <w:r>
         <w:rPr>
           <w:lang w:val="zh_TW" w:bidi="zh_TW"/>
@@ -1292,96 +1136,60 @@
         </w:rPr>
         <w:t>耶穌教導說，天是神的居所（</w:t>
       </w:r>
-      <w:hyperlink r:id="rId39">
-        <w:r>
-          <w:rPr>
-            <w:lang w:val="zh_TW" w:bidi="zh_TW"/>
-          </w:rPr>
-          <w:rPr>
-            <w:color w:val="0000EE"/>
-            <w:u w:val="single"/>
-          </w:rPr>
-          <w:t>太6:9</w:t>
-        </w:r>
-      </w:hyperlink>
+      <w:r>
+        <w:rPr>
+          <w:lang w:val="zh_TW" w:bidi="zh_TW"/>
+        </w:rPr>
+        <w:t>太6:9</w:t>
+      </w:r>
       <w:r>
         <w:rPr>
           <w:lang w:val="zh_TW" w:bidi="zh_TW"/>
         </w:rPr>
         <w:t>）。當耶穌在地上的時候，祂常說自己是從天降下來的（</w:t>
       </w:r>
-      <w:hyperlink r:id="rId40">
-        <w:r>
-          <w:rPr>
-            <w:lang w:val="zh_TW" w:bidi="zh_TW"/>
-          </w:rPr>
-          <w:rPr>
-            <w:color w:val="0000EE"/>
-            <w:u w:val="single"/>
-          </w:rPr>
-          <w:t>約3:13，</w:t>
-        </w:r>
-      </w:hyperlink>
-      <w:hyperlink r:id="rId41">
-        <w:r>
-          <w:rPr>
-            <w:lang w:val="zh_TW" w:bidi="zh_TW"/>
-          </w:rPr>
-          <w:rPr>
-            <w:color w:val="0000EE"/>
-            <w:u w:val="single"/>
-          </w:rPr>
-          <w:t>6:33–51</w:t>
-        </w:r>
-      </w:hyperlink>
+      <w:r>
+        <w:rPr>
+          <w:lang w:val="zh_TW" w:bidi="zh_TW"/>
+        </w:rPr>
+        <w:t>約3:13，</w:t>
+      </w:r>
+      <w:r>
+        <w:rPr>
+          <w:lang w:val="zh_TW" w:bidi="zh_TW"/>
+        </w:rPr>
+        <w:t>6:33–51</w:t>
+      </w:r>
       <w:r>
         <w:rPr>
           <w:lang w:val="zh_TW" w:bidi="zh_TW"/>
         </w:rPr>
         <w:t>）。神曾三次從天上發出聲音，確認耶穌所說的話（</w:t>
       </w:r>
-      <w:hyperlink r:id="rId42">
-        <w:r>
-          <w:rPr>
-            <w:lang w:val="zh_TW" w:bidi="zh_TW"/>
-          </w:rPr>
-          <w:rPr>
-            <w:color w:val="0000EE"/>
-            <w:u w:val="single"/>
-          </w:rPr>
-          <w:t>太3:16–17，</w:t>
-        </w:r>
-      </w:hyperlink>
-      <w:hyperlink r:id="rId43">
-        <w:r>
-          <w:rPr>
-            <w:lang w:val="zh_TW" w:bidi="zh_TW"/>
-          </w:rPr>
-          <w:rPr>
-            <w:color w:val="0000EE"/>
-            <w:u w:val="single"/>
-          </w:rPr>
-          <w:t>17:5</w:t>
-        </w:r>
-      </w:hyperlink>
+      <w:r>
+        <w:rPr>
+          <w:lang w:val="zh_TW" w:bidi="zh_TW"/>
+        </w:rPr>
+        <w:t>太3:16–17，</w:t>
+      </w:r>
+      <w:r>
+        <w:rPr>
+          <w:lang w:val="zh_TW" w:bidi="zh_TW"/>
+        </w:rPr>
+        <w:t>17:5</w:t>
+      </w:r>
       <w:r>
         <w:rPr>
           <w:lang w:val="zh_TW" w:bidi="zh_TW"/>
         </w:rPr>
         <w:t>；</w:t>
       </w:r>
-      <w:hyperlink r:id="rId44">
-        <w:r>
-          <w:rPr>
-            <w:lang w:val="zh_TW" w:bidi="zh_TW"/>
-          </w:rPr>
-          <w:rPr>
-            <w:color w:val="0000EE"/>
-            <w:u w:val="single"/>
-          </w:rPr>
-          <w:t>約12:28</w:t>
-        </w:r>
-      </w:hyperlink>
+      <w:r>
+        <w:rPr>
+          <w:lang w:val="zh_TW" w:bidi="zh_TW"/>
+        </w:rPr>
+        <w:t>約12:28</w:t>
+      </w:r>
       <w:r>
         <w:rPr>
           <w:lang w:val="zh_TW" w:bidi="zh_TW"/>
@@ -1413,72 +1221,48 @@
         </w:rPr>
         <w:t>天堂是真正聖所的所在。地上的會幕只是那屬天聖所的影子（</w:t>
       </w:r>
-      <w:hyperlink r:id="rId45">
-        <w:r>
-          <w:rPr>
-            <w:lang w:val="zh_TW" w:bidi="zh_TW"/>
-          </w:rPr>
-          <w:rPr>
-            <w:color w:val="0000EE"/>
-            <w:u w:val="single"/>
-          </w:rPr>
-          <w:t>來8:1–5</w:t>
-        </w:r>
-      </w:hyperlink>
+      <w:r>
+        <w:rPr>
+          <w:lang w:val="zh_TW" w:bidi="zh_TW"/>
+        </w:rPr>
+        <w:t>來8:1–5</w:t>
+      </w:r>
       <w:r>
         <w:rPr>
           <w:lang w:val="zh_TW" w:bidi="zh_TW"/>
         </w:rPr>
         <w:t>）。這正是保羅所提到的「第三層天」（</w:t>
       </w:r>
-      <w:hyperlink r:id="rId38">
-        <w:r>
-          <w:rPr>
-            <w:lang w:val="zh_TW" w:bidi="zh_TW"/>
-          </w:rPr>
-          <w:rPr>
-            <w:color w:val="0000EE"/>
-            <w:u w:val="single"/>
-          </w:rPr>
-          <w:t>林後12:2</w:t>
-        </w:r>
-      </w:hyperlink>
+      <w:r>
+        <w:rPr>
+          <w:lang w:val="zh_TW" w:bidi="zh_TW"/>
+        </w:rPr>
+        <w:t>林後12:2</w:t>
+      </w:r>
       <w:r>
         <w:rPr>
           <w:lang w:val="zh_TW" w:bidi="zh_TW"/>
         </w:rPr>
         <w:t>）。有時聖經使用「天」一詞，其實是指神自己（參</w:t>
       </w:r>
-      <w:hyperlink r:id="rId46">
-        <w:r>
-          <w:rPr>
-            <w:lang w:val="zh_TW" w:bidi="zh_TW"/>
-          </w:rPr>
-          <w:rPr>
-            <w:color w:val="0000EE"/>
-            <w:u w:val="single"/>
-          </w:rPr>
-          <w:t>太23:22</w:t>
-        </w:r>
-      </w:hyperlink>
+      <w:r>
+        <w:rPr>
+          <w:lang w:val="zh_TW" w:bidi="zh_TW"/>
+        </w:rPr>
+        <w:t>太23:22</w:t>
+      </w:r>
       <w:r>
         <w:rPr>
           <w:lang w:val="zh_TW" w:bidi="zh_TW"/>
         </w:rPr>
         <w:t>；</w:t>
       </w:r>
-      <w:hyperlink r:id="rId47">
-        <w:r>
-          <w:rPr>
-            <w:lang w:val="zh_TW" w:bidi="zh_TW"/>
-          </w:rPr>
-          <w:rPr>
-            <w:color w:val="0000EE"/>
-            <w:u w:val="single"/>
-          </w:rPr>
-          <w:t>路15:18</w:t>
-        </w:r>
-      </w:hyperlink>
+      <w:r>
+        <w:rPr>
+          <w:lang w:val="zh_TW" w:bidi="zh_TW"/>
+        </w:rPr>
+        <w:t>路15:18</w:t>
+      </w:r>
       <w:r>
         <w:rPr>
           <w:lang w:val="zh_TW" w:bidi="zh_TW"/>
@@ -1510,72 +1294,48 @@
         </w:rPr>
         <w:t>耶穌升天之後，天使告訴祂的門徒，祂有一天要從天上再來（</w:t>
       </w:r>
-      <w:hyperlink r:id="rId48">
-        <w:r>
-          <w:rPr>
-            <w:lang w:val="zh_TW" w:bidi="zh_TW"/>
-          </w:rPr>
-          <w:rPr>
-            <w:color w:val="0000EE"/>
-            <w:u w:val="single"/>
-          </w:rPr>
-          <w:t>徒1:6–11</w:t>
-        </w:r>
-      </w:hyperlink>
+      <w:r>
+        <w:rPr>
+          <w:lang w:val="zh_TW" w:bidi="zh_TW"/>
+        </w:rPr>
+        <w:t>徒1:6–11</w:t>
+      </w:r>
       <w:r>
         <w:rPr>
           <w:lang w:val="zh_TW" w:bidi="zh_TW"/>
         </w:rPr>
         <w:t>）。後來使徒保羅在書信中也寫到這件事（</w:t>
       </w:r>
-      <w:hyperlink r:id="rId49">
-        <w:r>
-          <w:rPr>
-            <w:lang w:val="zh_TW" w:bidi="zh_TW"/>
-          </w:rPr>
-          <w:rPr>
-            <w:color w:val="0000EE"/>
-            <w:u w:val="single"/>
-          </w:rPr>
-          <w:t>林前15:1–11</w:t>
-        </w:r>
-      </w:hyperlink>
+      <w:r>
+        <w:rPr>
+          <w:lang w:val="zh_TW" w:bidi="zh_TW"/>
+        </w:rPr>
+        <w:t>林前15:1–11</w:t>
+      </w:r>
       <w:r>
         <w:rPr>
           <w:lang w:val="zh_TW" w:bidi="zh_TW"/>
         </w:rPr>
         <w:t>；</w:t>
       </w:r>
-      <w:hyperlink r:id="rId50">
-        <w:r>
-          <w:rPr>
-            <w:lang w:val="zh_TW" w:bidi="zh_TW"/>
-          </w:rPr>
-          <w:rPr>
-            <w:color w:val="0000EE"/>
-            <w:u w:val="single"/>
-          </w:rPr>
-          <w:t>弗4:7–16</w:t>
-        </w:r>
-      </w:hyperlink>
+      <w:r>
+        <w:rPr>
+          <w:lang w:val="zh_TW" w:bidi="zh_TW"/>
+        </w:rPr>
+        <w:t>弗4:7–16</w:t>
+      </w:r>
       <w:r>
         <w:rPr>
           <w:lang w:val="zh_TW" w:bidi="zh_TW"/>
         </w:rPr>
         <w:t>；</w:t>
       </w:r>
-      <w:hyperlink r:id="rId51">
-        <w:r>
-          <w:rPr>
-            <w:lang w:val="zh_TW" w:bidi="zh_TW"/>
-          </w:rPr>
-          <w:rPr>
-            <w:color w:val="0000EE"/>
-            <w:u w:val="single"/>
-          </w:rPr>
-          <w:t>提前3:16</w:t>
-        </w:r>
-      </w:hyperlink>
+      <w:r>
+        <w:rPr>
+          <w:lang w:val="zh_TW" w:bidi="zh_TW"/>
+        </w:rPr>
+        <w:t>提前3:16</w:t>
+      </w:r>
       <w:r>
         <w:rPr>
           <w:lang w:val="zh_TW" w:bidi="zh_TW"/>
@@ -1596,36 +1356,24 @@
         </w:rPr>
         <w:t>新約聖經常提到耶穌與神同在天上。這是有關耶穌福音的核心之一。聖經教導說，耶穌如今坐在神的右邊（至高榮耀之處），為信靠祂的人代求（</w:t>
       </w:r>
-      <w:hyperlink r:id="rId52">
-        <w:r>
-          <w:rPr>
-            <w:lang w:val="zh_TW" w:bidi="zh_TW"/>
-          </w:rPr>
-          <w:rPr>
-            <w:color w:val="0000EE"/>
-            <w:u w:val="single"/>
-          </w:rPr>
-          <w:t>來7:25</w:t>
-        </w:r>
-      </w:hyperlink>
+      <w:r>
+        <w:rPr>
+          <w:lang w:val="zh_TW" w:bidi="zh_TW"/>
+        </w:rPr>
+        <w:t>來7:25</w:t>
+      </w:r>
       <w:r>
         <w:rPr>
           <w:lang w:val="zh_TW" w:bidi="zh_TW"/>
         </w:rPr>
         <w:t>；參</w:t>
       </w:r>
-      <w:hyperlink r:id="rId53">
-        <w:r>
-          <w:rPr>
-            <w:lang w:val="zh_TW" w:bidi="zh_TW"/>
-          </w:rPr>
-          <w:rPr>
-            <w:color w:val="0000EE"/>
-            <w:u w:val="single"/>
-          </w:rPr>
-          <w:t>可14:62</w:t>
-        </w:r>
-      </w:hyperlink>
+      <w:r>
+        <w:rPr>
+          <w:lang w:val="zh_TW" w:bidi="zh_TW"/>
+        </w:rPr>
+        <w:t>可14:62</w:t>
+      </w:r>
       <w:r>
         <w:rPr>
           <w:lang w:val="zh_TW" w:bidi="zh_TW"/>
@@ -1657,18 +1405,12 @@
         </w:rPr>
         <w:t>保羅教導說，當耶穌從天上再來時，祂要將信徒的身體改變，與祂榮耀的身體相似（</w:t>
       </w:r>
-      <w:hyperlink r:id="rId54">
-        <w:r>
-          <w:rPr>
-            <w:lang w:val="zh_TW" w:bidi="zh_TW"/>
-          </w:rPr>
-          <w:rPr>
-            <w:color w:val="0000EE"/>
-            <w:u w:val="single"/>
-          </w:rPr>
-          <w:t>腓3:20–21</w:t>
-        </w:r>
-      </w:hyperlink>
+      <w:r>
+        <w:rPr>
+          <w:lang w:val="zh_TW" w:bidi="zh_TW"/>
+        </w:rPr>
+        <w:t>腓3:20–21</w:t>
+      </w:r>
       <w:r>
         <w:rPr>
           <w:lang w:val="zh_TW" w:bidi="zh_TW"/>
@@ -1689,18 +1431,12 @@
         </w:rPr>
         <w:t>聖經所說的「天上的國民」，意思就像一個人雖然生活在某個國度，卻遵行自己本國的律例（</w:t>
       </w:r>
-      <w:hyperlink r:id="rId55">
-        <w:r>
-          <w:rPr>
-            <w:lang w:val="zh_TW" w:bidi="zh_TW"/>
-          </w:rPr>
-          <w:rPr>
-            <w:color w:val="0000EE"/>
-            <w:u w:val="single"/>
-          </w:rPr>
-          <w:t>徒22:28</w:t>
-        </w:r>
-      </w:hyperlink>
+      <w:r>
+        <w:rPr>
+          <w:lang w:val="zh_TW" w:bidi="zh_TW"/>
+        </w:rPr>
+        <w:t>徒22:28</w:t>
+      </w:r>
       <w:r>
         <w:rPr>
           <w:lang w:val="zh_TW" w:bidi="zh_TW"/>
@@ -1732,120 +1468,72 @@
         </w:rPr>
         <w:t>神已經使信徒與基督聯合，並吩咐他們「就當求在上面的事；那裡有基督坐在神的右邊」（</w:t>
       </w:r>
-      <w:hyperlink r:id="rId56">
-        <w:r>
-          <w:rPr>
-            <w:lang w:val="zh_TW" w:bidi="zh_TW"/>
-          </w:rPr>
-          <w:rPr>
-            <w:color w:val="0000EE"/>
-            <w:u w:val="single"/>
-          </w:rPr>
-          <w:t>西3:1</w:t>
-        </w:r>
-      </w:hyperlink>
+      <w:r>
+        <w:rPr>
+          <w:lang w:val="zh_TW" w:bidi="zh_TW"/>
+        </w:rPr>
+        <w:t>西3:1</w:t>
+      </w:r>
       <w:r>
         <w:rPr>
           <w:lang w:val="zh_TW" w:bidi="zh_TW"/>
         </w:rPr>
         <w:t>）。基督從天上賜給跟隨祂的人「天上各樣屬靈的福氣」（</w:t>
       </w:r>
-      <w:hyperlink r:id="rId57">
-        <w:r>
-          <w:rPr>
-            <w:lang w:val="zh_TW" w:bidi="zh_TW"/>
-          </w:rPr>
-          <w:rPr>
-            <w:color w:val="0000EE"/>
-            <w:u w:val="single"/>
-          </w:rPr>
-          <w:t>弗1:3</w:t>
-        </w:r>
-      </w:hyperlink>
+      <w:r>
+        <w:rPr>
+          <w:lang w:val="zh_TW" w:bidi="zh_TW"/>
+        </w:rPr>
+        <w:t>弗1:3</w:t>
+      </w:r>
       <w:r>
         <w:rPr>
           <w:lang w:val="zh_TW" w:bidi="zh_TW"/>
         </w:rPr>
         <w:t>）。「天上」這個表達只出現在以弗所書（</w:t>
       </w:r>
-      <w:hyperlink r:id="rId58">
-        <w:r>
-          <w:rPr>
-            <w:lang w:val="zh_TW" w:bidi="zh_TW"/>
-          </w:rPr>
-          <w:rPr>
-            <w:color w:val="0000EE"/>
-            <w:u w:val="single"/>
-          </w:rPr>
-          <w:t>弗1:3、20，</w:t>
-        </w:r>
-      </w:hyperlink>
-      <w:hyperlink r:id="rId59">
-        <w:r>
-          <w:rPr>
-            <w:lang w:val="zh_TW" w:bidi="zh_TW"/>
-          </w:rPr>
-          <w:rPr>
-            <w:color w:val="0000EE"/>
-            <w:u w:val="single"/>
-          </w:rPr>
-          <w:t>2:6，</w:t>
-        </w:r>
-      </w:hyperlink>
-      <w:hyperlink r:id="rId60">
-        <w:r>
-          <w:rPr>
-            <w:lang w:val="zh_TW" w:bidi="zh_TW"/>
-          </w:rPr>
-          <w:rPr>
-            <w:color w:val="0000EE"/>
-            <w:u w:val="single"/>
-          </w:rPr>
-          <w:t>3:10，</w:t>
-        </w:r>
-      </w:hyperlink>
-      <w:hyperlink r:id="rId61">
-        <w:r>
-          <w:rPr>
-            <w:lang w:val="zh_TW" w:bidi="zh_TW"/>
-          </w:rPr>
-          <w:rPr>
-            <w:color w:val="0000EE"/>
-            <w:u w:val="single"/>
-          </w:rPr>
-          <w:t>6:12</w:t>
-        </w:r>
-      </w:hyperlink>
+      <w:r>
+        <w:rPr>
+          <w:lang w:val="zh_TW" w:bidi="zh_TW"/>
+        </w:rPr>
+        <w:t>弗1:3、20，</w:t>
+      </w:r>
+      <w:r>
+        <w:rPr>
+          <w:lang w:val="zh_TW" w:bidi="zh_TW"/>
+        </w:rPr>
+        <w:t>2:6，</w:t>
+      </w:r>
+      <w:r>
+        <w:rPr>
+          <w:lang w:val="zh_TW" w:bidi="zh_TW"/>
+        </w:rPr>
+        <w:t>3:10，</w:t>
+      </w:r>
+      <w:r>
+        <w:rPr>
+          <w:lang w:val="zh_TW" w:bidi="zh_TW"/>
+        </w:rPr>
+        <w:t>6:12</w:t>
+      </w:r>
       <w:r>
         <w:rPr>
           <w:lang w:val="zh_TW" w:bidi="zh_TW"/>
         </w:rPr>
         <w:t>）。這教導我們，屬靈的福分不僅僅屬於將來，信徒如今也能憑信心經歷。因此，聖經說信徒已經有分於「天召」（</w:t>
       </w:r>
-      <w:hyperlink r:id="rId62">
-        <w:r>
-          <w:rPr>
-            <w:lang w:val="zh_TW" w:bidi="zh_TW"/>
-          </w:rPr>
-          <w:rPr>
-            <w:color w:val="0000EE"/>
-            <w:u w:val="single"/>
-          </w:rPr>
-          <w:t>來3:1，</w:t>
-        </w:r>
-      </w:hyperlink>
-      <w:hyperlink r:id="rId63">
-        <w:r>
-          <w:rPr>
-            <w:lang w:val="zh_TW" w:bidi="zh_TW"/>
-          </w:rPr>
-          <w:rPr>
-            <w:color w:val="0000EE"/>
-            <w:u w:val="single"/>
-          </w:rPr>
-          <w:t>6:4</w:t>
-        </w:r>
-      </w:hyperlink>
+      <w:r>
+        <w:rPr>
+          <w:lang w:val="zh_TW" w:bidi="zh_TW"/>
+        </w:rPr>
+        <w:t>來3:1，</w:t>
+      </w:r>
+      <w:r>
+        <w:rPr>
+          <w:lang w:val="zh_TW" w:bidi="zh_TW"/>
+        </w:rPr>
+        <w:t>6:4</w:t>
+      </w:r>
       <w:r>
         <w:rPr>
           <w:lang w:val="zh_TW" w:bidi="zh_TW"/>
@@ -1877,48 +1565,30 @@
         </w:rPr>
         <w:t>信徒等候耶穌再來的時候，會盼望有新天新地，並有新耶路撒冷。聖經說，那將是一個奇妙的地方，不再有眼淚、憂傷、痛苦、死亡或黑暗，因為神的兒子耶穌就在那裡（</w:t>
       </w:r>
-      <w:hyperlink r:id="rId64">
-        <w:r>
-          <w:rPr>
-            <w:lang w:val="zh_TW" w:bidi="zh_TW"/>
-          </w:rPr>
-          <w:rPr>
-            <w:color w:val="0000EE"/>
-            <w:u w:val="single"/>
-          </w:rPr>
-          <w:t>啟21:1–4、27，</w:t>
-        </w:r>
-      </w:hyperlink>
-      <w:hyperlink r:id="rId65">
-        <w:r>
-          <w:rPr>
-            <w:lang w:val="zh_TW" w:bidi="zh_TW"/>
-          </w:rPr>
-          <w:rPr>
-            <w:color w:val="0000EE"/>
-            <w:u w:val="single"/>
-          </w:rPr>
-          <w:t>22:1–5</w:t>
-        </w:r>
-      </w:hyperlink>
+      <w:r>
+        <w:rPr>
+          <w:lang w:val="zh_TW" w:bidi="zh_TW"/>
+        </w:rPr>
+        <w:t>啟21:1–4、27，</w:t>
+      </w:r>
+      <w:r>
+        <w:rPr>
+          <w:lang w:val="zh_TW" w:bidi="zh_TW"/>
+        </w:rPr>
+        <w:t>22:1–5</w:t>
+      </w:r>
       <w:r>
         <w:rPr>
           <w:lang w:val="zh_TW" w:bidi="zh_TW"/>
         </w:rPr>
         <w:t>）。在那死後的新生命中，也不再有婚姻（</w:t>
       </w:r>
-      <w:hyperlink r:id="rId66">
-        <w:r>
-          <w:rPr>
-            <w:lang w:val="zh_TW" w:bidi="zh_TW"/>
-          </w:rPr>
-          <w:rPr>
-            <w:color w:val="0000EE"/>
-            <w:u w:val="single"/>
-          </w:rPr>
-          <w:t>路20:27–38</w:t>
-        </w:r>
-      </w:hyperlink>
+      <w:r>
+        <w:rPr>
+          <w:lang w:val="zh_TW" w:bidi="zh_TW"/>
+        </w:rPr>
+        <w:t>路20:27–38</w:t>
+      </w:r>
       <w:r>
         <w:rPr>
           <w:lang w:val="zh_TW" w:bidi="zh_TW"/>
@@ -1957,36 +1627,24 @@
         </w:rPr>
         <w:t>以諾（</w:t>
       </w:r>
-      <w:hyperlink r:id="rId67">
-        <w:r>
-          <w:rPr>
-            <w:lang w:val="zh_TW" w:bidi="zh_TW"/>
-          </w:rPr>
-          <w:rPr>
-            <w:color w:val="0000EE"/>
-            <w:u w:val="single"/>
-          </w:rPr>
-          <w:t>創5:22–24</w:t>
-        </w:r>
-      </w:hyperlink>
+      <w:r>
+        <w:rPr>
+          <w:lang w:val="zh_TW" w:bidi="zh_TW"/>
+        </w:rPr>
+        <w:t>創5:22–24</w:t>
+      </w:r>
       <w:r>
         <w:rPr>
           <w:lang w:val="zh_TW" w:bidi="zh_TW"/>
         </w:rPr>
         <w:t>；</w:t>
       </w:r>
-      <w:hyperlink r:id="rId68">
-        <w:r>
-          <w:rPr>
-            <w:lang w:val="zh_TW" w:bidi="zh_TW"/>
-          </w:rPr>
-          <w:rPr>
-            <w:color w:val="0000EE"/>
-            <w:u w:val="single"/>
-          </w:rPr>
-          <w:t>來11:5</w:t>
-        </w:r>
-      </w:hyperlink>
+      <w:r>
+        <w:rPr>
+          <w:lang w:val="zh_TW" w:bidi="zh_TW"/>
+        </w:rPr>
+        <w:t>來11:5</w:t>
+      </w:r>
       <w:r>
         <w:rPr>
           <w:lang w:val="zh_TW" w:bidi="zh_TW"/>
@@ -2011,18 +1669,12 @@
         </w:rPr>
         <w:t>以利亞（</w:t>
       </w:r>
-      <w:hyperlink r:id="rId69">
-        <w:r>
-          <w:rPr>
-            <w:lang w:val="zh_TW" w:bidi="zh_TW"/>
-          </w:rPr>
-          <w:rPr>
-            <w:color w:val="0000EE"/>
-            <w:u w:val="single"/>
-          </w:rPr>
-          <w:t>王下2:11</w:t>
-        </w:r>
-      </w:hyperlink>
+      <w:r>
+        <w:rPr>
+          <w:lang w:val="zh_TW" w:bidi="zh_TW"/>
+        </w:rPr>
+        <w:t>王下2:11</w:t>
+      </w:r>
       <w:r>
         <w:rPr>
           <w:lang w:val="zh_TW" w:bidi="zh_TW"/>
@@ -2043,222 +1695,144 @@
         </w:rPr>
         <w:t>後來，保羅也曾提到自己被提到第三層天，約翰也曾被召上天上（</w:t>
       </w:r>
-      <w:hyperlink r:id="rId70">
-        <w:r>
-          <w:rPr>
-            <w:lang w:val="zh_TW" w:bidi="zh_TW"/>
-          </w:rPr>
-          <w:rPr>
-            <w:color w:val="0000EE"/>
-            <w:u w:val="single"/>
-          </w:rPr>
-          <w:t>啟4:1</w:t>
-        </w:r>
-      </w:hyperlink>
+      <w:r>
+        <w:rPr>
+          <w:lang w:val="zh_TW" w:bidi="zh_TW"/>
+        </w:rPr>
+        <w:t>啟4:1</w:t>
+      </w:r>
       <w:r>
         <w:rPr>
           <w:lang w:val="zh_TW" w:bidi="zh_TW"/>
         </w:rPr>
         <w:t>），而神計劃要使天上充滿祂的百姓（參</w:t>
       </w:r>
-      <w:hyperlink r:id="rId71">
-        <w:r>
-          <w:rPr>
-            <w:lang w:val="zh_TW" w:bidi="zh_TW"/>
-          </w:rPr>
-          <w:rPr>
-            <w:color w:val="0000EE"/>
-            <w:u w:val="single"/>
-          </w:rPr>
-          <w:t>啟19:1</w:t>
-        </w:r>
-      </w:hyperlink>
+      <w:r>
+        <w:rPr>
+          <w:lang w:val="zh_TW" w:bidi="zh_TW"/>
+        </w:rPr>
+        <w:t>啟19:1</w:t>
+      </w:r>
       <w:r>
         <w:rPr>
           <w:lang w:val="zh_TW" w:bidi="zh_TW"/>
         </w:rPr>
         <w:t>）。最終，所有信徒都要在天上與神同住，並且得著新的復活身體。當耶穌再來接祂的百姓時，他們就要得著這些身體（</w:t>
       </w:r>
-      <w:hyperlink r:id="rId72">
-        <w:r>
-          <w:rPr>
-            <w:lang w:val="zh_TW" w:bidi="zh_TW"/>
-          </w:rPr>
-          <w:rPr>
-            <w:color w:val="0000EE"/>
-            <w:u w:val="single"/>
-          </w:rPr>
-          <w:t>帖前4:16–17</w:t>
-        </w:r>
-      </w:hyperlink>
+      <w:r>
+        <w:rPr>
+          <w:lang w:val="zh_TW" w:bidi="zh_TW"/>
+        </w:rPr>
+        <w:t>帖前4:16–17</w:t>
+      </w:r>
       <w:r>
         <w:rPr>
           <w:lang w:val="zh_TW" w:bidi="zh_TW"/>
         </w:rPr>
         <w:t>；</w:t>
       </w:r>
-      <w:hyperlink r:id="rId73">
-        <w:r>
-          <w:rPr>
-            <w:lang w:val="zh_TW" w:bidi="zh_TW"/>
-          </w:rPr>
-          <w:rPr>
-            <w:color w:val="0000EE"/>
-            <w:u w:val="single"/>
-          </w:rPr>
-          <w:t>啟19:1–4</w:t>
-        </w:r>
-      </w:hyperlink>
+      <w:r>
+        <w:rPr>
+          <w:lang w:val="zh_TW" w:bidi="zh_TW"/>
+        </w:rPr>
+        <w:t>啟19:1–4</w:t>
+      </w:r>
       <w:r>
         <w:rPr>
           <w:lang w:val="zh_TW" w:bidi="zh_TW"/>
         </w:rPr>
         <w:t>）。那時，耶穌還要賜下特別的獎賞給祂的跟隨者（</w:t>
       </w:r>
-      <w:hyperlink r:id="rId74">
-        <w:r>
-          <w:rPr>
-            <w:lang w:val="zh_TW" w:bidi="zh_TW"/>
-          </w:rPr>
-          <w:rPr>
-            <w:color w:val="0000EE"/>
-            <w:u w:val="single"/>
-          </w:rPr>
-          <w:t>太5:12</w:t>
-        </w:r>
-      </w:hyperlink>
+      <w:r>
+        <w:rPr>
+          <w:lang w:val="zh_TW" w:bidi="zh_TW"/>
+        </w:rPr>
+        <w:t>太5:12</w:t>
+      </w:r>
       <w:r>
         <w:rPr>
           <w:lang w:val="zh_TW" w:bidi="zh_TW"/>
         </w:rPr>
         <w:t>；</w:t>
       </w:r>
-      <w:hyperlink r:id="rId75">
-        <w:r>
-          <w:rPr>
-            <w:lang w:val="zh_TW" w:bidi="zh_TW"/>
-          </w:rPr>
-          <w:rPr>
-            <w:color w:val="0000EE"/>
-            <w:u w:val="single"/>
-          </w:rPr>
-          <w:t>林前9:25</w:t>
-        </w:r>
-      </w:hyperlink>
+      <w:r>
+        <w:rPr>
+          <w:lang w:val="zh_TW" w:bidi="zh_TW"/>
+        </w:rPr>
+        <w:t>林前9:25</w:t>
+      </w:r>
       <w:r>
         <w:rPr>
           <w:lang w:val="zh_TW" w:bidi="zh_TW"/>
         </w:rPr>
         <w:t>；</w:t>
       </w:r>
-      <w:hyperlink r:id="rId76">
-        <w:r>
-          <w:rPr>
-            <w:lang w:val="zh_TW" w:bidi="zh_TW"/>
-          </w:rPr>
-          <w:rPr>
-            <w:color w:val="0000EE"/>
-            <w:u w:val="single"/>
-          </w:rPr>
-          <w:t>林後5:1</w:t>
-        </w:r>
-      </w:hyperlink>
+      <w:r>
+        <w:rPr>
+          <w:lang w:val="zh_TW" w:bidi="zh_TW"/>
+        </w:rPr>
+        <w:t>林後5:1</w:t>
+      </w:r>
       <w:r>
         <w:rPr>
           <w:lang w:val="zh_TW" w:bidi="zh_TW"/>
         </w:rPr>
         <w:t>；</w:t>
       </w:r>
-      <w:hyperlink r:id="rId77">
-        <w:r>
-          <w:rPr>
-            <w:lang w:val="zh_TW" w:bidi="zh_TW"/>
-          </w:rPr>
-          <w:rPr>
-            <w:color w:val="0000EE"/>
-            <w:u w:val="single"/>
-          </w:rPr>
-          <w:t>提後4:8</w:t>
-        </w:r>
-      </w:hyperlink>
+      <w:r>
+        <w:rPr>
+          <w:lang w:val="zh_TW" w:bidi="zh_TW"/>
+        </w:rPr>
+        <w:t>提後4:8</w:t>
+      </w:r>
       <w:r>
         <w:rPr>
           <w:lang w:val="zh_TW" w:bidi="zh_TW"/>
         </w:rPr>
         <w:t>；</w:t>
       </w:r>
-      <w:hyperlink r:id="rId78">
-        <w:r>
-          <w:rPr>
-            <w:lang w:val="zh_TW" w:bidi="zh_TW"/>
-          </w:rPr>
-          <w:rPr>
-            <w:color w:val="0000EE"/>
-            <w:u w:val="single"/>
-          </w:rPr>
-          <w:t>雅1:12</w:t>
-        </w:r>
-      </w:hyperlink>
+      <w:r>
+        <w:rPr>
+          <w:lang w:val="zh_TW" w:bidi="zh_TW"/>
+        </w:rPr>
+        <w:t>雅1:12</w:t>
+      </w:r>
       <w:r>
         <w:rPr>
           <w:lang w:val="zh_TW" w:bidi="zh_TW"/>
         </w:rPr>
         <w:t>；</w:t>
       </w:r>
-      <w:hyperlink r:id="rId79">
-        <w:r>
-          <w:rPr>
-            <w:lang w:val="zh_TW" w:bidi="zh_TW"/>
-          </w:rPr>
-          <w:rPr>
-            <w:color w:val="0000EE"/>
-            <w:u w:val="single"/>
-          </w:rPr>
-          <w:t>彼前1:4，</w:t>
-        </w:r>
-      </w:hyperlink>
-      <w:hyperlink r:id="rId80">
-        <w:r>
-          <w:rPr>
-            <w:lang w:val="zh_TW" w:bidi="zh_TW"/>
-          </w:rPr>
-          <w:rPr>
-            <w:color w:val="0000EE"/>
-            <w:u w:val="single"/>
-          </w:rPr>
-          <w:t>5:4</w:t>
-        </w:r>
-      </w:hyperlink>
+      <w:r>
+        <w:rPr>
+          <w:lang w:val="zh_TW" w:bidi="zh_TW"/>
+        </w:rPr>
+        <w:t>彼前1:4，</w:t>
+      </w:r>
+      <w:r>
+        <w:rPr>
+          <w:lang w:val="zh_TW" w:bidi="zh_TW"/>
+        </w:rPr>
+        <w:t>5:4</w:t>
+      </w:r>
       <w:r>
         <w:rPr>
           <w:lang w:val="zh_TW" w:bidi="zh_TW"/>
         </w:rPr>
         <w:t>；</w:t>
       </w:r>
-      <w:hyperlink r:id="rId81">
-        <w:r>
-          <w:rPr>
-            <w:lang w:val="zh_TW" w:bidi="zh_TW"/>
-          </w:rPr>
-          <w:rPr>
-            <w:color w:val="0000EE"/>
-            <w:u w:val="single"/>
-          </w:rPr>
-          <w:t>啟2:10，</w:t>
-        </w:r>
-      </w:hyperlink>
-      <w:hyperlink r:id="rId82">
-        <w:r>
-          <w:rPr>
-            <w:lang w:val="zh_TW" w:bidi="zh_TW"/>
-          </w:rPr>
-          <w:rPr>
-            <w:color w:val="0000EE"/>
-            <w:u w:val="single"/>
-          </w:rPr>
-          <w:t>4:10</w:t>
-        </w:r>
-      </w:hyperlink>
+      <w:r>
+        <w:rPr>
+          <w:lang w:val="zh_TW" w:bidi="zh_TW"/>
+        </w:rPr>
+        <w:t>啟2:10，</w:t>
+      </w:r>
+      <w:r>
+        <w:rPr>
+          <w:lang w:val="zh_TW" w:bidi="zh_TW"/>
+        </w:rPr>
+        <w:t>4:10</w:t>
+      </w:r>
       <w:r>
         <w:rPr>
           <w:lang w:val="zh_TW" w:bidi="zh_TW"/>
@@ -2437,72 +2011,48 @@
         </w:rPr>
         <w:t>但以理書後半部分記述了許多這類異象（</w:t>
       </w:r>
-      <w:hyperlink r:id="rId83">
-        <w:r>
-          <w:rPr>
-            <w:lang w:val="zh_TW" w:bidi="zh_TW"/>
-          </w:rPr>
-          <w:rPr>
-            <w:color w:val="0000EE"/>
-            <w:u w:val="single"/>
-          </w:rPr>
-          <w:t>但7–12章</w:t>
-        </w:r>
-      </w:hyperlink>
+      <w:r>
+        <w:rPr>
+          <w:lang w:val="zh_TW" w:bidi="zh_TW"/>
+        </w:rPr>
+        <w:t>但7–12章</w:t>
+      </w:r>
       <w:r>
         <w:rPr>
           <w:lang w:val="zh_TW" w:bidi="zh_TW"/>
         </w:rPr>
         <w:t>）。整卷啟示錄也是如此。此外，舊約先知書中也經常出現啟示性的異象（例如，</w:t>
       </w:r>
-      <w:hyperlink r:id="rId84">
-        <w:r>
-          <w:rPr>
-            <w:lang w:val="zh_TW" w:bidi="zh_TW"/>
-          </w:rPr>
-          <w:rPr>
-            <w:color w:val="0000EE"/>
-            <w:u w:val="single"/>
-          </w:rPr>
-          <w:t>賽6章</w:t>
-        </w:r>
-      </w:hyperlink>
+      <w:r>
+        <w:rPr>
+          <w:lang w:val="zh_TW" w:bidi="zh_TW"/>
+        </w:rPr>
+        <w:t>賽6章</w:t>
+      </w:r>
       <w:r>
         <w:rPr>
           <w:lang w:val="zh_TW" w:bidi="zh_TW"/>
         </w:rPr>
         <w:t>；</w:t>
       </w:r>
-      <w:hyperlink r:id="rId85">
-        <w:r>
-          <w:rPr>
-            <w:lang w:val="zh_TW" w:bidi="zh_TW"/>
-          </w:rPr>
-          <w:rPr>
-            <w:color w:val="0000EE"/>
-            <w:u w:val="single"/>
-          </w:rPr>
-          <w:t>摩7–9章</w:t>
-        </w:r>
-      </w:hyperlink>
+      <w:r>
+        <w:rPr>
+          <w:lang w:val="zh_TW" w:bidi="zh_TW"/>
+        </w:rPr>
+        <w:t>摩7–9章</w:t>
+      </w:r>
       <w:r>
         <w:rPr>
           <w:lang w:val="zh_TW" w:bidi="zh_TW"/>
         </w:rPr>
         <w:t>；</w:t>
       </w:r>
-      <w:hyperlink r:id="rId86">
-        <w:r>
-          <w:rPr>
-            <w:lang w:val="zh_TW" w:bidi="zh_TW"/>
-          </w:rPr>
-          <w:rPr>
-            <w:color w:val="0000EE"/>
-            <w:u w:val="single"/>
-          </w:rPr>
-          <w:t>亞1–6章</w:t>
-        </w:r>
-      </w:hyperlink>
+      <w:r>
+        <w:rPr>
+          <w:lang w:val="zh_TW" w:bidi="zh_TW"/>
+        </w:rPr>
+        <w:t>亞1–6章</w:t>
+      </w:r>
       <w:r>
         <w:rPr>
           <w:lang w:val="zh_TW" w:bidi="zh_TW"/>
@@ -2523,90 +2073,54 @@
         </w:rPr>
         <w:t>而在另一類異象中，如啟示錄，天啟的先知被提到天上。在天上，作者看到並聽到了要傳達給世人的信息（參保羅在</w:t>
       </w:r>
-      <w:hyperlink r:id="rId87">
-        <w:r>
-          <w:rPr>
-            <w:lang w:val="zh_TW" w:bidi="zh_TW"/>
-          </w:rPr>
-          <w:rPr>
-            <w:color w:val="0000EE"/>
-            <w:u w:val="single"/>
-          </w:rPr>
-          <w:t>林後12:1–4</w:t>
-        </w:r>
-      </w:hyperlink>
+      <w:r>
+        <w:rPr>
+          <w:lang w:val="zh_TW" w:bidi="zh_TW"/>
+        </w:rPr>
+        <w:t>林後12:1–4</w:t>
+      </w:r>
       <w:r>
         <w:rPr>
           <w:lang w:val="zh_TW" w:bidi="zh_TW"/>
         </w:rPr>
         <w:t>中的經歷）。天啟先知往往無法理解所領受的異象的含義。在這種情況下，一位「解釋的天使」會闡明異象的意義（</w:t>
       </w:r>
-      <w:hyperlink r:id="rId88">
-        <w:r>
-          <w:rPr>
-            <w:lang w:val="zh_TW" w:bidi="zh_TW"/>
-          </w:rPr>
-          <w:rPr>
-            <w:color w:val="0000EE"/>
-            <w:u w:val="single"/>
-          </w:rPr>
-          <w:t>但8:15–26，</w:t>
-        </w:r>
-      </w:hyperlink>
-      <w:hyperlink r:id="rId89">
-        <w:r>
-          <w:rPr>
-            <w:lang w:val="zh_TW" w:bidi="zh_TW"/>
-          </w:rPr>
-          <w:rPr>
-            <w:color w:val="0000EE"/>
-            <w:u w:val="single"/>
-          </w:rPr>
-          <w:t>9:20–27，</w:t>
-        </w:r>
-      </w:hyperlink>
-      <w:hyperlink r:id="rId90">
-        <w:r>
-          <w:rPr>
-            <w:lang w:val="zh_TW" w:bidi="zh_TW"/>
-          </w:rPr>
-          <w:rPr>
-            <w:color w:val="0000EE"/>
-            <w:u w:val="single"/>
-          </w:rPr>
-          <w:t>10:18–12:4</w:t>
-        </w:r>
-      </w:hyperlink>
+      <w:r>
+        <w:rPr>
+          <w:lang w:val="zh_TW" w:bidi="zh_TW"/>
+        </w:rPr>
+        <w:t>但8:15–26，</w:t>
+      </w:r>
+      <w:r>
+        <w:rPr>
+          <w:lang w:val="zh_TW" w:bidi="zh_TW"/>
+        </w:rPr>
+        <w:t>9:20–27，</w:t>
+      </w:r>
+      <w:r>
+        <w:rPr>
+          <w:lang w:val="zh_TW" w:bidi="zh_TW"/>
+        </w:rPr>
+        <w:t>10:18–12:4</w:t>
+      </w:r>
       <w:r>
         <w:rPr>
           <w:lang w:val="zh_TW" w:bidi="zh_TW"/>
         </w:rPr>
         <w:t>；</w:t>
       </w:r>
-      <w:hyperlink r:id="rId91">
-        <w:r>
-          <w:rPr>
-            <w:lang w:val="zh_TW" w:bidi="zh_TW"/>
-          </w:rPr>
-          <w:rPr>
-            <w:color w:val="0000EE"/>
-            <w:u w:val="single"/>
-          </w:rPr>
-          <w:t>啟7:13–17，</w:t>
-        </w:r>
-      </w:hyperlink>
-      <w:hyperlink r:id="rId92">
-        <w:r>
-          <w:rPr>
-            <w:lang w:val="zh_TW" w:bidi="zh_TW"/>
-          </w:rPr>
-          <w:rPr>
-            <w:color w:val="0000EE"/>
-            <w:u w:val="single"/>
-          </w:rPr>
-          <w:t>17:7–18</w:t>
-        </w:r>
-      </w:hyperlink>
+      <w:r>
+        <w:rPr>
+          <w:lang w:val="zh_TW" w:bidi="zh_TW"/>
+        </w:rPr>
+        <w:t>啟7:13–17，</w:t>
+      </w:r>
+      <w:r>
+        <w:rPr>
+          <w:lang w:val="zh_TW" w:bidi="zh_TW"/>
+        </w:rPr>
+        <w:t>17:7–18</w:t>
+      </w:r>
       <w:r>
         <w:rPr>
           <w:lang w:val="zh_TW" w:bidi="zh_TW"/>
@@ -2985,18 +2499,12 @@
         </w:rPr>
         <w:t>在園中的亞當和夏娃（</w:t>
       </w:r>
-      <w:hyperlink r:id="rId93">
-        <w:r>
-          <w:rPr>
-            <w:lang w:val="zh_TW" w:bidi="zh_TW"/>
-          </w:rPr>
-          <w:rPr>
-            <w:color w:val="0000EE"/>
-            <w:u w:val="single"/>
-          </w:rPr>
-          <w:t>創3:1–19</w:t>
-        </w:r>
-      </w:hyperlink>
+      <w:r>
+        <w:rPr>
+          <w:lang w:val="zh_TW" w:bidi="zh_TW"/>
+        </w:rPr>
+        <w:t>創3:1–19</w:t>
+      </w:r>
       <w:r>
         <w:rPr>
           <w:lang w:val="zh_TW" w:bidi="zh_TW"/>
@@ -3021,30 +2529,18 @@
         </w:rPr>
         <w:t>撒但挑戰神關於約伯的事（</w:t>
       </w:r>
-      <w:hyperlink r:id="rId94">
-        <w:r>
-          <w:rPr>
-            <w:lang w:val="zh_TW" w:bidi="zh_TW"/>
-          </w:rPr>
-          <w:rPr>
-            <w:color w:val="0000EE"/>
-            <w:u w:val="single"/>
-          </w:rPr>
-          <w:t>伯1:6–12，</w:t>
-        </w:r>
-      </w:hyperlink>
-      <w:hyperlink r:id="rId95">
-        <w:r>
-          <w:rPr>
-            <w:lang w:val="zh_TW" w:bidi="zh_TW"/>
-          </w:rPr>
-          <w:rPr>
-            <w:color w:val="0000EE"/>
-            <w:u w:val="single"/>
-          </w:rPr>
-          <w:t>2:1–8</w:t>
-        </w:r>
-      </w:hyperlink>
+      <w:r>
+        <w:rPr>
+          <w:lang w:val="zh_TW" w:bidi="zh_TW"/>
+        </w:rPr>
+        <w:t>伯1:6–12，</w:t>
+      </w:r>
+      <w:r>
+        <w:rPr>
+          <w:lang w:val="zh_TW" w:bidi="zh_TW"/>
+        </w:rPr>
+        <w:t>2:1–8</w:t>
+      </w:r>
       <w:r>
         <w:rPr>
           <w:lang w:val="zh_TW" w:bidi="zh_TW"/>
@@ -3131,18 +2627,12 @@
         </w:rPr>
         <w:t>，摧毀了整座雕像。這塊石頭象徵神的國度（</w:t>
       </w:r>
-      <w:hyperlink r:id="rId96">
-        <w:r>
-          <w:rPr>
-            <w:lang w:val="zh_TW" w:bidi="zh_TW"/>
-          </w:rPr>
-          <w:rPr>
-            <w:color w:val="0000EE"/>
-            <w:u w:val="single"/>
-          </w:rPr>
-          <w:t>但2:31–45）</w:t>
-        </w:r>
-      </w:hyperlink>
+      <w:r>
+        <w:rPr>
+          <w:lang w:val="zh_TW" w:bidi="zh_TW"/>
+        </w:rPr>
+        <w:t>但2:31–45）</w:t>
+      </w:r>
       <w:r>
         <w:rPr>
           <w:lang w:val="zh_TW" w:bidi="zh_TW"/>
@@ -3236,36 +2726,24 @@
         </w:rPr>
         <w:t>在啟示錄中，神會先徹底毀滅舊世界，然後創造一個全新的世界（</w:t>
       </w:r>
-      <w:hyperlink r:id="rId97">
-        <w:r>
-          <w:rPr>
-            <w:lang w:val="zh_TW" w:bidi="zh_TW"/>
-          </w:rPr>
-          <w:rPr>
-            <w:color w:val="0000EE"/>
-            <w:u w:val="single"/>
-          </w:rPr>
-          <w:t>啟21:1</w:t>
-        </w:r>
-      </w:hyperlink>
+      <w:r>
+        <w:rPr>
+          <w:lang w:val="zh_TW" w:bidi="zh_TW"/>
+        </w:rPr>
+        <w:t>啟21:1</w:t>
+      </w:r>
       <w:r>
         <w:rPr>
           <w:lang w:val="zh_TW" w:bidi="zh_TW"/>
         </w:rPr>
         <w:t>；參</w:t>
       </w:r>
-      <w:hyperlink r:id="rId98">
-        <w:r>
-          <w:rPr>
-            <w:lang w:val="zh_TW" w:bidi="zh_TW"/>
-          </w:rPr>
-          <w:rPr>
-            <w:color w:val="0000EE"/>
-            <w:u w:val="single"/>
-          </w:rPr>
-          <w:t>彼後3:10</w:t>
-        </w:r>
-      </w:hyperlink>
+      <w:r>
+        <w:rPr>
+          <w:lang w:val="zh_TW" w:bidi="zh_TW"/>
+        </w:rPr>
+        <w:t>彼後3:10</w:t>
+      </w:r>
       <w:r>
         <w:rPr>
           <w:lang w:val="zh_TW" w:bidi="zh_TW"/>
@@ -3460,18 +2938,12 @@
         </w:rPr>
         <w:t>在新時代開始之前，許多重要事件將會發生。這些事件將結束當前的邪惡時代，並開始神的良善新時代。當保羅在</w:t>
       </w:r>
-      <w:hyperlink r:id="rId99">
-        <w:r>
-          <w:rPr>
-            <w:lang w:val="zh_TW" w:bidi="zh_TW"/>
-          </w:rPr>
-          <w:rPr>
-            <w:color w:val="0000EE"/>
-            <w:u w:val="single"/>
-          </w:rPr>
-          <w:t>哥林多後書四章4節</w:t>
-        </w:r>
-      </w:hyperlink>
+      <w:r>
+        <w:rPr>
+          <w:lang w:val="zh_TW" w:bidi="zh_TW"/>
+        </w:rPr>
+        <w:t>哥林多後書四章4節</w:t>
+      </w:r>
       <w:r>
         <w:rPr>
           <w:lang w:val="zh_TW" w:bidi="zh_TW"/>
@@ -3492,72 +2964,48 @@
         </w:rPr>
         <w:t>天啟主義的另一個特徵是渴望神縮短當前的邪惡日子。撰寫天啟文學的人希望神能迅速帶來神的國。正如但以理會問：「這奇異的事到幾時才應驗呢？」（</w:t>
       </w:r>
-      <w:hyperlink r:id="rId100">
-        <w:r>
-          <w:rPr>
-            <w:lang w:val="zh_TW" w:bidi="zh_TW"/>
-          </w:rPr>
-          <w:rPr>
-            <w:color w:val="0000EE"/>
-            <w:u w:val="single"/>
-          </w:rPr>
-          <w:t>但12:6</w:t>
-        </w:r>
-      </w:hyperlink>
+      <w:r>
+        <w:rPr>
+          <w:lang w:val="zh_TW" w:bidi="zh_TW"/>
+        </w:rPr>
+        <w:t>但12:6</w:t>
+      </w:r>
       <w:r>
         <w:rPr>
           <w:lang w:val="zh_TW" w:bidi="zh_TW"/>
         </w:rPr>
         <w:t>），約翰也會呼喊：「主耶穌啊，我願你來！」（</w:t>
       </w:r>
-      <w:hyperlink r:id="rId101">
-        <w:r>
-          <w:rPr>
-            <w:lang w:val="zh_TW" w:bidi="zh_TW"/>
-          </w:rPr>
-          <w:rPr>
-            <w:color w:val="0000EE"/>
-            <w:u w:val="single"/>
-          </w:rPr>
-          <w:t>啟22:20</w:t>
-        </w:r>
-      </w:hyperlink>
+      <w:r>
+        <w:rPr>
+          <w:lang w:val="zh_TW" w:bidi="zh_TW"/>
+        </w:rPr>
+        <w:t>啟22:20</w:t>
+      </w:r>
       <w:r>
         <w:rPr>
           <w:lang w:val="zh_TW" w:bidi="zh_TW"/>
         </w:rPr>
         <w:t>）。渴慕神的迅速介入並帶來得勝，使人在困境中仍能持守盼望，並鼓勵神的百姓以與將來國度相稱的方式生活（</w:t>
       </w:r>
-      <w:hyperlink r:id="rId102">
-        <w:r>
-          <w:rPr>
-            <w:lang w:val="zh_TW" w:bidi="zh_TW"/>
-          </w:rPr>
-          <w:rPr>
-            <w:color w:val="0000EE"/>
-            <w:u w:val="single"/>
-          </w:rPr>
-          <w:t>彼後3:11–13</w:t>
-        </w:r>
-      </w:hyperlink>
+      <w:r>
+        <w:rPr>
+          <w:lang w:val="zh_TW" w:bidi="zh_TW"/>
+        </w:rPr>
+        <w:t>彼後3:11–13</w:t>
+      </w:r>
       <w:r>
         <w:rPr>
           <w:lang w:val="zh_TW" w:bidi="zh_TW"/>
         </w:rPr>
         <w:t>；</w:t>
       </w:r>
-      <w:hyperlink r:id="rId103">
-        <w:r>
-          <w:rPr>
-            <w:lang w:val="zh_TW" w:bidi="zh_TW"/>
-          </w:rPr>
-          <w:rPr>
-            <w:color w:val="0000EE"/>
-            <w:u w:val="single"/>
-          </w:rPr>
-          <w:t>啟21:5–8</w:t>
-        </w:r>
-      </w:hyperlink>
+      <w:r>
+        <w:rPr>
+          <w:lang w:val="zh_TW" w:bidi="zh_TW"/>
+        </w:rPr>
+        <w:t>啟21:5–8</w:t>
+      </w:r>
       <w:r>
         <w:rPr>
           <w:lang w:val="zh_TW" w:bidi="zh_TW"/>
@@ -3646,54 +3094,36 @@
         </w:rPr>
         <w:t>末世文學的風格也可以在聖經的其它部分找到，而不僅限於完全關於末世的書卷。例如，耶穌在橄欖山上講述了關於未來的重要教訓。這段教訓記錄在</w:t>
       </w:r>
-      <w:hyperlink r:id="rId104">
-        <w:r>
-          <w:rPr>
-            <w:lang w:val="zh_TW" w:bidi="zh_TW"/>
-          </w:rPr>
-          <w:rPr>
-            <w:color w:val="0000EE"/>
-            <w:u w:val="single"/>
-          </w:rPr>
-          <w:t>馬可福音第十三章</w:t>
-        </w:r>
-      </w:hyperlink>
+      <w:r>
+        <w:rPr>
+          <w:lang w:val="zh_TW" w:bidi="zh_TW"/>
+        </w:rPr>
+        <w:t>馬可福音第十三章</w:t>
+      </w:r>
       <w:r>
         <w:rPr>
           <w:lang w:val="zh_TW" w:bidi="zh_TW"/>
         </w:rPr>
         <w:t>、</w:t>
       </w:r>
-      <w:hyperlink r:id="rId105">
-        <w:r>
-          <w:rPr>
-            <w:lang w:val="zh_TW" w:bidi="zh_TW"/>
-          </w:rPr>
-          <w:rPr>
-            <w:color w:val="0000EE"/>
-            <w:u w:val="single"/>
-          </w:rPr>
-          <w:t>馬太福音第二十四章</w:t>
-        </w:r>
-      </w:hyperlink>
+      <w:r>
+        <w:rPr>
+          <w:lang w:val="zh_TW" w:bidi="zh_TW"/>
+        </w:rPr>
+        <w:t>馬太福音第二十四章</w:t>
+      </w:r>
       <w:r>
         <w:rPr>
           <w:lang w:val="zh_TW" w:bidi="zh_TW"/>
         </w:rPr>
         <w:t>和</w:t>
       </w:r>
-      <w:hyperlink r:id="rId106">
-        <w:r>
-          <w:rPr>
-            <w:lang w:val="zh_TW" w:bidi="zh_TW"/>
-          </w:rPr>
-          <w:rPr>
-            <w:color w:val="0000EE"/>
-            <w:u w:val="single"/>
-          </w:rPr>
-          <w:t>路加福音第二十一章</w:t>
-        </w:r>
-      </w:hyperlink>
+      <w:r>
+        <w:rPr>
+          <w:lang w:val="zh_TW" w:bidi="zh_TW"/>
+        </w:rPr>
+        <w:t>路加福音第二十一章</w:t>
+      </w:r>
       <w:r>
         <w:rPr>
           <w:lang w:val="zh_TW" w:bidi="zh_TW"/>
@@ -3740,18 +3170,12 @@
         </w:rPr>
         <w:t>作者撰寫了這卷書。他們聲稱這卷書是由亞當的早期後裔之一——以諾——所寫（</w:t>
       </w:r>
-      <w:hyperlink r:id="rId107">
-        <w:r>
-          <w:rPr>
-            <w:lang w:val="zh_TW" w:bidi="zh_TW"/>
-          </w:rPr>
-          <w:rPr>
-            <w:color w:val="0000EE"/>
-            <w:u w:val="single"/>
-          </w:rPr>
-          <w:t>創5:21–24</w:t>
-        </w:r>
-      </w:hyperlink>
+      <w:r>
+        <w:rPr>
+          <w:lang w:val="zh_TW" w:bidi="zh_TW"/>
+        </w:rPr>
+        <w:t>創5:21–24</w:t>
+      </w:r>
       <w:r>
         <w:rPr>
           <w:lang w:val="zh_TW" w:bidi="zh_TW"/>
@@ -4022,18 +3446,12 @@
         </w:rPr>
         <w:t>的複數）。他們是神差派的天上活物，在伊甸園看守生命樹（</w:t>
       </w:r>
-      <w:hyperlink r:id="rId108">
-        <w:r>
-          <w:rPr>
-            <w:lang w:val="zh_TW" w:bidi="zh_TW"/>
-          </w:rPr>
-          <w:rPr>
-            <w:color w:val="0000EE"/>
-            <w:u w:val="single"/>
-          </w:rPr>
-          <w:t>創3:24</w:t>
-        </w:r>
-      </w:hyperlink>
+      <w:r>
+        <w:rPr>
+          <w:lang w:val="zh_TW" w:bidi="zh_TW"/>
+        </w:rPr>
+        <w:t>創3:24</w:t>
+      </w:r>
       <w:r>
         <w:rPr>
           <w:lang w:val="zh_TW" w:bidi="zh_TW"/>
@@ -4072,18 +3490,12 @@
         </w:rPr>
         <w:t>約櫃上（</w:t>
       </w:r>
-      <w:hyperlink r:id="rId109">
-        <w:r>
-          <w:rPr>
-            <w:lang w:val="zh_TW" w:bidi="zh_TW"/>
-          </w:rPr>
-          <w:rPr>
-            <w:color w:val="0000EE"/>
-            <w:u w:val="single"/>
-          </w:rPr>
-          <w:t>出25:18–22</w:t>
-        </w:r>
-      </w:hyperlink>
+      <w:r>
+        <w:rPr>
+          <w:lang w:val="zh_TW" w:bidi="zh_TW"/>
+        </w:rPr>
+        <w:t>出25:18–22</w:t>
+      </w:r>
       <w:r>
         <w:rPr>
           <w:lang w:val="zh_TW" w:bidi="zh_TW"/>
@@ -4108,18 +3520,12 @@
         </w:rPr>
         <w:t>會幕中（</w:t>
       </w:r>
-      <w:hyperlink r:id="rId110">
-        <w:r>
-          <w:rPr>
-            <w:lang w:val="zh_TW" w:bidi="zh_TW"/>
-          </w:rPr>
-          <w:rPr>
-            <w:color w:val="0000EE"/>
-            <w:u w:val="single"/>
-          </w:rPr>
-          <w:t>出26:31</w:t>
-        </w:r>
-      </w:hyperlink>
+      <w:r>
+        <w:rPr>
+          <w:lang w:val="zh_TW" w:bidi="zh_TW"/>
+        </w:rPr>
+        <w:t>出26:31</w:t>
+      </w:r>
       <w:r>
         <w:rPr>
           <w:lang w:val="zh_TW" w:bidi="zh_TW"/>
@@ -4144,18 +3550,12 @@
         </w:rPr>
         <w:t>聖殿中（</w:t>
       </w:r>
-      <w:hyperlink r:id="rId111">
-        <w:r>
-          <w:rPr>
-            <w:lang w:val="zh_TW" w:bidi="zh_TW"/>
-          </w:rPr>
-          <w:rPr>
-            <w:color w:val="0000EE"/>
-            <w:u w:val="single"/>
-          </w:rPr>
-          <w:t>代下3:7</w:t>
-        </w:r>
-      </w:hyperlink>
+      <w:r>
+        <w:rPr>
+          <w:lang w:val="zh_TW" w:bidi="zh_TW"/>
+        </w:rPr>
+        <w:t>代下3:7</w:t>
+      </w:r>
       <w:r>
         <w:rPr>
           <w:lang w:val="zh_TW" w:bidi="zh_TW"/>
@@ -4176,114 +3576,72 @@
         </w:rPr>
         <w:t>先知以西結在異象中，看見天使出現在已經復興的耶路撒冷（</w:t>
       </w:r>
-      <w:hyperlink r:id="rId112">
-        <w:r>
-          <w:rPr>
-            <w:lang w:val="zh_TW" w:bidi="zh_TW"/>
-          </w:rPr>
-          <w:rPr>
-            <w:color w:val="0000EE"/>
-            <w:u w:val="single"/>
-          </w:rPr>
-          <w:t>結41:18–20</w:t>
-        </w:r>
-      </w:hyperlink>
+      <w:r>
+        <w:rPr>
+          <w:lang w:val="zh_TW" w:bidi="zh_TW"/>
+        </w:rPr>
+        <w:t>結41:18–20</w:t>
+      </w:r>
       <w:r>
         <w:rPr>
           <w:lang w:val="zh_TW" w:bidi="zh_TW"/>
         </w:rPr>
         <w:t>）。聖經中提到有名字的天使有兩位：加百列與天使長（或為「首領」）米迦勒（</w:t>
       </w:r>
-      <w:hyperlink r:id="rId113">
-        <w:r>
-          <w:rPr>
-            <w:lang w:val="zh_TW" w:bidi="zh_TW"/>
-          </w:rPr>
-          <w:rPr>
-            <w:color w:val="0000EE"/>
-            <w:u w:val="single"/>
-          </w:rPr>
-          <w:t>但8:16，</w:t>
-        </w:r>
-      </w:hyperlink>
-      <w:hyperlink r:id="rId114">
-        <w:r>
-          <w:rPr>
-            <w:lang w:val="zh_TW" w:bidi="zh_TW"/>
-          </w:rPr>
-          <w:rPr>
-            <w:color w:val="0000EE"/>
-            <w:u w:val="single"/>
-          </w:rPr>
-          <w:t>9:21，</w:t>
-        </w:r>
-      </w:hyperlink>
-      <w:hyperlink r:id="rId115">
-        <w:r>
-          <w:rPr>
-            <w:lang w:val="zh_TW" w:bidi="zh_TW"/>
-          </w:rPr>
-          <w:rPr>
-            <w:color w:val="0000EE"/>
-            <w:u w:val="single"/>
-          </w:rPr>
-          <w:t>10:13</w:t>
-        </w:r>
-      </w:hyperlink>
+      <w:r>
+        <w:rPr>
+          <w:lang w:val="zh_TW" w:bidi="zh_TW"/>
+        </w:rPr>
+        <w:t>但8:16，</w:t>
+      </w:r>
+      <w:r>
+        <w:rPr>
+          <w:lang w:val="zh_TW" w:bidi="zh_TW"/>
+        </w:rPr>
+        <w:t>9:21，</w:t>
+      </w:r>
+      <w:r>
+        <w:rPr>
+          <w:lang w:val="zh_TW" w:bidi="zh_TW"/>
+        </w:rPr>
+        <w:t>10:13</w:t>
+      </w:r>
       <w:r>
         <w:rPr>
           <w:lang w:val="zh_TW" w:bidi="zh_TW"/>
         </w:rPr>
         <w:t>；</w:t>
       </w:r>
-      <w:hyperlink r:id="rId116">
-        <w:r>
-          <w:rPr>
-            <w:lang w:val="zh_TW" w:bidi="zh_TW"/>
-          </w:rPr>
-          <w:rPr>
-            <w:color w:val="0000EE"/>
-            <w:u w:val="single"/>
-          </w:rPr>
-          <w:t>路1:19、26</w:t>
-        </w:r>
-      </w:hyperlink>
+      <w:r>
+        <w:rPr>
+          <w:lang w:val="zh_TW" w:bidi="zh_TW"/>
+        </w:rPr>
+        <w:t>路1:19、26</w:t>
+      </w:r>
       <w:r>
         <w:rPr>
           <w:lang w:val="zh_TW" w:bidi="zh_TW"/>
         </w:rPr>
         <w:t>；</w:t>
       </w:r>
-      <w:hyperlink r:id="rId117">
-        <w:r>
-          <w:rPr>
-            <w:lang w:val="zh_TW" w:bidi="zh_TW"/>
-          </w:rPr>
-          <w:rPr>
-            <w:color w:val="0000EE"/>
-            <w:u w:val="single"/>
-          </w:rPr>
-          <w:t>猶1:9</w:t>
-        </w:r>
-      </w:hyperlink>
+      <w:r>
+        <w:rPr>
+          <w:lang w:val="zh_TW" w:bidi="zh_TW"/>
+        </w:rPr>
+        <w:t>猶1:9</w:t>
+      </w:r>
       <w:r>
         <w:rPr>
           <w:lang w:val="zh_TW" w:bidi="zh_TW"/>
         </w:rPr>
         <w:t>；</w:t>
       </w:r>
-      <w:hyperlink r:id="rId118">
-        <w:r>
-          <w:rPr>
-            <w:lang w:val="zh_TW" w:bidi="zh_TW"/>
-          </w:rPr>
-          <w:rPr>
-            <w:color w:val="0000EE"/>
-            <w:u w:val="single"/>
-          </w:rPr>
-          <w:t>啟12:7–9</w:t>
-        </w:r>
-      </w:hyperlink>
+      <w:r>
+        <w:rPr>
+          <w:lang w:val="zh_TW" w:bidi="zh_TW"/>
+        </w:rPr>
+        <w:t>啟12:7–9</w:t>
+      </w:r>
       <w:r>
         <w:rPr>
           <w:lang w:val="zh_TW" w:bidi="zh_TW"/>
@@ -4304,18 +3662,12 @@
         </w:rPr>
         <w:t>在聖經中，天使是屬靈的存在，常常擔任使者的角色。英文的angel一詞直接源自希臘文，意思就是「使者」。在</w:t>
       </w:r>
-      <w:hyperlink r:id="rId119">
-        <w:r>
-          <w:rPr>
-            <w:lang w:val="zh_TW" w:bidi="zh_TW"/>
-          </w:rPr>
-          <w:rPr>
-            <w:color w:val="0000EE"/>
-            <w:u w:val="single"/>
-          </w:rPr>
-          <w:t>路加福音九章52節</w:t>
-        </w:r>
-      </w:hyperlink>
+      <w:r>
+        <w:rPr>
+          <w:lang w:val="zh_TW" w:bidi="zh_TW"/>
+        </w:rPr>
+        <w:t>路加福音九章52節</w:t>
+      </w:r>
       <w:r>
         <w:rPr>
           <w:lang w:val="zh_TW" w:bidi="zh_TW"/>
@@ -4336,18 +3688,12 @@
         </w:rPr>
         <w:t>在舊約聖經中，希伯來文詞語既可指人間的使者，也可指屬靈的存在；我們未必能立即分辨該詞語指的是哪一種，尤其因為天使有時會以人的面貌出現。在某些經文中，「神的使者」或類似表達，可能指神親自傳達自己的信息（見</w:t>
       </w:r>
-      <w:hyperlink r:id="rId120">
-        <w:r>
-          <w:rPr>
-            <w:lang w:val="zh_TW" w:bidi="zh_TW"/>
-          </w:rPr>
-          <w:rPr>
-            <w:color w:val="0000EE"/>
-            <w:u w:val="single"/>
-          </w:rPr>
-          <w:t>創18:2–15</w:t>
-        </w:r>
-      </w:hyperlink>
+      <w:r>
+        <w:rPr>
+          <w:lang w:val="zh_TW" w:bidi="zh_TW"/>
+        </w:rPr>
+        <w:t>創18:2–15</w:t>
+      </w:r>
       <w:r>
         <w:rPr>
           <w:lang w:val="zh_TW" w:bidi="zh_TW"/>
@@ -4397,18 +3743,12 @@
         </w:rPr>
         <w:t>宣告好消息 （</w:t>
       </w:r>
-      <w:hyperlink r:id="rId121">
-        <w:r>
-          <w:rPr>
-            <w:lang w:val="zh_TW" w:bidi="zh_TW"/>
-          </w:rPr>
-          <w:rPr>
-            <w:color w:val="0000EE"/>
-            <w:u w:val="single"/>
-          </w:rPr>
-          <w:t>士13:3</w:t>
-        </w:r>
-      </w:hyperlink>
+      <w:r>
+        <w:rPr>
+          <w:lang w:val="zh_TW" w:bidi="zh_TW"/>
+        </w:rPr>
+        <w:t>士13:3</w:t>
+      </w:r>
       <w:r>
         <w:rPr>
           <w:lang w:val="zh_TW" w:bidi="zh_TW"/>
@@ -4433,18 +3773,12 @@
         </w:rPr>
         <w:t>警告危險（</w:t>
       </w:r>
-      <w:hyperlink r:id="rId122">
-        <w:r>
-          <w:rPr>
-            <w:lang w:val="zh_TW" w:bidi="zh_TW"/>
-          </w:rPr>
-          <w:rPr>
-            <w:color w:val="0000EE"/>
-            <w:u w:val="single"/>
-          </w:rPr>
-          <w:t>創19:15</w:t>
-        </w:r>
-      </w:hyperlink>
+      <w:r>
+        <w:rPr>
+          <w:lang w:val="zh_TW" w:bidi="zh_TW"/>
+        </w:rPr>
+        <w:t>創19:15</w:t>
+      </w:r>
       <w:r>
         <w:rPr>
           <w:lang w:val="zh_TW" w:bidi="zh_TW"/>
@@ -4469,30 +3803,18 @@
         </w:rPr>
         <w:t>保護人免受邪惡所害（</w:t>
       </w:r>
-      <w:hyperlink r:id="rId123">
-        <w:r>
-          <w:rPr>
-            <w:lang w:val="zh_TW" w:bidi="zh_TW"/>
-          </w:rPr>
-          <w:rPr>
-            <w:color w:val="0000EE"/>
-            <w:u w:val="single"/>
-          </w:rPr>
-          <w:t>但3:28，</w:t>
-        </w:r>
-      </w:hyperlink>
-      <w:hyperlink r:id="rId124">
-        <w:r>
-          <w:rPr>
-            <w:lang w:val="zh_TW" w:bidi="zh_TW"/>
-          </w:rPr>
-          <w:rPr>
-            <w:color w:val="0000EE"/>
-            <w:u w:val="single"/>
-          </w:rPr>
-          <w:t>6:22</w:t>
-        </w:r>
-      </w:hyperlink>
+      <w:r>
+        <w:rPr>
+          <w:lang w:val="zh_TW" w:bidi="zh_TW"/>
+        </w:rPr>
+        <w:t>但3:28，</w:t>
+      </w:r>
+      <w:r>
+        <w:rPr>
+          <w:lang w:val="zh_TW" w:bidi="zh_TW"/>
+        </w:rPr>
+        <w:t>6:22</w:t>
+      </w:r>
       <w:r>
         <w:rPr>
           <w:lang w:val="zh_TW" w:bidi="zh_TW"/>
@@ -4517,18 +3839,12 @@
         </w:rPr>
         <w:t>引導和保護（</w:t>
       </w:r>
-      <w:hyperlink r:id="rId125">
-        <w:r>
-          <w:rPr>
-            <w:lang w:val="zh_TW" w:bidi="zh_TW"/>
-          </w:rPr>
-          <w:rPr>
-            <w:color w:val="0000EE"/>
-            <w:u w:val="single"/>
-          </w:rPr>
-          <w:t>出14:19</w:t>
-        </w:r>
-      </w:hyperlink>
+      <w:r>
+        <w:rPr>
+          <w:lang w:val="zh_TW" w:bidi="zh_TW"/>
+        </w:rPr>
+        <w:t>出14:19</w:t>
+      </w:r>
       <w:r>
         <w:rPr>
           <w:lang w:val="zh_TW" w:bidi="zh_TW"/>
@@ -4553,36 +3869,24 @@
         </w:rPr>
         <w:t>供應飲食（</w:t>
       </w:r>
-      <w:hyperlink r:id="rId126">
-        <w:r>
-          <w:rPr>
-            <w:lang w:val="zh_TW" w:bidi="zh_TW"/>
-          </w:rPr>
-          <w:rPr>
-            <w:color w:val="0000EE"/>
-            <w:u w:val="single"/>
-          </w:rPr>
-          <w:t>創21:14–20</w:t>
-        </w:r>
-      </w:hyperlink>
+      <w:r>
+        <w:rPr>
+          <w:lang w:val="zh_TW" w:bidi="zh_TW"/>
+        </w:rPr>
+        <w:t>創21:14–20</w:t>
+      </w:r>
       <w:r>
         <w:rPr>
           <w:lang w:val="zh_TW" w:bidi="zh_TW"/>
         </w:rPr>
         <w:t>；</w:t>
       </w:r>
-      <w:hyperlink r:id="rId127">
-        <w:r>
-          <w:rPr>
-            <w:lang w:val="zh_TW" w:bidi="zh_TW"/>
-          </w:rPr>
-          <w:rPr>
-            <w:color w:val="0000EE"/>
-            <w:u w:val="single"/>
-          </w:rPr>
-          <w:t>王上19:4–7</w:t>
-        </w:r>
-      </w:hyperlink>
+      <w:r>
+        <w:rPr>
+          <w:lang w:val="zh_TW" w:bidi="zh_TW"/>
+        </w:rPr>
+        <w:t>王上19:4–7</w:t>
+      </w:r>
       <w:r>
         <w:rPr>
           <w:lang w:val="zh_TW" w:bidi="zh_TW"/>
@@ -4607,36 +3911,24 @@
         </w:rPr>
         <w:t>教導（</w:t>
       </w:r>
-      <w:hyperlink r:id="rId128">
-        <w:r>
-          <w:rPr>
-            <w:lang w:val="zh_TW" w:bidi="zh_TW"/>
-          </w:rPr>
-          <w:rPr>
-            <w:color w:val="0000EE"/>
-            <w:u w:val="single"/>
-          </w:rPr>
-          <w:t>徒7:38</w:t>
-        </w:r>
-      </w:hyperlink>
+      <w:r>
+        <w:rPr>
+          <w:lang w:val="zh_TW" w:bidi="zh_TW"/>
+        </w:rPr>
+        <w:t>徒7:38</w:t>
+      </w:r>
       <w:r>
         <w:rPr>
           <w:lang w:val="zh_TW" w:bidi="zh_TW"/>
         </w:rPr>
         <w:t>；</w:t>
       </w:r>
-      <w:hyperlink r:id="rId129">
-        <w:r>
-          <w:rPr>
-            <w:lang w:val="zh_TW" w:bidi="zh_TW"/>
-          </w:rPr>
-          <w:rPr>
-            <w:color w:val="0000EE"/>
-            <w:u w:val="single"/>
-          </w:rPr>
-          <w:t>加3:19</w:t>
-        </w:r>
-      </w:hyperlink>
+      <w:r>
+        <w:rPr>
+          <w:lang w:val="zh_TW" w:bidi="zh_TW"/>
+        </w:rPr>
+        <w:t>加3:19</w:t>
+      </w:r>
       <w:r>
         <w:rPr>
           <w:lang w:val="zh_TW" w:bidi="zh_TW"/>
@@ -4675,18 +3967,12 @@
         </w:rPr>
         <w:t>宣告祂的降生（</w:t>
       </w:r>
-      <w:hyperlink r:id="rId130">
-        <w:r>
-          <w:rPr>
-            <w:lang w:val="zh_TW" w:bidi="zh_TW"/>
-          </w:rPr>
-          <w:rPr>
-            <w:color w:val="0000EE"/>
-            <w:u w:val="single"/>
-          </w:rPr>
-          <w:t>路2:8–15</w:t>
-        </w:r>
-      </w:hyperlink>
+      <w:r>
+        <w:rPr>
+          <w:lang w:val="zh_TW" w:bidi="zh_TW"/>
+        </w:rPr>
+        <w:t>路2:8–15</w:t>
+      </w:r>
       <w:r>
         <w:rPr>
           <w:lang w:val="zh_TW" w:bidi="zh_TW"/>
@@ -4711,18 +3997,12 @@
         </w:rPr>
         <w:t>引導並警告祂的父母（</w:t>
       </w:r>
-      <w:hyperlink r:id="rId131">
-        <w:r>
-          <w:rPr>
-            <w:lang w:val="zh_TW" w:bidi="zh_TW"/>
-          </w:rPr>
-          <w:rPr>
-            <w:color w:val="0000EE"/>
-            <w:u w:val="single"/>
-          </w:rPr>
-          <w:t>太2:13</w:t>
-        </w:r>
-      </w:hyperlink>
+      <w:r>
+        <w:rPr>
+          <w:lang w:val="zh_TW" w:bidi="zh_TW"/>
+        </w:rPr>
+        <w:t>太2:13</w:t>
+      </w:r>
       <w:r>
         <w:rPr>
           <w:lang w:val="zh_TW" w:bidi="zh_TW"/>
@@ -4747,18 +4027,12 @@
         </w:rPr>
         <w:t>當祂受到試探時為祂加力（</w:t>
       </w:r>
-      <w:hyperlink r:id="rId132">
-        <w:r>
-          <w:rPr>
-            <w:lang w:val="zh_TW" w:bidi="zh_TW"/>
-          </w:rPr>
-          <w:rPr>
-            <w:color w:val="0000EE"/>
-            <w:u w:val="single"/>
-          </w:rPr>
-          <w:t>太4:11</w:t>
-        </w:r>
-      </w:hyperlink>
+      <w:r>
+        <w:rPr>
+          <w:lang w:val="zh_TW" w:bidi="zh_TW"/>
+        </w:rPr>
+        <w:t>太4:11</w:t>
+      </w:r>
       <w:r>
         <w:rPr>
           <w:lang w:val="zh_TW" w:bidi="zh_TW"/>
@@ -4783,18 +4057,12 @@
         </w:rPr>
         <w:t>在祂最後的痛苦時刻中加添祂的力量（</w:t>
       </w:r>
-      <w:hyperlink r:id="rId133">
-        <w:r>
-          <w:rPr>
-            <w:lang w:val="zh_TW" w:bidi="zh_TW"/>
-          </w:rPr>
-          <w:rPr>
-            <w:color w:val="0000EE"/>
-            <w:u w:val="single"/>
-          </w:rPr>
-          <w:t>路22:43–44</w:t>
-        </w:r>
-      </w:hyperlink>
+      <w:r>
+        <w:rPr>
+          <w:lang w:val="zh_TW" w:bidi="zh_TW"/>
+        </w:rPr>
+        <w:t>路22:43–44</w:t>
+      </w:r>
       <w:r>
         <w:rPr>
           <w:lang w:val="zh_TW" w:bidi="zh_TW"/>
@@ -4819,18 +4087,12 @@
         </w:rPr>
         <w:t>見證祂復活 （</w:t>
       </w:r>
-      <w:hyperlink r:id="rId134">
-        <w:r>
-          <w:rPr>
-            <w:lang w:val="zh_TW" w:bidi="zh_TW"/>
-          </w:rPr>
-          <w:rPr>
-            <w:color w:val="0000EE"/>
-            <w:u w:val="single"/>
-          </w:rPr>
-          <w:t>太28:1–6</w:t>
-        </w:r>
-      </w:hyperlink>
+      <w:r>
+        <w:rPr>
+          <w:lang w:val="zh_TW" w:bidi="zh_TW"/>
+        </w:rPr>
+        <w:t>太28:1–6</w:t>
+      </w:r>
       <w:r>
         <w:rPr>
           <w:lang w:val="zh_TW" w:bidi="zh_TW"/>
@@ -4869,18 +4131,12 @@
         </w:rPr>
         <w:t>耶穌談到孩子有天上的使者看顧他們（</w:t>
       </w:r>
-      <w:hyperlink r:id="rId135">
-        <w:r>
-          <w:rPr>
-            <w:lang w:val="zh_TW" w:bidi="zh_TW"/>
-          </w:rPr>
-          <w:rPr>
-            <w:color w:val="0000EE"/>
-            <w:u w:val="single"/>
-          </w:rPr>
-          <w:t>太18:10</w:t>
-        </w:r>
-      </w:hyperlink>
+      <w:r>
+        <w:rPr>
+          <w:lang w:val="zh_TW" w:bidi="zh_TW"/>
+        </w:rPr>
+        <w:t>太18:10</w:t>
+      </w:r>
       <w:r>
         <w:rPr>
           <w:lang w:val="zh_TW" w:bidi="zh_TW"/>
@@ -4905,18 +4161,12 @@
         </w:rPr>
         <w:t>有天使引導腓利（</w:t>
       </w:r>
-      <w:hyperlink r:id="rId136">
-        <w:r>
-          <w:rPr>
-            <w:lang w:val="zh_TW" w:bidi="zh_TW"/>
-          </w:rPr>
-          <w:rPr>
-            <w:color w:val="0000EE"/>
-            <w:u w:val="single"/>
-          </w:rPr>
-          <w:t>徒8:26</w:t>
-        </w:r>
-      </w:hyperlink>
+      <w:r>
+        <w:rPr>
+          <w:lang w:val="zh_TW" w:bidi="zh_TW"/>
+        </w:rPr>
+        <w:t>徒8:26</w:t>
+      </w:r>
       <w:r>
         <w:rPr>
           <w:lang w:val="zh_TW" w:bidi="zh_TW"/>
@@ -4941,30 +4191,18 @@
         </w:rPr>
         <w:t>有天使把使徒從監裡救出來（</w:t>
       </w:r>
-      <w:hyperlink r:id="rId137">
-        <w:r>
-          <w:rPr>
-            <w:lang w:val="zh_TW" w:bidi="zh_TW"/>
-          </w:rPr>
-          <w:rPr>
-            <w:color w:val="0000EE"/>
-            <w:u w:val="single"/>
-          </w:rPr>
-          <w:t>徒5:19，</w:t>
-        </w:r>
-      </w:hyperlink>
-      <w:hyperlink r:id="rId138">
-        <w:r>
-          <w:rPr>
-            <w:lang w:val="zh_TW" w:bidi="zh_TW"/>
-          </w:rPr>
-          <w:rPr>
-            <w:color w:val="0000EE"/>
-            <w:u w:val="single"/>
-          </w:rPr>
-          <w:t>12:7–11</w:t>
-        </w:r>
-      </w:hyperlink>
+      <w:r>
+        <w:rPr>
+          <w:lang w:val="zh_TW" w:bidi="zh_TW"/>
+        </w:rPr>
+        <w:t>徒5:19，</w:t>
+      </w:r>
+      <w:r>
+        <w:rPr>
+          <w:lang w:val="zh_TW" w:bidi="zh_TW"/>
+        </w:rPr>
+        <w:t>12:7–11</w:t>
+      </w:r>
       <w:r>
         <w:rPr>
           <w:lang w:val="zh_TW" w:bidi="zh_TW"/>
@@ -4989,18 +4227,12 @@
         </w:rPr>
         <w:t>保羅在可怕的處境中得到天使鼓勵（</w:t>
       </w:r>
-      <w:hyperlink r:id="rId139">
-        <w:r>
-          <w:rPr>
-            <w:lang w:val="zh_TW" w:bidi="zh_TW"/>
-          </w:rPr>
-          <w:rPr>
-            <w:color w:val="0000EE"/>
-            <w:u w:val="single"/>
-          </w:rPr>
-          <w:t>徒27:21–25</w:t>
-        </w:r>
-      </w:hyperlink>
+      <w:r>
+        <w:rPr>
+          <w:lang w:val="zh_TW" w:bidi="zh_TW"/>
+        </w:rPr>
+        <w:t>徒27:21–25</w:t>
+      </w:r>
       <w:r>
         <w:rPr>
           <w:lang w:val="zh_TW" w:bidi="zh_TW"/>
@@ -5032,18 +4264,12 @@
         </w:rPr>
         <w:t>聖經對於天使外貌的描述，往往是指他們有別於常人。例如，把石頭從耶穌墳墓入口挪開的天使，相貌好像閃電，衣服潔白如雪（</w:t>
       </w:r>
-      <w:hyperlink r:id="rId140">
-        <w:r>
-          <w:rPr>
-            <w:lang w:val="zh_TW" w:bidi="zh_TW"/>
-          </w:rPr>
-          <w:rPr>
-            <w:color w:val="0000EE"/>
-            <w:u w:val="single"/>
-          </w:rPr>
-          <w:t>太28:3</w:t>
-        </w:r>
-      </w:hyperlink>
+      <w:r>
+        <w:rPr>
+          <w:lang w:val="zh_TW" w:bidi="zh_TW"/>
+        </w:rPr>
+        <w:t>太28:3</w:t>
+      </w:r>
       <w:r>
         <w:rPr>
           <w:lang w:val="zh_TW" w:bidi="zh_TW"/>
@@ -5064,72 +4290,48 @@
         </w:rPr>
         <w:t>許多關於天使的經文，都是夢境或異象的描述。「雅各的梯子」上有天使上去下來（</w:t>
       </w:r>
-      <w:hyperlink r:id="rId141">
-        <w:r>
-          <w:rPr>
-            <w:lang w:val="zh_TW" w:bidi="zh_TW"/>
-          </w:rPr>
-          <w:rPr>
-            <w:color w:val="0000EE"/>
-            <w:u w:val="single"/>
-          </w:rPr>
-          <w:t>創28:12</w:t>
-        </w:r>
-      </w:hyperlink>
+      <w:r>
+        <w:rPr>
+          <w:lang w:val="zh_TW" w:bidi="zh_TW"/>
+        </w:rPr>
+        <w:t>創28:12</w:t>
+      </w:r>
       <w:r>
         <w:rPr>
           <w:lang w:val="zh_TW" w:bidi="zh_TW"/>
         </w:rPr>
         <w:t>）便是一例。在另一個夢裡，天使對雅各說話（</w:t>
       </w:r>
-      <w:hyperlink r:id="rId142">
-        <w:r>
-          <w:rPr>
-            <w:lang w:val="zh_TW" w:bidi="zh_TW"/>
-          </w:rPr>
-          <w:rPr>
-            <w:color w:val="0000EE"/>
-            <w:u w:val="single"/>
-          </w:rPr>
-          <w:t>創31:11</w:t>
-        </w:r>
-      </w:hyperlink>
+      <w:r>
+        <w:rPr>
+          <w:lang w:val="zh_TW" w:bidi="zh_TW"/>
+        </w:rPr>
+        <w:t>創31:11</w:t>
+      </w:r>
       <w:r>
         <w:rPr>
           <w:lang w:val="zh_TW" w:bidi="zh_TW"/>
         </w:rPr>
         <w:t>）。哥尼流在異象裡看見天使（</w:t>
       </w:r>
-      <w:hyperlink r:id="rId143">
-        <w:r>
-          <w:rPr>
-            <w:lang w:val="zh_TW" w:bidi="zh_TW"/>
-          </w:rPr>
-          <w:rPr>
-            <w:color w:val="0000EE"/>
-            <w:u w:val="single"/>
-          </w:rPr>
-          <w:t>徒10:1–3</w:t>
-        </w:r>
-      </w:hyperlink>
+      <w:r>
+        <w:rPr>
+          <w:lang w:val="zh_TW" w:bidi="zh_TW"/>
+        </w:rPr>
+        <w:t>徒10:1–3</w:t>
+      </w:r>
       <w:r>
         <w:rPr>
           <w:lang w:val="zh_TW" w:bidi="zh_TW"/>
         </w:rPr>
         <w:t>）。較重要的經文包括</w:t>
       </w:r>
-      <w:hyperlink r:id="rId84">
-        <w:r>
-          <w:rPr>
-            <w:lang w:val="zh_TW" w:bidi="zh_TW"/>
-          </w:rPr>
-          <w:rPr>
-            <w:color w:val="0000EE"/>
-            <w:u w:val="single"/>
-          </w:rPr>
-          <w:t>以賽亞書六章</w:t>
-        </w:r>
-      </w:hyperlink>
+      <w:r>
+        <w:rPr>
+          <w:lang w:val="zh_TW" w:bidi="zh_TW"/>
+        </w:rPr>
+        <w:t>以賽亞書六章</w:t>
+      </w:r>
       <w:r>
         <w:rPr>
           <w:lang w:val="zh_TW" w:bidi="zh_TW"/>
@@ -5175,54 +4377,36 @@
         </w:rPr>
         <w:t>天使論（angelology）指對天使的教義研究，雖然聖經多次提到天使，但天使論在基督教神學中並不是主要主題。聖經把天使算在神的創造之中（</w:t>
       </w:r>
-      <w:hyperlink r:id="rId144">
-        <w:r>
-          <w:rPr>
-            <w:lang w:val="zh_TW" w:bidi="zh_TW"/>
-          </w:rPr>
-          <w:rPr>
-            <w:color w:val="0000EE"/>
-            <w:u w:val="single"/>
-          </w:rPr>
-          <w:t>詩148:2</w:t>
-        </w:r>
-      </w:hyperlink>
+      <w:r>
+        <w:rPr>
+          <w:lang w:val="zh_TW" w:bidi="zh_TW"/>
+        </w:rPr>
+        <w:t>詩148:2</w:t>
+      </w:r>
       <w:r>
         <w:rPr>
           <w:lang w:val="zh_TW" w:bidi="zh_TW"/>
         </w:rPr>
         <w:t>；</w:t>
       </w:r>
-      <w:hyperlink r:id="rId145">
-        <w:r>
-          <w:rPr>
-            <w:lang w:val="zh_TW" w:bidi="zh_TW"/>
-          </w:rPr>
-          <w:rPr>
-            <w:color w:val="0000EE"/>
-            <w:u w:val="single"/>
-          </w:rPr>
-          <w:t>西1:16</w:t>
-        </w:r>
-      </w:hyperlink>
+      <w:r>
+        <w:rPr>
+          <w:lang w:val="zh_TW" w:bidi="zh_TW"/>
+        </w:rPr>
+        <w:t>西1:16</w:t>
+      </w:r>
       <w:r>
         <w:rPr>
           <w:lang w:val="zh_TW" w:bidi="zh_TW"/>
         </w:rPr>
         <w:t>），經文亦暗示他們見證神創造世界（</w:t>
       </w:r>
-      <w:hyperlink r:id="rId146">
-        <w:r>
-          <w:rPr>
-            <w:lang w:val="zh_TW" w:bidi="zh_TW"/>
-          </w:rPr>
-          <w:rPr>
-            <w:color w:val="0000EE"/>
-            <w:u w:val="single"/>
-          </w:rPr>
-          <w:t>伯38:7</w:t>
-        </w:r>
-      </w:hyperlink>
+      <w:r>
+        <w:rPr>
+          <w:lang w:val="zh_TW" w:bidi="zh_TW"/>
+        </w:rPr>
+        <w:t>伯38:7</w:t>
+      </w:r>
       <w:r>
         <w:rPr>
           <w:lang w:val="zh_TW" w:bidi="zh_TW"/>
@@ -5243,36 +4427,24 @@
         </w:rPr>
         <w:t>天使是完全屬靈的存在，因此他們不受人類限制所限。他們不會死（</w:t>
       </w:r>
-      <w:hyperlink r:id="rId147">
-        <w:r>
-          <w:rPr>
-            <w:lang w:val="zh_TW" w:bidi="zh_TW"/>
-          </w:rPr>
-          <w:rPr>
-            <w:color w:val="0000EE"/>
-            <w:u w:val="single"/>
-          </w:rPr>
-          <w:t>路20:36</w:t>
-        </w:r>
-      </w:hyperlink>
+      <w:r>
+        <w:rPr>
+          <w:lang w:val="zh_TW" w:bidi="zh_TW"/>
+        </w:rPr>
+        <w:t>路20:36</w:t>
+      </w:r>
       <w:r>
         <w:rPr>
           <w:lang w:val="zh_TW" w:bidi="zh_TW"/>
         </w:rPr>
         <w:t>），又不嫁不娶，因此可視為沒有性別（</w:t>
       </w:r>
-      <w:hyperlink r:id="rId148">
-        <w:r>
-          <w:rPr>
-            <w:lang w:val="zh_TW" w:bidi="zh_TW"/>
-          </w:rPr>
-          <w:rPr>
-            <w:color w:val="0000EE"/>
-            <w:u w:val="single"/>
-          </w:rPr>
-          <w:t>太22:30</w:t>
-        </w:r>
-      </w:hyperlink>
+      <w:r>
+        <w:rPr>
+          <w:lang w:val="zh_TW" w:bidi="zh_TW"/>
+        </w:rPr>
+        <w:t>太22:30</w:t>
+      </w:r>
       <w:r>
         <w:rPr>
           <w:lang w:val="zh_TW" w:bidi="zh_TW"/>
@@ -5293,126 +4465,84 @@
         </w:rPr>
         <w:t>天使的能力與令人敬畏的外貌，有時令人感到害怕，甚至想敬拜他們（</w:t>
       </w:r>
-      <w:hyperlink r:id="rId149">
-        <w:r>
-          <w:rPr>
-            <w:lang w:val="zh_TW" w:bidi="zh_TW"/>
-          </w:rPr>
-          <w:rPr>
-            <w:color w:val="0000EE"/>
-            <w:u w:val="single"/>
-          </w:rPr>
-          <w:t>太28:2–4</w:t>
-        </w:r>
-      </w:hyperlink>
+      <w:r>
+        <w:rPr>
+          <w:lang w:val="zh_TW" w:bidi="zh_TW"/>
+        </w:rPr>
+        <w:t>太28:2–4</w:t>
+      </w:r>
       <w:r>
         <w:rPr>
           <w:lang w:val="zh_TW" w:bidi="zh_TW"/>
         </w:rPr>
         <w:t>）。新約聖經並不認可敬拜天使（</w:t>
       </w:r>
-      <w:hyperlink r:id="rId150">
-        <w:r>
-          <w:rPr>
-            <w:lang w:val="zh_TW" w:bidi="zh_TW"/>
-          </w:rPr>
-          <w:rPr>
-            <w:color w:val="0000EE"/>
-            <w:u w:val="single"/>
-          </w:rPr>
-          <w:t>西2:18</w:t>
-        </w:r>
-      </w:hyperlink>
+      <w:r>
+        <w:rPr>
+          <w:lang w:val="zh_TW" w:bidi="zh_TW"/>
+        </w:rPr>
+        <w:t>西2:18</w:t>
+      </w:r>
       <w:r>
         <w:rPr>
           <w:lang w:val="zh_TW" w:bidi="zh_TW"/>
         </w:rPr>
         <w:t>；</w:t>
       </w:r>
-      <w:hyperlink r:id="rId151">
-        <w:r>
-          <w:rPr>
-            <w:lang w:val="zh_TW" w:bidi="zh_TW"/>
-          </w:rPr>
-          <w:rPr>
-            <w:color w:val="0000EE"/>
-            <w:u w:val="single"/>
-          </w:rPr>
-          <w:t>啟22:8–9</w:t>
-        </w:r>
-      </w:hyperlink>
+      <w:r>
+        <w:rPr>
+          <w:lang w:val="zh_TW" w:bidi="zh_TW"/>
+        </w:rPr>
+        <w:t>啟22:8–9</w:t>
+      </w:r>
       <w:r>
         <w:rPr>
           <w:lang w:val="zh_TW" w:bidi="zh_TW"/>
         </w:rPr>
         <w:t>）。雖然天使比人強壯並且更有智慧，但他們的能力與知識都受神的限制（</w:t>
       </w:r>
-      <w:hyperlink r:id="rId152">
-        <w:r>
-          <w:rPr>
-            <w:lang w:val="zh_TW" w:bidi="zh_TW"/>
-          </w:rPr>
-          <w:rPr>
-            <w:color w:val="0000EE"/>
-            <w:u w:val="single"/>
-          </w:rPr>
-          <w:t>詩103:20</w:t>
-        </w:r>
-      </w:hyperlink>
+      <w:r>
+        <w:rPr>
+          <w:lang w:val="zh_TW" w:bidi="zh_TW"/>
+        </w:rPr>
+        <w:t>詩103:20</w:t>
+      </w:r>
       <w:r>
         <w:rPr>
           <w:lang w:val="zh_TW" w:bidi="zh_TW"/>
         </w:rPr>
         <w:t>；</w:t>
       </w:r>
-      <w:hyperlink r:id="rId153">
-        <w:r>
-          <w:rPr>
-            <w:lang w:val="zh_TW" w:bidi="zh_TW"/>
-          </w:rPr>
-          <w:rPr>
-            <w:color w:val="0000EE"/>
-            <w:u w:val="single"/>
-          </w:rPr>
-          <w:t>太24:36</w:t>
-        </w:r>
-      </w:hyperlink>
+      <w:r>
+        <w:rPr>
+          <w:lang w:val="zh_TW" w:bidi="zh_TW"/>
+        </w:rPr>
+        <w:t>太24:36</w:t>
+      </w:r>
       <w:r>
         <w:rPr>
           <w:lang w:val="zh_TW" w:bidi="zh_TW"/>
         </w:rPr>
         <w:t>；</w:t>
       </w:r>
-      <w:hyperlink r:id="rId154">
-        <w:r>
-          <w:rPr>
-            <w:lang w:val="zh_TW" w:bidi="zh_TW"/>
-          </w:rPr>
-          <w:rPr>
-            <w:color w:val="0000EE"/>
-            <w:u w:val="single"/>
-          </w:rPr>
-          <w:t>彼前1:11–12</w:t>
-        </w:r>
-      </w:hyperlink>
+      <w:r>
+        <w:rPr>
+          <w:lang w:val="zh_TW" w:bidi="zh_TW"/>
+        </w:rPr>
+        <w:t>彼前1:11–12</w:t>
+      </w:r>
       <w:r>
         <w:rPr>
           <w:lang w:val="zh_TW" w:bidi="zh_TW"/>
         </w:rPr>
         <w:t>；</w:t>
       </w:r>
-      <w:hyperlink r:id="rId155">
-        <w:r>
-          <w:rPr>
-            <w:lang w:val="zh_TW" w:bidi="zh_TW"/>
-          </w:rPr>
-          <w:rPr>
-            <w:color w:val="0000EE"/>
-            <w:u w:val="single"/>
-          </w:rPr>
-          <w:t>彼後2:11</w:t>
-        </w:r>
-      </w:hyperlink>
+      <w:r>
+        <w:rPr>
+          <w:lang w:val="zh_TW" w:bidi="zh_TW"/>
+        </w:rPr>
+        <w:t>彼後2:11</w:t>
+      </w:r>
       <w:r>
         <w:rPr>
           <w:lang w:val="zh_TW" w:bidi="zh_TW"/>
@@ -5534,35 +4664,29 @@
         </w:rPr>
         <w:t>天使報喜一詞是指基督教信仰中的一項重大事件：天使加百列奉差遣來到一位名叫馬利亞的年輕女子面前，向她宣告她將因神的聖靈感孕生子。加百列告訴馬利亞，這孩子將以奇妙的方式降生（</w:t>
       </w:r>
-      <w:hyperlink r:id="rId156">
-        <w:r>
-          <w:rPr>
-            <w:lang w:val="zh_TW" w:bidi="zh_TW"/>
-          </w:rPr>
-          <w:rPr>
-            <w:color w:val="0000EE"/>
-            <w:u w:val="single"/>
-          </w:rPr>
-          <w:t>路1:26</w:t>
-        </w:r>
-      </w:hyperlink>
-      <w:hyperlink r:id="rId156">
-        <w:r>
-          <w:rPr>
-            <w:lang w:val="zh_TW" w:bidi="zh_TW"/>
-          </w:rPr>
-          <w:rPr>
-            <w:color w:val="0000EE"/>
-            <w:u w:val="single"/>
-          </w:rPr>
-          <w:t>-</w:t>
-        </w:r>
-      </w:hyperlink>
-      <w:r>
-        <w:rPr>
-          <w:lang w:val="zh_TW" w:bidi="zh_TW"/>
-        </w:rPr>
-        <w:t>38）。</w:t>
+      <w:r>
+        <w:rPr>
+          <w:lang w:val="zh_TW" w:bidi="zh_TW"/>
+        </w:rPr>
+        <w:t>路1:26</w:t>
+      </w:r>
+      <w:r>
+        <w:rPr>
+          <w:lang w:val="zh_TW" w:bidi="zh_TW"/>
+        </w:rPr>
+        <w:t>-</w:t>
+      </w:r>
+      <w:r>
+        <w:rPr>
+          <w:lang w:val="zh_TW" w:bidi="zh_TW"/>
+        </w:rPr>
+        <w:t>38</w:t>
+      </w:r>
+      <w:r>
+        <w:rPr>
+          <w:lang w:val="zh_TW" w:bidi="zh_TW"/>
+        </w:rPr>
+        <w:t>）。</w:t>
       </w:r>
     </w:p>
     <w:p>
@@ -5596,36 +4720,24 @@
         </w:rPr>
         <w:t>馬利亞因未婚而懷孕，將面臨許多困難。然而，天使加百列向她問安，並以特別的話語稱她為「蒙大恩的」或「極蒙祝福的」（</w:t>
       </w:r>
-      <w:hyperlink r:id="rId157">
-        <w:r>
-          <w:rPr>
-            <w:lang w:val="zh_TW" w:bidi="zh_TW"/>
-          </w:rPr>
-          <w:rPr>
-            <w:color w:val="0000EE"/>
-            <w:u w:val="single"/>
-          </w:rPr>
-          <w:t>路1:28</w:t>
-        </w:r>
-      </w:hyperlink>
+      <w:r>
+        <w:rPr>
+          <w:lang w:val="zh_TW" w:bidi="zh_TW"/>
+        </w:rPr>
+        <w:t>路1:28</w:t>
+      </w:r>
       <w:r>
         <w:rPr>
           <w:lang w:val="zh_TW" w:bidi="zh_TW"/>
         </w:rPr>
         <w:t>）。正如聖經中所有遇見天使的人一樣，馬利亞見到加百列時感到害怕，心中思量：「這樣的問安是什麼意思呢？」（</w:t>
       </w:r>
-      <w:hyperlink r:id="rId157">
-        <w:r>
-          <w:rPr>
-            <w:lang w:val="zh_TW" w:bidi="zh_TW"/>
-          </w:rPr>
-          <w:rPr>
-            <w:color w:val="0000EE"/>
-            <w:u w:val="single"/>
-          </w:rPr>
-          <w:t>路1:29</w:t>
-        </w:r>
-      </w:hyperlink>
+      <w:r>
+        <w:rPr>
+          <w:lang w:val="zh_TW" w:bidi="zh_TW"/>
+        </w:rPr>
+        <w:t>路1:29</w:t>
+      </w:r>
       <w:r>
         <w:rPr>
           <w:lang w:val="zh_TW" w:bidi="zh_TW"/>
@@ -5646,35 +4758,29 @@
         </w:rPr>
         <w:t>「耶穌」是希伯來名「約書亞」的希臘文形式，意為「耶和華是拯救」。馬太記載，天使向約瑟顯現，宣告馬利亞已因聖靈感孕懷了孩子。這位孩子將被稱為耶穌，「因他要將自己的百姓從罪惡中拯救出來」（</w:t>
       </w:r>
-      <w:hyperlink r:id="rId158">
-        <w:r>
-          <w:rPr>
-            <w:lang w:val="zh_TW" w:bidi="zh_TW"/>
-          </w:rPr>
-          <w:rPr>
-            <w:color w:val="0000EE"/>
-            <w:u w:val="single"/>
-          </w:rPr>
-          <w:t>太1:18</w:t>
-        </w:r>
-      </w:hyperlink>
-      <w:hyperlink r:id="rId158">
-        <w:r>
-          <w:rPr>
-            <w:lang w:val="zh_TW" w:bidi="zh_TW"/>
-          </w:rPr>
-          <w:rPr>
-            <w:color w:val="0000EE"/>
-            <w:u w:val="single"/>
-          </w:rPr>
-          <w:t>-</w:t>
-        </w:r>
-      </w:hyperlink>
-      <w:r>
-        <w:rPr>
-          <w:lang w:val="zh_TW" w:bidi="zh_TW"/>
-        </w:rPr>
-        <w:t>21）。</w:t>
+      <w:r>
+        <w:rPr>
+          <w:lang w:val="zh_TW" w:bidi="zh_TW"/>
+        </w:rPr>
+        <w:t>太1:18</w:t>
+      </w:r>
+      <w:r>
+        <w:rPr>
+          <w:lang w:val="zh_TW" w:bidi="zh_TW"/>
+        </w:rPr>
+        <w:t>-</w:t>
+      </w:r>
+      <w:r>
+        <w:rPr>
+          <w:lang w:val="zh_TW" w:bidi="zh_TW"/>
+        </w:rPr>
+        <w:t>21</w:t>
+      </w:r>
+      <w:r>
+        <w:rPr>
+          <w:lang w:val="zh_TW" w:bidi="zh_TW"/>
+        </w:rPr>
+        <w:t>）。</w:t>
       </w:r>
     </w:p>
     <w:p>
@@ -5701,78 +4807,48 @@
         </w:rPr>
         <w:t>天使加百列引用了舊約聖經中的意象，預言馬利亞將要生的孩子（</w:t>
       </w:r>
-      <w:hyperlink r:id="rId159">
-        <w:r>
-          <w:rPr>
-            <w:lang w:val="zh_TW" w:bidi="zh_TW"/>
-          </w:rPr>
-          <w:rPr>
-            <w:color w:val="0000EE"/>
-            <w:u w:val="single"/>
-          </w:rPr>
-          <w:t>路1:32</w:t>
-        </w:r>
-      </w:hyperlink>
-      <w:hyperlink r:id="rId156">
-        <w:r>
-          <w:rPr>
-            <w:lang w:val="zh_TW" w:bidi="zh_TW"/>
-          </w:rPr>
-          <w:rPr>
-            <w:color w:val="0000EE"/>
-            <w:u w:val="single"/>
-          </w:rPr>
-          <w:t>-</w:t>
-        </w:r>
-      </w:hyperlink>
-      <w:hyperlink r:id="rId159">
-        <w:r>
-          <w:rPr>
-            <w:lang w:val="zh_TW" w:bidi="zh_TW"/>
-          </w:rPr>
-          <w:rPr>
-            <w:color w:val="0000EE"/>
-            <w:u w:val="single"/>
-          </w:rPr>
-          <w:t>33</w:t>
-        </w:r>
-      </w:hyperlink>
+      <w:r>
+        <w:rPr>
+          <w:lang w:val="zh_TW" w:bidi="zh_TW"/>
+        </w:rPr>
+        <w:t>路1:32</w:t>
+      </w:r>
+      <w:r>
+        <w:rPr>
+          <w:lang w:val="zh_TW" w:bidi="zh_TW"/>
+        </w:rPr>
+        <w:t>-</w:t>
+      </w:r>
+      <w:r>
+        <w:rPr>
+          <w:lang w:val="zh_TW" w:bidi="zh_TW"/>
+        </w:rPr>
+        <w:t>33</w:t>
+      </w:r>
       <w:r>
         <w:rPr>
           <w:lang w:val="zh_TW" w:bidi="zh_TW"/>
         </w:rPr>
         <w:t>）。正如施洗約翰一樣，耶穌也將被稱為大；然而，耶穌的偉大卻具有截然不同的本質。施洗約翰是「在神面前為大」（</w:t>
       </w:r>
-      <w:hyperlink r:id="rId160">
-        <w:r>
-          <w:rPr>
-            <w:lang w:val="zh_TW" w:bidi="zh_TW"/>
-          </w:rPr>
-          <w:rPr>
-            <w:color w:val="0000EE"/>
-            <w:u w:val="single"/>
-          </w:rPr>
-          <w:t>路1:15</w:t>
-        </w:r>
-      </w:hyperlink>
+      <w:r>
+        <w:rPr>
+          <w:lang w:val="zh_TW" w:bidi="zh_TW"/>
+        </w:rPr>
+        <w:t>路1:15</w:t>
+      </w:r>
       <w:r>
         <w:rPr>
           <w:lang w:val="zh_TW" w:bidi="zh_TW"/>
         </w:rPr>
         <w:t>），但耶穌卻要被稱為「至高者的兒子」（</w:t>
       </w:r>
-      <w:hyperlink r:id="rId161">
-        <w:r>
-          <w:rPr>
-            <w:lang w:val="zh_TW" w:bidi="zh_TW"/>
-          </w:rPr>
-          <w:rPr>
-            <w:color w:val="0000EE"/>
-            <w:u w:val="single"/>
-          </w:rPr>
-          <w:t>路1:32</w:t>
-        </w:r>
-      </w:hyperlink>
+      <w:r>
+        <w:rPr>
+          <w:lang w:val="zh_TW" w:bidi="zh_TW"/>
+        </w:rPr>
+        <w:t>路1:32</w:t>
+      </w:r>
       <w:r>
         <w:rPr>
           <w:lang w:val="zh_TW" w:bidi="zh_TW"/>
@@ -5793,120 +4869,72 @@
         </w:rPr>
         <w:t>耶穌要承受祂祖大衛的寶座（</w:t>
       </w:r>
-      <w:hyperlink r:id="rId161">
-        <w:r>
-          <w:rPr>
-            <w:lang w:val="zh_TW" w:bidi="zh_TW"/>
-          </w:rPr>
-          <w:rPr>
-            <w:color w:val="0000EE"/>
-            <w:u w:val="single"/>
-          </w:rPr>
-          <w:t>路1:32</w:t>
-        </w:r>
-      </w:hyperlink>
+      <w:r>
+        <w:rPr>
+          <w:lang w:val="zh_TW" w:bidi="zh_TW"/>
+        </w:rPr>
+        <w:t>路1:32</w:t>
+      </w:r>
       <w:r>
         <w:rPr>
           <w:lang w:val="zh_TW" w:bidi="zh_TW"/>
         </w:rPr>
         <w:t>），並得著舊約聖經中所應許、屬於大衛後裔之彌賽亞君王的權柄。彌賽亞，意即「受膏者」，是一位具有君王與祭司性質的人物。不同於大衛的是，耶穌將永遠掌權（</w:t>
       </w:r>
-      <w:hyperlink r:id="rId162">
-        <w:r>
-          <w:rPr>
-            <w:lang w:val="zh_TW" w:bidi="zh_TW"/>
-          </w:rPr>
-          <w:rPr>
-            <w:color w:val="0000EE"/>
-            <w:u w:val="single"/>
-          </w:rPr>
-          <w:t>撒下7:12</w:t>
-        </w:r>
-      </w:hyperlink>
-      <w:hyperlink r:id="rId156">
-        <w:r>
-          <w:rPr>
-            <w:lang w:val="zh_TW" w:bidi="zh_TW"/>
-          </w:rPr>
-          <w:rPr>
-            <w:color w:val="0000EE"/>
-            <w:u w:val="single"/>
-          </w:rPr>
-          <w:t>-</w:t>
-        </w:r>
-      </w:hyperlink>
-      <w:hyperlink r:id="rId162">
-        <w:r>
-          <w:rPr>
-            <w:lang w:val="zh_TW" w:bidi="zh_TW"/>
-          </w:rPr>
-          <w:rPr>
-            <w:color w:val="0000EE"/>
-            <w:u w:val="single"/>
-          </w:rPr>
-          <w:t>16</w:t>
-        </w:r>
-      </w:hyperlink>
+      <w:r>
+        <w:rPr>
+          <w:lang w:val="zh_TW" w:bidi="zh_TW"/>
+        </w:rPr>
+        <w:t>撒下7:12</w:t>
+      </w:r>
+      <w:r>
+        <w:rPr>
+          <w:lang w:val="zh_TW" w:bidi="zh_TW"/>
+        </w:rPr>
+        <w:t>-</w:t>
+      </w:r>
+      <w:r>
+        <w:rPr>
+          <w:lang w:val="zh_TW" w:bidi="zh_TW"/>
+        </w:rPr>
+        <w:t>16</w:t>
+      </w:r>
       <w:r>
         <w:rPr>
           <w:lang w:val="zh_TW" w:bidi="zh_TW"/>
         </w:rPr>
         <w:t>；</w:t>
       </w:r>
-      <w:hyperlink r:id="rId163">
-        <w:r>
-          <w:rPr>
-            <w:lang w:val="zh_TW" w:bidi="zh_TW"/>
-          </w:rPr>
-          <w:rPr>
-            <w:color w:val="0000EE"/>
-            <w:u w:val="single"/>
-          </w:rPr>
-          <w:t>詩2:7</w:t>
-        </w:r>
-      </w:hyperlink>
+      <w:r>
+        <w:rPr>
+          <w:lang w:val="zh_TW" w:bidi="zh_TW"/>
+        </w:rPr>
+        <w:t>詩2:7</w:t>
+      </w:r>
       <w:r>
         <w:rPr>
           <w:lang w:val="zh_TW" w:bidi="zh_TW"/>
         </w:rPr>
         <w:t>，</w:t>
       </w:r>
-      <w:hyperlink r:id="rId164">
-        <w:r>
-          <w:rPr>
-            <w:lang w:val="zh_TW" w:bidi="zh_TW"/>
-          </w:rPr>
-          <w:rPr>
-            <w:color w:val="0000EE"/>
-            <w:u w:val="single"/>
-          </w:rPr>
-          <w:t>89:26</w:t>
-        </w:r>
-      </w:hyperlink>
-      <w:hyperlink r:id="rId156">
-        <w:r>
-          <w:rPr>
-            <w:lang w:val="zh_TW" w:bidi="zh_TW"/>
-          </w:rPr>
-          <w:rPr>
-            <w:color w:val="0000EE"/>
-            <w:u w:val="single"/>
-          </w:rPr>
-          <w:t>-</w:t>
-        </w:r>
-      </w:hyperlink>
-      <w:hyperlink r:id="rId164">
-        <w:r>
-          <w:rPr>
-            <w:lang w:val="zh_TW" w:bidi="zh_TW"/>
-          </w:rPr>
-          <w:rPr>
-            <w:color w:val="0000EE"/>
-            <w:u w:val="single"/>
-          </w:rPr>
-          <w:t>29</w:t>
-        </w:r>
-      </w:hyperlink>
+      <w:r>
+        <w:rPr>
+          <w:lang w:val="zh_TW" w:bidi="zh_TW"/>
+        </w:rPr>
+        <w:t>89:26</w:t>
+      </w:r>
+      <w:r>
+        <w:rPr>
+          <w:lang w:val="zh_TW" w:bidi="zh_TW"/>
+        </w:rPr>
+        <w:t>-</w:t>
+      </w:r>
+      <w:r>
+        <w:rPr>
+          <w:lang w:val="zh_TW" w:bidi="zh_TW"/>
+        </w:rPr>
+        <w:t>29</w:t>
+      </w:r>
       <w:r>
         <w:rPr>
           <w:lang w:val="zh_TW" w:bidi="zh_TW"/>
@@ -5927,18 +4955,12 @@
         </w:rPr>
         <w:t>馬利亞在</w:t>
       </w:r>
-      <w:hyperlink r:id="rId165">
-        <w:r>
-          <w:rPr>
-            <w:lang w:val="zh_TW" w:bidi="zh_TW"/>
-          </w:rPr>
-          <w:rPr>
-            <w:color w:val="0000EE"/>
-            <w:u w:val="single"/>
-          </w:rPr>
-          <w:t>路加福音一章34節</w:t>
-        </w:r>
-      </w:hyperlink>
+      <w:r>
+        <w:rPr>
+          <w:lang w:val="zh_TW" w:bidi="zh_TW"/>
+        </w:rPr>
+        <w:t>路加福音一章34節</w:t>
+      </w:r>
       <w:r>
         <w:rPr>
           <w:lang w:val="zh_TW" w:bidi="zh_TW"/>
@@ -5959,48 +4981,36 @@
         </w:rPr>
         <w:t>加百列又安慰馬利亞說：「因為，出於神的話，沒有一句不帶能力的。」這句話呼應了神昔日向撒拉宣告以撒出生時所說的應許（</w:t>
       </w:r>
-      <w:hyperlink r:id="rId166">
-        <w:r>
-          <w:rPr>
-            <w:lang w:val="zh_TW" w:bidi="zh_TW"/>
-          </w:rPr>
-          <w:rPr>
-            <w:color w:val="0000EE"/>
-            <w:u w:val="single"/>
-          </w:rPr>
-          <w:t>創18:10</w:t>
-        </w:r>
-      </w:hyperlink>
-      <w:hyperlink r:id="rId166">
-        <w:r>
-          <w:rPr>
-            <w:lang w:val="zh_TW" w:bidi="zh_TW"/>
-          </w:rPr>
-          <w:rPr>
-            <w:color w:val="0000EE"/>
-            <w:u w:val="single"/>
-          </w:rPr>
-          <w:t>-</w:t>
-        </w:r>
-      </w:hyperlink>
-      <w:r>
-        <w:rPr>
-          <w:lang w:val="zh_TW" w:bidi="zh_TW"/>
-        </w:rPr>
-        <w:t>14）。正因耶穌是由聖靈感孕而生，祂將被稱為「聖者」，並被人認出為「神的兒子」（</w:t>
-      </w:r>
-      <w:hyperlink r:id="rId167">
-        <w:r>
-          <w:rPr>
-            <w:lang w:val="zh_TW" w:bidi="zh_TW"/>
-          </w:rPr>
-          <w:rPr>
-            <w:color w:val="0000EE"/>
-            <w:u w:val="single"/>
-          </w:rPr>
-          <w:t>路1:35</w:t>
-        </w:r>
-      </w:hyperlink>
+      <w:r>
+        <w:rPr>
+          <w:lang w:val="zh_TW" w:bidi="zh_TW"/>
+        </w:rPr>
+        <w:t>創18:10</w:t>
+      </w:r>
+      <w:r>
+        <w:rPr>
+          <w:lang w:val="zh_TW" w:bidi="zh_TW"/>
+        </w:rPr>
+        <w:t>-</w:t>
+      </w:r>
+      <w:r>
+        <w:rPr>
+          <w:lang w:val="zh_TW" w:bidi="zh_TW"/>
+        </w:rPr>
+        <w:t>14</w:t>
+      </w:r>
+      <w:r>
+        <w:rPr>
+          <w:lang w:val="zh_TW" w:bidi="zh_TW"/>
+        </w:rPr>
+        <w:t>）。正因耶穌是由聖靈感孕而生，祂將被稱為「聖者」，並被人認出為「神的兒子」（</w:t>
+      </w:r>
+      <w:r>
+        <w:rPr>
+          <w:lang w:val="zh_TW" w:bidi="zh_TW"/>
+        </w:rPr>
+        <w:t>路1:35</w:t>
+      </w:r>
       <w:r>
         <w:rPr>
           <w:lang w:val="zh_TW" w:bidi="zh_TW"/>
@@ -6032,114 +5042,84 @@
         </w:rPr>
         <w:t>馬利亞回應天使加百列時所展現的，是極大的勇氣。她說：「我是主的使女」以及「情願照你的話成就在我身上」（</w:t>
       </w:r>
-      <w:hyperlink r:id="rId168">
-        <w:r>
-          <w:rPr>
-            <w:lang w:val="zh_TW" w:bidi="zh_TW"/>
-          </w:rPr>
-          <w:rPr>
-            <w:color w:val="0000EE"/>
-            <w:u w:val="single"/>
-          </w:rPr>
-          <w:t>路1:38</w:t>
-        </w:r>
-      </w:hyperlink>
+      <w:r>
+        <w:rPr>
+          <w:lang w:val="zh_TW" w:bidi="zh_TW"/>
+        </w:rPr>
+        <w:t>路1:38</w:t>
+      </w:r>
       <w:r>
         <w:rPr>
           <w:lang w:val="zh_TW" w:bidi="zh_TW"/>
         </w:rPr>
         <w:t>）。作為一名使女，馬利亞理當順服主人的旨意。然而，作為一位尚未出嫁卻懷孕的女子，她必須面對蒙羞的可能（</w:t>
       </w:r>
-      <w:hyperlink r:id="rId169">
-        <w:r>
-          <w:rPr>
-            <w:lang w:val="zh_TW" w:bidi="zh_TW"/>
-          </w:rPr>
-          <w:rPr>
-            <w:color w:val="0000EE"/>
-            <w:u w:val="single"/>
-          </w:rPr>
-          <w:t>太1:19</w:t>
-        </w:r>
-      </w:hyperlink>
+      <w:r>
+        <w:rPr>
+          <w:lang w:val="zh_TW" w:bidi="zh_TW"/>
+        </w:rPr>
+        <w:t>太1:19</w:t>
+      </w:r>
       <w:r>
         <w:rPr>
           <w:lang w:val="zh_TW" w:bidi="zh_TW"/>
         </w:rPr>
         <w:t>），甚至可能承擔死刑的危險（</w:t>
       </w:r>
-      <w:hyperlink r:id="rId170">
-        <w:r>
-          <w:rPr>
-            <w:lang w:val="zh_TW" w:bidi="zh_TW"/>
-          </w:rPr>
-          <w:rPr>
-            <w:color w:val="0000EE"/>
-            <w:u w:val="single"/>
-          </w:rPr>
-          <w:t>申22:20</w:t>
-        </w:r>
-      </w:hyperlink>
-      <w:hyperlink r:id="rId170">
-        <w:r>
-          <w:rPr>
-            <w:lang w:val="zh_TW" w:bidi="zh_TW"/>
-          </w:rPr>
-          <w:rPr>
-            <w:color w:val="0000EE"/>
-            <w:u w:val="single"/>
-          </w:rPr>
-          <w:t>-</w:t>
-        </w:r>
-      </w:hyperlink>
-      <w:r>
-        <w:rPr>
-          <w:lang w:val="zh_TW" w:bidi="zh_TW"/>
-        </w:rPr>
-        <w:t>24；</w:t>
-      </w:r>
-      <w:hyperlink r:id="rId171">
-        <w:r>
-          <w:rPr>
-            <w:lang w:val="zh_TW" w:bidi="zh_TW"/>
-          </w:rPr>
-          <w:rPr>
-            <w:color w:val="0000EE"/>
-            <w:u w:val="single"/>
-          </w:rPr>
-          <w:t>約8:3</w:t>
-        </w:r>
-      </w:hyperlink>
-      <w:hyperlink r:id="rId171">
-        <w:r>
-          <w:rPr>
-            <w:lang w:val="zh_TW" w:bidi="zh_TW"/>
-          </w:rPr>
-          <w:rPr>
-            <w:color w:val="0000EE"/>
-            <w:u w:val="single"/>
-          </w:rPr>
-          <w:t>-</w:t>
-        </w:r>
-      </w:hyperlink>
-      <w:r>
-        <w:rPr>
-          <w:lang w:val="zh_TW" w:bidi="zh_TW"/>
-        </w:rPr>
-        <w:t>5）。即便如此，馬利亞深知，因著神要在她身上成就的偉大之事：「從今以後，萬代要稱我有福」（</w:t>
-      </w:r>
-      <w:hyperlink r:id="rId172">
-        <w:r>
-          <w:rPr>
-            <w:lang w:val="zh_TW" w:bidi="zh_TW"/>
-          </w:rPr>
-          <w:rPr>
-            <w:color w:val="0000EE"/>
-            <w:u w:val="single"/>
-          </w:rPr>
-          <w:t>路1:48</w:t>
-        </w:r>
-      </w:hyperlink>
+      <w:r>
+        <w:rPr>
+          <w:lang w:val="zh_TW" w:bidi="zh_TW"/>
+        </w:rPr>
+        <w:t>申22:20</w:t>
+      </w:r>
+      <w:r>
+        <w:rPr>
+          <w:lang w:val="zh_TW" w:bidi="zh_TW"/>
+        </w:rPr>
+        <w:t>-</w:t>
+      </w:r>
+      <w:r>
+        <w:rPr>
+          <w:lang w:val="zh_TW" w:bidi="zh_TW"/>
+        </w:rPr>
+        <w:t>24</w:t>
+      </w:r>
+      <w:r>
+        <w:rPr>
+          <w:lang w:val="zh_TW" w:bidi="zh_TW"/>
+        </w:rPr>
+        <w:t>；</w:t>
+      </w:r>
+      <w:r>
+        <w:rPr>
+          <w:lang w:val="zh_TW" w:bidi="zh_TW"/>
+        </w:rPr>
+        <w:t>約8:3</w:t>
+      </w:r>
+      <w:r>
+        <w:rPr>
+          <w:lang w:val="zh_TW" w:bidi="zh_TW"/>
+        </w:rPr>
+        <w:t>-</w:t>
+      </w:r>
+      <w:r>
+        <w:rPr>
+          <w:lang w:val="zh_TW" w:bidi="zh_TW"/>
+        </w:rPr>
+        <w:t>5</w:t>
+      </w:r>
+      <w:r>
+        <w:rPr>
+          <w:lang w:val="zh_TW" w:bidi="zh_TW"/>
+        </w:rPr>
+        <w:t>）。即便如此，馬利亞深知，因著神要在她身上成就的偉大之事：「從今以後，萬代要稱我有福」（</w:t>
+      </w:r>
+      <w:r>
+        <w:rPr>
+          <w:lang w:val="zh_TW" w:bidi="zh_TW"/>
+        </w:rPr>
+        <w:t>路1:48</w:t>
+      </w:r>
       <w:r>
         <w:rPr>
           <w:lang w:val="zh_TW" w:bidi="zh_TW"/>
@@ -6269,18 +5249,12 @@
         </w:rPr>
         <w:t>聖經對天文學也有一些有趣的記載。根據</w:t>
       </w:r>
-      <w:hyperlink r:id="rId173">
-        <w:r>
-          <w:rPr>
-            <w:lang w:val="zh_TW" w:bidi="zh_TW"/>
-          </w:rPr>
-          <w:rPr>
-            <w:color w:val="0000EE"/>
-            <w:u w:val="single"/>
-          </w:rPr>
-          <w:t>創世記一章14至19節</w:t>
-        </w:r>
-      </w:hyperlink>
+      <w:r>
+        <w:rPr>
+          <w:lang w:val="zh_TW" w:bidi="zh_TW"/>
+        </w:rPr>
+        <w:t>創世記一章14至19節</w:t>
+      </w:r>
       <w:r>
         <w:rPr>
           <w:lang w:val="zh_TW" w:bidi="zh_TW"/>
@@ -6373,54 +5347,36 @@
         </w:rPr>
         <w:t>聖經沒有直接提到日蝕或月蝕，但有些經文描述日月變暗，可能是在談論日蝕或月蝕（</w:t>
       </w:r>
-      <w:hyperlink r:id="rId174">
-        <w:r>
-          <w:rPr>
-            <w:lang w:val="zh_TW" w:bidi="zh_TW"/>
-          </w:rPr>
-          <w:rPr>
-            <w:color w:val="0000EE"/>
-            <w:u w:val="single"/>
-          </w:rPr>
-          <w:t>珥2:31</w:t>
-        </w:r>
-      </w:hyperlink>
+      <w:r>
+        <w:rPr>
+          <w:lang w:val="zh_TW" w:bidi="zh_TW"/>
+        </w:rPr>
+        <w:t>珥2:31</w:t>
+      </w:r>
       <w:r>
         <w:rPr>
           <w:lang w:val="zh_TW" w:bidi="zh_TW"/>
         </w:rPr>
         <w:t>；</w:t>
       </w:r>
-      <w:hyperlink r:id="rId175">
-        <w:r>
-          <w:rPr>
-            <w:lang w:val="zh_TW" w:bidi="zh_TW"/>
-          </w:rPr>
-          <w:rPr>
-            <w:color w:val="0000EE"/>
-            <w:u w:val="single"/>
-          </w:rPr>
-          <w:t>摩8:9</w:t>
-        </w:r>
-      </w:hyperlink>
+      <w:r>
+        <w:rPr>
+          <w:lang w:val="zh_TW" w:bidi="zh_TW"/>
+        </w:rPr>
+        <w:t>摩8:9</w:t>
+      </w:r>
       <w:r>
         <w:rPr>
           <w:lang w:val="zh_TW" w:bidi="zh_TW"/>
         </w:rPr>
         <w:t>；</w:t>
       </w:r>
-      <w:hyperlink r:id="rId176">
-        <w:r>
-          <w:rPr>
-            <w:lang w:val="zh_TW" w:bidi="zh_TW"/>
-          </w:rPr>
-          <w:rPr>
-            <w:color w:val="0000EE"/>
-            <w:u w:val="single"/>
-          </w:rPr>
-          <w:t>太24:29</w:t>
-        </w:r>
-      </w:hyperlink>
+      <w:r>
+        <w:rPr>
+          <w:lang w:val="zh_TW" w:bidi="zh_TW"/>
+        </w:rPr>
+        <w:t>太24:29</w:t>
+      </w:r>
       <w:r>
         <w:rPr>
           <w:lang w:val="zh_TW" w:bidi="zh_TW"/>
@@ -6453,54 +5409,36 @@
         </w:rPr>
         <w:t>」（一些英文譯本為Pleiades）一詞意指「一團」或「一堆」，很可能指的是金牛座中最明顯的星團（</w:t>
       </w:r>
-      <w:hyperlink r:id="rId177">
-        <w:r>
-          <w:rPr>
-            <w:lang w:val="zh_TW" w:bidi="zh_TW"/>
-          </w:rPr>
-          <w:rPr>
-            <w:color w:val="0000EE"/>
-            <w:u w:val="single"/>
-          </w:rPr>
-          <w:t>伯9:9</w:t>
-        </w:r>
-      </w:hyperlink>
+      <w:r>
+        <w:rPr>
+          <w:lang w:val="zh_TW" w:bidi="zh_TW"/>
+        </w:rPr>
+        <w:t>伯9:9</w:t>
+      </w:r>
       <w:r>
         <w:rPr>
           <w:lang w:val="zh_TW" w:bidi="zh_TW"/>
         </w:rPr>
         <w:t>，</w:t>
       </w:r>
-      <w:hyperlink r:id="rId178">
-        <w:r>
-          <w:rPr>
-            <w:lang w:val="zh_TW" w:bidi="zh_TW"/>
-          </w:rPr>
-          <w:rPr>
-            <w:color w:val="0000EE"/>
-            <w:u w:val="single"/>
-          </w:rPr>
-          <w:t>38:31</w:t>
-        </w:r>
-      </w:hyperlink>
+      <w:r>
+        <w:rPr>
+          <w:lang w:val="zh_TW" w:bidi="zh_TW"/>
+        </w:rPr>
+        <w:t>38:31</w:t>
+      </w:r>
       <w:r>
         <w:rPr>
           <w:lang w:val="zh_TW" w:bidi="zh_TW"/>
         </w:rPr>
         <w:t>；</w:t>
       </w:r>
-      <w:hyperlink r:id="rId179">
-        <w:r>
-          <w:rPr>
-            <w:lang w:val="zh_TW" w:bidi="zh_TW"/>
-          </w:rPr>
-          <w:rPr>
-            <w:color w:val="0000EE"/>
-            <w:u w:val="single"/>
-          </w:rPr>
-          <w:t>摩5:8</w:t>
-        </w:r>
-      </w:hyperlink>
+      <w:r>
+        <w:rPr>
+          <w:lang w:val="zh_TW" w:bidi="zh_TW"/>
+        </w:rPr>
+        <w:t>摩5:8</w:t>
+      </w:r>
       <w:r>
         <w:rPr>
           <w:lang w:val="zh_TW" w:bidi="zh_TW"/>
@@ -6531,36 +5469,24 @@
         </w:rPr>
         <w:t>」）」（</w:t>
       </w:r>
-      <w:hyperlink r:id="rId177">
-        <w:r>
-          <w:rPr>
-            <w:lang w:val="zh_TW" w:bidi="zh_TW"/>
-          </w:rPr>
-          <w:rPr>
-            <w:color w:val="0000EE"/>
-            <w:u w:val="single"/>
-          </w:rPr>
-          <w:t>伯9:9</w:t>
-        </w:r>
-      </w:hyperlink>
+      <w:r>
+        <w:rPr>
+          <w:lang w:val="zh_TW" w:bidi="zh_TW"/>
+        </w:rPr>
+        <w:t>伯9:9</w:t>
+      </w:r>
       <w:r>
         <w:rPr>
           <w:lang w:val="zh_TW" w:bidi="zh_TW"/>
         </w:rPr>
         <w:t>，</w:t>
       </w:r>
-      <w:hyperlink r:id="rId180">
-        <w:r>
-          <w:rPr>
-            <w:lang w:val="zh_TW" w:bidi="zh_TW"/>
-          </w:rPr>
-          <w:rPr>
-            <w:color w:val="0000EE"/>
-            <w:u w:val="single"/>
-          </w:rPr>
-          <w:t>38:32</w:t>
-        </w:r>
-      </w:hyperlink>
+      <w:r>
+        <w:rPr>
+          <w:lang w:val="zh_TW" w:bidi="zh_TW"/>
+        </w:rPr>
+        <w:t>38:32</w:t>
+      </w:r>
       <w:r>
         <w:rPr>
           <w:lang w:val="zh_TW" w:bidi="zh_TW"/>
@@ -6581,18 +5507,12 @@
         </w:rPr>
         <w:t>聖經常提到星辰。神曾應許亞伯拉罕，他的後裔將如天上的星那樣繁多（</w:t>
       </w:r>
-      <w:hyperlink r:id="rId30">
-        <w:r>
-          <w:rPr>
-            <w:lang w:val="zh_TW" w:bidi="zh_TW"/>
-          </w:rPr>
-          <w:rPr>
-            <w:color w:val="0000EE"/>
-            <w:u w:val="single"/>
-          </w:rPr>
-          <w:t>創15:5</w:t>
-        </w:r>
-      </w:hyperlink>
+      <w:r>
+        <w:rPr>
+          <w:lang w:val="zh_TW" w:bidi="zh_TW"/>
+        </w:rPr>
+        <w:t>創15:5</w:t>
+      </w:r>
       <w:r>
         <w:rPr>
           <w:lang w:val="zh_TW" w:bidi="zh_TW"/>
@@ -6611,18 +5531,12 @@
         </w:rPr>
         <w:t>各有不同（</w:t>
       </w:r>
-      <w:hyperlink r:id="rId181">
-        <w:r>
-          <w:rPr>
-            <w:lang w:val="zh_TW" w:bidi="zh_TW"/>
-          </w:rPr>
-          <w:rPr>
-            <w:color w:val="0000EE"/>
-            <w:u w:val="single"/>
-          </w:rPr>
-          <w:t>林前15:41</w:t>
-        </w:r>
-      </w:hyperlink>
+      <w:r>
+        <w:rPr>
+          <w:lang w:val="zh_TW" w:bidi="zh_TW"/>
+        </w:rPr>
+        <w:t>林前15:41</w:t>
+      </w:r>
       <w:r>
         <w:rPr>
           <w:lang w:val="zh_TW" w:bidi="zh_TW"/>
@@ -6637,18 +5551,12 @@
           <w:lang w:val="zh_TW" w:bidi="zh_TW"/>
         </w:rPr>
       </w:r>
-      <w:hyperlink r:id="rId182">
-        <w:r>
-          <w:rPr>
-            <w:lang w:val="zh_TW" w:bidi="zh_TW"/>
-          </w:rPr>
-          <w:rPr>
-            <w:color w:val="0000EE"/>
-            <w:u w:val="single"/>
-          </w:rPr>
-          <w:t>猶大書13節</w:t>
-        </w:r>
-      </w:hyperlink>
+      <w:r>
+        <w:rPr>
+          <w:lang w:val="zh_TW" w:bidi="zh_TW"/>
+        </w:rPr>
+        <w:t>猶大書13節</w:t>
+      </w:r>
       <w:r>
         <w:rPr>
           <w:lang w:val="zh_TW" w:bidi="zh_TW"/>
